--- a/web/lab01/lab01.docx
+++ b/web/lab01/lab01.docx
@@ -30,7 +30,7 @@
         <w:t xml:space="preserve"> </w:t>
       </w:r>
       <w:r>
-        <w:t>42</w:t>
+        <w:t>41</w:t>
       </w:r>
     </w:p>
     <w:p>
@@ -100,15 +100,18 @@
               <w:autoSpaceDN w:val="0"/>
               <w:adjustRightInd w:val="0"/>
               <w:jc w:val="center"/>
-              <w:rPr>
-                <w:lang w:val="en-US"/>
-              </w:rPr>
             </w:pPr>
             <w:r>
               <w:rPr>
                 <w:lang w:val="en-US"/>
               </w:rPr>
-              <w:t>ассистент</w:t>
+              <w:t>канд. техн. наук</w:t>
+            </w:r>
+            <w:r>
+              <w:t xml:space="preserve">, </w:t>
+            </w:r>
+            <w:r>
+              <w:t>доцент</w:t>
             </w:r>
           </w:p>
         </w:tc>
@@ -198,10 +201,10 @@
               <w:jc w:val="center"/>
             </w:pPr>
             <w:r>
-              <w:t xml:space="preserve">Ю. В. </w:t>
+              <w:t xml:space="preserve">Е. Л. </w:t>
             </w:r>
             <w:r>
-              <w:t>Ветрова</w:t>
+              <w:t>Турнецкая</w:t>
             </w:r>
           </w:p>
         </w:tc>
@@ -421,6 +424,7 @@
           <w:p>
             <w:pPr>
               <w:pStyle w:val="Heading1"/>
+              <w:keepNext w:val="0"/>
               <w:spacing w:before="720" w:after="720"/>
               <w:rPr>
                 <w:b w:val="0"/>
@@ -432,7 +436,75 @@
                 <w:b w:val="0"/>
                 <w:szCs w:val="32"/>
               </w:rPr>
-              <w:t>СТРУКТУРИРОВАНИЕ ТЕКСТА И СОЗДАНИЕ ГИПЕРССЫЛОК</w:t>
+              <w:t xml:space="preserve">СОЗДАНИЕ ПРОЕКТА </w:t>
+            </w:r>
+            <w:r>
+              <w:rPr>
+                <w:b w:val="0"/>
+                <w:szCs w:val="32"/>
+                <w:lang w:val="en-US"/>
+              </w:rPr>
+              <w:t>NEXT</w:t>
+            </w:r>
+            <w:r>
+              <w:rPr>
+                <w:b w:val="0"/>
+                <w:szCs w:val="32"/>
+              </w:rPr>
+              <w:t>.</w:t>
+            </w:r>
+            <w:r>
+              <w:rPr>
+                <w:b w:val="0"/>
+                <w:szCs w:val="32"/>
+                <w:lang w:val="en-US"/>
+              </w:rPr>
+              <w:t>JS</w:t>
+            </w:r>
+            <w:r>
+              <w:rPr>
+                <w:b w:val="0"/>
+                <w:szCs w:val="32"/>
+              </w:rPr>
+              <w:t xml:space="preserve"> С ИСПОЛЬЗОВАНИЕМ </w:t>
+            </w:r>
+            <w:r>
+              <w:rPr>
+                <w:b w:val="0"/>
+                <w:szCs w:val="32"/>
+                <w:lang w:val="en-US"/>
+              </w:rPr>
+              <w:t>REACT</w:t>
+            </w:r>
+            <w:r>
+              <w:rPr>
+                <w:b w:val="0"/>
+                <w:szCs w:val="32"/>
+              </w:rPr>
+              <w:t xml:space="preserve">, </w:t>
+            </w:r>
+            <w:r>
+              <w:rPr>
+                <w:b w:val="0"/>
+                <w:szCs w:val="32"/>
+                <w:lang w:val="en-US"/>
+              </w:rPr>
+              <w:t>TYPESCRIPT</w:t>
+            </w:r>
+            <w:r>
+              <w:rPr>
+                <w:b w:val="0"/>
+                <w:szCs w:val="32"/>
+              </w:rPr>
+              <w:t xml:space="preserve"> И </w:t>
+            </w:r>
+            <w:r>
+              <w:rPr>
+                <w:b w:val="0"/>
+                <w:szCs w:val="32"/>
+                <w:lang w:val="en-US"/>
+              </w:rPr>
+              <w:t>APP</w:t>
             </w:r>
             <w:r>
               <w:rPr>
@@ -445,23 +517,9 @@
               <w:rPr>
                 <w:b w:val="0"/>
                 <w:szCs w:val="32"/>
-              </w:rPr>
-              <w:t xml:space="preserve">В </w:t>
-            </w:r>
-            <w:r>
-              <w:rPr>
-                <w:b w:val="0"/>
-                <w:szCs w:val="32"/>
                 <w:lang w:val="en-US"/>
               </w:rPr>
-              <w:t>WEB</w:t>
-            </w:r>
-            <w:r>
-              <w:rPr>
-                <w:b w:val="0"/>
-                <w:szCs w:val="32"/>
-              </w:rPr>
-              <w:t>-ДОКУМЕНТЕ</w:t>
+              <w:t>ROUTER</w:t>
             </w:r>
           </w:p>
         </w:tc>
@@ -526,7 +584,7 @@
                 <w:szCs w:val="28"/>
                 <w:lang w:val="ru-RU"/>
               </w:rPr>
-              <w:t>WEB-ТЕХНОЛОГИИ</w:t>
+              <w:t>WEB-ПРОГРАММИРОВАНИЕ</w:t>
             </w:r>
           </w:p>
         </w:tc>
@@ -943,13 +1001,142 @@
         <w:rPr>
           <w:lang w:val="en-US"/>
         </w:rPr>
+        <w:br w:type="page"/>
+      </w:r>
+    </w:p>
+    <w:p>
+      <w:pPr>
+        <w:pStyle w:val="DIV1"/>
+      </w:pPr>
+      <w:r>
+        <w:lastRenderedPageBreak/>
+        <w:t>Цель работы</w:t>
+      </w:r>
+    </w:p>
+    <w:p>
+      <w:pPr>
+        <w:pStyle w:val="MAINTEXT1"/>
+      </w:pPr>
+      <w:r>
+        <w:t xml:space="preserve">Цель работы: </w:t>
+      </w:r>
+      <w:r>
+        <w:t>подготовить среду разработки и создать начальную версию веб-приложения на основе Next.js, React и TypeScript с использованием App Router.</w:t>
+      </w:r>
+    </w:p>
+    <w:p>
+      <w:pPr>
+        <w:pStyle w:val="DIV1"/>
+      </w:pPr>
+      <w:r>
+        <w:t>О</w:t>
+      </w:r>
+      <w:r>
+        <w:t>писание концепции приложения</w:t>
+      </w:r>
+    </w:p>
+    <w:p>
+      <w:pPr>
+        <w:pStyle w:val="MAINTEXT1"/>
+      </w:pPr>
+      <w:r>
+        <w:t>В ходе выполнения лабораторной работы была разработана начальная версия учебного приложения QuestCity. Приложение задумано как агрегатор городских квестов, объединяющий сведения о предложениях разных организаторов в одном интерфейсе. На первом этапе реализован информационный каркас проекта: главная страница, страница «О проекте», навигация и представление трёх будущих возможностей сервиса.</w:t>
+      </w:r>
+    </w:p>
+    <w:p>
+      <w:pPr>
+        <w:pStyle w:val="DIV1"/>
+      </w:pPr>
+      <w:r>
+        <w:t>Решаемая проблема</w:t>
+      </w:r>
+      <w:r>
+        <w:t>,</w:t>
+      </w:r>
+      <w:r>
+        <w:t xml:space="preserve"> целевая аудитория</w:t>
+      </w:r>
+      <w:r>
+        <w:t xml:space="preserve"> и предметная</w:t>
+      </w:r>
+      <w:r>
         <w:t xml:space="preserve"> </w:t>
       </w:r>
       <w:r>
+        <w:t>сущность</w:t>
+      </w:r>
+    </w:p>
+    <w:p>
+      <w:pPr>
+        <w:pStyle w:val="MAINTEXT1"/>
         <w:rPr>
           <w:lang w:val="en-US"/>
         </w:rPr>
-        <w:br w:type="page"/>
+      </w:pPr>
+      <w:r>
+        <w:t>Информация о городских квестах часто распределена между сайтами отдельных организаторов. Из-за этого пользователю приходится самостоятельно искать площадки, открывать несколько ресурсов и сравнивать жанры, стоимость, сложность, продолжительность, число игроков и другие характеристики. QuestCity должен сократить количество таких действий: собрать предложения в одном веб-приложении и предоставить понятный интерфейс для поиска и выбора подходящего варианта.</w:t>
+      </w:r>
+    </w:p>
+    <w:p>
+      <w:pPr>
+        <w:pStyle w:val="MAINTEXT1"/>
+      </w:pPr>
+      <w:r>
+        <w:t>Целевая аудитория приложения — жители города и туристы, заинтересованные в посещении квестов. Сервис ориентирован на компании друзей, пары, семьи и отдельных пользователей, которые хотят выбрать развлечение с учётом интересующих характеристик.</w:t>
+      </w:r>
+    </w:p>
+    <w:p>
+      <w:pPr>
+        <w:pStyle w:val="MAINTEXT1"/>
+      </w:pPr>
+      <w:r>
+        <w:t>Главной предметной сущностью приложения является квест. В последующих версиях с этой сущностью могут быть связаны название, описание, изображения, жанр, адрес, организатор, допустимое количество игроков, продолжительность, уровни сложности и страха, возрастное ограничение, цена, рейтинг, отзывы и доступные сеансы. В рамках лабораторной работы № 1 полноценная модель данных не создавалась.</w:t>
+      </w:r>
+    </w:p>
+    <w:p>
+      <w:pPr>
+        <w:pStyle w:val="MAINTEXT1"/>
+      </w:pPr>
+    </w:p>
+    <w:p>
+      <w:pPr>
+        <w:pStyle w:val="MAINTEXT1"/>
+      </w:pPr>
+      <w:r>
+        <w:lastRenderedPageBreak/>
+        <w:t>Первоначальная концепция предусматривает следующие пользовательские возможности:</w:t>
+      </w:r>
+    </w:p>
+    <w:p>
+      <w:pPr>
+        <w:pStyle w:val="LIST2"/>
+      </w:pPr>
+      <w:r>
+        <w:t>просмотр каталога городских квестов;</w:t>
+      </w:r>
+    </w:p>
+    <w:p>
+      <w:pPr>
+        <w:pStyle w:val="LIST2"/>
+      </w:pPr>
+      <w:r>
+        <w:t>поиск и подбор квестов по характеристикам;</w:t>
+      </w:r>
+    </w:p>
+    <w:p>
+      <w:pPr>
+        <w:pStyle w:val="LIST2"/>
+      </w:pPr>
+      <w:r>
+        <w:t>сохранение интересных квестов в избранное.</w:t>
+      </w:r>
+    </w:p>
+    <w:p>
+      <w:pPr>
+        <w:pStyle w:val="MAINTEXT1"/>
+      </w:pPr>
+      <w:r>
+        <w:t>Дальнейшее развитие проекта предполагает создание каталога, динамических страниц отдельных квестов, поиска, фильтрации, отзывов, бронирования, учётных записей и личного кабинета. Перечисленная функциональность относится к будущим лабораторным работам и в текущей версии не реализована.</w:t>
       </w:r>
     </w:p>
     <w:p>
@@ -957,53 +1144,554 @@
         <w:pStyle w:val="DIV1"/>
       </w:pPr>
       <w:r>
-        <w:lastRenderedPageBreak/>
-        <w:t>Цель работы</w:t>
-      </w:r>
-    </w:p>
-    <w:p>
-      <w:pPr>
-        <w:pStyle w:val="MAINTEXT1"/>
-      </w:pPr>
-      <w:r>
-        <w:t xml:space="preserve">Цель работы: </w:t>
-      </w:r>
-      <w:r>
-        <w:t>приобретение навыков создания web-документов, структурирования и оформления текста средствами HTML 5.0, а также создания текстовых и графических гиперссылок.</w:t>
-      </w:r>
-    </w:p>
-    <w:p>
-      <w:pPr>
-        <w:pStyle w:val="DIV1"/>
-      </w:pPr>
-      <w:r>
-        <w:t>Задание</w:t>
-      </w:r>
-    </w:p>
-    <w:p>
-      <w:pPr>
-        <w:pStyle w:val="MAINTEXT1"/>
-      </w:pPr>
-      <w:r>
-        <w:t xml:space="preserve">Требуется </w:t>
-      </w:r>
-      <w:r>
-        <w:t>создать</w:t>
-      </w:r>
-      <w:r>
-        <w:t xml:space="preserve"> двустраничный</w:t>
-      </w:r>
-      <w:r>
-        <w:t xml:space="preserve"> веб-сайт на </w:t>
-      </w:r>
-      <w:r>
+        <w:t>Ход выполнения</w:t>
+      </w:r>
+    </w:p>
+    <w:p>
+      <w:pPr>
+        <w:pStyle w:val="DIV2"/>
         <w:rPr>
           <w:lang w:val="en-US"/>
         </w:rPr>
-        <w:t>HTML</w:t>
-      </w:r>
-      <w:r>
-        <w:t xml:space="preserve"> с информацией об авторе и коллекцией произведений русских классических поэтов. Сайт должен состоять из двух взаимосвязанных страниц: главной страницы с личной информацией и страницы со стихотворениями. Необходимо было реализовать навигацию между страницами через гиперссылки с якорями и оформить страницы с использованием </w:t>
+      </w:pPr>
+      <w:r>
+        <w:t xml:space="preserve">Создание нового приложения </w:t>
+      </w:r>
+      <w:r>
+        <w:rPr>
+          <w:lang w:val="en-US"/>
+        </w:rPr>
+        <w:t>Next</w:t>
+      </w:r>
+      <w:r>
+        <w:t>.</w:t>
+      </w:r>
+      <w:r>
+        <w:rPr>
+          <w:lang w:val="en-US"/>
+        </w:rPr>
+        <w:t>js</w:t>
+      </w:r>
+    </w:p>
+    <w:p>
+      <w:pPr>
+        <w:pStyle w:val="MAINTEXT2"/>
+        <w:ind w:left="401"/>
+      </w:pPr>
+      <w:r>
+        <w:t xml:space="preserve">Для выполнения работы использовались среда выполнения </w:t>
+      </w:r>
+      <w:r>
+        <w:rPr>
+          <w:lang w:val="en-US"/>
+        </w:rPr>
+        <w:t>Node</w:t>
+      </w:r>
+      <w:r>
+        <w:t>.</w:t>
+      </w:r>
+      <w:r>
+        <w:rPr>
+          <w:lang w:val="en-US"/>
+        </w:rPr>
+        <w:t>js</w:t>
+      </w:r>
+      <w:r>
+        <w:t xml:space="preserve"> версии </w:t>
+      </w:r>
+      <w:r>
+        <w:rPr>
+          <w:lang w:val="en-US"/>
+        </w:rPr>
+        <w:t>v</w:t>
+      </w:r>
+      <w:r>
+        <w:t xml:space="preserve">22.13.1 и пакетный менеджер </w:t>
+      </w:r>
+      <w:r>
+        <w:rPr>
+          <w:lang w:val="en-US"/>
+        </w:rPr>
+        <w:t>npm</w:t>
+      </w:r>
+      <w:r>
+        <w:t xml:space="preserve"> версии 11.19.1. На рисунке 1 представлено отображение версий </w:t>
+      </w:r>
+      <w:r>
+        <w:rPr>
+          <w:lang w:val="en-US"/>
+        </w:rPr>
+        <w:t>Node</w:t>
+      </w:r>
+      <w:r>
+        <w:t>.</w:t>
+      </w:r>
+      <w:r>
+        <w:rPr>
+          <w:lang w:val="en-US"/>
+        </w:rPr>
+        <w:t>js</w:t>
+      </w:r>
+      <w:r>
+        <w:t xml:space="preserve"> и </w:t>
+      </w:r>
+      <w:r>
+        <w:rPr>
+          <w:lang w:val="en-US"/>
+        </w:rPr>
+        <w:t>npm</w:t>
+      </w:r>
+      <w:r>
+        <w:t>, использованных при выполнении работы.</w:t>
+      </w:r>
+    </w:p>
+    <w:p>
+      <w:pPr>
+        <w:pStyle w:val="MAINTEXT2"/>
+        <w:ind w:left="401"/>
+      </w:pPr>
+    </w:p>
+    <w:p>
+      <w:pPr>
+        <w:pStyle w:val="MAINTEXT2"/>
+        <w:ind w:left="401"/>
+      </w:pPr>
+      <w:r>
+        <w:t>[МЕСТО ДЛЯ РИСУНКА 1]</w:t>
+      </w:r>
+    </w:p>
+    <w:p>
+      <w:pPr>
+        <w:pStyle w:val="MAINTEXT2"/>
+        <w:ind w:left="401"/>
+      </w:pPr>
+    </w:p>
+    <w:p>
+      <w:pPr>
+        <w:pStyle w:val="MAINTEXT2"/>
+        <w:ind w:left="401"/>
+      </w:pPr>
+      <w:r>
+        <w:t xml:space="preserve">Рисунок 1 – Версии </w:t>
+      </w:r>
+      <w:r>
+        <w:rPr>
+          <w:lang w:val="en-US"/>
+        </w:rPr>
+        <w:t>Node</w:t>
+      </w:r>
+      <w:r>
+        <w:t>.</w:t>
+      </w:r>
+      <w:r>
+        <w:rPr>
+          <w:lang w:val="en-US"/>
+        </w:rPr>
+        <w:t>js</w:t>
+      </w:r>
+      <w:r>
+        <w:t xml:space="preserve"> и </w:t>
+      </w:r>
+      <w:r>
+        <w:rPr>
+          <w:lang w:val="en-US"/>
+        </w:rPr>
+        <w:t>npm</w:t>
+      </w:r>
+    </w:p>
+    <w:p>
+      <w:pPr>
+        <w:pStyle w:val="MAINTEXT2"/>
+        <w:ind w:left="401"/>
+      </w:pPr>
+    </w:p>
+    <w:p>
+      <w:pPr>
+        <w:pStyle w:val="MAINTEXT2"/>
+        <w:ind w:left="401"/>
+      </w:pPr>
+      <w:r>
+        <w:t>При создании проекта были выбраны следующие параметры</w:t>
+      </w:r>
+      <w:r>
+        <w:t xml:space="preserve"> (</w:t>
+      </w:r>
+      <w:r>
+        <w:t>рисунок 2</w:t>
+      </w:r>
+      <w:r>
+        <w:t>)</w:t>
+      </w:r>
+      <w:r>
+        <w:t>:</w:t>
+      </w:r>
+    </w:p>
+    <w:p>
+      <w:pPr>
+        <w:pStyle w:val="MAINTEXT2"/>
+        <w:ind w:left="401"/>
+      </w:pPr>
+    </w:p>
+    <w:p>
+      <w:pPr>
+        <w:pStyle w:val="MAINTEXT2"/>
+        <w:ind w:left="401"/>
+      </w:pPr>
+      <w:r>
+        <w:t>Приложение размещено в корневом каталоге</w:t>
+      </w:r>
+      <w:r>
+        <w:rPr>
+          <w:lang w:val="en-US"/>
+        </w:rPr>
+        <w:t> app</w:t>
+      </w:r>
+      <w:r>
+        <w:t>, а внутренний каталог</w:t>
+      </w:r>
+      <w:r>
+        <w:rPr>
+          <w:lang w:val="en-US"/>
+        </w:rPr>
+        <w:t> app</w:t>
+      </w:r>
+      <w:r>
+        <w:t>/</w:t>
+      </w:r>
+      <w:r>
+        <w:rPr>
+          <w:lang w:val="en-US"/>
+        </w:rPr>
+        <w:t>app </w:t>
+      </w:r>
+      <w:r>
+        <w:t xml:space="preserve">используется маршрутизатором </w:t>
+      </w:r>
+      <w:r>
+        <w:rPr>
+          <w:lang w:val="en-US"/>
+        </w:rPr>
+        <w:t>Next</w:t>
+      </w:r>
+      <w:r>
+        <w:t>.</w:t>
+      </w:r>
+      <w:r>
+        <w:rPr>
+          <w:lang w:val="en-US"/>
+        </w:rPr>
+        <w:t>js</w:t>
+      </w:r>
+      <w:r>
+        <w:t xml:space="preserve">. Такая организация отделяет исходный проект </w:t>
+      </w:r>
+      <w:r>
+        <w:rPr>
+          <w:lang w:val="en-US"/>
+        </w:rPr>
+        <w:t>QuestCity</w:t>
+      </w:r>
+      <w:r>
+        <w:t xml:space="preserve"> от материалов лабораторных работ.</w:t>
+      </w:r>
+    </w:p>
+    <w:p>
+      <w:pPr>
+        <w:pStyle w:val="DIV2"/>
+      </w:pPr>
+      <w:r>
+        <w:t>Создание файловой структуры проекта</w:t>
+      </w:r>
+    </w:p>
+    <w:p>
+      <w:pPr>
+        <w:pStyle w:val="MAINTEXT2"/>
+        <w:ind w:left="401"/>
+      </w:pPr>
+      <w:r>
+        <w:t>Основные файлы и каталоги проекта имеют следующую структуру</w:t>
+      </w:r>
+      <w:r>
+        <w:t xml:space="preserve"> (рисунок 3)</w:t>
+      </w:r>
+      <w:r>
+        <w:t>:</w:t>
+      </w:r>
+    </w:p>
+    <w:p>
+      <w:pPr>
+        <w:pStyle w:val="MAINTEXT2"/>
+        <w:ind w:left="401"/>
+      </w:pPr>
+    </w:p>
+    <w:p>
+      <w:pPr>
+        <w:pStyle w:val="MAINTEXT2"/>
+        <w:ind w:left="401"/>
+      </w:pPr>
+      <w:r>
+        <w:t>Файл</w:t>
+      </w:r>
+      <w:r>
+        <w:rPr>
+          <w:lang w:val="en-US"/>
+        </w:rPr>
+        <w:t> app</w:t>
+      </w:r>
+      <w:r>
+        <w:t>/</w:t>
+      </w:r>
+      <w:r>
+        <w:rPr>
+          <w:lang w:val="en-US"/>
+        </w:rPr>
+        <w:t>app</w:t>
+      </w:r>
+      <w:r>
+        <w:t>/</w:t>
+      </w:r>
+      <w:r>
+        <w:rPr>
+          <w:lang w:val="en-US"/>
+        </w:rPr>
+        <w:t>layout</w:t>
+      </w:r>
+      <w:r>
+        <w:t>.</w:t>
+      </w:r>
+      <w:r>
+        <w:rPr>
+          <w:lang w:val="en-US"/>
+        </w:rPr>
+        <w:t>tsx </w:t>
+      </w:r>
+      <w:r>
+        <w:t>содержит корневой макет, обязательные элементы</w:t>
+      </w:r>
+      <w:r>
+        <w:rPr>
+          <w:lang w:val="en-US"/>
+        </w:rPr>
+        <w:t> html </w:t>
+      </w:r>
+      <w:r>
+        <w:t>и</w:t>
+      </w:r>
+      <w:r>
+        <w:rPr>
+          <w:lang w:val="en-US"/>
+        </w:rPr>
+        <w:t> body</w:t>
+      </w:r>
+      <w:r>
+        <w:t>, атрибут</w:t>
+      </w:r>
+      <w:r>
+        <w:rPr>
+          <w:lang w:val="en-US"/>
+        </w:rPr>
+        <w:t> lang</w:t>
+      </w:r>
+      <w:r>
+        <w:t>="</w:t>
+      </w:r>
+      <w:r>
+        <w:rPr>
+          <w:lang w:val="en-US"/>
+        </w:rPr>
+        <w:t>ru</w:t>
+      </w:r>
+      <w:r>
+        <w:t>", импорт глобальной таблицы стилей и метаданные приложения. В метаданных указаны название</w:t>
+      </w:r>
+      <w:r>
+        <w:rPr>
+          <w:lang w:val="en-US"/>
+        </w:rPr>
+        <w:t> QuestCity </w:t>
+      </w:r>
+      <w:r>
+        <w:t>и описание «Агрегатор городских квестов». Файл</w:t>
+      </w:r>
+      <w:r>
+        <w:rPr>
+          <w:lang w:val="en-US"/>
+        </w:rPr>
+        <w:t> app</w:t>
+      </w:r>
+      <w:r>
+        <w:t>/</w:t>
+      </w:r>
+      <w:r>
+        <w:rPr>
+          <w:lang w:val="en-US"/>
+        </w:rPr>
+        <w:t>app</w:t>
+      </w:r>
+      <w:r>
+        <w:t>/</w:t>
+      </w:r>
+      <w:r>
+        <w:rPr>
+          <w:lang w:val="en-US"/>
+        </w:rPr>
+        <w:t>page</w:t>
+      </w:r>
+      <w:r>
+        <w:t>.</w:t>
+      </w:r>
+      <w:r>
+        <w:rPr>
+          <w:lang w:val="en-US"/>
+        </w:rPr>
+        <w:t>tsx </w:t>
+      </w:r>
+      <w:r>
+        <w:t>формирует маршрут</w:t>
+      </w:r>
+      <w:r>
+        <w:rPr>
+          <w:lang w:val="en-US"/>
+        </w:rPr>
+        <w:t> </w:t>
+      </w:r>
+      <w:r>
+        <w:t>/, а файл</w:t>
+      </w:r>
+      <w:r>
+        <w:rPr>
+          <w:lang w:val="en-US"/>
+        </w:rPr>
+        <w:t> app</w:t>
+      </w:r>
+      <w:r>
+        <w:t>/</w:t>
+      </w:r>
+      <w:r>
+        <w:rPr>
+          <w:lang w:val="en-US"/>
+        </w:rPr>
+        <w:t>app</w:t>
+      </w:r>
+      <w:r>
+        <w:t>/</w:t>
+      </w:r>
+      <w:r>
+        <w:rPr>
+          <w:lang w:val="en-US"/>
+        </w:rPr>
+        <w:t>about</w:t>
+      </w:r>
+      <w:r>
+        <w:t>/</w:t>
+      </w:r>
+      <w:r>
+        <w:rPr>
+          <w:lang w:val="en-US"/>
+        </w:rPr>
+        <w:t>page</w:t>
+      </w:r>
+      <w:r>
+        <w:t>.</w:t>
+      </w:r>
+      <w:r>
+        <w:rPr>
+          <w:lang w:val="en-US"/>
+        </w:rPr>
+        <w:t>tsx </w:t>
+      </w:r>
+      <w:r>
+        <w:t>— маршрут</w:t>
+      </w:r>
+      <w:r>
+        <w:rPr>
+          <w:lang w:val="en-US"/>
+        </w:rPr>
+        <w:t> </w:t>
+      </w:r>
+      <w:r>
+        <w:t>/</w:t>
+      </w:r>
+      <w:r>
+        <w:rPr>
+          <w:lang w:val="en-US"/>
+        </w:rPr>
+        <w:t>about</w:t>
+      </w:r>
+      <w:r>
+        <w:t>. Переиспользуемые элементы интерфейса размещены в каталоге</w:t>
+      </w:r>
+      <w:r>
+        <w:rPr>
+          <w:lang w:val="en-US"/>
+        </w:rPr>
+        <w:t> app</w:t>
+      </w:r>
+      <w:r>
+        <w:t>/</w:t>
+      </w:r>
+      <w:r>
+        <w:rPr>
+          <w:lang w:val="en-US"/>
+        </w:rPr>
+        <w:t>app</w:t>
+      </w:r>
+      <w:r>
+        <w:t>/</w:t>
+      </w:r>
+      <w:r>
+        <w:rPr>
+          <w:lang w:val="en-US"/>
+        </w:rPr>
+        <w:t>ui</w:t>
+      </w:r>
+      <w:r>
+        <w:t>. Оформление обеих страниц определено в</w:t>
+      </w:r>
+      <w:r>
+        <w:rPr>
+          <w:lang w:val="en-US"/>
+        </w:rPr>
+        <w:t> app</w:t>
+      </w:r>
+      <w:r>
+        <w:t>/</w:t>
+      </w:r>
+      <w:r>
+        <w:rPr>
+          <w:lang w:val="en-US"/>
+        </w:rPr>
+        <w:t>app</w:t>
+      </w:r>
+      <w:r>
+        <w:t>/</w:t>
+      </w:r>
+      <w:r>
+        <w:rPr>
+          <w:lang w:val="en-US"/>
+        </w:rPr>
+        <w:t>globals</w:t>
+      </w:r>
+      <w:r>
+        <w:t>.</w:t>
+      </w:r>
+      <w:r>
+        <w:rPr>
+          <w:lang w:val="en-US"/>
+        </w:rPr>
+        <w:t>css </w:t>
+      </w:r>
+      <w:r>
+        <w:t xml:space="preserve">без </w:t>
+      </w:r>
+      <w:r>
+        <w:rPr>
+          <w:lang w:val="en-US"/>
+        </w:rPr>
+        <w:t>Tailwind</w:t>
+      </w:r>
+      <w:r>
+        <w:t xml:space="preserve"> </w:t>
       </w:r>
       <w:r>
         <w:rPr>
@@ -1012,7 +1700,618 @@
         <w:t>CSS</w:t>
       </w:r>
       <w:r>
-        <w:t xml:space="preserve"> для придания удобства восприятия.</w:t>
+        <w:t xml:space="preserve"> и сторонних </w:t>
+      </w:r>
+      <w:r>
+        <w:rPr>
+          <w:lang w:val="en-US"/>
+        </w:rPr>
+        <w:t>UI</w:t>
+      </w:r>
+      <w:r>
+        <w:t>-библиотек.</w:t>
+      </w:r>
+    </w:p>
+    <w:p>
+      <w:pPr>
+        <w:pStyle w:val="MAINTEXT2"/>
+        <w:ind w:left="401"/>
+      </w:pPr>
+      <w:r>
+        <w:t xml:space="preserve">На рисунке 2 представлена структура проекта </w:t>
+      </w:r>
+      <w:r>
+        <w:rPr>
+          <w:lang w:val="en-US"/>
+        </w:rPr>
+        <w:t>QuestCity</w:t>
+      </w:r>
+      <w:r>
+        <w:t xml:space="preserve"> после реализации лабораторной работы.</w:t>
+      </w:r>
+    </w:p>
+    <w:p>
+      <w:pPr>
+        <w:pStyle w:val="MAINTEXT2"/>
+        <w:ind w:left="401"/>
+      </w:pPr>
+      <w:r>
+        <w:t>[МЕСТО ДЛЯ РИСУНКА 2]</w:t>
+      </w:r>
+    </w:p>
+    <w:p>
+      <w:pPr>
+        <w:pStyle w:val="MAINTEXT2"/>
+        <w:ind w:left="401"/>
+      </w:pPr>
+      <w:r>
+        <w:t xml:space="preserve">Рисунок 2 – Структура проекта </w:t>
+      </w:r>
+      <w:r>
+        <w:rPr>
+          <w:lang w:val="en-US"/>
+        </w:rPr>
+        <w:t>QuestCity</w:t>
+      </w:r>
+    </w:p>
+    <w:p>
+      <w:pPr>
+        <w:pStyle w:val="DIV2"/>
+      </w:pPr>
+      <w:r>
+        <w:t xml:space="preserve">Создание первого </w:t>
+      </w:r>
+      <w:r>
+        <w:rPr>
+          <w:lang w:val="en-US"/>
+        </w:rPr>
+        <w:t>React-</w:t>
+      </w:r>
+      <w:r>
+        <w:t>компонента</w:t>
+      </w:r>
+    </w:p>
+    <w:p>
+      <w:pPr>
+        <w:pStyle w:val="MAINTEXT2"/>
+        <w:ind w:left="401"/>
+      </w:pPr>
+      <w:r>
+        <w:t>Для отображения предполагаемых возможностей сервиса был создан компонент FeatureCard. Его свойства описаны типом FeatureCardProps и обёрнуты в Readonly. Компонент принимает обязательные строковые свойства title и description, благодаря чему TypeScript проверяет корректность его использования. Семантический элемент article позволяет воспринимать каждую карточку как самостоятельный информационный блок.</w:t>
+      </w:r>
+    </w:p>
+    <w:p>
+      <w:pPr>
+        <w:pStyle w:val="MAINTEXT2"/>
+        <w:ind w:left="401"/>
+      </w:pPr>
+      <w:r>
+        <w:t>Листинг 1 содержит код компонента FeatureCard.</w:t>
+      </w:r>
+    </w:p>
+    <w:p>
+      <w:pPr>
+        <w:pStyle w:val="LISTINGCAPTION"/>
+        <w:rPr>
+          <w:lang w:val="en-US"/>
+        </w:rPr>
+      </w:pPr>
+      <w:r>
+        <w:t>Листинг</w:t>
+      </w:r>
+      <w:r>
+        <w:rPr>
+          <w:lang w:val="en-US"/>
+        </w:rPr>
+        <w:t xml:space="preserve"> </w:t>
+      </w:r>
+      <w:r>
+        <w:fldChar w:fldCharType="begin"/>
+      </w:r>
+      <w:r>
+        <w:rPr>
+          <w:lang w:val="en-US"/>
+        </w:rPr>
+        <w:instrText xml:space="preserve"> </w:instrText>
+      </w:r>
+      <w:r>
+        <w:rPr>
+          <w:lang w:val="en-US"/>
+        </w:rPr>
+        <w:instrText>SEQ</w:instrText>
+      </w:r>
+      <w:r>
+        <w:rPr>
+          <w:lang w:val="en-US"/>
+        </w:rPr>
+        <w:instrText xml:space="preserve"> </w:instrText>
+      </w:r>
+      <w:r>
+        <w:instrText>Листинг</w:instrText>
+      </w:r>
+      <w:r>
+        <w:rPr>
+          <w:lang w:val="en-US"/>
+        </w:rPr>
+        <w:instrText xml:space="preserve"> \* </w:instrText>
+      </w:r>
+      <w:r>
+        <w:rPr>
+          <w:lang w:val="en-US"/>
+        </w:rPr>
+        <w:instrText>ARABIC</w:instrText>
+      </w:r>
+      <w:r>
+        <w:rPr>
+          <w:lang w:val="en-US"/>
+        </w:rPr>
+        <w:instrText xml:space="preserve"> </w:instrText>
+      </w:r>
+      <w:r>
+        <w:fldChar w:fldCharType="separate"/>
+      </w:r>
+      <w:r>
+        <w:rPr>
+          <w:noProof/>
+          <w:lang w:val="en-US"/>
+        </w:rPr>
+        <w:t>1</w:t>
+      </w:r>
+      <w:r>
+        <w:fldChar w:fldCharType="end"/>
+      </w:r>
+      <w:r>
+        <w:rPr>
+          <w:lang w:val="en-US"/>
+        </w:rPr>
+        <w:t xml:space="preserve"> — </w:t>
+      </w:r>
+      <w:r>
+        <w:rPr>
+          <w:lang w:val="en-US"/>
+        </w:rPr>
+        <w:t>Компонент FeatureCard</w:t>
+      </w:r>
+    </w:p>
+    <w:p>
+      <w:pPr>
+        <w:pStyle w:val="LISTINGBODY"/>
+      </w:pPr>
+      <w:r>
+        <w:t>type FeatureCardProps = Readonly&lt;{</w:t>
+      </w:r>
+    </w:p>
+    <w:p>
+      <w:pPr>
+        <w:pStyle w:val="LISTINGBODY"/>
+      </w:pPr>
+      <w:r>
+        <w:t xml:space="preserve">  title: string;</w:t>
+      </w:r>
+    </w:p>
+    <w:p>
+      <w:pPr>
+        <w:pStyle w:val="LISTINGBODY"/>
+      </w:pPr>
+      <w:r>
+        <w:t xml:space="preserve">  description: string;</w:t>
+      </w:r>
+    </w:p>
+    <w:p>
+      <w:pPr>
+        <w:pStyle w:val="LISTINGBODY"/>
+      </w:pPr>
+      <w:r>
+        <w:t>}&gt;;</w:t>
+      </w:r>
+    </w:p>
+    <w:p>
+      <w:pPr>
+        <w:pStyle w:val="LISTINGBODY"/>
+      </w:pPr>
+    </w:p>
+    <w:p>
+      <w:pPr>
+        <w:pStyle w:val="LISTINGBODY"/>
+      </w:pPr>
+      <w:r>
+        <w:t>export default function FeatureCard({</w:t>
+      </w:r>
+    </w:p>
+    <w:p>
+      <w:pPr>
+        <w:pStyle w:val="LISTINGBODY"/>
+      </w:pPr>
+      <w:r>
+        <w:t xml:space="preserve">  title,</w:t>
+      </w:r>
+    </w:p>
+    <w:p>
+      <w:pPr>
+        <w:pStyle w:val="LISTINGBODY"/>
+      </w:pPr>
+      <w:r>
+        <w:t xml:space="preserve">  description,</w:t>
+      </w:r>
+    </w:p>
+    <w:p>
+      <w:pPr>
+        <w:pStyle w:val="LISTINGBODY"/>
+      </w:pPr>
+      <w:r>
+        <w:t>}: FeatureCardProps) {</w:t>
+      </w:r>
+    </w:p>
+    <w:p>
+      <w:pPr>
+        <w:pStyle w:val="LISTINGBODY"/>
+      </w:pPr>
+      <w:r>
+        <w:t xml:space="preserve">  return (</w:t>
+      </w:r>
+    </w:p>
+    <w:p>
+      <w:pPr>
+        <w:pStyle w:val="LISTINGBODY"/>
+      </w:pPr>
+      <w:r>
+        <w:t xml:space="preserve">    &lt;article className="feature-card"&gt;</w:t>
+      </w:r>
+    </w:p>
+    <w:p>
+      <w:pPr>
+        <w:pStyle w:val="LISTINGBODY"/>
+      </w:pPr>
+      <w:r>
+        <w:t xml:space="preserve">      &lt;span className="feature-card__marker" aria-hidden="true" /&gt;</w:t>
+      </w:r>
+    </w:p>
+    <w:p>
+      <w:pPr>
+        <w:pStyle w:val="LISTINGBODY"/>
+      </w:pPr>
+      <w:r>
+        <w:lastRenderedPageBreak/>
+        <w:t xml:space="preserve">      &lt;h3&gt;{title}&lt;/h3&gt;</w:t>
+      </w:r>
+    </w:p>
+    <w:p>
+      <w:pPr>
+        <w:pStyle w:val="LISTINGBODY"/>
+      </w:pPr>
+      <w:r>
+        <w:t xml:space="preserve">      &lt;p&gt;{description}&lt;/p&gt;</w:t>
+      </w:r>
+    </w:p>
+    <w:p>
+      <w:pPr>
+        <w:pStyle w:val="LISTINGBODY"/>
+      </w:pPr>
+      <w:r>
+        <w:t xml:space="preserve">    &lt;/article&gt;</w:t>
+      </w:r>
+    </w:p>
+    <w:p>
+      <w:pPr>
+        <w:pStyle w:val="LISTINGBODY"/>
+      </w:pPr>
+      <w:r>
+        <w:t xml:space="preserve">  );</w:t>
+      </w:r>
+    </w:p>
+    <w:p>
+      <w:pPr>
+        <w:pStyle w:val="LISTINGBODY"/>
+        <w:rPr>
+          <w:lang w:val="ru-RU"/>
+        </w:rPr>
+      </w:pPr>
+      <w:r>
+        <w:t>}</w:t>
+      </w:r>
+    </w:p>
+    <w:p>
+      <w:pPr>
+        <w:pStyle w:val="DIV2"/>
+      </w:pPr>
+      <w:r>
+        <w:t>Реализация главной страницы</w:t>
+      </w:r>
+    </w:p>
+    <w:p>
+      <w:pPr>
+        <w:pStyle w:val="MAINTEXT2"/>
+        <w:ind w:left="401"/>
+      </w:pPr>
+      <w:r>
+        <w:t>Главная страница оформлена как первый экран городского сервиса развлечений. В верхней части размещены название QuestCity и ссылка на страницу «О проекте». Основной блок объясняет проблему разрозненной информации о квестах, назначение агрегатора и его целевую аудиторию. Далее расположен раздел «Возможности», в котором компонент FeatureCard используется три раза для представления каталога, поиска и избранного. Информационный блок в нижней части дополнительно поясняет назначение приложения.</w:t>
+      </w:r>
+    </w:p>
+    <w:p>
+      <w:pPr>
+        <w:pStyle w:val="MAINTEXT2"/>
+        <w:ind w:left="401"/>
+      </w:pPr>
+    </w:p>
+    <w:p>
+      <w:pPr>
+        <w:pStyle w:val="MAINTEXT2"/>
+        <w:ind w:left="401"/>
+      </w:pPr>
+      <w:r>
+        <w:t>Для структуры страницы использованы семантические элементы main, section, header, nav, aside, article и footer. Переход на маршрут /about реализован компонентом Link из пакета next/link. Страница остаётся серверным компонентом, поскольку клиентское состояние и обработчики событий для требований первой лабораторной работы не нужны.</w:t>
+      </w:r>
+    </w:p>
+    <w:p>
+      <w:pPr>
+        <w:pStyle w:val="MAINTEXT2"/>
+        <w:ind w:left="401"/>
+      </w:pPr>
+    </w:p>
+    <w:p>
+      <w:pPr>
+        <w:pStyle w:val="MAINTEXT2"/>
+        <w:ind w:left="401"/>
+      </w:pPr>
+      <w:r>
+        <w:t>Листинг 2 содержит код главной страницы</w:t>
+      </w:r>
+      <w:r>
+        <w:t xml:space="preserve"> (</w:t>
+      </w:r>
+      <w:r>
+        <w:t>см. Приложение</w:t>
+      </w:r>
+      <w:r>
+        <w:t>)</w:t>
+      </w:r>
+      <w:r>
+        <w:t>.</w:t>
+      </w:r>
+    </w:p>
+    <w:p>
+      <w:pPr>
+        <w:pStyle w:val="MAINTEXT2"/>
+        <w:ind w:left="401"/>
+      </w:pPr>
+    </w:p>
+    <w:p>
+      <w:pPr>
+        <w:pStyle w:val="MAINTEXT2"/>
+        <w:ind w:left="401"/>
+      </w:pPr>
+      <w:r>
+        <w:t>Для оформления создана глобальная таблица стилей globals.css. В ней заданы нейтральная тёмная палитра первого экрана, контрастный акцентный цвет, читаемая типографика, сетки карточек, состояния наведения и focus-visible. Медиазапросы изменяют сетки и отступы на планшетной и мобильной ширине. Также учитывается системная настройка уменьшения анимации.</w:t>
+      </w:r>
+    </w:p>
+    <w:p>
+      <w:pPr>
+        <w:pStyle w:val="MAINTEXT2"/>
+        <w:ind w:left="401"/>
+      </w:pPr>
+    </w:p>
+    <w:p>
+      <w:pPr>
+        <w:pStyle w:val="MAINTEXT2"/>
+        <w:ind w:left="401"/>
+      </w:pPr>
+      <w:r>
+        <w:t>На рисунке 3 представлена главная страница приложения QuestCity.</w:t>
+      </w:r>
+    </w:p>
+    <w:p>
+      <w:pPr>
+        <w:pStyle w:val="MAINTEXT2"/>
+        <w:ind w:left="401"/>
+      </w:pPr>
+    </w:p>
+    <w:p>
+      <w:pPr>
+        <w:pStyle w:val="MAINTEXT2"/>
+        <w:ind w:left="401"/>
+      </w:pPr>
+      <w:r>
+        <w:lastRenderedPageBreak/>
+        <w:t>[МЕСТО ДЛЯ РИСУНКА 3]</w:t>
+      </w:r>
+    </w:p>
+    <w:p>
+      <w:pPr>
+        <w:pStyle w:val="MAINTEXT2"/>
+        <w:ind w:left="401"/>
+      </w:pPr>
+    </w:p>
+    <w:p>
+      <w:pPr>
+        <w:pStyle w:val="MAINTEXT2"/>
+        <w:ind w:left="401"/>
+      </w:pPr>
+      <w:r>
+        <w:t>Рисунок 3 – Главная страница приложения QuestCity</w:t>
+      </w:r>
+    </w:p>
+    <w:p>
+      <w:pPr>
+        <w:pStyle w:val="DIV2"/>
+      </w:pPr>
+      <w:r>
+        <w:rPr>
+          <w:lang w:val="en-US"/>
+        </w:rPr>
+        <w:t>Реализация страницы «О проекте»</w:t>
+      </w:r>
+    </w:p>
+    <w:p>
+      <w:pPr>
+        <w:pStyle w:val="MAINTEXT2"/>
+        <w:ind w:left="401"/>
+      </w:pPr>
+      <w:r>
+        <w:t>Информационная страница доступна по адресу /about. На ней указаны название проекта, цель разработки, ожидаемый результат по завершении курса, основная предметная сущность и предполагаемые разделы приложения. Разделы перечислены как будущие направления развития и не представлены отдельными маршрутами в текущей версии. Для возврата на главную страницу применяется Link из next/link.</w:t>
+      </w:r>
+    </w:p>
+    <w:p>
+      <w:pPr>
+        <w:pStyle w:val="MAINTEXT2"/>
+        <w:ind w:left="401"/>
+      </w:pPr>
+    </w:p>
+    <w:p>
+      <w:pPr>
+        <w:pStyle w:val="MAINTEXT2"/>
+        <w:ind w:left="401"/>
+      </w:pPr>
+      <w:r>
+        <w:t>Листинг 3 содержит код страницы «О проекте».</w:t>
+      </w:r>
+    </w:p>
+    <w:p>
+      <w:pPr>
+        <w:pStyle w:val="MAINTEXT2"/>
+        <w:ind w:left="401"/>
+      </w:pPr>
+    </w:p>
+    <w:p>
+      <w:pPr>
+        <w:pStyle w:val="MAINTEXT2"/>
+        <w:ind w:left="401"/>
+      </w:pPr>
+      <w:r>
+        <w:t>Листинг 3 – Страница «О проекте»</w:t>
+      </w:r>
+    </w:p>
+    <w:p>
+      <w:pPr>
+        <w:pStyle w:val="MAINTEXT2"/>
+        <w:ind w:left="401"/>
+      </w:pPr>
+      <w:r>
+        <w:t xml:space="preserve">На рисунке 4 представлена страница «О проекте» приложения </w:t>
+      </w:r>
+      <w:r>
+        <w:rPr>
+          <w:lang w:val="en-US"/>
+        </w:rPr>
+        <w:t>QuestCity</w:t>
+      </w:r>
+      <w:r>
+        <w:t>.</w:t>
+      </w:r>
+    </w:p>
+    <w:p>
+      <w:pPr>
+        <w:pStyle w:val="MAINTEXT2"/>
+        <w:ind w:left="401"/>
+      </w:pPr>
+      <w:r>
+        <w:t>[МЕСТО ДЛЯ РИСУНКА 4]</w:t>
+      </w:r>
+    </w:p>
+    <w:p>
+      <w:pPr>
+        <w:pStyle w:val="MAINTEXT2"/>
+        <w:ind w:left="401"/>
+      </w:pPr>
+      <w:r>
+        <w:t>Рисунок 4 – Страница «О проекте»</w:t>
+      </w:r>
+    </w:p>
+    <w:p>
+      <w:pPr>
+        <w:pStyle w:val="DIV2"/>
+      </w:pPr>
+      <w:r>
+        <w:t>Проверка и сборка</w:t>
+      </w:r>
+    </w:p>
+    <w:p>
+      <w:pPr>
+        <w:pStyle w:val="MAINTEXT2"/>
+        <w:ind w:left="401"/>
+      </w:pPr>
+      <w:r>
+        <w:t>После завершения реализации в каталоге app была выполнена статическая проверка командой:</w:t>
+      </w:r>
+      <w:r>
+        <w:t xml:space="preserve"> </w:t>
+      </w:r>
+      <w:r>
+        <w:t>npm run lint</w:t>
+      </w:r>
+      <w:r>
+        <w:t>.</w:t>
+      </w:r>
+    </w:p>
+    <w:p>
+      <w:pPr>
+        <w:pStyle w:val="MAINTEXT2"/>
+        <w:ind w:left="401"/>
+      </w:pPr>
+      <w:r>
+        <w:t>Команда завершилась успешно, ошибок ESLint обнаружено не было. Затем была запущена производственная сборка</w:t>
+      </w:r>
+      <w:r>
+        <w:t xml:space="preserve">: </w:t>
+      </w:r>
+      <w:r>
+        <w:t>npm run build</w:t>
+      </w:r>
+      <w:r>
+        <w:t>.</w:t>
+      </w:r>
+    </w:p>
+    <w:p>
+      <w:pPr>
+        <w:pStyle w:val="MAINTEXT2"/>
+        <w:ind w:left="401"/>
+      </w:pPr>
+      <w:r>
+        <w:t>Сборка завершилась успешно. Next.js скомпилировал проект, выполнил проверку TypeScript и статически сформировал маршруты / и /about. В итоговой таблице маршрутов обе страницы отмечены как статически предварительно отрисованные. На рисунке 5 представлен результат выполнения команды npm run build.</w:t>
+      </w:r>
+    </w:p>
+    <w:p>
+      <w:pPr>
+        <w:pStyle w:val="MAINTEXT2"/>
+        <w:ind w:left="401"/>
+      </w:pPr>
+    </w:p>
+    <w:p>
+      <w:pPr>
+        <w:pStyle w:val="MAINTEXT2"/>
+        <w:ind w:left="401"/>
+      </w:pPr>
+      <w:r>
+        <w:t>[МЕСТО ДЛЯ РИСУНКА 5]</w:t>
+      </w:r>
+    </w:p>
+    <w:p>
+      <w:pPr>
+        <w:pStyle w:val="MAINTEXT2"/>
+        <w:ind w:left="401"/>
+      </w:pPr>
+    </w:p>
+    <w:p>
+      <w:pPr>
+        <w:pStyle w:val="MAINTEXT2"/>
+        <w:ind w:left="401"/>
+      </w:pPr>
+      <w:r>
+        <w:t>Рисунок 5 – Результат выполнения команды npm run build</w:t>
+      </w:r>
+    </w:p>
+    <w:p>
+      <w:pPr>
+        <w:pStyle w:val="MAINTEXT2"/>
+        <w:ind w:left="401"/>
+      </w:pPr>
+    </w:p>
+    <w:p>
+      <w:pPr>
+        <w:pStyle w:val="MAINTEXT2"/>
+        <w:ind w:left="401"/>
+      </w:pPr>
+      <w:r>
+        <w:t>Дополнительно приложение было запущено в режиме разработки и проверено в браузере. Были открыты маршруты / и /about, выполнены переходы между ними по ссылкам, а также проверено отображение главной страницы на мобильной ширине 390 пикселей. Навигация и адаптивное расположение элементов работают корректно.</w:t>
       </w:r>
     </w:p>
     <w:p>
@@ -1020,7 +2319,7 @@
         <w:pStyle w:val="DIV1"/>
       </w:pPr>
       <w:r>
-        <w:t>Ход выполнения</w:t>
+        <w:t>Выводы</w:t>
       </w:r>
     </w:p>
     <w:p>
@@ -1028,19 +2327,7 @@
         <w:pStyle w:val="MAINTEXT1"/>
       </w:pPr>
       <w:r>
-        <w:t xml:space="preserve">На первом этапе была создана главная страница сайта (рисунок 1), которая включает описание автора и его специализации в области веб-разработки, упорядоченный список трех русских поэтов с произведениями под каждым из них, содержащими ссылки с якорями для навигации, а также блок </w:t>
-      </w:r>
-      <w:r>
-        <w:t>«</w:t>
-      </w:r>
-      <w:r>
-        <w:t>Дополнительные материалы</w:t>
-      </w:r>
-      <w:r>
-        <w:t>»</w:t>
-      </w:r>
-      <w:r>
-        <w:t xml:space="preserve"> со ссылкой на скачивание документа. На рисунке 1 изображена главная страница с профилем автора и списком любимых поэтов.</w:t>
+        <w:t>В ходе лабораторной работы была подготовлена начальная версия веб-приложения QuestCity на основе Next.js, React и TypeScript. Маршруты главной и информационной страниц организованы с помощью App Router, переходы между ними реализованы компонентом Link. Был создан и трижды использован переиспользуемый компонент FeatureCard с типизированными свойствами. Интерфейс оформлен обычным адаптивным CSS без сторонних UI-библиотек и клиентского состояния. Успешное выполнение ESLint и производственной сборки подтверждает корректность начального каркаса проекта, который будет последовательно расширяться в следующих лабораторных работах.</w:t>
       </w:r>
     </w:p>
     <w:p>
@@ -1048,11 +2335,10 @@
         <w:pStyle w:val="PICTURE"/>
       </w:pPr>
       <w:r>
-        <w:lastRenderedPageBreak/>
         <w:drawing>
-          <wp:inline distT="0" distB="0" distL="0" distR="0" wp14:anchorId="77C34251" wp14:editId="18D4256C">
-            <wp:extent cx="4774019" cy="4674358"/>
-            <wp:effectExtent l="0" t="0" r="1270" b="0"/>
+          <wp:inline distT="0" distB="0" distL="0" distR="0" wp14:anchorId="7980BB31" wp14:editId="5A9A516B">
+            <wp:extent cx="2362200" cy="723900"/>
+            <wp:effectExtent l="0" t="0" r="0" b="0"/>
             <wp:docPr id="1" name="Graphic 1"/>
             <wp:cNvGraphicFramePr>
               <a:graphicFrameLocks xmlns:a="http://schemas.openxmlformats.org/drawingml/2006/main" noChangeAspect="1"/>
@@ -1061,11 +2347,17 @@
               <a:graphicData uri="http://schemas.openxmlformats.org/drawingml/2006/picture">
                 <pic:pic xmlns:pic="http://schemas.openxmlformats.org/drawingml/2006/picture">
                   <pic:nvPicPr>
-                    <pic:cNvPr id="1" name="Graphic 1"/>
+                    <pic:cNvPr id="1" name="guap.svg"/>
                     <pic:cNvPicPr/>
                   </pic:nvPicPr>
                   <pic:blipFill>
-                    <a:blip r:embed="rId9"/>
+                    <a:blip r:embed="rId9">
+                      <a:extLst>
+                        <a:ext uri="{96DAC541-7B7A-43D3-8B79-37D633B846F1}">
+                          <asvg:svgBlip xmlns:asvg="http://schemas.microsoft.com/office/drawing/2016/SVG/main" r:embed="rId10"/>
+                        </a:ext>
+                      </a:extLst>
+                    </a:blip>
                     <a:stretch>
                       <a:fillRect/>
                     </a:stretch>
@@ -1073,7 +2365,7 @@
                   <pic:spPr>
                     <a:xfrm>
                       <a:off x="0" y="0"/>
-                      <a:ext cx="4844676" cy="4743540"/>
+                      <a:ext cx="2362200" cy="723900"/>
                     </a:xfrm>
                     <a:prstGeom prst="rect">
                       <a:avLst/>
@@ -1089,314 +2381,6 @@
     <w:p>
       <w:pPr>
         <w:pStyle w:val="PICTURECAPTION"/>
-        <w:rPr>
-          <w:lang w:val="en-US"/>
-        </w:rPr>
-      </w:pPr>
-      <w:r>
-        <w:t xml:space="preserve">Рисунок </w:t>
-      </w:r>
-      <w:fldSimple w:instr=" SEQ Рисунок \* ARABIC ">
-        <w:r>
-          <w:rPr>
-            <w:noProof/>
-          </w:rPr>
-          <w:t>1</w:t>
-        </w:r>
-      </w:fldSimple>
-      <w:r>
-        <w:t xml:space="preserve"> </w:t>
-      </w:r>
-      <w:r>
-        <w:t xml:space="preserve">— </w:t>
-      </w:r>
-      <w:r>
-        <w:t>Главная страница</w:t>
-      </w:r>
-    </w:p>
-    <w:p>
-      <w:pPr>
-        <w:pStyle w:val="MAINTEXT1"/>
-      </w:pPr>
-      <w:r>
-        <w:t xml:space="preserve">Для обеих страниц были применены единые стили оформления. Основной контейнер имеет максимальную ширину 750 пикселей и центрируется на странице. </w:t>
-      </w:r>
-      <w:r>
-        <w:t>Использована нейтральная цветовая схема с фоном цвета #</w:t>
-      </w:r>
-      <w:r>
-        <w:rPr>
-          <w:lang w:val="en-US"/>
-        </w:rPr>
-        <w:t>f</w:t>
-      </w:r>
-      <w:r>
-        <w:t>4</w:t>
-      </w:r>
-      <w:r>
-        <w:rPr>
-          <w:lang w:val="en-US"/>
-        </w:rPr>
-        <w:t>f</w:t>
-      </w:r>
-      <w:r>
-        <w:t>4</w:t>
-      </w:r>
-      <w:r>
-        <w:rPr>
-          <w:lang w:val="en-US"/>
-        </w:rPr>
-        <w:t>f</w:t>
-      </w:r>
-      <w:r>
-        <w:t>4 и темным текстом. Навигационные ссылки оформлены синим цветом #0066</w:t>
-      </w:r>
-      <w:r>
-        <w:rPr>
-          <w:lang w:val="en-US"/>
-        </w:rPr>
-        <w:t>cc</w:t>
-      </w:r>
-      <w:r>
-        <w:t xml:space="preserve"> с подчеркиванием при наведении курсора. Специальные элементы, такие как блок контактной информации, получили голубой фон для выделения.</w:t>
-      </w:r>
-      <w:r>
-        <w:t xml:space="preserve"> Ссылка на скачивание </w:t>
-      </w:r>
-      <w:r>
-        <w:rPr>
-          <w:lang w:val="en-US"/>
-        </w:rPr>
-        <w:t>docx</w:t>
-      </w:r>
-      <w:r>
-        <w:t xml:space="preserve"> </w:t>
-      </w:r>
-      <w:r>
-        <w:t xml:space="preserve">файла была реализована с помощью атрибута </w:t>
-      </w:r>
-      <w:r>
-        <w:rPr>
-          <w:lang w:val="en-US"/>
-        </w:rPr>
-        <w:t>download</w:t>
-      </w:r>
-      <w:r>
-        <w:t>.</w:t>
-      </w:r>
-      <w:r>
-        <w:t xml:space="preserve"> Почтовая гиперссылка представляет из себя </w:t>
-      </w:r>
-      <w:r>
-        <w:rPr>
-          <w:lang w:val="en-US"/>
-        </w:rPr>
-        <w:t>URL</w:t>
-      </w:r>
-      <w:r>
-        <w:t xml:space="preserve"> </w:t>
-      </w:r>
-      <w:r>
-        <w:t xml:space="preserve">схемы </w:t>
-      </w:r>
-      <w:r>
-        <w:rPr>
-          <w:lang w:val="en-US"/>
-        </w:rPr>
-        <w:t>mailto</w:t>
-      </w:r>
-      <w:r>
-        <w:t xml:space="preserve">, </w:t>
-      </w:r>
-      <w:r>
-        <w:t>что позволяет пользователю при клике перейти в почтовый клиент для отправки письма.</w:t>
-      </w:r>
-    </w:p>
-    <w:p>
-      <w:pPr>
-        <w:pStyle w:val="MAINTEXT1"/>
-      </w:pPr>
-      <w:r>
-        <w:t xml:space="preserve">Затем </w:t>
-      </w:r>
-      <w:r>
-        <w:t xml:space="preserve">была создана страница со стихотворениями, на которой реализована коллекция произведений авторов, структурированная по разделам с заголовками. Каждый раздел содержит </w:t>
-      </w:r>
-      <w:r>
-        <w:rPr>
-          <w:lang w:val="en-US"/>
-        </w:rPr>
-        <w:t>id</w:t>
-      </w:r>
-      <w:r>
-        <w:t>-</w:t>
-      </w:r>
-      <w:r>
-        <w:t xml:space="preserve">якорь для быстрой </w:t>
-      </w:r>
-      <w:r>
-        <w:lastRenderedPageBreak/>
-        <w:t xml:space="preserve">навигации со страницы </w:t>
-      </w:r>
-      <w:r>
-        <w:rPr>
-          <w:lang w:val="en-US"/>
-        </w:rPr>
-        <w:t>index</w:t>
-      </w:r>
-      <w:r>
-        <w:t>.</w:t>
-      </w:r>
-      <w:r>
-        <w:rPr>
-          <w:lang w:val="en-US"/>
-        </w:rPr>
-        <w:t>html</w:t>
-      </w:r>
-      <w:r>
-        <w:t xml:space="preserve">. Оформление стихотворений включает левую </w:t>
-      </w:r>
-      <w:r>
-        <w:t xml:space="preserve">границу </w:t>
-      </w:r>
-      <w:r>
-        <w:t>темно-красного цвета, светлый фон контейнера и указание авторства каждого произведения. Также реализован эффект масштабирования при наведении на</w:t>
-      </w:r>
-      <w:r>
-        <w:t xml:space="preserve"> графическую ссылку «домой»</w:t>
-      </w:r>
-      <w:r>
-        <w:t>. На рисунк</w:t>
-      </w:r>
-      <w:r>
-        <w:t>ах</w:t>
-      </w:r>
-      <w:r>
-        <w:t xml:space="preserve"> 2</w:t>
-      </w:r>
-      <w:r>
-        <w:t>, 3</w:t>
-      </w:r>
-      <w:r>
-        <w:t xml:space="preserve"> показана страница со стихотворениями с оформленными разделами и якорями.</w:t>
-      </w:r>
-    </w:p>
-    <w:p>
-      <w:pPr>
-        <w:pStyle w:val="PICTURE"/>
-      </w:pPr>
-      <w:r>
-        <w:drawing>
-          <wp:inline distT="0" distB="0" distL="0" distR="0" wp14:anchorId="006BCA8B" wp14:editId="4245F177">
-            <wp:extent cx="4391338" cy="3817088"/>
-            <wp:effectExtent l="0" t="0" r="3175" b="5715"/>
-            <wp:docPr id="297240064" name="Graphic 297240064"/>
-            <wp:cNvGraphicFramePr>
-              <a:graphicFrameLocks xmlns:a="http://schemas.openxmlformats.org/drawingml/2006/main" noChangeAspect="1"/>
-            </wp:cNvGraphicFramePr>
-            <a:graphic xmlns:a="http://schemas.openxmlformats.org/drawingml/2006/main">
-              <a:graphicData uri="http://schemas.openxmlformats.org/drawingml/2006/picture">
-                <pic:pic xmlns:pic="http://schemas.openxmlformats.org/drawingml/2006/picture">
-                  <pic:nvPicPr>
-                    <pic:cNvPr id="297240064" name="Graphic 297240064"/>
-                    <pic:cNvPicPr/>
-                  </pic:nvPicPr>
-                  <pic:blipFill>
-                    <a:blip r:embed="rId10"/>
-                    <a:stretch>
-                      <a:fillRect/>
-                    </a:stretch>
-                  </pic:blipFill>
-                  <pic:spPr>
-                    <a:xfrm>
-                      <a:off x="0" y="0"/>
-                      <a:ext cx="4460362" cy="3877086"/>
-                    </a:xfrm>
-                    <a:prstGeom prst="rect">
-                      <a:avLst/>
-                    </a:prstGeom>
-                  </pic:spPr>
-                </pic:pic>
-              </a:graphicData>
-            </a:graphic>
-          </wp:inline>
-        </w:drawing>
-      </w:r>
-    </w:p>
-    <w:p>
-      <w:pPr>
-        <w:pStyle w:val="PICTURECAPTION"/>
-      </w:pPr>
-      <w:r>
-        <w:t xml:space="preserve">Рисунок </w:t>
-      </w:r>
-      <w:fldSimple w:instr=" SEQ Рисунок \* ARABIC ">
-        <w:r>
-          <w:rPr>
-            <w:noProof/>
-          </w:rPr>
-          <w:t>2</w:t>
-        </w:r>
-      </w:fldSimple>
-      <w:r>
-        <w:t xml:space="preserve"> </w:t>
-      </w:r>
-      <w:r>
-        <w:t xml:space="preserve">— </w:t>
-      </w:r>
-      <w:r>
-        <w:t>Страница с отрывками стихотворений</w:t>
-      </w:r>
-      <w:r>
-        <w:t xml:space="preserve"> (верх)</w:t>
-      </w:r>
-    </w:p>
-    <w:p>
-      <w:pPr>
-        <w:pStyle w:val="PICTURE"/>
-      </w:pPr>
-      <w:r>
-        <w:lastRenderedPageBreak/>
-        <w:drawing>
-          <wp:inline distT="0" distB="0" distL="0" distR="0" wp14:anchorId="21582232" wp14:editId="4D248B0A">
-            <wp:extent cx="4059537" cy="3877086"/>
-            <wp:effectExtent l="0" t="0" r="5080" b="0"/>
-            <wp:docPr id="951697950" name="Graphic 297240064"/>
-            <wp:cNvGraphicFramePr>
-              <a:graphicFrameLocks xmlns:a="http://schemas.openxmlformats.org/drawingml/2006/main" noChangeAspect="1"/>
-            </wp:cNvGraphicFramePr>
-            <a:graphic xmlns:a="http://schemas.openxmlformats.org/drawingml/2006/main">
-              <a:graphicData uri="http://schemas.openxmlformats.org/drawingml/2006/picture">
-                <pic:pic xmlns:pic="http://schemas.openxmlformats.org/drawingml/2006/picture">
-                  <pic:nvPicPr>
-                    <pic:cNvPr id="951697950" name="Graphic 297240064"/>
-                    <pic:cNvPicPr/>
-                  </pic:nvPicPr>
-                  <pic:blipFill>
-                    <a:blip r:embed="rId11"/>
-                    <a:stretch>
-                      <a:fillRect/>
-                    </a:stretch>
-                  </pic:blipFill>
-                  <pic:spPr>
-                    <a:xfrm>
-                      <a:off x="0" y="0"/>
-                      <a:ext cx="4059537" cy="3877086"/>
-                    </a:xfrm>
-                    <a:prstGeom prst="rect">
-                      <a:avLst/>
-                    </a:prstGeom>
-                  </pic:spPr>
-                </pic:pic>
-              </a:graphicData>
-            </a:graphic>
-          </wp:inline>
-        </w:drawing>
-      </w:r>
-    </w:p>
-    <w:p>
-      <w:pPr>
-        <w:pStyle w:val="PICTURECAPTION"/>
       </w:pPr>
       <w:r>
         <w:t xml:space="preserve">Рисунок </w:t>
@@ -1414,7 +2398,7 @@
         <w:rPr>
           <w:noProof/>
         </w:rPr>
-        <w:t>3</w:t>
+        <w:t>1</w:t>
       </w:r>
       <w:r>
         <w:rPr>
@@ -1426,113 +2410,15 @@
         <w:t xml:space="preserve"> </w:t>
       </w:r>
       <w:r>
-        <w:t>— Страница с отрывками стихотворений (</w:t>
-      </w:r>
-      <w:r>
-        <w:t>низ</w:t>
-      </w:r>
-      <w:r>
-        <w:t>)</w:t>
+        <w:t>—</w:t>
+      </w:r>
+      <w:r>
+        <w:t xml:space="preserve"> </w:t>
       </w:r>
     </w:p>
     <w:p>
       <w:pPr>
         <w:pStyle w:val="MAINTEXT1"/>
-      </w:pPr>
-      <w:r>
-        <w:t>Гиперссылки на главной странице используют якоря для прямого перехода на нужное стихотворение, что обеспечивает удобство пользователя при просмотре контента. Навигация была реализована так, чтобы каждое произведение было легко доступно в несколько кликов.</w:t>
-      </w:r>
-    </w:p>
-    <w:p>
-      <w:pPr>
-        <w:pStyle w:val="MAINTEXT1"/>
-      </w:pPr>
-      <w:r>
-        <w:t>Исходный код разметки представлен в Приложении.</w:t>
-      </w:r>
-    </w:p>
-    <w:p>
-      <w:pPr>
-        <w:pStyle w:val="DIV1"/>
-      </w:pPr>
-      <w:r>
-        <w:t>Выводы</w:t>
-      </w:r>
-    </w:p>
-    <w:p>
-      <w:pPr>
-        <w:pStyle w:val="MAINTEXT1"/>
-      </w:pPr>
-      <w:r>
-        <w:t xml:space="preserve">В результате выполнения работы успешно была реализована навигация многостраничного сайта, где корректно функционируют гиперссылки благодаря правильному использованию относительных путей и якорей в </w:t>
-      </w:r>
-      <w:r>
-        <w:rPr>
-          <w:lang w:val="en-US"/>
-        </w:rPr>
-        <w:t>HTML</w:t>
-      </w:r>
-      <w:r>
-        <w:t xml:space="preserve">. Стили </w:t>
-      </w:r>
-      <w:r>
-        <w:rPr>
-          <w:lang w:val="en-US"/>
-        </w:rPr>
-        <w:t>CSS</w:t>
-      </w:r>
-      <w:r>
-        <w:t xml:space="preserve"> позволили создать единообразный и привлекательный визуальный стиль обеих страниц, обеспечивая хорошую читаемость контента. Структурированное размещение информации с использованием семантических элементов </w:t>
-      </w:r>
-      <w:r>
-        <w:rPr>
-          <w:lang w:val="en-US"/>
-        </w:rPr>
-        <w:t>HTML</w:t>
-      </w:r>
-      <w:r>
-        <w:t xml:space="preserve"> облегчило восприятие материала и продемонстрировало правильные подходы к организации веб-проектов.</w:t>
-      </w:r>
-    </w:p>
-    <w:p>
-      <w:pPr>
-        <w:pStyle w:val="MAINTEXT1"/>
-      </w:pPr>
-      <w:r>
-        <w:t xml:space="preserve">При выполнении данной работы были закреплены практические навыки работы с </w:t>
-      </w:r>
-      <w:r>
-        <w:rPr>
-          <w:lang w:val="en-US"/>
-        </w:rPr>
-        <w:t>HTML</w:t>
-      </w:r>
-      <w:r>
-        <w:t xml:space="preserve">-структурой, </w:t>
-      </w:r>
-      <w:r>
-        <w:rPr>
-          <w:lang w:val="en-US"/>
-        </w:rPr>
-        <w:t>CSS</w:t>
-      </w:r>
-      <w:r>
-        <w:t xml:space="preserve">-оформлением, организацией проекта и </w:t>
-      </w:r>
-      <w:r>
-        <w:lastRenderedPageBreak/>
-        <w:t>использованием якорной навигации. Проект демонстрирует основные принципы создания веб-сайтов, включая разделение контента на несколько страниц, применение единого стиля оформления и реализацию удобной пользовательской навигации. Полученные знания и умения могут быть применены при создании более сложных веб-проектов и служат основой для дальнейшего развития навыков в области веб-разработки.</w:t>
-      </w:r>
-    </w:p>
-    <w:p>
-      <w:pPr>
-        <w:spacing w:after="200" w:line="276" w:lineRule="auto"/>
-        <w:rPr>
-          <w:iCs/>
-          <w:color w:val="000000" w:themeColor="text1"/>
-          <w:sz w:val="28"/>
-          <w:szCs w:val="28"/>
-        </w:rPr>
       </w:pPr>
       <w:r>
         <w:br w:type="page"/>
@@ -1549,27 +2435,26 @@
     </w:p>
     <w:p>
       <w:pPr>
+        <w:pStyle w:val="H1excluded"/>
+      </w:pPr>
+      <w:r>
+        <w:t>Исходный код</w:t>
+      </w:r>
+    </w:p>
+    <w:p>
+      <w:pPr>
         <w:pStyle w:val="LISTINGCAPTION"/>
-        <w:rPr>
-          <w:lang w:val="en-US"/>
-        </w:rPr>
       </w:pPr>
       <w:r>
         <w:t>Листинг</w:t>
       </w:r>
       <w:r>
-        <w:rPr>
-          <w:lang w:val="en-US"/>
-        </w:rPr>
         <w:t xml:space="preserve"> </w:t>
       </w:r>
       <w:r>
         <w:fldChar w:fldCharType="begin"/>
       </w:r>
       <w:r>
-        <w:rPr>
-          <w:lang w:val="en-US"/>
-        </w:rPr>
         <w:instrText xml:space="preserve"> </w:instrText>
       </w:r>
       <w:r>
@@ -1579,18 +2464,12 @@
         <w:instrText>SEQ</w:instrText>
       </w:r>
       <w:r>
-        <w:rPr>
-          <w:lang w:val="en-US"/>
-        </w:rPr>
         <w:instrText xml:space="preserve"> </w:instrText>
       </w:r>
       <w:r>
         <w:instrText>Листинг</w:instrText>
       </w:r>
       <w:r>
-        <w:rPr>
-          <w:lang w:val="en-US"/>
-        </w:rPr>
         <w:instrText xml:space="preserve"> \* </w:instrText>
       </w:r>
       <w:r>
@@ -1600,9 +2479,6 @@
         <w:instrText>ARABIC</w:instrText>
       </w:r>
       <w:r>
-        <w:rPr>
-          <w:lang w:val="en-US"/>
-        </w:rPr>
         <w:instrText xml:space="preserve"> </w:instrText>
       </w:r>
       <w:r>
@@ -1611,7 +2487,6 @@
       <w:r>
         <w:rPr>
           <w:noProof/>
-          <w:lang w:val="en-US"/>
         </w:rPr>
         <w:t>1</w:t>
       </w:r>
@@ -1619,16 +2494,16 @@
         <w:fldChar w:fldCharType="end"/>
       </w:r>
       <w:r>
-        <w:rPr>
-          <w:lang w:val="en-US"/>
-        </w:rPr>
-        <w:t xml:space="preserve"> — </w:t>
-      </w:r>
-      <w:r>
-        <w:rPr>
-          <w:lang w:val="en-US"/>
-        </w:rPr>
-        <w:t>index.html</w:t>
+        <w:t xml:space="preserve"> </w:t>
+      </w:r>
+      <w:r>
+        <w:t>—</w:t>
+      </w:r>
+      <w:r>
+        <w:t xml:space="preserve"> </w:t>
+      </w:r>
+      <w:r>
+        <w:t>Главная страница приложения QuestCity</w:t>
       </w:r>
     </w:p>
     <w:p>
@@ -1636,7 +2511,28 @@
         <w:pStyle w:val="LISTINGBODY"/>
       </w:pPr>
       <w:r>
-        <w:t>&lt;!doctype html&gt;</w:t>
+        <w:t>import</w:t>
+      </w:r>
+      <w:r>
+        <w:t xml:space="preserve"> </w:t>
+      </w:r>
+      <w:r>
+        <w:t>java</w:t>
+      </w:r>
+      <w:r>
+        <w:t>.</w:t>
+      </w:r>
+      <w:r>
+        <w:t>text</w:t>
+      </w:r>
+      <w:r>
+        <w:t>.</w:t>
+      </w:r>
+      <w:r>
+        <w:t>DecimalFormat</w:t>
+      </w:r>
+      <w:r>
+        <w:t>;</w:t>
       </w:r>
     </w:p>
     <w:p>
@@ -1644,7 +2540,7 @@
         <w:pStyle w:val="LISTINGBODY"/>
       </w:pPr>
       <w:r>
-        <w:t>&lt;html lang="ru"&gt;</w:t>
+        <w:t>import java.util.Scanner;</w:t>
       </w:r>
     </w:p>
     <w:p>
@@ -1652,7243 +2548,7 @@
         <w:pStyle w:val="LISTINGBODY"/>
       </w:pPr>
       <w:r>
-        <w:tab/>
-        <w:t>&lt;head&gt;</w:t>
-      </w:r>
-    </w:p>
-    <w:p>
-      <w:pPr>
-        <w:pStyle w:val="LISTINGBODY"/>
-      </w:pPr>
-      <w:r>
-        <w:tab/>
-      </w:r>
-      <w:r>
-        <w:tab/>
-        <w:t>&lt;meta charset="UTF-8" /&gt;</w:t>
-      </w:r>
-    </w:p>
-    <w:p>
-      <w:pPr>
-        <w:pStyle w:val="LISTINGBODY"/>
-      </w:pPr>
-      <w:r>
-        <w:tab/>
-      </w:r>
-      <w:r>
-        <w:tab/>
-        <w:t>&lt;meta name="viewport" content="width=device-width, initial-scale=1.0" /&gt;</w:t>
-      </w:r>
-    </w:p>
-    <w:p>
-      <w:pPr>
-        <w:pStyle w:val="LISTINGBODY"/>
-        <w:rPr>
-          <w:lang w:val="ru-RU"/>
-        </w:rPr>
-      </w:pPr>
-      <w:r>
-        <w:tab/>
-      </w:r>
-      <w:r>
-        <w:tab/>
-      </w:r>
-      <w:r>
-        <w:rPr>
-          <w:lang w:val="ru-RU"/>
-        </w:rPr>
-        <w:t>&lt;</w:t>
-      </w:r>
-      <w:r>
-        <w:t>title</w:t>
-      </w:r>
-      <w:r>
-        <w:rPr>
-          <w:lang w:val="ru-RU"/>
-        </w:rPr>
-        <w:t>&gt;Обо мне и мои любимые поэты&lt;/</w:t>
-      </w:r>
-      <w:r>
-        <w:t>title</w:t>
-      </w:r>
-      <w:r>
-        <w:rPr>
-          <w:lang w:val="ru-RU"/>
-        </w:rPr>
-        <w:t>&gt;</w:t>
-      </w:r>
-    </w:p>
-    <w:p>
-      <w:pPr>
-        <w:pStyle w:val="LISTINGBODY"/>
-      </w:pPr>
-      <w:r>
-        <w:rPr>
-          <w:lang w:val="ru-RU"/>
-        </w:rPr>
-        <w:tab/>
-      </w:r>
-      <w:r>
-        <w:rPr>
-          <w:lang w:val="ru-RU"/>
-        </w:rPr>
-        <w:tab/>
-      </w:r>
-      <w:r>
-        <w:t>&lt;style&gt;</w:t>
-      </w:r>
-    </w:p>
-    <w:p>
-      <w:pPr>
-        <w:pStyle w:val="LISTINGBODY"/>
-      </w:pPr>
-      <w:r>
-        <w:tab/>
-      </w:r>
-      <w:r>
-        <w:tab/>
-      </w:r>
-      <w:r>
-        <w:tab/>
-        <w:t>body {</w:t>
-      </w:r>
-    </w:p>
-    <w:p>
-      <w:pPr>
-        <w:pStyle w:val="LISTINGBODY"/>
-      </w:pPr>
-      <w:r>
-        <w:tab/>
-      </w:r>
-      <w:r>
-        <w:tab/>
-      </w:r>
-      <w:r>
-        <w:tab/>
-      </w:r>
-      <w:r>
-        <w:tab/>
-        <w:t>margin: 20px;</w:t>
-      </w:r>
-    </w:p>
-    <w:p>
-      <w:pPr>
-        <w:pStyle w:val="LISTINGBODY"/>
-      </w:pPr>
-      <w:r>
-        <w:tab/>
-      </w:r>
-      <w:r>
-        <w:tab/>
-      </w:r>
-      <w:r>
-        <w:tab/>
-      </w:r>
-      <w:r>
-        <w:tab/>
-        <w:t>margin-inline: auto;</w:t>
-      </w:r>
-    </w:p>
-    <w:p>
-      <w:pPr>
-        <w:pStyle w:val="LISTINGBODY"/>
-      </w:pPr>
-      <w:r>
-        <w:tab/>
-      </w:r>
-      <w:r>
-        <w:tab/>
-      </w:r>
-      <w:r>
-        <w:tab/>
-      </w:r>
-      <w:r>
-        <w:tab/>
-        <w:t>background-color: #f4f4f4;</w:t>
-      </w:r>
-    </w:p>
-    <w:p>
-      <w:pPr>
-        <w:pStyle w:val="LISTINGBODY"/>
-      </w:pPr>
-      <w:r>
-        <w:tab/>
-      </w:r>
-      <w:r>
-        <w:tab/>
-      </w:r>
-      <w:r>
-        <w:tab/>
-      </w:r>
-      <w:r>
-        <w:tab/>
-        <w:t>max-width: 750px;</w:t>
-      </w:r>
-    </w:p>
-    <w:p>
-      <w:pPr>
-        <w:pStyle w:val="LISTINGBODY"/>
-      </w:pPr>
-      <w:r>
-        <w:tab/>
-      </w:r>
-      <w:r>
-        <w:tab/>
-      </w:r>
-      <w:r>
-        <w:tab/>
-      </w:r>
-      <w:r>
-        <w:tab/>
-        <w:t>line-height: 1.6;</w:t>
-      </w:r>
-    </w:p>
-    <w:p>
-      <w:pPr>
-        <w:pStyle w:val="LISTINGBODY"/>
-      </w:pPr>
-      <w:r>
-        <w:tab/>
-      </w:r>
-      <w:r>
-        <w:tab/>
-      </w:r>
-      <w:r>
-        <w:tab/>
-      </w:r>
-      <w:r>
-        <w:tab/>
-        <w:t>font-family: Arial, sans-serif;</w:t>
-      </w:r>
-    </w:p>
-    <w:p>
-      <w:pPr>
-        <w:pStyle w:val="LISTINGBODY"/>
-      </w:pPr>
-      <w:r>
-        <w:tab/>
-      </w:r>
-      <w:r>
-        <w:tab/>
-      </w:r>
-      <w:r>
-        <w:tab/>
-        <w:t>}</w:t>
-      </w:r>
-    </w:p>
-    <w:p>
-      <w:pPr>
-        <w:pStyle w:val="LISTINGBODY"/>
-      </w:pPr>
-      <w:r>
-        <w:tab/>
-      </w:r>
-      <w:r>
-        <w:tab/>
-      </w:r>
-      <w:r>
-        <w:tab/>
-        <w:t>h1,</w:t>
-      </w:r>
-    </w:p>
-    <w:p>
-      <w:pPr>
-        <w:pStyle w:val="LISTINGBODY"/>
-      </w:pPr>
-      <w:r>
-        <w:tab/>
-      </w:r>
-      <w:r>
-        <w:tab/>
-      </w:r>
-      <w:r>
-        <w:tab/>
-        <w:t>h2 {</w:t>
-      </w:r>
-    </w:p>
-    <w:p>
-      <w:pPr>
-        <w:pStyle w:val="LISTINGBODY"/>
-      </w:pPr>
-      <w:r>
-        <w:tab/>
-      </w:r>
-      <w:r>
-        <w:tab/>
-      </w:r>
-      <w:r>
-        <w:tab/>
-      </w:r>
-      <w:r>
-        <w:tab/>
-        <w:t>color: #333;</w:t>
-      </w:r>
-    </w:p>
-    <w:p>
-      <w:pPr>
-        <w:pStyle w:val="LISTINGBODY"/>
-      </w:pPr>
-      <w:r>
-        <w:tab/>
-      </w:r>
-      <w:r>
-        <w:tab/>
-      </w:r>
-      <w:r>
-        <w:tab/>
-        <w:t>}</w:t>
-      </w:r>
-    </w:p>
-    <w:p>
-      <w:pPr>
-        <w:pStyle w:val="LISTINGBODY"/>
-      </w:pPr>
-      <w:r>
-        <w:tab/>
-      </w:r>
-      <w:r>
-        <w:tab/>
-      </w:r>
-      <w:r>
-        <w:tab/>
-        <w:t>a {</w:t>
-      </w:r>
-    </w:p>
-    <w:p>
-      <w:pPr>
-        <w:pStyle w:val="LISTINGBODY"/>
-      </w:pPr>
-      <w:r>
-        <w:tab/>
-      </w:r>
-      <w:r>
-        <w:tab/>
-      </w:r>
-      <w:r>
-        <w:tab/>
-      </w:r>
-      <w:r>
-        <w:tab/>
-        <w:t>color: #0066cc;</w:t>
-      </w:r>
-    </w:p>
-    <w:p>
-      <w:pPr>
-        <w:pStyle w:val="LISTINGBODY"/>
-      </w:pPr>
-      <w:r>
-        <w:tab/>
-      </w:r>
-      <w:r>
-        <w:tab/>
-      </w:r>
-      <w:r>
-        <w:tab/>
-      </w:r>
-      <w:r>
-        <w:tab/>
-        <w:t>text-decoration: none;</w:t>
-      </w:r>
-    </w:p>
-    <w:p>
-      <w:pPr>
-        <w:pStyle w:val="LISTINGBODY"/>
-      </w:pPr>
-      <w:r>
-        <w:tab/>
-      </w:r>
-      <w:r>
-        <w:tab/>
-      </w:r>
-      <w:r>
-        <w:tab/>
-        <w:t>}</w:t>
-      </w:r>
-    </w:p>
-    <w:p>
-      <w:pPr>
-        <w:pStyle w:val="LISTINGBODY"/>
-      </w:pPr>
-      <w:r>
-        <w:tab/>
-      </w:r>
-      <w:r>
-        <w:tab/>
-      </w:r>
-      <w:r>
-        <w:tab/>
-        <w:t>a:hover {</w:t>
-      </w:r>
-    </w:p>
-    <w:p>
-      <w:pPr>
-        <w:pStyle w:val="LISTINGBODY"/>
-      </w:pPr>
-      <w:r>
-        <w:tab/>
-      </w:r>
-      <w:r>
-        <w:tab/>
-      </w:r>
-      <w:r>
-        <w:tab/>
-      </w:r>
-      <w:r>
-        <w:tab/>
-        <w:t>text-decoration: underline;</w:t>
-      </w:r>
-    </w:p>
-    <w:p>
-      <w:pPr>
-        <w:pStyle w:val="LISTINGBODY"/>
-      </w:pPr>
-      <w:r>
-        <w:tab/>
-      </w:r>
-      <w:r>
-        <w:tab/>
-      </w:r>
-      <w:r>
-        <w:tab/>
-        <w:t>}</w:t>
-      </w:r>
-    </w:p>
-    <w:p>
-      <w:pPr>
-        <w:pStyle w:val="LISTINGBODY"/>
-      </w:pPr>
-      <w:r>
-        <w:tab/>
-      </w:r>
-      <w:r>
-        <w:tab/>
-      </w:r>
-      <w:r>
-        <w:tab/>
-        <w:t>.contact-info {</w:t>
-      </w:r>
-    </w:p>
-    <w:p>
-      <w:pPr>
-        <w:pStyle w:val="LISTINGBODY"/>
-      </w:pPr>
-      <w:r>
-        <w:tab/>
-      </w:r>
-      <w:r>
-        <w:tab/>
-      </w:r>
-      <w:r>
-        <w:tab/>
-      </w:r>
-      <w:r>
-        <w:tab/>
-        <w:t>margin-top: 20px;</w:t>
-      </w:r>
-    </w:p>
-    <w:p>
-      <w:pPr>
-        <w:pStyle w:val="LISTINGBODY"/>
-      </w:pPr>
-      <w:r>
-        <w:tab/>
-      </w:r>
-      <w:r>
-        <w:tab/>
-      </w:r>
-      <w:r>
-        <w:tab/>
-      </w:r>
-      <w:r>
-        <w:tab/>
-        <w:t>border-radius: 5px;</w:t>
-      </w:r>
-    </w:p>
-    <w:p>
-      <w:pPr>
-        <w:pStyle w:val="LISTINGBODY"/>
-      </w:pPr>
-      <w:r>
-        <w:tab/>
-      </w:r>
-      <w:r>
-        <w:tab/>
-      </w:r>
-      <w:r>
-        <w:tab/>
-      </w:r>
-      <w:r>
-        <w:tab/>
-        <w:t>background-color: #e8f4f8;</w:t>
-      </w:r>
-    </w:p>
-    <w:p>
-      <w:pPr>
-        <w:pStyle w:val="LISTINGBODY"/>
-      </w:pPr>
-      <w:r>
-        <w:tab/>
-      </w:r>
-      <w:r>
-        <w:tab/>
-      </w:r>
-      <w:r>
-        <w:tab/>
-      </w:r>
-      <w:r>
-        <w:tab/>
-        <w:t>padding: 20px 40px;</w:t>
-      </w:r>
-    </w:p>
-    <w:p>
-      <w:pPr>
-        <w:pStyle w:val="LISTINGBODY"/>
-      </w:pPr>
-      <w:r>
-        <w:tab/>
-      </w:r>
-      <w:r>
-        <w:tab/>
-      </w:r>
-      <w:r>
-        <w:tab/>
-        <w:t>}</w:t>
-      </w:r>
-    </w:p>
-    <w:p>
-      <w:pPr>
-        <w:pStyle w:val="LISTINGBODY"/>
-      </w:pPr>
-      <w:r>
-        <w:tab/>
-      </w:r>
-      <w:r>
-        <w:tab/>
-        <w:t>&lt;/style&gt;</w:t>
-      </w:r>
-    </w:p>
-    <w:p>
-      <w:pPr>
-        <w:pStyle w:val="LISTINGBODY"/>
-      </w:pPr>
-      <w:r>
-        <w:tab/>
-        <w:t>&lt;/head&gt;</w:t>
-      </w:r>
-    </w:p>
-    <w:p>
-      <w:pPr>
-        <w:pStyle w:val="LISTINGBODY"/>
-      </w:pPr>
-      <w:r>
-        <w:tab/>
-        <w:t>&lt;body&gt;</w:t>
-      </w:r>
-    </w:p>
-    <w:p>
-      <w:pPr>
-        <w:pStyle w:val="LISTINGBODY"/>
-      </w:pPr>
-      <w:r>
-        <w:tab/>
-      </w:r>
-      <w:r>
-        <w:tab/>
-        <w:t>&lt;h1&gt;Обо мне&lt;/h1&gt;</w:t>
-      </w:r>
-    </w:p>
-    <w:p>
-      <w:pPr>
-        <w:pStyle w:val="LISTINGBODY"/>
-        <w:rPr>
-          <w:lang w:val="ru-RU"/>
-        </w:rPr>
-      </w:pPr>
-      <w:r>
-        <w:tab/>
-      </w:r>
-      <w:r>
-        <w:tab/>
-      </w:r>
-      <w:r>
-        <w:rPr>
-          <w:lang w:val="ru-RU"/>
-        </w:rPr>
-        <w:t>&lt;</w:t>
-      </w:r>
-      <w:r>
-        <w:t>p</w:t>
-      </w:r>
-      <w:r>
-        <w:rPr>
-          <w:lang w:val="ru-RU"/>
-        </w:rPr>
-        <w:t>&gt;</w:t>
-      </w:r>
-    </w:p>
-    <w:p>
-      <w:pPr>
-        <w:pStyle w:val="LISTINGBODY"/>
-        <w:rPr>
-          <w:lang w:val="ru-RU"/>
-        </w:rPr>
-      </w:pPr>
-      <w:r>
-        <w:rPr>
-          <w:lang w:val="ru-RU"/>
-        </w:rPr>
-        <w:tab/>
-      </w:r>
-      <w:r>
-        <w:rPr>
-          <w:lang w:val="ru-RU"/>
-        </w:rPr>
-        <w:tab/>
-      </w:r>
-      <w:r>
-        <w:rPr>
-          <w:lang w:val="ru-RU"/>
-        </w:rPr>
-        <w:tab/>
-        <w:t>Здравствуйте! Меня зовут Григорий. Я веб-разработчик, специализируюсь на создании</w:t>
-      </w:r>
-    </w:p>
-    <w:p>
-      <w:pPr>
-        <w:pStyle w:val="LISTINGBODY"/>
-        <w:rPr>
-          <w:lang w:val="ru-RU"/>
-        </w:rPr>
-      </w:pPr>
-      <w:r>
-        <w:rPr>
-          <w:lang w:val="ru-RU"/>
-        </w:rPr>
-        <w:tab/>
-      </w:r>
-      <w:r>
-        <w:rPr>
-          <w:lang w:val="ru-RU"/>
-        </w:rPr>
-        <w:tab/>
-      </w:r>
-      <w:r>
-        <w:rPr>
-          <w:lang w:val="ru-RU"/>
-        </w:rPr>
-        <w:tab/>
-      </w:r>
-      <w:r>
-        <w:rPr>
-          <w:lang w:val="ru-RU"/>
-        </w:rPr>
-        <w:t>современных и производительных веб-приложений. Обучаюсь в Санкт-Петербургском</w:t>
-      </w:r>
-    </w:p>
-    <w:p>
-      <w:pPr>
-        <w:pStyle w:val="LISTINGBODY"/>
-        <w:rPr>
-          <w:lang w:val="ru-RU"/>
-        </w:rPr>
-      </w:pPr>
-      <w:r>
-        <w:rPr>
-          <w:lang w:val="ru-RU"/>
-        </w:rPr>
-        <w:tab/>
-      </w:r>
-      <w:r>
-        <w:rPr>
-          <w:lang w:val="ru-RU"/>
-        </w:rPr>
-        <w:tab/>
-      </w:r>
-      <w:r>
-        <w:rPr>
-          <w:lang w:val="ru-RU"/>
-        </w:rPr>
-        <w:tab/>
-        <w:t>государственном университете аэрокосмического приборостроения, параллельно развивая</w:t>
-      </w:r>
-    </w:p>
-    <w:p>
-      <w:pPr>
-        <w:pStyle w:val="LISTINGBODY"/>
-        <w:rPr>
-          <w:lang w:val="ru-RU"/>
-        </w:rPr>
-      </w:pPr>
-      <w:r>
-        <w:rPr>
-          <w:lang w:val="ru-RU"/>
-        </w:rPr>
-        <w:tab/>
-      </w:r>
-      <w:r>
-        <w:rPr>
-          <w:lang w:val="ru-RU"/>
-        </w:rPr>
-        <w:tab/>
-      </w:r>
-      <w:r>
-        <w:rPr>
-          <w:lang w:val="ru-RU"/>
-        </w:rPr>
-        <w:tab/>
-        <w:t xml:space="preserve">практическую экспертизу в </w:t>
-      </w:r>
-      <w:r>
-        <w:t>HTML</w:t>
-      </w:r>
-      <w:r>
-        <w:rPr>
-          <w:lang w:val="ru-RU"/>
-        </w:rPr>
-        <w:t xml:space="preserve">, </w:t>
-      </w:r>
-      <w:r>
-        <w:t>CSS</w:t>
-      </w:r>
-      <w:r>
-        <w:rPr>
-          <w:lang w:val="ru-RU"/>
-        </w:rPr>
-        <w:t xml:space="preserve"> и </w:t>
-      </w:r>
-      <w:r>
-        <w:t>JavaScript</w:t>
-      </w:r>
-      <w:r>
-        <w:rPr>
-          <w:lang w:val="ru-RU"/>
-        </w:rPr>
-        <w:t>. Уверенно применяю лучшие практики</w:t>
-      </w:r>
-    </w:p>
-    <w:p>
-      <w:pPr>
-        <w:pStyle w:val="LISTINGBODY"/>
-        <w:rPr>
-          <w:lang w:val="ru-RU"/>
-        </w:rPr>
-      </w:pPr>
-      <w:r>
-        <w:rPr>
-          <w:lang w:val="ru-RU"/>
-        </w:rPr>
-        <w:tab/>
-      </w:r>
-      <w:r>
-        <w:rPr>
-          <w:lang w:val="ru-RU"/>
-        </w:rPr>
-        <w:tab/>
-      </w:r>
-      <w:r>
-        <w:rPr>
-          <w:lang w:val="ru-RU"/>
-        </w:rPr>
-        <w:tab/>
-        <w:t>разработки, уделяю внимание архитектуре, качеству кода и удобству пользовательских</w:t>
-      </w:r>
-    </w:p>
-    <w:p>
-      <w:pPr>
-        <w:pStyle w:val="LISTINGBODY"/>
-        <w:rPr>
-          <w:lang w:val="ru-RU"/>
-        </w:rPr>
-      </w:pPr>
-      <w:r>
-        <w:rPr>
-          <w:lang w:val="ru-RU"/>
-        </w:rPr>
-        <w:tab/>
-      </w:r>
-      <w:r>
-        <w:rPr>
-          <w:lang w:val="ru-RU"/>
-        </w:rPr>
-        <w:tab/>
-      </w:r>
-      <w:r>
-        <w:rPr>
-          <w:lang w:val="ru-RU"/>
-        </w:rPr>
-        <w:tab/>
-        <w:t>интерфейсов. Постоянно совершенствую навыки и внедряю актуальные подходы для решения</w:t>
-      </w:r>
-    </w:p>
-    <w:p>
-      <w:pPr>
-        <w:pStyle w:val="LISTINGBODY"/>
-        <w:rPr>
-          <w:lang w:val="ru-RU"/>
-        </w:rPr>
-      </w:pPr>
-      <w:r>
-        <w:rPr>
-          <w:lang w:val="ru-RU"/>
-        </w:rPr>
-        <w:tab/>
-      </w:r>
-      <w:r>
-        <w:rPr>
-          <w:lang w:val="ru-RU"/>
-        </w:rPr>
-        <w:tab/>
-      </w:r>
-      <w:r>
-        <w:rPr>
-          <w:lang w:val="ru-RU"/>
-        </w:rPr>
-        <w:tab/>
-        <w:t>прикладных задач.</w:t>
-      </w:r>
-    </w:p>
-    <w:p>
-      <w:pPr>
-        <w:pStyle w:val="LISTINGBODY"/>
-        <w:rPr>
-          <w:lang w:val="ru-RU"/>
-        </w:rPr>
-      </w:pPr>
-      <w:r>
-        <w:rPr>
-          <w:lang w:val="ru-RU"/>
-        </w:rPr>
-        <w:tab/>
-      </w:r>
-      <w:r>
-        <w:rPr>
-          <w:lang w:val="ru-RU"/>
-        </w:rPr>
-        <w:tab/>
-        <w:t>&lt;/</w:t>
-      </w:r>
-      <w:r>
-        <w:t>p</w:t>
-      </w:r>
-      <w:r>
-        <w:rPr>
-          <w:lang w:val="ru-RU"/>
-        </w:rPr>
-        <w:t>&gt;</w:t>
-      </w:r>
-    </w:p>
-    <w:p>
-      <w:pPr>
-        <w:pStyle w:val="LISTINGBODY"/>
-        <w:rPr>
-          <w:lang w:val="ru-RU"/>
-        </w:rPr>
-      </w:pPr>
-    </w:p>
-    <w:p>
-      <w:pPr>
-        <w:pStyle w:val="LISTINGBODY"/>
-        <w:rPr>
-          <w:lang w:val="ru-RU"/>
-        </w:rPr>
-      </w:pPr>
-      <w:r>
-        <w:rPr>
-          <w:lang w:val="ru-RU"/>
-        </w:rPr>
-        <w:tab/>
-      </w:r>
-      <w:r>
-        <w:rPr>
-          <w:lang w:val="ru-RU"/>
-        </w:rPr>
-        <w:tab/>
-        <w:t>&lt;</w:t>
-      </w:r>
-      <w:r>
-        <w:t>hr</w:t>
-      </w:r>
-      <w:r>
-        <w:rPr>
-          <w:lang w:val="ru-RU"/>
-        </w:rPr>
-        <w:t xml:space="preserve"> /&gt;</w:t>
-      </w:r>
-    </w:p>
-    <w:p>
-      <w:pPr>
-        <w:pStyle w:val="LISTINGBODY"/>
-        <w:rPr>
-          <w:lang w:val="ru-RU"/>
-        </w:rPr>
-      </w:pPr>
-      <w:r>
-        <w:rPr>
-          <w:lang w:val="ru-RU"/>
-        </w:rPr>
-        <w:tab/>
-      </w:r>
-      <w:r>
-        <w:rPr>
-          <w:lang w:val="ru-RU"/>
-        </w:rPr>
-        <w:tab/>
-        <w:t>&lt;</w:t>
-      </w:r>
-      <w:r>
-        <w:t>br</w:t>
-      </w:r>
-      <w:r>
-        <w:rPr>
-          <w:lang w:val="ru-RU"/>
-        </w:rPr>
-        <w:t xml:space="preserve"> /&gt;&lt;</w:t>
-      </w:r>
-      <w:r>
-        <w:t>br</w:t>
-      </w:r>
-      <w:r>
-        <w:rPr>
-          <w:lang w:val="ru-RU"/>
-        </w:rPr>
-        <w:t xml:space="preserve"> /&gt;&lt;</w:t>
-      </w:r>
-      <w:r>
-        <w:t>br</w:t>
-      </w:r>
-      <w:r>
-        <w:rPr>
-          <w:lang w:val="ru-RU"/>
-        </w:rPr>
-        <w:t xml:space="preserve"> /&gt;</w:t>
-      </w:r>
-    </w:p>
-    <w:p>
-      <w:pPr>
-        <w:pStyle w:val="LISTINGBODY"/>
-        <w:rPr>
-          <w:lang w:val="ru-RU"/>
-        </w:rPr>
-      </w:pPr>
-    </w:p>
-    <w:p>
-      <w:pPr>
-        <w:pStyle w:val="LISTINGBODY"/>
-        <w:rPr>
-          <w:lang w:val="ru-RU"/>
-        </w:rPr>
-      </w:pPr>
-      <w:r>
-        <w:rPr>
-          <w:lang w:val="ru-RU"/>
-        </w:rPr>
-        <w:tab/>
-      </w:r>
-      <w:r>
-        <w:rPr>
-          <w:lang w:val="ru-RU"/>
-        </w:rPr>
-        <w:tab/>
-      </w:r>
-      <w:r>
-        <w:rPr>
-          <w:lang w:val="ru-RU"/>
-        </w:rPr>
-        <w:t>&lt;</w:t>
-      </w:r>
-      <w:r>
-        <w:t>h</w:t>
-      </w:r>
-      <w:r>
-        <w:rPr>
-          <w:lang w:val="ru-RU"/>
-        </w:rPr>
-        <w:t>2&gt;Мои любимые поэты и их произведения&lt;/</w:t>
-      </w:r>
-      <w:r>
-        <w:t>h</w:t>
-      </w:r>
-      <w:r>
-        <w:rPr>
-          <w:lang w:val="ru-RU"/>
-        </w:rPr>
-        <w:t>2&gt;</w:t>
-      </w:r>
-    </w:p>
-    <w:p>
-      <w:pPr>
-        <w:pStyle w:val="LISTINGBODY"/>
-        <w:rPr>
-          <w:lang w:val="ru-RU"/>
-        </w:rPr>
-      </w:pPr>
-    </w:p>
-    <w:p>
-      <w:pPr>
-        <w:pStyle w:val="LISTINGBODY"/>
-      </w:pPr>
-      <w:r>
-        <w:rPr>
-          <w:lang w:val="ru-RU"/>
-        </w:rPr>
-        <w:tab/>
-      </w:r>
-      <w:r>
-        <w:rPr>
-          <w:lang w:val="ru-RU"/>
-        </w:rPr>
-        <w:tab/>
-      </w:r>
-      <w:r>
-        <w:t>&lt;ol&gt;</w:t>
-      </w:r>
-    </w:p>
-    <w:p>
-      <w:pPr>
-        <w:pStyle w:val="LISTINGBODY"/>
-        <w:rPr>
-          <w:lang w:val="ru-RU"/>
-        </w:rPr>
-      </w:pPr>
-      <w:r>
-        <w:lastRenderedPageBreak/>
-        <w:tab/>
-      </w:r>
-      <w:r>
-        <w:tab/>
-      </w:r>
-      <w:r>
-        <w:tab/>
-      </w:r>
-      <w:r>
-        <w:rPr>
-          <w:lang w:val="ru-RU"/>
-        </w:rPr>
-        <w:t>&lt;</w:t>
-      </w:r>
-      <w:r>
-        <w:t>li</w:t>
-      </w:r>
-      <w:r>
-        <w:rPr>
-          <w:lang w:val="ru-RU"/>
-        </w:rPr>
-        <w:t>&gt;</w:t>
-      </w:r>
-    </w:p>
-    <w:p>
-      <w:pPr>
-        <w:pStyle w:val="LISTINGBODY"/>
-        <w:rPr>
-          <w:lang w:val="ru-RU"/>
-        </w:rPr>
-      </w:pPr>
-      <w:r>
-        <w:rPr>
-          <w:lang w:val="ru-RU"/>
-        </w:rPr>
-        <w:tab/>
-      </w:r>
-      <w:r>
-        <w:rPr>
-          <w:lang w:val="ru-RU"/>
-        </w:rPr>
-        <w:tab/>
-      </w:r>
-      <w:r>
-        <w:rPr>
-          <w:lang w:val="ru-RU"/>
-        </w:rPr>
-        <w:tab/>
-      </w:r>
-      <w:r>
-        <w:rPr>
-          <w:lang w:val="ru-RU"/>
-        </w:rPr>
-        <w:tab/>
-        <w:t>Александр Сергеевич Пушкин</w:t>
-      </w:r>
-    </w:p>
-    <w:p>
-      <w:pPr>
-        <w:pStyle w:val="LISTINGBODY"/>
-        <w:rPr>
-          <w:lang w:val="ru-RU"/>
-        </w:rPr>
-      </w:pPr>
-      <w:r>
-        <w:rPr>
-          <w:lang w:val="ru-RU"/>
-        </w:rPr>
-        <w:tab/>
-      </w:r>
-      <w:r>
-        <w:rPr>
-          <w:lang w:val="ru-RU"/>
-        </w:rPr>
-        <w:tab/>
-      </w:r>
-      <w:r>
-        <w:rPr>
-          <w:lang w:val="ru-RU"/>
-        </w:rPr>
-        <w:tab/>
-      </w:r>
-      <w:r>
-        <w:rPr>
-          <w:lang w:val="ru-RU"/>
-        </w:rPr>
-        <w:tab/>
-        <w:t>&lt;</w:t>
-      </w:r>
-      <w:r>
-        <w:t>ul</w:t>
-      </w:r>
-      <w:r>
-        <w:rPr>
-          <w:lang w:val="ru-RU"/>
-        </w:rPr>
-        <w:t>&gt;</w:t>
-      </w:r>
-    </w:p>
-    <w:p>
-      <w:pPr>
-        <w:pStyle w:val="LISTINGBODY"/>
-      </w:pPr>
-      <w:r>
-        <w:rPr>
-          <w:lang w:val="ru-RU"/>
-        </w:rPr>
-        <w:tab/>
-      </w:r>
-      <w:r>
-        <w:rPr>
-          <w:lang w:val="ru-RU"/>
-        </w:rPr>
-        <w:tab/>
-      </w:r>
-      <w:r>
-        <w:rPr>
-          <w:lang w:val="ru-RU"/>
-        </w:rPr>
-        <w:tab/>
-      </w:r>
-      <w:r>
-        <w:rPr>
-          <w:lang w:val="ru-RU"/>
-        </w:rPr>
-        <w:tab/>
-      </w:r>
-      <w:r>
-        <w:rPr>
-          <w:lang w:val="ru-RU"/>
-        </w:rPr>
-        <w:tab/>
-      </w:r>
-      <w:r>
-        <w:t>&lt;li&gt;&lt;a href="poems.html#evgenij-onegin"&gt;Евгений Онегин&lt;/a&gt;&lt;/li&gt;</w:t>
-      </w:r>
-    </w:p>
-    <w:p>
-      <w:pPr>
-        <w:pStyle w:val="LISTINGBODY"/>
-      </w:pPr>
-      <w:r>
-        <w:tab/>
-      </w:r>
-      <w:r>
-        <w:tab/>
-      </w:r>
-      <w:r>
-        <w:tab/>
-      </w:r>
-      <w:r>
-        <w:tab/>
-      </w:r>
-      <w:r>
-        <w:tab/>
-        <w:t>&lt;li&gt;</w:t>
-      </w:r>
-    </w:p>
-    <w:p>
-      <w:pPr>
-        <w:pStyle w:val="LISTINGBODY"/>
-      </w:pPr>
-      <w:r>
-        <w:tab/>
-      </w:r>
-      <w:r>
-        <w:tab/>
-      </w:r>
-      <w:r>
-        <w:tab/>
-      </w:r>
-      <w:r>
-        <w:tab/>
-      </w:r>
-      <w:r>
-        <w:tab/>
-      </w:r>
-      <w:r>
-        <w:tab/>
-        <w:t>&lt;a href="poems.html#ya-pomnyu-chudnoe-mgnovenie"</w:t>
-      </w:r>
-    </w:p>
-    <w:p>
-      <w:pPr>
-        <w:pStyle w:val="LISTINGBODY"/>
-        <w:rPr>
-          <w:lang w:val="ru-RU"/>
-        </w:rPr>
-      </w:pPr>
-      <w:r>
-        <w:tab/>
-      </w:r>
-      <w:r>
-        <w:tab/>
-      </w:r>
-      <w:r>
-        <w:tab/>
-      </w:r>
-      <w:r>
-        <w:tab/>
-      </w:r>
-      <w:r>
-        <w:tab/>
-      </w:r>
-      <w:r>
-        <w:tab/>
-      </w:r>
-      <w:r>
-        <w:tab/>
-      </w:r>
-      <w:r>
-        <w:rPr>
-          <w:lang w:val="ru-RU"/>
-        </w:rPr>
-        <w:t>&gt;Я помню чудное мгновение&lt;/</w:t>
-      </w:r>
-      <w:r>
-        <w:t>a</w:t>
-      </w:r>
-    </w:p>
-    <w:p>
-      <w:pPr>
-        <w:pStyle w:val="LISTINGBODY"/>
-        <w:rPr>
-          <w:lang w:val="ru-RU"/>
-        </w:rPr>
-      </w:pPr>
-      <w:r>
-        <w:rPr>
-          <w:lang w:val="ru-RU"/>
-        </w:rPr>
-        <w:tab/>
-      </w:r>
-      <w:r>
-        <w:rPr>
-          <w:lang w:val="ru-RU"/>
-        </w:rPr>
-        <w:tab/>
-      </w:r>
-      <w:r>
-        <w:rPr>
-          <w:lang w:val="ru-RU"/>
-        </w:rPr>
-        <w:tab/>
-      </w:r>
-      <w:r>
-        <w:rPr>
-          <w:lang w:val="ru-RU"/>
-        </w:rPr>
-        <w:tab/>
-      </w:r>
-      <w:r>
-        <w:rPr>
-          <w:lang w:val="ru-RU"/>
-        </w:rPr>
-        <w:tab/>
-      </w:r>
-      <w:r>
-        <w:rPr>
-          <w:lang w:val="ru-RU"/>
-        </w:rPr>
-        <w:tab/>
-        <w:t>&gt;</w:t>
-      </w:r>
-    </w:p>
-    <w:p>
-      <w:pPr>
-        <w:pStyle w:val="LISTINGBODY"/>
-      </w:pPr>
-      <w:r>
-        <w:rPr>
-          <w:lang w:val="ru-RU"/>
-        </w:rPr>
-        <w:tab/>
-      </w:r>
-      <w:r>
-        <w:rPr>
-          <w:lang w:val="ru-RU"/>
-        </w:rPr>
-        <w:tab/>
-      </w:r>
-      <w:r>
-        <w:rPr>
-          <w:lang w:val="ru-RU"/>
-        </w:rPr>
-        <w:tab/>
-      </w:r>
-      <w:r>
-        <w:rPr>
-          <w:lang w:val="ru-RU"/>
-        </w:rPr>
-        <w:tab/>
-      </w:r>
-      <w:r>
-        <w:rPr>
-          <w:lang w:val="ru-RU"/>
-        </w:rPr>
-        <w:tab/>
-      </w:r>
-      <w:r>
-        <w:t>&lt;/li&gt;</w:t>
-      </w:r>
-    </w:p>
-    <w:p>
-      <w:pPr>
-        <w:pStyle w:val="LISTINGBODY"/>
-      </w:pPr>
-      <w:r>
-        <w:tab/>
-      </w:r>
-      <w:r>
-        <w:tab/>
-      </w:r>
-      <w:r>
-        <w:tab/>
-      </w:r>
-      <w:r>
-        <w:tab/>
-      </w:r>
-      <w:r>
-        <w:tab/>
-        <w:t>&lt;li&gt;</w:t>
-      </w:r>
-    </w:p>
-    <w:p>
-      <w:pPr>
-        <w:pStyle w:val="LISTINGBODY"/>
-      </w:pPr>
-      <w:r>
-        <w:tab/>
-      </w:r>
-      <w:r>
-        <w:tab/>
-      </w:r>
-      <w:r>
-        <w:tab/>
-      </w:r>
-      <w:r>
-        <w:tab/>
-      </w:r>
-      <w:r>
-        <w:tab/>
-      </w:r>
-      <w:r>
-        <w:tab/>
-        <w:t>&lt;a href="poems.html#moj-ded-vysokih-strannostej"</w:t>
-      </w:r>
-    </w:p>
-    <w:p>
-      <w:pPr>
-        <w:pStyle w:val="LISTINGBODY"/>
-        <w:rPr>
-          <w:lang w:val="ru-RU"/>
-        </w:rPr>
-      </w:pPr>
-      <w:r>
-        <w:tab/>
-      </w:r>
-      <w:r>
-        <w:tab/>
-      </w:r>
-      <w:r>
-        <w:tab/>
-      </w:r>
-      <w:r>
-        <w:tab/>
-      </w:r>
-      <w:r>
-        <w:tab/>
-      </w:r>
-      <w:r>
-        <w:tab/>
-      </w:r>
-      <w:r>
-        <w:tab/>
-      </w:r>
-      <w:r>
-        <w:rPr>
-          <w:lang w:val="ru-RU"/>
-        </w:rPr>
-        <w:t>&gt;Мой дед высоких странностей&lt;/</w:t>
-      </w:r>
-      <w:r>
-        <w:t>a</w:t>
-      </w:r>
-    </w:p>
-    <w:p>
-      <w:pPr>
-        <w:pStyle w:val="LISTINGBODY"/>
-        <w:rPr>
-          <w:lang w:val="ru-RU"/>
-        </w:rPr>
-      </w:pPr>
-      <w:r>
-        <w:rPr>
-          <w:lang w:val="ru-RU"/>
-        </w:rPr>
-        <w:tab/>
-      </w:r>
-      <w:r>
-        <w:rPr>
-          <w:lang w:val="ru-RU"/>
-        </w:rPr>
-        <w:tab/>
-      </w:r>
-      <w:r>
-        <w:rPr>
-          <w:lang w:val="ru-RU"/>
-        </w:rPr>
-        <w:tab/>
-      </w:r>
-      <w:r>
-        <w:rPr>
-          <w:lang w:val="ru-RU"/>
-        </w:rPr>
-        <w:tab/>
-      </w:r>
-      <w:r>
-        <w:rPr>
-          <w:lang w:val="ru-RU"/>
-        </w:rPr>
-        <w:tab/>
-      </w:r>
-      <w:r>
-        <w:rPr>
-          <w:lang w:val="ru-RU"/>
-        </w:rPr>
-        <w:tab/>
-        <w:t>&gt;</w:t>
-      </w:r>
-    </w:p>
-    <w:p>
-      <w:pPr>
-        <w:pStyle w:val="LISTINGBODY"/>
-        <w:rPr>
-          <w:lang w:val="ru-RU"/>
-        </w:rPr>
-      </w:pPr>
-      <w:r>
-        <w:rPr>
-          <w:lang w:val="ru-RU"/>
-        </w:rPr>
-        <w:tab/>
-      </w:r>
-      <w:r>
-        <w:rPr>
-          <w:lang w:val="ru-RU"/>
-        </w:rPr>
-        <w:tab/>
-      </w:r>
-      <w:r>
-        <w:rPr>
-          <w:lang w:val="ru-RU"/>
-        </w:rPr>
-        <w:tab/>
-      </w:r>
-      <w:r>
-        <w:rPr>
-          <w:lang w:val="ru-RU"/>
-        </w:rPr>
-        <w:tab/>
-      </w:r>
-      <w:r>
-        <w:rPr>
-          <w:lang w:val="ru-RU"/>
-        </w:rPr>
-        <w:tab/>
-      </w:r>
-      <w:r>
-        <w:rPr>
-          <w:lang w:val="ru-RU"/>
-        </w:rPr>
-        <w:t>&lt;/</w:t>
-      </w:r>
-      <w:r>
-        <w:t>li</w:t>
-      </w:r>
-      <w:r>
-        <w:rPr>
-          <w:lang w:val="ru-RU"/>
-        </w:rPr>
-        <w:t>&gt;</w:t>
-      </w:r>
-    </w:p>
-    <w:p>
-      <w:pPr>
-        <w:pStyle w:val="LISTINGBODY"/>
-        <w:rPr>
-          <w:lang w:val="ru-RU"/>
-        </w:rPr>
-      </w:pPr>
-      <w:r>
-        <w:rPr>
-          <w:lang w:val="ru-RU"/>
-        </w:rPr>
-        <w:tab/>
-      </w:r>
-      <w:r>
-        <w:rPr>
-          <w:lang w:val="ru-RU"/>
-        </w:rPr>
-        <w:tab/>
-      </w:r>
-      <w:r>
-        <w:rPr>
-          <w:lang w:val="ru-RU"/>
-        </w:rPr>
-        <w:tab/>
-      </w:r>
-      <w:r>
-        <w:rPr>
-          <w:lang w:val="ru-RU"/>
-        </w:rPr>
-        <w:tab/>
-        <w:t>&lt;/</w:t>
-      </w:r>
-      <w:r>
-        <w:t>ul</w:t>
-      </w:r>
-      <w:r>
-        <w:rPr>
-          <w:lang w:val="ru-RU"/>
-        </w:rPr>
-        <w:t>&gt;</w:t>
-      </w:r>
-    </w:p>
-    <w:p>
-      <w:pPr>
-        <w:pStyle w:val="LISTINGBODY"/>
-        <w:rPr>
-          <w:lang w:val="ru-RU"/>
-        </w:rPr>
-      </w:pPr>
-      <w:r>
-        <w:rPr>
-          <w:lang w:val="ru-RU"/>
-        </w:rPr>
-        <w:tab/>
-      </w:r>
-      <w:r>
-        <w:rPr>
-          <w:lang w:val="ru-RU"/>
-        </w:rPr>
-        <w:tab/>
-      </w:r>
-      <w:r>
-        <w:rPr>
-          <w:lang w:val="ru-RU"/>
-        </w:rPr>
-        <w:tab/>
-        <w:t>&lt;/</w:t>
-      </w:r>
-      <w:r>
-        <w:t>li</w:t>
-      </w:r>
-      <w:r>
-        <w:rPr>
-          <w:lang w:val="ru-RU"/>
-        </w:rPr>
-        <w:t>&gt;</w:t>
-      </w:r>
-    </w:p>
-    <w:p>
-      <w:pPr>
-        <w:pStyle w:val="LISTINGBODY"/>
-        <w:rPr>
-          <w:lang w:val="ru-RU"/>
-        </w:rPr>
-      </w:pPr>
-      <w:r>
-        <w:rPr>
-          <w:lang w:val="ru-RU"/>
-        </w:rPr>
-        <w:tab/>
-      </w:r>
-      <w:r>
-        <w:rPr>
-          <w:lang w:val="ru-RU"/>
-        </w:rPr>
-        <w:tab/>
-      </w:r>
-      <w:r>
-        <w:rPr>
-          <w:lang w:val="ru-RU"/>
-        </w:rPr>
-        <w:tab/>
-        <w:t>&lt;</w:t>
-      </w:r>
-      <w:r>
-        <w:t>li</w:t>
-      </w:r>
-      <w:r>
-        <w:rPr>
-          <w:lang w:val="ru-RU"/>
-        </w:rPr>
-        <w:t>&gt;</w:t>
-      </w:r>
-    </w:p>
-    <w:p>
-      <w:pPr>
-        <w:pStyle w:val="LISTINGBODY"/>
-        <w:rPr>
-          <w:lang w:val="ru-RU"/>
-        </w:rPr>
-      </w:pPr>
-      <w:r>
-        <w:rPr>
-          <w:lang w:val="ru-RU"/>
-        </w:rPr>
-        <w:tab/>
-      </w:r>
-      <w:r>
-        <w:rPr>
-          <w:lang w:val="ru-RU"/>
-        </w:rPr>
-        <w:tab/>
-      </w:r>
-      <w:r>
-        <w:rPr>
-          <w:lang w:val="ru-RU"/>
-        </w:rPr>
-        <w:tab/>
-      </w:r>
-      <w:r>
-        <w:rPr>
-          <w:lang w:val="ru-RU"/>
-        </w:rPr>
-        <w:tab/>
-        <w:t>Михаил Юрьевич Лермонтов</w:t>
-      </w:r>
-    </w:p>
-    <w:p>
-      <w:pPr>
-        <w:pStyle w:val="LISTINGBODY"/>
-        <w:rPr>
-          <w:lang w:val="ru-RU"/>
-        </w:rPr>
-      </w:pPr>
-      <w:r>
-        <w:rPr>
-          <w:lang w:val="ru-RU"/>
-        </w:rPr>
-        <w:tab/>
-      </w:r>
-      <w:r>
-        <w:rPr>
-          <w:lang w:val="ru-RU"/>
-        </w:rPr>
-        <w:tab/>
-      </w:r>
-      <w:r>
-        <w:rPr>
-          <w:lang w:val="ru-RU"/>
-        </w:rPr>
-        <w:tab/>
-      </w:r>
-      <w:r>
-        <w:rPr>
-          <w:lang w:val="ru-RU"/>
-        </w:rPr>
-        <w:tab/>
-        <w:t>&lt;</w:t>
-      </w:r>
-      <w:r>
-        <w:t>ul</w:t>
-      </w:r>
-      <w:r>
-        <w:rPr>
-          <w:lang w:val="ru-RU"/>
-        </w:rPr>
-        <w:t>&gt;</w:t>
-      </w:r>
-    </w:p>
-    <w:p>
-      <w:pPr>
-        <w:pStyle w:val="LISTINGBODY"/>
-        <w:rPr>
-          <w:lang w:val="ru-RU"/>
-        </w:rPr>
-      </w:pPr>
-      <w:r>
-        <w:rPr>
-          <w:lang w:val="ru-RU"/>
-        </w:rPr>
-        <w:tab/>
-      </w:r>
-      <w:r>
-        <w:rPr>
-          <w:lang w:val="ru-RU"/>
-        </w:rPr>
-        <w:tab/>
-      </w:r>
-      <w:r>
-        <w:rPr>
-          <w:lang w:val="ru-RU"/>
-        </w:rPr>
-        <w:tab/>
-      </w:r>
-      <w:r>
-        <w:rPr>
-          <w:lang w:val="ru-RU"/>
-        </w:rPr>
-        <w:tab/>
-      </w:r>
-      <w:r>
-        <w:rPr>
-          <w:lang w:val="ru-RU"/>
-        </w:rPr>
-        <w:tab/>
-        <w:t>&lt;</w:t>
-      </w:r>
-      <w:r>
-        <w:t>li</w:t>
-      </w:r>
-      <w:r>
-        <w:rPr>
-          <w:lang w:val="ru-RU"/>
-        </w:rPr>
-        <w:t>&gt;&lt;</w:t>
-      </w:r>
-      <w:r>
-        <w:t>a</w:t>
-      </w:r>
-      <w:r>
-        <w:rPr>
-          <w:lang w:val="ru-RU"/>
-        </w:rPr>
-        <w:t xml:space="preserve"> </w:t>
-      </w:r>
-      <w:r>
-        <w:t>href</w:t>
-      </w:r>
-      <w:r>
-        <w:rPr>
-          <w:lang w:val="ru-RU"/>
-        </w:rPr>
-        <w:t>="</w:t>
-      </w:r>
-      <w:r>
-        <w:t>poems</w:t>
-      </w:r>
-      <w:r>
-        <w:rPr>
-          <w:lang w:val="ru-RU"/>
-        </w:rPr>
-        <w:t>.</w:t>
-      </w:r>
-      <w:r>
-        <w:t>html</w:t>
-      </w:r>
-      <w:r>
-        <w:rPr>
-          <w:lang w:val="ru-RU"/>
-        </w:rPr>
-        <w:t>#</w:t>
-      </w:r>
-      <w:r>
-        <w:t>geroj</w:t>
-      </w:r>
-      <w:r>
-        <w:rPr>
-          <w:lang w:val="ru-RU"/>
-        </w:rPr>
-        <w:t>-</w:t>
-      </w:r>
-      <w:r>
-        <w:t>nashego</w:t>
-      </w:r>
-      <w:r>
-        <w:rPr>
-          <w:lang w:val="ru-RU"/>
-        </w:rPr>
-        <w:t>-</w:t>
-      </w:r>
-      <w:r>
-        <w:t>vremeni</w:t>
-      </w:r>
-      <w:r>
-        <w:rPr>
-          <w:lang w:val="ru-RU"/>
-        </w:rPr>
-        <w:t>"&gt;Герой нашего времени&lt;/</w:t>
-      </w:r>
-      <w:r>
-        <w:t>a</w:t>
-      </w:r>
-      <w:r>
-        <w:rPr>
-          <w:lang w:val="ru-RU"/>
-        </w:rPr>
-        <w:t>&gt;&lt;/</w:t>
-      </w:r>
-      <w:r>
-        <w:t>li</w:t>
-      </w:r>
-      <w:r>
-        <w:rPr>
-          <w:lang w:val="ru-RU"/>
-        </w:rPr>
-        <w:t>&gt;</w:t>
-      </w:r>
-    </w:p>
-    <w:p>
-      <w:pPr>
-        <w:pStyle w:val="LISTINGBODY"/>
-      </w:pPr>
-      <w:r>
-        <w:rPr>
-          <w:lang w:val="ru-RU"/>
-        </w:rPr>
-        <w:tab/>
-      </w:r>
-      <w:r>
-        <w:rPr>
-          <w:lang w:val="ru-RU"/>
-        </w:rPr>
-        <w:tab/>
-      </w:r>
-      <w:r>
-        <w:rPr>
-          <w:lang w:val="ru-RU"/>
-        </w:rPr>
-        <w:tab/>
-      </w:r>
-      <w:r>
-        <w:rPr>
-          <w:lang w:val="ru-RU"/>
-        </w:rPr>
-        <w:tab/>
-      </w:r>
-      <w:r>
-        <w:rPr>
-          <w:lang w:val="ru-RU"/>
-        </w:rPr>
-        <w:tab/>
-      </w:r>
-      <w:r>
-        <w:t>&lt;li&gt;&lt;a href="poems.html#parus"&gt;Парус&lt;/a&gt;&lt;/li&gt;</w:t>
-      </w:r>
-    </w:p>
-    <w:p>
-      <w:pPr>
-        <w:pStyle w:val="LISTINGBODY"/>
-      </w:pPr>
-      <w:r>
-        <w:tab/>
-      </w:r>
-      <w:r>
-        <w:tab/>
-      </w:r>
-      <w:r>
-        <w:tab/>
-      </w:r>
-      <w:r>
-        <w:tab/>
-      </w:r>
-      <w:r>
-        <w:tab/>
-        <w:t>&lt;li&gt;</w:t>
-      </w:r>
-    </w:p>
-    <w:p>
-      <w:pPr>
-        <w:pStyle w:val="LISTINGBODY"/>
-      </w:pPr>
-      <w:r>
-        <w:tab/>
-      </w:r>
-      <w:r>
-        <w:tab/>
-      </w:r>
-      <w:r>
-        <w:tab/>
-      </w:r>
-      <w:r>
-        <w:tab/>
-      </w:r>
-      <w:r>
-        <w:tab/>
-      </w:r>
-      <w:r>
-        <w:tab/>
-        <w:t>&lt;a href="poems.html#kogda-volnuetsya-zhelteyushaya-niva"</w:t>
-      </w:r>
-    </w:p>
-    <w:p>
-      <w:pPr>
-        <w:pStyle w:val="LISTINGBODY"/>
-        <w:rPr>
-          <w:lang w:val="ru-RU"/>
-        </w:rPr>
-      </w:pPr>
-      <w:r>
-        <w:tab/>
-      </w:r>
-      <w:r>
-        <w:tab/>
-      </w:r>
-      <w:r>
-        <w:tab/>
-      </w:r>
-      <w:r>
-        <w:tab/>
-      </w:r>
-      <w:r>
-        <w:tab/>
-      </w:r>
-      <w:r>
-        <w:tab/>
-      </w:r>
-      <w:r>
-        <w:tab/>
-      </w:r>
-      <w:r>
-        <w:rPr>
-          <w:lang w:val="ru-RU"/>
-        </w:rPr>
-        <w:t>&gt;Когда волнуется желтеющая нива&lt;/</w:t>
-      </w:r>
-      <w:r>
-        <w:t>a</w:t>
-      </w:r>
-    </w:p>
-    <w:p>
-      <w:pPr>
-        <w:pStyle w:val="LISTINGBODY"/>
-        <w:rPr>
-          <w:lang w:val="ru-RU"/>
-        </w:rPr>
-      </w:pPr>
-      <w:r>
-        <w:rPr>
-          <w:lang w:val="ru-RU"/>
-        </w:rPr>
-        <w:tab/>
-      </w:r>
-      <w:r>
-        <w:rPr>
-          <w:lang w:val="ru-RU"/>
-        </w:rPr>
-        <w:tab/>
-      </w:r>
-      <w:r>
-        <w:rPr>
-          <w:lang w:val="ru-RU"/>
-        </w:rPr>
-        <w:tab/>
-      </w:r>
-      <w:r>
-        <w:rPr>
-          <w:lang w:val="ru-RU"/>
-        </w:rPr>
-        <w:tab/>
-      </w:r>
-      <w:r>
-        <w:rPr>
-          <w:lang w:val="ru-RU"/>
-        </w:rPr>
-        <w:tab/>
-      </w:r>
-      <w:r>
-        <w:rPr>
-          <w:lang w:val="ru-RU"/>
-        </w:rPr>
-        <w:tab/>
-        <w:t>&gt;</w:t>
-      </w:r>
-    </w:p>
-    <w:p>
-      <w:pPr>
-        <w:pStyle w:val="LISTINGBODY"/>
-        <w:rPr>
-          <w:lang w:val="ru-RU"/>
-        </w:rPr>
-      </w:pPr>
-      <w:r>
-        <w:rPr>
-          <w:lang w:val="ru-RU"/>
-        </w:rPr>
-        <w:tab/>
-      </w:r>
-      <w:r>
-        <w:rPr>
-          <w:lang w:val="ru-RU"/>
-        </w:rPr>
-        <w:tab/>
-      </w:r>
-      <w:r>
-        <w:rPr>
-          <w:lang w:val="ru-RU"/>
-        </w:rPr>
-        <w:tab/>
-      </w:r>
-      <w:r>
-        <w:rPr>
-          <w:lang w:val="ru-RU"/>
-        </w:rPr>
-        <w:tab/>
-      </w:r>
-      <w:r>
-        <w:rPr>
-          <w:lang w:val="ru-RU"/>
-        </w:rPr>
-        <w:tab/>
-        <w:t>&lt;/</w:t>
-      </w:r>
-      <w:r>
-        <w:t>li</w:t>
-      </w:r>
-      <w:r>
-        <w:rPr>
-          <w:lang w:val="ru-RU"/>
-        </w:rPr>
-        <w:t>&gt;</w:t>
-      </w:r>
-    </w:p>
-    <w:p>
-      <w:pPr>
-        <w:pStyle w:val="LISTINGBODY"/>
-        <w:rPr>
-          <w:lang w:val="ru-RU"/>
-        </w:rPr>
-      </w:pPr>
-      <w:r>
-        <w:rPr>
-          <w:lang w:val="ru-RU"/>
-        </w:rPr>
-        <w:tab/>
-      </w:r>
-      <w:r>
-        <w:rPr>
-          <w:lang w:val="ru-RU"/>
-        </w:rPr>
-        <w:tab/>
-      </w:r>
-      <w:r>
-        <w:rPr>
-          <w:lang w:val="ru-RU"/>
-        </w:rPr>
-        <w:tab/>
-      </w:r>
-      <w:r>
-        <w:rPr>
-          <w:lang w:val="ru-RU"/>
-        </w:rPr>
-        <w:tab/>
-        <w:t>&lt;/</w:t>
-      </w:r>
-      <w:r>
-        <w:t>ul</w:t>
-      </w:r>
-      <w:r>
-        <w:rPr>
-          <w:lang w:val="ru-RU"/>
-        </w:rPr>
-        <w:t>&gt;</w:t>
-      </w:r>
-    </w:p>
-    <w:p>
-      <w:pPr>
-        <w:pStyle w:val="LISTINGBODY"/>
-        <w:rPr>
-          <w:lang w:val="ru-RU"/>
-        </w:rPr>
-      </w:pPr>
-      <w:r>
-        <w:rPr>
-          <w:lang w:val="ru-RU"/>
-        </w:rPr>
-        <w:tab/>
-      </w:r>
-      <w:r>
-        <w:rPr>
-          <w:lang w:val="ru-RU"/>
-        </w:rPr>
-        <w:tab/>
-      </w:r>
-      <w:r>
-        <w:rPr>
-          <w:lang w:val="ru-RU"/>
-        </w:rPr>
-        <w:tab/>
-        <w:t>&lt;/</w:t>
-      </w:r>
-      <w:r>
-        <w:t>li</w:t>
-      </w:r>
-      <w:r>
-        <w:rPr>
-          <w:lang w:val="ru-RU"/>
-        </w:rPr>
-        <w:t>&gt;</w:t>
-      </w:r>
-    </w:p>
-    <w:p>
-      <w:pPr>
-        <w:pStyle w:val="LISTINGBODY"/>
-        <w:rPr>
-          <w:lang w:val="ru-RU"/>
-        </w:rPr>
-      </w:pPr>
-      <w:r>
-        <w:rPr>
-          <w:lang w:val="ru-RU"/>
-        </w:rPr>
-        <w:tab/>
-      </w:r>
-      <w:r>
-        <w:rPr>
-          <w:lang w:val="ru-RU"/>
-        </w:rPr>
-        <w:tab/>
-      </w:r>
-      <w:r>
-        <w:rPr>
-          <w:lang w:val="ru-RU"/>
-        </w:rPr>
-        <w:tab/>
-        <w:t>&lt;</w:t>
-      </w:r>
-      <w:r>
-        <w:t>li</w:t>
-      </w:r>
-      <w:r>
-        <w:rPr>
-          <w:lang w:val="ru-RU"/>
-        </w:rPr>
-        <w:t>&gt;</w:t>
-      </w:r>
-    </w:p>
-    <w:p>
-      <w:pPr>
-        <w:pStyle w:val="LISTINGBODY"/>
-        <w:rPr>
-          <w:lang w:val="ru-RU"/>
-        </w:rPr>
-      </w:pPr>
-      <w:r>
-        <w:rPr>
-          <w:lang w:val="ru-RU"/>
-        </w:rPr>
-        <w:tab/>
-      </w:r>
-      <w:r>
-        <w:rPr>
-          <w:lang w:val="ru-RU"/>
-        </w:rPr>
-        <w:tab/>
-      </w:r>
-      <w:r>
-        <w:rPr>
-          <w:lang w:val="ru-RU"/>
-        </w:rPr>
-        <w:tab/>
-      </w:r>
-      <w:r>
-        <w:rPr>
-          <w:lang w:val="ru-RU"/>
-        </w:rPr>
-        <w:tab/>
-        <w:t>Федор Иванович Тютчев</w:t>
-      </w:r>
-    </w:p>
-    <w:p>
-      <w:pPr>
-        <w:pStyle w:val="LISTINGBODY"/>
-      </w:pPr>
-      <w:r>
-        <w:rPr>
-          <w:lang w:val="ru-RU"/>
-        </w:rPr>
-        <w:tab/>
-      </w:r>
-      <w:r>
-        <w:rPr>
-          <w:lang w:val="ru-RU"/>
-        </w:rPr>
-        <w:tab/>
-      </w:r>
-      <w:r>
-        <w:rPr>
-          <w:lang w:val="ru-RU"/>
-        </w:rPr>
-        <w:tab/>
-      </w:r>
-      <w:r>
-        <w:rPr>
-          <w:lang w:val="ru-RU"/>
-        </w:rPr>
-        <w:tab/>
-      </w:r>
-      <w:r>
-        <w:t>&lt;ul&gt;</w:t>
-      </w:r>
-    </w:p>
-    <w:p>
-      <w:pPr>
-        <w:pStyle w:val="LISTINGBODY"/>
-      </w:pPr>
-      <w:r>
-        <w:tab/>
-      </w:r>
-      <w:r>
-        <w:tab/>
-      </w:r>
-      <w:r>
-        <w:tab/>
-      </w:r>
-      <w:r>
-        <w:tab/>
-      </w:r>
-      <w:r>
-        <w:tab/>
-        <w:t>&lt;li&gt;&lt;a href="poems.html#silentium"&gt;Silentium!&lt;/a&gt;&lt;/li&gt;</w:t>
-      </w:r>
-    </w:p>
-    <w:p>
-      <w:pPr>
-        <w:pStyle w:val="LISTINGBODY"/>
-        <w:rPr>
-          <w:lang w:val="ru-RU"/>
-        </w:rPr>
-      </w:pPr>
-      <w:r>
-        <w:tab/>
-      </w:r>
-      <w:r>
-        <w:tab/>
-      </w:r>
-      <w:r>
-        <w:tab/>
-      </w:r>
-      <w:r>
-        <w:tab/>
-      </w:r>
-      <w:r>
-        <w:tab/>
-      </w:r>
-      <w:r>
-        <w:rPr>
-          <w:lang w:val="ru-RU"/>
-        </w:rPr>
-        <w:t>&lt;</w:t>
-      </w:r>
-      <w:r>
-        <w:t>li</w:t>
-      </w:r>
-      <w:r>
-        <w:rPr>
-          <w:lang w:val="ru-RU"/>
-        </w:rPr>
-        <w:t>&gt;&lt;</w:t>
-      </w:r>
-      <w:r>
-        <w:t>a</w:t>
-      </w:r>
-      <w:r>
-        <w:rPr>
-          <w:lang w:val="ru-RU"/>
-        </w:rPr>
-        <w:t xml:space="preserve"> </w:t>
-      </w:r>
-      <w:r>
-        <w:t>href</w:t>
-      </w:r>
-      <w:r>
-        <w:rPr>
-          <w:lang w:val="ru-RU"/>
-        </w:rPr>
-        <w:t>="</w:t>
-      </w:r>
-      <w:r>
-        <w:t>poems</w:t>
-      </w:r>
-      <w:r>
-        <w:rPr>
-          <w:lang w:val="ru-RU"/>
-        </w:rPr>
-        <w:t>.</w:t>
-      </w:r>
-      <w:r>
-        <w:t>html</w:t>
-      </w:r>
-      <w:r>
-        <w:rPr>
-          <w:lang w:val="ru-RU"/>
-        </w:rPr>
-        <w:t xml:space="preserve">#весна-как-воздух-чист"&gt;Весна! </w:t>
-      </w:r>
-      <w:r>
-        <w:rPr>
-          <w:lang w:val="ru-RU"/>
-        </w:rPr>
-        <w:t>Как воздух чист&lt;/</w:t>
-      </w:r>
-      <w:r>
-        <w:t>a</w:t>
-      </w:r>
-      <w:r>
-        <w:rPr>
-          <w:lang w:val="ru-RU"/>
-        </w:rPr>
-        <w:t>&gt;&lt;/</w:t>
-      </w:r>
-      <w:r>
-        <w:t>li</w:t>
-      </w:r>
-      <w:r>
-        <w:rPr>
-          <w:lang w:val="ru-RU"/>
-        </w:rPr>
-        <w:t>&gt;</w:t>
-      </w:r>
-    </w:p>
-    <w:p>
-      <w:pPr>
-        <w:pStyle w:val="LISTINGBODY"/>
-        <w:rPr>
-          <w:lang w:val="ru-RU"/>
-        </w:rPr>
-      </w:pPr>
-      <w:r>
-        <w:rPr>
-          <w:lang w:val="ru-RU"/>
-        </w:rPr>
-        <w:tab/>
-      </w:r>
-      <w:r>
-        <w:rPr>
-          <w:lang w:val="ru-RU"/>
-        </w:rPr>
-        <w:tab/>
-      </w:r>
-      <w:r>
-        <w:rPr>
-          <w:lang w:val="ru-RU"/>
-        </w:rPr>
-        <w:tab/>
-      </w:r>
-      <w:r>
-        <w:rPr>
-          <w:lang w:val="ru-RU"/>
-        </w:rPr>
-        <w:tab/>
-      </w:r>
-      <w:r>
-        <w:rPr>
-          <w:lang w:val="ru-RU"/>
-        </w:rPr>
-        <w:tab/>
-        <w:t>&lt;</w:t>
-      </w:r>
-      <w:r>
-        <w:t>li</w:t>
-      </w:r>
-      <w:r>
-        <w:rPr>
-          <w:lang w:val="ru-RU"/>
-        </w:rPr>
-        <w:t>&gt;&lt;</w:t>
-      </w:r>
-      <w:r>
-        <w:t>a</w:t>
-      </w:r>
-      <w:r>
-        <w:rPr>
-          <w:lang w:val="ru-RU"/>
-        </w:rPr>
-        <w:t xml:space="preserve"> </w:t>
-      </w:r>
-      <w:r>
-        <w:t>href</w:t>
-      </w:r>
-      <w:r>
-        <w:rPr>
-          <w:lang w:val="ru-RU"/>
-        </w:rPr>
-        <w:t>="</w:t>
-      </w:r>
-      <w:r>
-        <w:t>poems</w:t>
-      </w:r>
-      <w:r>
-        <w:rPr>
-          <w:lang w:val="ru-RU"/>
-        </w:rPr>
-        <w:t>.</w:t>
-      </w:r>
-      <w:r>
-        <w:t>html</w:t>
-      </w:r>
-      <w:r>
-        <w:rPr>
-          <w:lang w:val="ru-RU"/>
-        </w:rPr>
-        <w:t>#умом-россию-не-понять"&gt;Умом Россию не понять&lt;/</w:t>
-      </w:r>
-      <w:r>
-        <w:t>a</w:t>
-      </w:r>
-      <w:r>
-        <w:rPr>
-          <w:lang w:val="ru-RU"/>
-        </w:rPr>
-        <w:t>&gt;&lt;/</w:t>
-      </w:r>
-      <w:r>
-        <w:t>li</w:t>
-      </w:r>
-      <w:r>
-        <w:rPr>
-          <w:lang w:val="ru-RU"/>
-        </w:rPr>
-        <w:t>&gt;</w:t>
-      </w:r>
-    </w:p>
-    <w:p>
-      <w:pPr>
-        <w:pStyle w:val="LISTINGBODY"/>
-        <w:rPr>
-          <w:lang w:val="ru-RU"/>
-        </w:rPr>
-      </w:pPr>
-      <w:r>
-        <w:rPr>
-          <w:lang w:val="ru-RU"/>
-        </w:rPr>
-        <w:tab/>
-      </w:r>
-      <w:r>
-        <w:rPr>
-          <w:lang w:val="ru-RU"/>
-        </w:rPr>
-        <w:tab/>
-      </w:r>
-      <w:r>
-        <w:rPr>
-          <w:lang w:val="ru-RU"/>
-        </w:rPr>
-        <w:tab/>
-      </w:r>
-      <w:r>
-        <w:rPr>
-          <w:lang w:val="ru-RU"/>
-        </w:rPr>
-        <w:tab/>
-        <w:t>&lt;/</w:t>
-      </w:r>
-      <w:r>
-        <w:t>ul</w:t>
-      </w:r>
-      <w:r>
-        <w:rPr>
-          <w:lang w:val="ru-RU"/>
-        </w:rPr>
-        <w:t>&gt;</w:t>
-      </w:r>
-    </w:p>
-    <w:p>
-      <w:pPr>
-        <w:pStyle w:val="LISTINGBODY"/>
-        <w:rPr>
-          <w:lang w:val="ru-RU"/>
-        </w:rPr>
-      </w:pPr>
-      <w:r>
-        <w:rPr>
-          <w:lang w:val="ru-RU"/>
-        </w:rPr>
-        <w:tab/>
-      </w:r>
-      <w:r>
-        <w:rPr>
-          <w:lang w:val="ru-RU"/>
-        </w:rPr>
-        <w:tab/>
-      </w:r>
-      <w:r>
-        <w:rPr>
-          <w:lang w:val="ru-RU"/>
-        </w:rPr>
-        <w:tab/>
-        <w:t>&lt;/</w:t>
-      </w:r>
-      <w:r>
-        <w:t>li</w:t>
-      </w:r>
-      <w:r>
-        <w:rPr>
-          <w:lang w:val="ru-RU"/>
-        </w:rPr>
-        <w:t>&gt;</w:t>
-      </w:r>
-    </w:p>
-    <w:p>
-      <w:pPr>
-        <w:pStyle w:val="LISTINGBODY"/>
-        <w:rPr>
-          <w:lang w:val="ru-RU"/>
-        </w:rPr>
-      </w:pPr>
-      <w:r>
-        <w:rPr>
-          <w:lang w:val="ru-RU"/>
-        </w:rPr>
-        <w:tab/>
-      </w:r>
-      <w:r>
-        <w:rPr>
-          <w:lang w:val="ru-RU"/>
-        </w:rPr>
-        <w:tab/>
-        <w:t>&lt;/</w:t>
-      </w:r>
-      <w:r>
-        <w:t>ol</w:t>
-      </w:r>
-      <w:r>
-        <w:rPr>
-          <w:lang w:val="ru-RU"/>
-        </w:rPr>
-        <w:t>&gt;</w:t>
-      </w:r>
-    </w:p>
-    <w:p>
-      <w:pPr>
-        <w:pStyle w:val="LISTINGBODY"/>
-        <w:rPr>
-          <w:lang w:val="ru-RU"/>
-        </w:rPr>
-      </w:pPr>
-    </w:p>
-    <w:p>
-      <w:pPr>
-        <w:pStyle w:val="LISTINGBODY"/>
-        <w:rPr>
-          <w:lang w:val="ru-RU"/>
-        </w:rPr>
-      </w:pPr>
-      <w:r>
-        <w:rPr>
-          <w:lang w:val="ru-RU"/>
-        </w:rPr>
-        <w:tab/>
-      </w:r>
-      <w:r>
-        <w:rPr>
-          <w:lang w:val="ru-RU"/>
-        </w:rPr>
-        <w:tab/>
-        <w:t>&lt;</w:t>
-      </w:r>
-      <w:r>
-        <w:t>hr</w:t>
-      </w:r>
-      <w:r>
-        <w:rPr>
-          <w:lang w:val="ru-RU"/>
-        </w:rPr>
-        <w:t xml:space="preserve"> /&gt;</w:t>
-      </w:r>
-    </w:p>
-    <w:p>
-      <w:pPr>
-        <w:pStyle w:val="LISTINGBODY"/>
-        <w:rPr>
-          <w:lang w:val="ru-RU"/>
-        </w:rPr>
-      </w:pPr>
-    </w:p>
-    <w:p>
-      <w:pPr>
-        <w:pStyle w:val="LISTINGBODY"/>
-        <w:rPr>
-          <w:lang w:val="ru-RU"/>
-        </w:rPr>
-      </w:pPr>
-      <w:r>
-        <w:rPr>
-          <w:lang w:val="ru-RU"/>
-        </w:rPr>
-        <w:tab/>
-      </w:r>
-      <w:r>
-        <w:rPr>
-          <w:lang w:val="ru-RU"/>
-        </w:rPr>
-        <w:tab/>
-        <w:t>&lt;</w:t>
-      </w:r>
-      <w:r>
-        <w:t>h</w:t>
-      </w:r>
-      <w:r>
-        <w:rPr>
-          <w:lang w:val="ru-RU"/>
-        </w:rPr>
-        <w:t>2&gt;Дополнительные материалы&lt;/</w:t>
-      </w:r>
-      <w:r>
-        <w:t>h</w:t>
-      </w:r>
-      <w:r>
-        <w:rPr>
-          <w:lang w:val="ru-RU"/>
-        </w:rPr>
-        <w:t>2&gt;</w:t>
-      </w:r>
-    </w:p>
-    <w:p>
-      <w:pPr>
-        <w:pStyle w:val="LISTINGBODY"/>
-        <w:rPr>
-          <w:lang w:val="ru-RU"/>
-        </w:rPr>
-      </w:pPr>
-    </w:p>
-    <w:p>
-      <w:pPr>
-        <w:pStyle w:val="LISTINGBODY"/>
-        <w:rPr>
-          <w:lang w:val="ru-RU"/>
-        </w:rPr>
-      </w:pPr>
-      <w:r>
-        <w:rPr>
-          <w:lang w:val="ru-RU"/>
-        </w:rPr>
-        <w:tab/>
-      </w:r>
-      <w:r>
-        <w:rPr>
-          <w:lang w:val="ru-RU"/>
-        </w:rPr>
-        <w:tab/>
-        <w:t>&lt;</w:t>
-      </w:r>
-      <w:r>
-        <w:t>p</w:t>
-      </w:r>
-      <w:r>
-        <w:rPr>
-          <w:lang w:val="ru-RU"/>
-        </w:rPr>
-        <w:t>&gt;</w:t>
-      </w:r>
-    </w:p>
-    <w:p>
-      <w:pPr>
-        <w:pStyle w:val="LISTINGBODY"/>
-        <w:rPr>
-          <w:lang w:val="ru-RU"/>
-        </w:rPr>
-      </w:pPr>
-      <w:r>
-        <w:rPr>
-          <w:lang w:val="ru-RU"/>
-        </w:rPr>
-        <w:tab/>
-      </w:r>
-      <w:r>
-        <w:rPr>
-          <w:lang w:val="ru-RU"/>
-        </w:rPr>
-        <w:tab/>
-      </w:r>
-      <w:r>
-        <w:rPr>
-          <w:lang w:val="ru-RU"/>
-        </w:rPr>
-        <w:tab/>
-        <w:t>&lt;</w:t>
-      </w:r>
-      <w:r>
-        <w:t>a</w:t>
-      </w:r>
-      <w:r>
-        <w:rPr>
-          <w:lang w:val="ru-RU"/>
-        </w:rPr>
-        <w:t xml:space="preserve"> </w:t>
-      </w:r>
-      <w:r>
-        <w:t>href</w:t>
-      </w:r>
-      <w:r>
-        <w:rPr>
-          <w:lang w:val="ru-RU"/>
-        </w:rPr>
-        <w:t>="</w:t>
-      </w:r>
-      <w:r>
-        <w:t>materials</w:t>
-      </w:r>
-      <w:r>
-        <w:rPr>
-          <w:lang w:val="ru-RU"/>
-        </w:rPr>
-        <w:t>.</w:t>
-      </w:r>
-      <w:r>
-        <w:t>docx</w:t>
-      </w:r>
-      <w:r>
-        <w:rPr>
-          <w:lang w:val="ru-RU"/>
-        </w:rPr>
-        <w:t xml:space="preserve">" </w:t>
-      </w:r>
-      <w:r>
-        <w:t>download</w:t>
-      </w:r>
-      <w:r>
-        <w:rPr>
-          <w:lang w:val="ru-RU"/>
-        </w:rPr>
-        <w:t>&gt;Скачать дополнительные материалы (файл .</w:t>
-      </w:r>
-      <w:r>
-        <w:t>docx</w:t>
-      </w:r>
-      <w:r>
-        <w:rPr>
-          <w:lang w:val="ru-RU"/>
-        </w:rPr>
-        <w:t>)&lt;/</w:t>
-      </w:r>
-      <w:r>
-        <w:t>a</w:t>
-      </w:r>
-      <w:r>
-        <w:rPr>
-          <w:lang w:val="ru-RU"/>
-        </w:rPr>
-        <w:t>&gt;</w:t>
-      </w:r>
-    </w:p>
-    <w:p>
-      <w:pPr>
-        <w:pStyle w:val="LISTINGBODY"/>
-      </w:pPr>
-      <w:r>
-        <w:rPr>
-          <w:lang w:val="ru-RU"/>
-        </w:rPr>
-        <w:tab/>
-      </w:r>
-      <w:r>
-        <w:rPr>
-          <w:lang w:val="ru-RU"/>
-        </w:rPr>
-        <w:tab/>
-      </w:r>
-      <w:r>
-        <w:t>&lt;/p&gt;</w:t>
-      </w:r>
-    </w:p>
-    <w:p>
-      <w:pPr>
-        <w:pStyle w:val="LISTINGBODY"/>
-      </w:pPr>
-    </w:p>
-    <w:p>
-      <w:pPr>
-        <w:pStyle w:val="LISTINGBODY"/>
-      </w:pPr>
-      <w:r>
-        <w:tab/>
-      </w:r>
-      <w:r>
-        <w:tab/>
-        <w:t>&lt;div class="contact-info"&gt;</w:t>
-      </w:r>
-    </w:p>
-    <w:p>
-      <w:pPr>
-        <w:pStyle w:val="LISTINGBODY"/>
-        <w:rPr>
-          <w:lang w:val="ru-RU"/>
-        </w:rPr>
-      </w:pPr>
-      <w:r>
-        <w:tab/>
-      </w:r>
-      <w:r>
-        <w:tab/>
-      </w:r>
-      <w:r>
-        <w:tab/>
-      </w:r>
-      <w:r>
-        <w:rPr>
-          <w:lang w:val="ru-RU"/>
-        </w:rPr>
-        <w:t>&lt;</w:t>
-      </w:r>
-      <w:r>
-        <w:t>p</w:t>
-      </w:r>
-      <w:r>
-        <w:rPr>
-          <w:lang w:val="ru-RU"/>
-        </w:rPr>
-        <w:t>&gt;Свяжитесь со мной:&lt;/</w:t>
-      </w:r>
-      <w:r>
-        <w:t>p</w:t>
-      </w:r>
-      <w:r>
-        <w:rPr>
-          <w:lang w:val="ru-RU"/>
-        </w:rPr>
-        <w:t>&gt;</w:t>
-      </w:r>
-    </w:p>
-    <w:p>
-      <w:pPr>
-        <w:pStyle w:val="LISTINGBODY"/>
-      </w:pPr>
-      <w:r>
-        <w:rPr>
-          <w:lang w:val="ru-RU"/>
-        </w:rPr>
-        <w:tab/>
-      </w:r>
-      <w:r>
-        <w:rPr>
-          <w:lang w:val="ru-RU"/>
-        </w:rPr>
-        <w:tab/>
-      </w:r>
-      <w:r>
-        <w:rPr>
-          <w:lang w:val="ru-RU"/>
-        </w:rPr>
-        <w:tab/>
-      </w:r>
-      <w:r>
-        <w:t>&lt;p&gt;</w:t>
-      </w:r>
-    </w:p>
-    <w:p>
-      <w:pPr>
-        <w:pStyle w:val="LISTINGBODY"/>
-      </w:pPr>
-      <w:r>
-        <w:tab/>
-      </w:r>
-      <w:r>
-        <w:tab/>
-      </w:r>
-      <w:r>
-        <w:tab/>
-      </w:r>
-      <w:r>
-        <w:tab/>
-        <w:t>&lt;a href="mailto:grigorijtomczuk@gmail.com?subject=Обратная связь"</w:t>
-      </w:r>
-    </w:p>
-    <w:p>
-      <w:pPr>
-        <w:pStyle w:val="LISTINGBODY"/>
-      </w:pPr>
-      <w:r>
-        <w:tab/>
-      </w:r>
-      <w:r>
-        <w:tab/>
-      </w:r>
-      <w:r>
-        <w:tab/>
-      </w:r>
-      <w:r>
-        <w:tab/>
-      </w:r>
-      <w:r>
-        <w:tab/>
-        <w:t>&gt;grigorijtomczuk@gmail.com&lt;/a</w:t>
-      </w:r>
-    </w:p>
-    <w:p>
-      <w:pPr>
-        <w:pStyle w:val="LISTINGBODY"/>
-      </w:pPr>
-      <w:r>
-        <w:tab/>
-      </w:r>
-      <w:r>
-        <w:tab/>
-      </w:r>
-      <w:r>
-        <w:tab/>
-      </w:r>
-      <w:r>
-        <w:tab/>
-        <w:t>&gt;</w:t>
-      </w:r>
-    </w:p>
-    <w:p>
-      <w:pPr>
-        <w:pStyle w:val="LISTINGBODY"/>
-      </w:pPr>
-      <w:r>
-        <w:tab/>
-      </w:r>
-      <w:r>
-        <w:tab/>
-      </w:r>
-      <w:r>
-        <w:tab/>
-        <w:t>&lt;/p&gt;</w:t>
-      </w:r>
-    </w:p>
-    <w:p>
-      <w:pPr>
-        <w:pStyle w:val="LISTINGBODY"/>
-      </w:pPr>
-      <w:r>
-        <w:tab/>
-      </w:r>
-      <w:r>
-        <w:tab/>
-        <w:t>&lt;/div&gt;</w:t>
-      </w:r>
-    </w:p>
-    <w:p>
-      <w:pPr>
-        <w:pStyle w:val="LISTINGBODY"/>
-      </w:pPr>
-      <w:r>
-        <w:tab/>
-        <w:t>&lt;/body&gt;</w:t>
-      </w:r>
-    </w:p>
-    <w:p>
-      <w:pPr>
-        <w:pStyle w:val="LISTINGBODY"/>
-      </w:pPr>
-      <w:r>
-        <w:t>&lt;/html&gt;</w:t>
-      </w:r>
-    </w:p>
-    <w:p>
-      <w:pPr>
-        <w:spacing w:after="200" w:line="276" w:lineRule="auto"/>
-        <w:rPr>
-          <w:iCs/>
-          <w:color w:val="000000" w:themeColor="text1"/>
-          <w:sz w:val="28"/>
-          <w:szCs w:val="28"/>
-          <w:lang w:val="en-US"/>
-        </w:rPr>
-      </w:pPr>
-      <w:r>
-        <w:rPr>
-          <w:lang w:val="en-US"/>
-        </w:rPr>
-        <w:br w:type="page"/>
-      </w:r>
-    </w:p>
-    <w:p>
-      <w:pPr>
-        <w:pStyle w:val="LISTINGCAPTION"/>
-        <w:rPr>
-          <w:lang w:val="en-US"/>
-        </w:rPr>
-      </w:pPr>
-      <w:r>
-        <w:lastRenderedPageBreak/>
-        <w:t>Листинг</w:t>
-      </w:r>
-      <w:r>
-        <w:rPr>
-          <w:lang w:val="en-US"/>
-        </w:rPr>
-        <w:t xml:space="preserve"> </w:t>
-      </w:r>
-      <w:r>
-        <w:fldChar w:fldCharType="begin"/>
-      </w:r>
-      <w:r>
-        <w:rPr>
-          <w:lang w:val="en-US"/>
-        </w:rPr>
-        <w:instrText xml:space="preserve"> </w:instrText>
-      </w:r>
-      <w:r>
-        <w:rPr>
-          <w:lang w:val="en-US"/>
-        </w:rPr>
-        <w:instrText>SEQ</w:instrText>
-      </w:r>
-      <w:r>
-        <w:rPr>
-          <w:lang w:val="en-US"/>
-        </w:rPr>
-        <w:instrText xml:space="preserve"> </w:instrText>
-      </w:r>
-      <w:r>
-        <w:instrText>Листинг</w:instrText>
-      </w:r>
-      <w:r>
-        <w:rPr>
-          <w:lang w:val="en-US"/>
-        </w:rPr>
-        <w:instrText xml:space="preserve"> \* </w:instrText>
-      </w:r>
-      <w:r>
-        <w:rPr>
-          <w:lang w:val="en-US"/>
-        </w:rPr>
-        <w:instrText>ARABIC</w:instrText>
-      </w:r>
-      <w:r>
-        <w:rPr>
-          <w:lang w:val="en-US"/>
-        </w:rPr>
-        <w:instrText xml:space="preserve"> </w:instrText>
-      </w:r>
-      <w:r>
-        <w:fldChar w:fldCharType="separate"/>
-      </w:r>
-      <w:r>
-        <w:rPr>
-          <w:noProof/>
-          <w:lang w:val="en-US"/>
-        </w:rPr>
-        <w:t>2</w:t>
-      </w:r>
-      <w:r>
-        <w:fldChar w:fldCharType="end"/>
-      </w:r>
-      <w:r>
-        <w:rPr>
-          <w:lang w:val="en-US"/>
-        </w:rPr>
-        <w:t xml:space="preserve"> — </w:t>
-      </w:r>
-      <w:r>
-        <w:rPr>
-          <w:lang w:val="en-US"/>
-        </w:rPr>
-        <w:t>poems.html</w:t>
-      </w:r>
-    </w:p>
-    <w:p>
-      <w:pPr>
-        <w:pStyle w:val="LISTINGBODY"/>
-      </w:pPr>
-      <w:r>
-        <w:t>&lt;!doctype html&gt;</w:t>
-      </w:r>
-    </w:p>
-    <w:p>
-      <w:pPr>
-        <w:pStyle w:val="LISTINGBODY"/>
-      </w:pPr>
-      <w:r>
-        <w:t>&lt;html lang="ru"&gt;</w:t>
-      </w:r>
-    </w:p>
-    <w:p>
-      <w:pPr>
-        <w:pStyle w:val="LISTINGBODY"/>
-      </w:pPr>
-      <w:r>
-        <w:tab/>
-        <w:t>&lt;head&gt;</w:t>
-      </w:r>
-    </w:p>
-    <w:p>
-      <w:pPr>
-        <w:pStyle w:val="LISTINGBODY"/>
-      </w:pPr>
-      <w:r>
-        <w:tab/>
-      </w:r>
-      <w:r>
-        <w:tab/>
-        <w:t>&lt;meta charset="UTF-8" /&gt;</w:t>
-      </w:r>
-    </w:p>
-    <w:p>
-      <w:pPr>
-        <w:pStyle w:val="LISTINGBODY"/>
-      </w:pPr>
-      <w:r>
-        <w:tab/>
-      </w:r>
-      <w:r>
-        <w:tab/>
-        <w:t>&lt;meta name="viewport" content="width=device-width, initial-scale=1.0" /&gt;</w:t>
-      </w:r>
-    </w:p>
-    <w:p>
-      <w:pPr>
-        <w:pStyle w:val="LISTINGBODY"/>
-        <w:rPr>
-          <w:lang w:val="ru-RU"/>
-        </w:rPr>
-      </w:pPr>
-      <w:r>
-        <w:tab/>
-      </w:r>
-      <w:r>
-        <w:tab/>
-      </w:r>
-      <w:r>
-        <w:rPr>
-          <w:lang w:val="ru-RU"/>
-        </w:rPr>
-        <w:t>&lt;</w:t>
-      </w:r>
-      <w:r>
-        <w:t>title</w:t>
-      </w:r>
-      <w:r>
-        <w:rPr>
-          <w:lang w:val="ru-RU"/>
-        </w:rPr>
-        <w:t>&gt;Стихотворения русских поэтов&lt;/</w:t>
-      </w:r>
-      <w:r>
-        <w:t>title</w:t>
-      </w:r>
-      <w:r>
-        <w:rPr>
-          <w:lang w:val="ru-RU"/>
-        </w:rPr>
-        <w:t>&gt;</w:t>
-      </w:r>
-    </w:p>
-    <w:p>
-      <w:pPr>
-        <w:pStyle w:val="LISTINGBODY"/>
-      </w:pPr>
-      <w:r>
-        <w:rPr>
-          <w:lang w:val="ru-RU"/>
-        </w:rPr>
-        <w:tab/>
-      </w:r>
-      <w:r>
-        <w:rPr>
-          <w:lang w:val="ru-RU"/>
-        </w:rPr>
-        <w:tab/>
-      </w:r>
-      <w:r>
-        <w:t>&lt;style&gt;</w:t>
-      </w:r>
-    </w:p>
-    <w:p>
-      <w:pPr>
-        <w:pStyle w:val="LISTINGBODY"/>
-      </w:pPr>
-      <w:r>
-        <w:tab/>
-      </w:r>
-      <w:r>
-        <w:tab/>
-      </w:r>
-      <w:r>
-        <w:tab/>
-        <w:t>body {</w:t>
-      </w:r>
-    </w:p>
-    <w:p>
-      <w:pPr>
-        <w:pStyle w:val="LISTINGBODY"/>
-      </w:pPr>
-      <w:r>
-        <w:tab/>
-      </w:r>
-      <w:r>
-        <w:tab/>
-      </w:r>
-      <w:r>
-        <w:tab/>
-      </w:r>
-      <w:r>
-        <w:tab/>
-        <w:t>margin: 30px;</w:t>
-      </w:r>
-    </w:p>
-    <w:p>
-      <w:pPr>
-        <w:pStyle w:val="LISTINGBODY"/>
-      </w:pPr>
-      <w:r>
-        <w:tab/>
-      </w:r>
-      <w:r>
-        <w:tab/>
-      </w:r>
-      <w:r>
-        <w:tab/>
-      </w:r>
-      <w:r>
-        <w:tab/>
-        <w:t>margin-inline: auto;</w:t>
-      </w:r>
-    </w:p>
-    <w:p>
-      <w:pPr>
-        <w:pStyle w:val="LISTINGBODY"/>
-      </w:pPr>
-      <w:r>
-        <w:tab/>
-      </w:r>
-      <w:r>
-        <w:tab/>
-      </w:r>
-      <w:r>
-        <w:tab/>
-      </w:r>
-      <w:r>
-        <w:tab/>
-        <w:t>background-color: #f4f4f4;</w:t>
-      </w:r>
-    </w:p>
-    <w:p>
-      <w:pPr>
-        <w:pStyle w:val="LISTINGBODY"/>
-      </w:pPr>
-      <w:r>
-        <w:tab/>
-      </w:r>
-      <w:r>
-        <w:tab/>
-      </w:r>
-      <w:r>
-        <w:tab/>
-      </w:r>
-      <w:r>
-        <w:tab/>
-        <w:t>max-width: 750px;</w:t>
-      </w:r>
-    </w:p>
-    <w:p>
-      <w:pPr>
-        <w:pStyle w:val="LISTINGBODY"/>
-      </w:pPr>
-      <w:r>
-        <w:tab/>
-      </w:r>
-      <w:r>
-        <w:tab/>
-      </w:r>
-      <w:r>
-        <w:tab/>
-      </w:r>
-      <w:r>
-        <w:tab/>
-        <w:t>color: #333;</w:t>
-      </w:r>
-    </w:p>
-    <w:p>
-      <w:pPr>
-        <w:pStyle w:val="LISTINGBODY"/>
-      </w:pPr>
-      <w:r>
-        <w:tab/>
-      </w:r>
-      <w:r>
-        <w:tab/>
-      </w:r>
-      <w:r>
-        <w:tab/>
-      </w:r>
-      <w:r>
-        <w:tab/>
-        <w:t>line-height: 1.8;</w:t>
-      </w:r>
-    </w:p>
-    <w:p>
-      <w:pPr>
-        <w:pStyle w:val="LISTINGBODY"/>
-      </w:pPr>
-      <w:r>
-        <w:tab/>
-      </w:r>
-      <w:r>
-        <w:tab/>
-      </w:r>
-      <w:r>
-        <w:tab/>
-      </w:r>
-      <w:r>
-        <w:tab/>
-        <w:t>font-family: "Georgia", serif;</w:t>
-      </w:r>
-    </w:p>
-    <w:p>
-      <w:pPr>
-        <w:pStyle w:val="LISTINGBODY"/>
-      </w:pPr>
-      <w:r>
-        <w:tab/>
-      </w:r>
-      <w:r>
-        <w:tab/>
-      </w:r>
-      <w:r>
-        <w:tab/>
-        <w:t>}</w:t>
-      </w:r>
-    </w:p>
-    <w:p>
-      <w:pPr>
-        <w:pStyle w:val="LISTINGBODY"/>
-      </w:pPr>
-      <w:r>
-        <w:tab/>
-      </w:r>
-      <w:r>
-        <w:tab/>
-      </w:r>
-      <w:r>
-        <w:tab/>
-        <w:t>h2 {</w:t>
-      </w:r>
-    </w:p>
-    <w:p>
-      <w:pPr>
-        <w:pStyle w:val="LISTINGBODY"/>
-      </w:pPr>
-      <w:r>
-        <w:tab/>
-      </w:r>
-      <w:r>
-        <w:tab/>
-      </w:r>
-      <w:r>
-        <w:tab/>
-      </w:r>
-      <w:r>
-        <w:tab/>
-        <w:t>margin-top: 40px;</w:t>
-      </w:r>
-    </w:p>
-    <w:p>
-      <w:pPr>
-        <w:pStyle w:val="LISTINGBODY"/>
-      </w:pPr>
-      <w:r>
-        <w:tab/>
-      </w:r>
-      <w:r>
-        <w:tab/>
-      </w:r>
-      <w:r>
-        <w:tab/>
-      </w:r>
-      <w:r>
-        <w:tab/>
-        <w:t>border-bottom: 2px solid #8b0000;</w:t>
-      </w:r>
-    </w:p>
-    <w:p>
-      <w:pPr>
-        <w:pStyle w:val="LISTINGBODY"/>
-      </w:pPr>
-      <w:r>
-        <w:tab/>
-      </w:r>
-      <w:r>
-        <w:tab/>
-      </w:r>
-      <w:r>
-        <w:tab/>
-      </w:r>
-      <w:r>
-        <w:tab/>
-        <w:t>padding-bottom: 10px;</w:t>
-      </w:r>
-    </w:p>
-    <w:p>
-      <w:pPr>
-        <w:pStyle w:val="LISTINGBODY"/>
-      </w:pPr>
-      <w:r>
-        <w:tab/>
-      </w:r>
-      <w:r>
-        <w:tab/>
-      </w:r>
-      <w:r>
-        <w:tab/>
-      </w:r>
-      <w:r>
-        <w:tab/>
-        <w:t>color: #8b0000;</w:t>
-      </w:r>
-    </w:p>
-    <w:p>
-      <w:pPr>
-        <w:pStyle w:val="LISTINGBODY"/>
-      </w:pPr>
-      <w:r>
-        <w:tab/>
-      </w:r>
-      <w:r>
-        <w:tab/>
-      </w:r>
-      <w:r>
-        <w:tab/>
-        <w:t>}</w:t>
-      </w:r>
-    </w:p>
-    <w:p>
-      <w:pPr>
-        <w:pStyle w:val="LISTINGBODY"/>
-      </w:pPr>
-      <w:r>
-        <w:tab/>
-      </w:r>
-      <w:r>
-        <w:tab/>
-      </w:r>
-      <w:r>
-        <w:tab/>
-        <w:t>.poem {</w:t>
-      </w:r>
-    </w:p>
-    <w:p>
-      <w:pPr>
-        <w:pStyle w:val="LISTINGBODY"/>
-      </w:pPr>
-      <w:r>
-        <w:tab/>
-      </w:r>
-      <w:r>
-        <w:tab/>
-      </w:r>
-      <w:r>
-        <w:tab/>
-      </w:r>
-      <w:r>
-        <w:tab/>
-        <w:t>margin: 30px 0;</w:t>
-      </w:r>
-    </w:p>
-    <w:p>
-      <w:pPr>
-        <w:pStyle w:val="LISTINGBODY"/>
-      </w:pPr>
-      <w:r>
-        <w:tab/>
-      </w:r>
-      <w:r>
-        <w:tab/>
-      </w:r>
-      <w:r>
-        <w:tab/>
-      </w:r>
-      <w:r>
-        <w:tab/>
-        <w:t>border-left: 4px solid #8b0000;</w:t>
-      </w:r>
-    </w:p>
-    <w:p>
-      <w:pPr>
-        <w:pStyle w:val="LISTINGBODY"/>
-      </w:pPr>
-      <w:r>
-        <w:tab/>
-      </w:r>
-      <w:r>
-        <w:tab/>
-      </w:r>
-      <w:r>
-        <w:tab/>
-      </w:r>
-      <w:r>
-        <w:tab/>
-        <w:t>background-color: #fce6e6;</w:t>
-      </w:r>
-    </w:p>
-    <w:p>
-      <w:pPr>
-        <w:pStyle w:val="LISTINGBODY"/>
-      </w:pPr>
-      <w:r>
-        <w:tab/>
-      </w:r>
-      <w:r>
-        <w:tab/>
-      </w:r>
-      <w:r>
-        <w:tab/>
-      </w:r>
-      <w:r>
-        <w:tab/>
-        <w:t>padding: 20px;</w:t>
-      </w:r>
-    </w:p>
-    <w:p>
-      <w:pPr>
-        <w:pStyle w:val="LISTINGBODY"/>
-      </w:pPr>
-      <w:r>
-        <w:tab/>
-      </w:r>
-      <w:r>
-        <w:tab/>
-      </w:r>
-      <w:r>
-        <w:tab/>
-        <w:t>}</w:t>
-      </w:r>
-    </w:p>
-    <w:p>
-      <w:pPr>
-        <w:pStyle w:val="LISTINGBODY"/>
-      </w:pPr>
-      <w:r>
-        <w:tab/>
-      </w:r>
-      <w:r>
-        <w:tab/>
-      </w:r>
-      <w:r>
-        <w:tab/>
-        <w:t>.poem-text {</w:t>
-      </w:r>
-    </w:p>
-    <w:p>
-      <w:pPr>
-        <w:pStyle w:val="LISTINGBODY"/>
-      </w:pPr>
-      <w:r>
-        <w:tab/>
-      </w:r>
-      <w:r>
-        <w:tab/>
-      </w:r>
-      <w:r>
-        <w:tab/>
-      </w:r>
-      <w:r>
-        <w:tab/>
-        <w:t>font-size: 16px;</w:t>
-      </w:r>
-    </w:p>
-    <w:p>
-      <w:pPr>
-        <w:pStyle w:val="LISTINGBODY"/>
-      </w:pPr>
-      <w:r>
-        <w:tab/>
-      </w:r>
-      <w:r>
-        <w:tab/>
-      </w:r>
-      <w:r>
-        <w:tab/>
-      </w:r>
-      <w:r>
-        <w:tab/>
-        <w:t>white-space: pre-line;</w:t>
-      </w:r>
-    </w:p>
-    <w:p>
-      <w:pPr>
-        <w:pStyle w:val="LISTINGBODY"/>
-      </w:pPr>
-      <w:r>
-        <w:tab/>
-      </w:r>
-      <w:r>
-        <w:tab/>
-      </w:r>
-      <w:r>
-        <w:tab/>
-        <w:t>}</w:t>
-      </w:r>
-    </w:p>
-    <w:p>
-      <w:pPr>
-        <w:pStyle w:val="LISTINGBODY"/>
-      </w:pPr>
-      <w:r>
-        <w:tab/>
-      </w:r>
-      <w:r>
-        <w:tab/>
-      </w:r>
-      <w:r>
-        <w:tab/>
-        <w:t>.poem-author {</w:t>
-      </w:r>
-    </w:p>
-    <w:p>
-      <w:pPr>
-        <w:pStyle w:val="LISTINGBODY"/>
-      </w:pPr>
-      <w:r>
-        <w:tab/>
-      </w:r>
-      <w:r>
-        <w:tab/>
-      </w:r>
-      <w:r>
-        <w:tab/>
-      </w:r>
-      <w:r>
-        <w:tab/>
-        <w:t>margin-top: 15px;</w:t>
-      </w:r>
-    </w:p>
-    <w:p>
-      <w:pPr>
-        <w:pStyle w:val="LISTINGBODY"/>
-      </w:pPr>
-      <w:r>
-        <w:tab/>
-      </w:r>
-      <w:r>
-        <w:tab/>
-      </w:r>
-      <w:r>
-        <w:tab/>
-      </w:r>
-      <w:r>
-        <w:tab/>
-        <w:t>color: #666;</w:t>
-      </w:r>
-    </w:p>
-    <w:p>
-      <w:pPr>
-        <w:pStyle w:val="LISTINGBODY"/>
-      </w:pPr>
-      <w:r>
-        <w:tab/>
-      </w:r>
-      <w:r>
-        <w:tab/>
-      </w:r>
-      <w:r>
-        <w:tab/>
-      </w:r>
-      <w:r>
-        <w:tab/>
-        <w:t>font-style: italic;</w:t>
-      </w:r>
-    </w:p>
-    <w:p>
-      <w:pPr>
-        <w:pStyle w:val="LISTINGBODY"/>
-      </w:pPr>
-      <w:r>
-        <w:tab/>
-      </w:r>
-      <w:r>
-        <w:tab/>
-      </w:r>
-      <w:r>
-        <w:tab/>
-        <w:t>}</w:t>
-      </w:r>
-    </w:p>
-    <w:p>
-      <w:pPr>
-        <w:pStyle w:val="LISTINGBODY"/>
-      </w:pPr>
-      <w:r>
-        <w:tab/>
-      </w:r>
-      <w:r>
-        <w:tab/>
-      </w:r>
-      <w:r>
-        <w:tab/>
-        <w:t>.back-button {</w:t>
-      </w:r>
-    </w:p>
-    <w:p>
-      <w:pPr>
-        <w:pStyle w:val="LISTINGBODY"/>
-      </w:pPr>
-      <w:r>
-        <w:tab/>
-      </w:r>
-      <w:r>
-        <w:tab/>
-      </w:r>
-      <w:r>
-        <w:tab/>
-      </w:r>
-      <w:r>
-        <w:tab/>
-        <w:t>margin-top: 40px;</w:t>
-      </w:r>
-    </w:p>
-    <w:p>
-      <w:pPr>
-        <w:pStyle w:val="LISTINGBODY"/>
-      </w:pPr>
-      <w:r>
-        <w:tab/>
-      </w:r>
-      <w:r>
-        <w:tab/>
-      </w:r>
-      <w:r>
-        <w:tab/>
-      </w:r>
-      <w:r>
-        <w:tab/>
-        <w:t>padding: 20px;</w:t>
-      </w:r>
-    </w:p>
-    <w:p>
-      <w:pPr>
-        <w:pStyle w:val="LISTINGBODY"/>
-      </w:pPr>
-      <w:r>
-        <w:tab/>
-      </w:r>
-      <w:r>
-        <w:tab/>
-      </w:r>
-      <w:r>
-        <w:tab/>
-      </w:r>
-      <w:r>
-        <w:tab/>
-        <w:t>text-align: center;</w:t>
-      </w:r>
-    </w:p>
-    <w:p>
-      <w:pPr>
-        <w:pStyle w:val="LISTINGBODY"/>
-      </w:pPr>
-      <w:r>
-        <w:tab/>
-      </w:r>
-      <w:r>
-        <w:tab/>
-      </w:r>
-      <w:r>
-        <w:tab/>
-        <w:t>}</w:t>
-      </w:r>
-    </w:p>
-    <w:p>
-      <w:pPr>
-        <w:pStyle w:val="LISTINGBODY"/>
-      </w:pPr>
-      <w:r>
-        <w:tab/>
-      </w:r>
-      <w:r>
-        <w:tab/>
-      </w:r>
-      <w:r>
-        <w:tab/>
-        <w:t>img {</w:t>
-      </w:r>
-    </w:p>
-    <w:p>
-      <w:pPr>
-        <w:pStyle w:val="LISTINGBODY"/>
-      </w:pPr>
-      <w:r>
-        <w:tab/>
-      </w:r>
-      <w:r>
-        <w:tab/>
-      </w:r>
-      <w:r>
-        <w:tab/>
-      </w:r>
-      <w:r>
-        <w:tab/>
-        <w:t>transition: transform 0.3s;</w:t>
-      </w:r>
-    </w:p>
-    <w:p>
-      <w:pPr>
-        <w:pStyle w:val="LISTINGBODY"/>
-      </w:pPr>
-      <w:r>
-        <w:tab/>
-      </w:r>
-      <w:r>
-        <w:tab/>
-      </w:r>
-      <w:r>
-        <w:tab/>
-      </w:r>
-      <w:r>
-        <w:tab/>
-        <w:t>border-radius: 10px;</w:t>
-      </w:r>
-    </w:p>
-    <w:p>
-      <w:pPr>
-        <w:pStyle w:val="LISTINGBODY"/>
-      </w:pPr>
-      <w:r>
-        <w:tab/>
-      </w:r>
-      <w:r>
-        <w:tab/>
-      </w:r>
-      <w:r>
-        <w:tab/>
-      </w:r>
-      <w:r>
-        <w:tab/>
-        <w:t>max-width: 150px;</w:t>
-      </w:r>
-    </w:p>
-    <w:p>
-      <w:pPr>
-        <w:pStyle w:val="LISTINGBODY"/>
-      </w:pPr>
-      <w:r>
-        <w:tab/>
-      </w:r>
-      <w:r>
-        <w:tab/>
-      </w:r>
-      <w:r>
-        <w:tab/>
-        <w:t>}</w:t>
-      </w:r>
-    </w:p>
-    <w:p>
-      <w:pPr>
-        <w:pStyle w:val="LISTINGBODY"/>
-      </w:pPr>
-      <w:r>
-        <w:tab/>
-      </w:r>
-      <w:r>
-        <w:tab/>
-      </w:r>
-      <w:r>
-        <w:tab/>
-        <w:t>img:hover {</w:t>
-      </w:r>
-    </w:p>
-    <w:p>
-      <w:pPr>
-        <w:pStyle w:val="LISTINGBODY"/>
-      </w:pPr>
-      <w:r>
-        <w:tab/>
-      </w:r>
-      <w:r>
-        <w:tab/>
-      </w:r>
-      <w:r>
-        <w:tab/>
-      </w:r>
-      <w:r>
-        <w:tab/>
-        <w:t>transform: scale(1.05);</w:t>
-      </w:r>
-    </w:p>
-    <w:p>
-      <w:pPr>
-        <w:pStyle w:val="LISTINGBODY"/>
-      </w:pPr>
-      <w:r>
-        <w:tab/>
-      </w:r>
-      <w:r>
-        <w:tab/>
-      </w:r>
-      <w:r>
-        <w:tab/>
-        <w:t>}</w:t>
-      </w:r>
-    </w:p>
-    <w:p>
-      <w:pPr>
-        <w:pStyle w:val="LISTINGBODY"/>
-      </w:pPr>
-      <w:r>
-        <w:tab/>
-      </w:r>
-      <w:r>
-        <w:tab/>
-      </w:r>
-      <w:r>
-        <w:tab/>
-        <w:t>a {</w:t>
-      </w:r>
-    </w:p>
-    <w:p>
-      <w:pPr>
-        <w:pStyle w:val="LISTINGBODY"/>
-      </w:pPr>
-      <w:r>
-        <w:tab/>
-      </w:r>
-      <w:r>
-        <w:tab/>
-      </w:r>
-      <w:r>
-        <w:tab/>
-      </w:r>
-      <w:r>
-        <w:tab/>
-        <w:t>color: #0066cc;</w:t>
-      </w:r>
-    </w:p>
-    <w:p>
-      <w:pPr>
-        <w:pStyle w:val="LISTINGBODY"/>
-      </w:pPr>
-      <w:r>
-        <w:tab/>
-      </w:r>
-      <w:r>
-        <w:tab/>
-      </w:r>
-      <w:r>
-        <w:tab/>
-      </w:r>
-      <w:r>
-        <w:tab/>
-        <w:t>text-decoration: none;</w:t>
-      </w:r>
-    </w:p>
-    <w:p>
-      <w:pPr>
-        <w:pStyle w:val="LISTINGBODY"/>
-      </w:pPr>
-      <w:r>
-        <w:tab/>
-      </w:r>
-      <w:r>
-        <w:tab/>
-      </w:r>
-      <w:r>
-        <w:tab/>
-        <w:t>}</w:t>
-      </w:r>
-    </w:p>
-    <w:p>
-      <w:pPr>
-        <w:pStyle w:val="LISTINGBODY"/>
-      </w:pPr>
-      <w:r>
-        <w:tab/>
-      </w:r>
-      <w:r>
-        <w:tab/>
-      </w:r>
-      <w:r>
-        <w:tab/>
-        <w:t>a:hover {</w:t>
-      </w:r>
-    </w:p>
-    <w:p>
-      <w:pPr>
-        <w:pStyle w:val="LISTINGBODY"/>
-      </w:pPr>
-      <w:r>
-        <w:tab/>
-      </w:r>
-      <w:r>
-        <w:tab/>
-      </w:r>
-      <w:r>
-        <w:tab/>
-      </w:r>
-      <w:r>
-        <w:tab/>
-        <w:t>text-decoration: underline;</w:t>
-      </w:r>
-    </w:p>
-    <w:p>
-      <w:pPr>
-        <w:pStyle w:val="LISTINGBODY"/>
-      </w:pPr>
-      <w:r>
-        <w:tab/>
-      </w:r>
-      <w:r>
-        <w:tab/>
-      </w:r>
-      <w:r>
-        <w:tab/>
-        <w:t>}</w:t>
-      </w:r>
-    </w:p>
-    <w:p>
-      <w:pPr>
-        <w:pStyle w:val="LISTINGBODY"/>
-      </w:pPr>
-      <w:r>
-        <w:tab/>
-      </w:r>
-      <w:r>
-        <w:tab/>
-        <w:t>&lt;/style&gt;</w:t>
-      </w:r>
-    </w:p>
-    <w:p>
-      <w:pPr>
-        <w:pStyle w:val="LISTINGBODY"/>
-      </w:pPr>
-      <w:r>
-        <w:tab/>
-        <w:t>&lt;/head&gt;</w:t>
-      </w:r>
-    </w:p>
-    <w:p>
-      <w:pPr>
-        <w:pStyle w:val="LISTINGBODY"/>
-        <w:rPr>
-          <w:lang w:val="ru-RU"/>
-        </w:rPr>
-      </w:pPr>
-      <w:r>
-        <w:lastRenderedPageBreak/>
-        <w:tab/>
-      </w:r>
-      <w:r>
-        <w:rPr>
-          <w:lang w:val="ru-RU"/>
-        </w:rPr>
-        <w:t>&lt;</w:t>
-      </w:r>
-      <w:r>
-        <w:t>body</w:t>
-      </w:r>
-      <w:r>
-        <w:rPr>
-          <w:lang w:val="ru-RU"/>
-        </w:rPr>
-        <w:t>&gt;</w:t>
-      </w:r>
-    </w:p>
-    <w:p>
-      <w:pPr>
-        <w:pStyle w:val="LISTINGBODY"/>
-        <w:rPr>
-          <w:lang w:val="ru-RU"/>
-        </w:rPr>
-      </w:pPr>
-      <w:r>
-        <w:rPr>
-          <w:lang w:val="ru-RU"/>
-        </w:rPr>
-        <w:tab/>
-      </w:r>
-      <w:r>
-        <w:rPr>
-          <w:lang w:val="ru-RU"/>
-        </w:rPr>
-        <w:tab/>
-        <w:t>&lt;</w:t>
-      </w:r>
-      <w:r>
-        <w:t>h</w:t>
-      </w:r>
-      <w:r>
-        <w:rPr>
-          <w:lang w:val="ru-RU"/>
-        </w:rPr>
-        <w:t>1&gt;Стихотворения русских поэтов&lt;/</w:t>
-      </w:r>
-      <w:r>
-        <w:t>h</w:t>
-      </w:r>
-      <w:r>
-        <w:rPr>
-          <w:lang w:val="ru-RU"/>
-        </w:rPr>
-        <w:t>1&gt;</w:t>
-      </w:r>
-    </w:p>
-    <w:p>
-      <w:pPr>
-        <w:pStyle w:val="LISTINGBODY"/>
-        <w:rPr>
-          <w:lang w:val="ru-RU"/>
-        </w:rPr>
-      </w:pPr>
-    </w:p>
-    <w:p>
-      <w:pPr>
-        <w:pStyle w:val="LISTINGBODY"/>
-        <w:rPr>
-          <w:lang w:val="ru-RU"/>
-        </w:rPr>
-      </w:pPr>
-      <w:r>
-        <w:rPr>
-          <w:lang w:val="ru-RU"/>
-        </w:rPr>
-        <w:tab/>
-      </w:r>
-      <w:r>
-        <w:rPr>
-          <w:lang w:val="ru-RU"/>
-        </w:rPr>
-        <w:tab/>
-        <w:t>&lt;</w:t>
-      </w:r>
-      <w:r>
-        <w:t>hr</w:t>
-      </w:r>
-      <w:r>
-        <w:rPr>
-          <w:lang w:val="ru-RU"/>
-        </w:rPr>
-        <w:t xml:space="preserve"> /&gt;</w:t>
-      </w:r>
-    </w:p>
-    <w:p>
-      <w:pPr>
-        <w:pStyle w:val="LISTINGBODY"/>
-        <w:rPr>
-          <w:lang w:val="ru-RU"/>
-        </w:rPr>
-      </w:pPr>
-    </w:p>
-    <w:p>
-      <w:pPr>
-        <w:pStyle w:val="LISTINGBODY"/>
-        <w:rPr>
-          <w:lang w:val="ru-RU"/>
-        </w:rPr>
-      </w:pPr>
-      <w:r>
-        <w:rPr>
-          <w:lang w:val="ru-RU"/>
-        </w:rPr>
-        <w:tab/>
-      </w:r>
-      <w:r>
-        <w:rPr>
-          <w:lang w:val="ru-RU"/>
-        </w:rPr>
-        <w:tab/>
-        <w:t>&lt;!-- ПУШКИН --&gt;</w:t>
-      </w:r>
-    </w:p>
-    <w:p>
-      <w:pPr>
-        <w:pStyle w:val="LISTINGBODY"/>
-        <w:rPr>
-          <w:lang w:val="ru-RU"/>
-        </w:rPr>
-      </w:pPr>
-      <w:r>
-        <w:rPr>
-          <w:lang w:val="ru-RU"/>
-        </w:rPr>
-        <w:tab/>
-      </w:r>
-      <w:r>
-        <w:rPr>
-          <w:lang w:val="ru-RU"/>
-        </w:rPr>
-        <w:tab/>
-        <w:t>&lt;</w:t>
-      </w:r>
-      <w:r>
-        <w:t>h</w:t>
-      </w:r>
-      <w:r>
-        <w:rPr>
-          <w:lang w:val="ru-RU"/>
-        </w:rPr>
-        <w:t xml:space="preserve">2 </w:t>
-      </w:r>
-      <w:r>
-        <w:t>id</w:t>
-      </w:r>
-      <w:r>
-        <w:rPr>
-          <w:lang w:val="ru-RU"/>
-        </w:rPr>
-        <w:t>="</w:t>
-      </w:r>
-      <w:r>
-        <w:t>evgenij</w:t>
-      </w:r>
-      <w:r>
-        <w:rPr>
-          <w:lang w:val="ru-RU"/>
-        </w:rPr>
-        <w:t>-</w:t>
-      </w:r>
-      <w:r>
-        <w:t>onegin</w:t>
-      </w:r>
-      <w:r>
-        <w:rPr>
-          <w:lang w:val="ru-RU"/>
-        </w:rPr>
-        <w:t>"&gt;Евгений Онегин (отрывок)&lt;/</w:t>
-      </w:r>
-      <w:r>
-        <w:t>h</w:t>
-      </w:r>
-      <w:r>
-        <w:rPr>
-          <w:lang w:val="ru-RU"/>
-        </w:rPr>
-        <w:t>2&gt;</w:t>
-      </w:r>
-    </w:p>
-    <w:p>
-      <w:pPr>
-        <w:pStyle w:val="LISTINGBODY"/>
-      </w:pPr>
-      <w:r>
-        <w:rPr>
-          <w:lang w:val="ru-RU"/>
-        </w:rPr>
-        <w:tab/>
-      </w:r>
-      <w:r>
-        <w:rPr>
-          <w:lang w:val="ru-RU"/>
-        </w:rPr>
-        <w:tab/>
-      </w:r>
-      <w:r>
-        <w:t>&lt;div class="poem"&gt;</w:t>
-      </w:r>
-    </w:p>
-    <w:p>
-      <w:pPr>
-        <w:pStyle w:val="LISTINGBODY"/>
-      </w:pPr>
-      <w:r>
-        <w:tab/>
-      </w:r>
-      <w:r>
-        <w:tab/>
-      </w:r>
-      <w:r>
-        <w:tab/>
-        <w:t>&lt;div class="poem-text"&gt;</w:t>
-      </w:r>
-    </w:p>
-    <w:p>
-      <w:pPr>
-        <w:pStyle w:val="LISTINGBODY"/>
-        <w:rPr>
-          <w:lang w:val="ru-RU"/>
-        </w:rPr>
-      </w:pPr>
-      <w:r>
-        <w:tab/>
-      </w:r>
-      <w:r>
-        <w:tab/>
-      </w:r>
-      <w:r>
-        <w:tab/>
-      </w:r>
-      <w:r>
-        <w:tab/>
-      </w:r>
-      <w:r>
-        <w:rPr>
-          <w:lang w:val="ru-RU"/>
-        </w:rPr>
-        <w:t>Мой дядя самых честных правил, Когда не в шутку занемог, Он уважать себя заставил И</w:t>
-      </w:r>
-    </w:p>
-    <w:p>
-      <w:pPr>
-        <w:pStyle w:val="LISTINGBODY"/>
-        <w:rPr>
-          <w:lang w:val="ru-RU"/>
-        </w:rPr>
-      </w:pPr>
-      <w:r>
-        <w:rPr>
-          <w:lang w:val="ru-RU"/>
-        </w:rPr>
-        <w:tab/>
-      </w:r>
-      <w:r>
-        <w:rPr>
-          <w:lang w:val="ru-RU"/>
-        </w:rPr>
-        <w:tab/>
-      </w:r>
-      <w:r>
-        <w:rPr>
-          <w:lang w:val="ru-RU"/>
-        </w:rPr>
-        <w:tab/>
-      </w:r>
-      <w:r>
-        <w:rPr>
-          <w:lang w:val="ru-RU"/>
-        </w:rPr>
-        <w:tab/>
-        <w:t>лучше выдумать не мог. Его пример другим наука; Но, боже мой, какая скука С больным</w:t>
-      </w:r>
-    </w:p>
-    <w:p>
-      <w:pPr>
-        <w:pStyle w:val="LISTINGBODY"/>
-        <w:rPr>
-          <w:lang w:val="ru-RU"/>
-        </w:rPr>
-      </w:pPr>
-      <w:r>
-        <w:rPr>
-          <w:lang w:val="ru-RU"/>
-        </w:rPr>
-        <w:tab/>
-      </w:r>
-      <w:r>
-        <w:rPr>
-          <w:lang w:val="ru-RU"/>
-        </w:rPr>
-        <w:tab/>
-      </w:r>
-      <w:r>
-        <w:rPr>
-          <w:lang w:val="ru-RU"/>
-        </w:rPr>
-        <w:tab/>
-      </w:r>
-      <w:r>
-        <w:rPr>
-          <w:lang w:val="ru-RU"/>
-        </w:rPr>
-        <w:tab/>
-        <w:t>сидеть и день и ночь, Не отходя ни на шаг прочь! Какое низкое коварство Полуживого</w:t>
-      </w:r>
-    </w:p>
-    <w:p>
-      <w:pPr>
-        <w:pStyle w:val="LISTINGBODY"/>
-        <w:rPr>
-          <w:lang w:val="ru-RU"/>
-        </w:rPr>
-      </w:pPr>
-      <w:r>
-        <w:rPr>
-          <w:lang w:val="ru-RU"/>
-        </w:rPr>
-        <w:tab/>
-      </w:r>
-      <w:r>
-        <w:rPr>
-          <w:lang w:val="ru-RU"/>
-        </w:rPr>
-        <w:tab/>
-      </w:r>
-      <w:r>
-        <w:rPr>
-          <w:lang w:val="ru-RU"/>
-        </w:rPr>
-        <w:tab/>
-      </w:r>
-      <w:r>
-        <w:rPr>
-          <w:lang w:val="ru-RU"/>
-        </w:rPr>
-        <w:tab/>
-        <w:t>забавлять, Ему подушки поправлять, Печально подносить лекарство, Вздыхать и думать</w:t>
-      </w:r>
-    </w:p>
-    <w:p>
-      <w:pPr>
-        <w:pStyle w:val="LISTINGBODY"/>
-        <w:rPr>
-          <w:lang w:val="ru-RU"/>
-        </w:rPr>
-      </w:pPr>
-      <w:r>
-        <w:rPr>
-          <w:lang w:val="ru-RU"/>
-        </w:rPr>
-        <w:tab/>
-      </w:r>
-      <w:r>
-        <w:rPr>
-          <w:lang w:val="ru-RU"/>
-        </w:rPr>
-        <w:tab/>
-      </w:r>
-      <w:r>
-        <w:rPr>
-          <w:lang w:val="ru-RU"/>
-        </w:rPr>
-        <w:tab/>
-      </w:r>
-      <w:r>
-        <w:rPr>
-          <w:lang w:val="ru-RU"/>
-        </w:rPr>
-        <w:tab/>
-        <w:t>про себя: Когда же черт возьмет тебя!</w:t>
-      </w:r>
-    </w:p>
-    <w:p>
-      <w:pPr>
-        <w:pStyle w:val="LISTINGBODY"/>
-      </w:pPr>
-      <w:r>
-        <w:rPr>
-          <w:lang w:val="ru-RU"/>
-        </w:rPr>
-        <w:tab/>
-      </w:r>
-      <w:r>
-        <w:rPr>
-          <w:lang w:val="ru-RU"/>
-        </w:rPr>
-        <w:tab/>
-      </w:r>
-      <w:r>
-        <w:rPr>
-          <w:lang w:val="ru-RU"/>
-        </w:rPr>
-        <w:tab/>
-      </w:r>
-      <w:r>
-        <w:t>&lt;/div&gt;</w:t>
-      </w:r>
-    </w:p>
-    <w:p>
-      <w:pPr>
-        <w:pStyle w:val="LISTINGBODY"/>
-      </w:pPr>
-      <w:r>
-        <w:tab/>
-      </w:r>
-      <w:r>
-        <w:tab/>
-      </w:r>
-      <w:r>
-        <w:tab/>
-        <w:t>&lt;div class="poem-author"&gt;— А.С. Пушкин&lt;/div&gt;</w:t>
-      </w:r>
-    </w:p>
-    <w:p>
-      <w:pPr>
-        <w:pStyle w:val="LISTINGBODY"/>
-      </w:pPr>
-      <w:r>
-        <w:tab/>
-      </w:r>
-      <w:r>
-        <w:tab/>
-        <w:t>&lt;/div&gt;</w:t>
-      </w:r>
-    </w:p>
-    <w:p>
-      <w:pPr>
-        <w:pStyle w:val="LISTINGBODY"/>
-      </w:pPr>
-    </w:p>
-    <w:p>
-      <w:pPr>
-        <w:pStyle w:val="LISTINGBODY"/>
-      </w:pPr>
-      <w:r>
-        <w:tab/>
-      </w:r>
-      <w:r>
-        <w:tab/>
-        <w:t>&lt;h2 id="ya-pomnyu-chudnoe-mgnovenie"&gt;Я помню чудное мгновение&lt;/h2&gt;</w:t>
-      </w:r>
-    </w:p>
-    <w:p>
-      <w:pPr>
-        <w:pStyle w:val="LISTINGBODY"/>
-      </w:pPr>
-      <w:r>
-        <w:tab/>
-      </w:r>
-      <w:r>
-        <w:tab/>
-        <w:t>&lt;div class="poem"&gt;</w:t>
-      </w:r>
-    </w:p>
-    <w:p>
-      <w:pPr>
-        <w:pStyle w:val="LISTINGBODY"/>
-      </w:pPr>
-      <w:r>
-        <w:tab/>
-      </w:r>
-      <w:r>
-        <w:tab/>
-      </w:r>
-      <w:r>
-        <w:tab/>
-        <w:t>&lt;div class="poem-text"&gt;</w:t>
-      </w:r>
-    </w:p>
-    <w:p>
-      <w:pPr>
-        <w:pStyle w:val="LISTINGBODY"/>
-        <w:rPr>
-          <w:lang w:val="ru-RU"/>
-        </w:rPr>
-      </w:pPr>
-      <w:r>
-        <w:tab/>
-      </w:r>
-      <w:r>
-        <w:tab/>
-      </w:r>
-      <w:r>
-        <w:tab/>
-      </w:r>
-      <w:r>
-        <w:tab/>
-      </w:r>
-      <w:r>
-        <w:rPr>
-          <w:lang w:val="ru-RU"/>
-        </w:rPr>
-        <w:t>Я помню чудное мгновение: Передо мною явилась ты, Как мимолетное виденье, Как гений</w:t>
-      </w:r>
-    </w:p>
-    <w:p>
-      <w:pPr>
-        <w:pStyle w:val="LISTINGBODY"/>
-        <w:rPr>
-          <w:lang w:val="ru-RU"/>
-        </w:rPr>
-      </w:pPr>
-      <w:r>
-        <w:rPr>
-          <w:lang w:val="ru-RU"/>
-        </w:rPr>
-        <w:tab/>
-      </w:r>
-      <w:r>
-        <w:rPr>
-          <w:lang w:val="ru-RU"/>
-        </w:rPr>
-        <w:tab/>
-      </w:r>
-      <w:r>
-        <w:rPr>
-          <w:lang w:val="ru-RU"/>
-        </w:rPr>
-        <w:tab/>
-      </w:r>
-      <w:r>
-        <w:rPr>
-          <w:lang w:val="ru-RU"/>
-        </w:rPr>
-        <w:tab/>
-        <w:t>чистой красоты. В томленьях сладостных и мучительных, Забыл я все мечты былые; Душе</w:t>
-      </w:r>
-    </w:p>
-    <w:p>
-      <w:pPr>
-        <w:pStyle w:val="LISTINGBODY"/>
-        <w:rPr>
-          <w:lang w:val="ru-RU"/>
-        </w:rPr>
-      </w:pPr>
-      <w:r>
-        <w:rPr>
-          <w:lang w:val="ru-RU"/>
-        </w:rPr>
-        <w:tab/>
-      </w:r>
-      <w:r>
-        <w:rPr>
-          <w:lang w:val="ru-RU"/>
-        </w:rPr>
-        <w:tab/>
-      </w:r>
-      <w:r>
-        <w:rPr>
-          <w:lang w:val="ru-RU"/>
-        </w:rPr>
-        <w:tab/>
-      </w:r>
-      <w:r>
-        <w:rPr>
-          <w:lang w:val="ru-RU"/>
-        </w:rPr>
-        <w:tab/>
-        <w:t>твоей, святой и чистой, Себя я всем обязан был. Тоска, отчаянье и вера, Волненья ног</w:t>
-      </w:r>
-    </w:p>
-    <w:p>
-      <w:pPr>
-        <w:pStyle w:val="LISTINGBODY"/>
-        <w:rPr>
-          <w:lang w:val="ru-RU"/>
-        </w:rPr>
-      </w:pPr>
-      <w:r>
-        <w:rPr>
-          <w:lang w:val="ru-RU"/>
-        </w:rPr>
-        <w:tab/>
-      </w:r>
-      <w:r>
-        <w:rPr>
-          <w:lang w:val="ru-RU"/>
-        </w:rPr>
-        <w:tab/>
-      </w:r>
-      <w:r>
-        <w:rPr>
-          <w:lang w:val="ru-RU"/>
-        </w:rPr>
-        <w:tab/>
-      </w:r>
-      <w:r>
-        <w:rPr>
-          <w:lang w:val="ru-RU"/>
-        </w:rPr>
-        <w:tab/>
-        <w:t>благоговейных, Судеб минутные теченья... И долго, долго слышал я Святые звуки</w:t>
-      </w:r>
-    </w:p>
-    <w:p>
-      <w:pPr>
-        <w:pStyle w:val="LISTINGBODY"/>
-        <w:rPr>
-          <w:lang w:val="ru-RU"/>
-        </w:rPr>
-      </w:pPr>
-      <w:r>
-        <w:rPr>
-          <w:lang w:val="ru-RU"/>
-        </w:rPr>
-        <w:tab/>
-      </w:r>
-      <w:r>
-        <w:rPr>
-          <w:lang w:val="ru-RU"/>
-        </w:rPr>
-        <w:tab/>
-      </w:r>
-      <w:r>
-        <w:rPr>
-          <w:lang w:val="ru-RU"/>
-        </w:rPr>
-        <w:tab/>
-      </w:r>
-      <w:r>
-        <w:rPr>
-          <w:lang w:val="ru-RU"/>
-        </w:rPr>
-        <w:tab/>
-        <w:t>благодати И дивный голос чарованья.</w:t>
-      </w:r>
-    </w:p>
-    <w:p>
-      <w:pPr>
-        <w:pStyle w:val="LISTINGBODY"/>
-      </w:pPr>
-      <w:r>
-        <w:rPr>
-          <w:lang w:val="ru-RU"/>
-        </w:rPr>
-        <w:tab/>
-      </w:r>
-      <w:r>
-        <w:rPr>
-          <w:lang w:val="ru-RU"/>
-        </w:rPr>
-        <w:tab/>
-      </w:r>
-      <w:r>
-        <w:rPr>
-          <w:lang w:val="ru-RU"/>
-        </w:rPr>
-        <w:tab/>
-      </w:r>
-      <w:r>
-        <w:t>&lt;/div&gt;</w:t>
-      </w:r>
-    </w:p>
-    <w:p>
-      <w:pPr>
-        <w:pStyle w:val="LISTINGBODY"/>
-      </w:pPr>
-      <w:r>
-        <w:tab/>
-      </w:r>
-      <w:r>
-        <w:tab/>
-      </w:r>
-      <w:r>
-        <w:tab/>
-        <w:t>&lt;div class="poem-author"&gt;— А.С. Пушкин&lt;/div&gt;</w:t>
-      </w:r>
-    </w:p>
-    <w:p>
-      <w:pPr>
-        <w:pStyle w:val="LISTINGBODY"/>
-      </w:pPr>
-      <w:r>
-        <w:tab/>
-      </w:r>
-      <w:r>
-        <w:tab/>
-        <w:t>&lt;/div&gt;</w:t>
-      </w:r>
-    </w:p>
-    <w:p>
-      <w:pPr>
-        <w:pStyle w:val="LISTINGBODY"/>
-      </w:pPr>
-    </w:p>
-    <w:p>
-      <w:pPr>
-        <w:pStyle w:val="LISTINGBODY"/>
-      </w:pPr>
-      <w:r>
-        <w:tab/>
-      </w:r>
-      <w:r>
-        <w:tab/>
-        <w:t>&lt;h2 id="moj-ded-vysokih-strannostej"&gt;Мой дед высоких странностей (отрывок)&lt;/h2&gt;</w:t>
-      </w:r>
-    </w:p>
-    <w:p>
-      <w:pPr>
-        <w:pStyle w:val="LISTINGBODY"/>
-      </w:pPr>
-      <w:r>
-        <w:tab/>
-      </w:r>
-      <w:r>
-        <w:tab/>
-        <w:t>&lt;div class="poem"&gt;</w:t>
-      </w:r>
-    </w:p>
-    <w:p>
-      <w:pPr>
-        <w:pStyle w:val="LISTINGBODY"/>
-      </w:pPr>
-      <w:r>
-        <w:tab/>
-      </w:r>
-      <w:r>
-        <w:tab/>
-      </w:r>
-      <w:r>
-        <w:tab/>
-        <w:t>&lt;div class="poem-text"&gt;</w:t>
-      </w:r>
-    </w:p>
-    <w:p>
-      <w:pPr>
-        <w:pStyle w:val="LISTINGBODY"/>
-        <w:rPr>
-          <w:lang w:val="ru-RU"/>
-        </w:rPr>
-      </w:pPr>
-      <w:r>
-        <w:tab/>
-      </w:r>
-      <w:r>
-        <w:tab/>
-      </w:r>
-      <w:r>
-        <w:tab/>
-      </w:r>
-      <w:r>
-        <w:tab/>
-      </w:r>
-      <w:r>
-        <w:rPr>
-          <w:lang w:val="ru-RU"/>
-        </w:rPr>
-        <w:t>Мой дед высоких странностей Являл в себе, судьбой хранимый: Но, досказать о них,</w:t>
-      </w:r>
-    </w:p>
-    <w:p>
-      <w:pPr>
-        <w:pStyle w:val="LISTINGBODY"/>
-        <w:rPr>
-          <w:lang w:val="ru-RU"/>
-        </w:rPr>
-      </w:pPr>
-      <w:r>
-        <w:rPr>
-          <w:lang w:val="ru-RU"/>
-        </w:rPr>
-        <w:tab/>
-      </w:r>
-      <w:r>
-        <w:rPr>
-          <w:lang w:val="ru-RU"/>
-        </w:rPr>
-        <w:tab/>
-      </w:r>
-      <w:r>
-        <w:rPr>
-          <w:lang w:val="ru-RU"/>
-        </w:rPr>
-        <w:tab/>
-      </w:r>
-      <w:r>
-        <w:rPr>
-          <w:lang w:val="ru-RU"/>
-        </w:rPr>
-        <w:tab/>
-        <w:t>друзья, Не стану в песне вам я. Не мне на ней, о боже мой! Наводить грусть, тоску,</w:t>
-      </w:r>
-    </w:p>
-    <w:p>
-      <w:pPr>
-        <w:pStyle w:val="LISTINGBODY"/>
-        <w:rPr>
-          <w:lang w:val="ru-RU"/>
-        </w:rPr>
-      </w:pPr>
-      <w:r>
-        <w:rPr>
-          <w:lang w:val="ru-RU"/>
-        </w:rPr>
-        <w:tab/>
-      </w:r>
-      <w:r>
-        <w:rPr>
-          <w:lang w:val="ru-RU"/>
-        </w:rPr>
-        <w:tab/>
-      </w:r>
-      <w:r>
-        <w:rPr>
-          <w:lang w:val="ru-RU"/>
-        </w:rPr>
-        <w:tab/>
-      </w:r>
-      <w:r>
-        <w:rPr>
-          <w:lang w:val="ru-RU"/>
-        </w:rPr>
-        <w:tab/>
-        <w:t>печаль: Лучше душе поэта, лучше Всё воспевать, утрате вопреки, И говорить: "Придут</w:t>
-      </w:r>
-    </w:p>
-    <w:p>
-      <w:pPr>
-        <w:pStyle w:val="LISTINGBODY"/>
-        <w:rPr>
-          <w:lang w:val="ru-RU"/>
-        </w:rPr>
-      </w:pPr>
-      <w:r>
-        <w:rPr>
-          <w:lang w:val="ru-RU"/>
-        </w:rPr>
-        <w:tab/>
-      </w:r>
-      <w:r>
-        <w:rPr>
-          <w:lang w:val="ru-RU"/>
-        </w:rPr>
-        <w:tab/>
-      </w:r>
-      <w:r>
-        <w:rPr>
-          <w:lang w:val="ru-RU"/>
-        </w:rPr>
-        <w:tab/>
-      </w:r>
-      <w:r>
-        <w:rPr>
-          <w:lang w:val="ru-RU"/>
-        </w:rPr>
-        <w:tab/>
-        <w:t>ко мне Другие дни, другие сны!"</w:t>
-      </w:r>
-    </w:p>
-    <w:p>
-      <w:pPr>
-        <w:pStyle w:val="LISTINGBODY"/>
-      </w:pPr>
-      <w:r>
-        <w:rPr>
-          <w:lang w:val="ru-RU"/>
-        </w:rPr>
-        <w:tab/>
-      </w:r>
-      <w:r>
-        <w:rPr>
-          <w:lang w:val="ru-RU"/>
-        </w:rPr>
-        <w:tab/>
-      </w:r>
-      <w:r>
-        <w:rPr>
-          <w:lang w:val="ru-RU"/>
-        </w:rPr>
-        <w:tab/>
-      </w:r>
-      <w:r>
-        <w:t>&lt;/div&gt;</w:t>
-      </w:r>
-    </w:p>
-    <w:p>
-      <w:pPr>
-        <w:pStyle w:val="LISTINGBODY"/>
-      </w:pPr>
-      <w:r>
-        <w:tab/>
-      </w:r>
-      <w:r>
-        <w:tab/>
-      </w:r>
-      <w:r>
-        <w:tab/>
-        <w:t>&lt;div class="poem-author"&gt;— А.С. Пушкин&lt;/div&gt;</w:t>
-      </w:r>
-    </w:p>
-    <w:p>
-      <w:pPr>
-        <w:pStyle w:val="LISTINGBODY"/>
-        <w:rPr>
-          <w:lang w:val="ru-RU"/>
-        </w:rPr>
-      </w:pPr>
-      <w:r>
-        <w:tab/>
-      </w:r>
-      <w:r>
-        <w:tab/>
-      </w:r>
-      <w:r>
-        <w:rPr>
-          <w:lang w:val="ru-RU"/>
-        </w:rPr>
-        <w:t>&lt;/</w:t>
-      </w:r>
-      <w:r>
-        <w:t>div</w:t>
-      </w:r>
-      <w:r>
-        <w:rPr>
-          <w:lang w:val="ru-RU"/>
-        </w:rPr>
-        <w:t>&gt;</w:t>
-      </w:r>
-    </w:p>
-    <w:p>
-      <w:pPr>
-        <w:pStyle w:val="LISTINGBODY"/>
-        <w:rPr>
-          <w:lang w:val="ru-RU"/>
-        </w:rPr>
-      </w:pPr>
-    </w:p>
-    <w:p>
-      <w:pPr>
-        <w:pStyle w:val="LISTINGBODY"/>
-        <w:rPr>
-          <w:lang w:val="ru-RU"/>
-        </w:rPr>
-      </w:pPr>
-      <w:r>
-        <w:rPr>
-          <w:lang w:val="ru-RU"/>
-        </w:rPr>
-        <w:tab/>
-      </w:r>
-      <w:r>
-        <w:rPr>
-          <w:lang w:val="ru-RU"/>
-        </w:rPr>
-        <w:tab/>
-        <w:t>&lt;!-- ЛЕРМОНТОВ --&gt;</w:t>
-      </w:r>
-    </w:p>
-    <w:p>
-      <w:pPr>
-        <w:pStyle w:val="LISTINGBODY"/>
-        <w:rPr>
-          <w:lang w:val="ru-RU"/>
-        </w:rPr>
-      </w:pPr>
-      <w:r>
-        <w:rPr>
-          <w:lang w:val="ru-RU"/>
-        </w:rPr>
-        <w:tab/>
-      </w:r>
-      <w:r>
-        <w:rPr>
-          <w:lang w:val="ru-RU"/>
-        </w:rPr>
-        <w:tab/>
-        <w:t>&lt;</w:t>
-      </w:r>
-      <w:r>
-        <w:t>h</w:t>
-      </w:r>
-      <w:r>
-        <w:rPr>
-          <w:lang w:val="ru-RU"/>
-        </w:rPr>
-        <w:t xml:space="preserve">2 </w:t>
-      </w:r>
-      <w:r>
-        <w:t>id</w:t>
-      </w:r>
-      <w:r>
-        <w:rPr>
-          <w:lang w:val="ru-RU"/>
-        </w:rPr>
-        <w:t>="</w:t>
-      </w:r>
-      <w:r>
-        <w:t>geroj</w:t>
-      </w:r>
-      <w:r>
-        <w:rPr>
-          <w:lang w:val="ru-RU"/>
-        </w:rPr>
-        <w:t>-</w:t>
-      </w:r>
-      <w:r>
-        <w:t>nashego</w:t>
-      </w:r>
-      <w:r>
-        <w:rPr>
-          <w:lang w:val="ru-RU"/>
-        </w:rPr>
-        <w:t>-</w:t>
-      </w:r>
-      <w:r>
-        <w:t>vremeni</w:t>
-      </w:r>
-      <w:r>
-        <w:rPr>
-          <w:lang w:val="ru-RU"/>
-        </w:rPr>
-        <w:t>"&gt;Герой нашего времени (предисловие в стихах)&lt;/</w:t>
-      </w:r>
-      <w:r>
-        <w:t>h</w:t>
-      </w:r>
-      <w:r>
-        <w:rPr>
-          <w:lang w:val="ru-RU"/>
-        </w:rPr>
-        <w:t>2&gt;</w:t>
-      </w:r>
-    </w:p>
-    <w:p>
-      <w:pPr>
-        <w:pStyle w:val="LISTINGBODY"/>
-      </w:pPr>
-      <w:r>
-        <w:rPr>
-          <w:lang w:val="ru-RU"/>
-        </w:rPr>
-        <w:tab/>
-      </w:r>
-      <w:r>
-        <w:rPr>
-          <w:lang w:val="ru-RU"/>
-        </w:rPr>
-        <w:tab/>
-      </w:r>
-      <w:r>
-        <w:t>&lt;div class="poem"&gt;</w:t>
-      </w:r>
-    </w:p>
-    <w:p>
-      <w:pPr>
-        <w:pStyle w:val="LISTINGBODY"/>
-      </w:pPr>
-      <w:r>
-        <w:tab/>
-      </w:r>
-      <w:r>
-        <w:tab/>
-      </w:r>
-      <w:r>
-        <w:tab/>
-        <w:t>&lt;div class="poem-text"&gt;</w:t>
-      </w:r>
-    </w:p>
-    <w:p>
-      <w:pPr>
-        <w:pStyle w:val="LISTINGBODY"/>
-        <w:rPr>
-          <w:lang w:val="ru-RU"/>
-        </w:rPr>
-      </w:pPr>
-      <w:r>
-        <w:tab/>
-      </w:r>
-      <w:r>
-        <w:tab/>
-      </w:r>
-      <w:r>
-        <w:tab/>
-      </w:r>
-      <w:r>
-        <w:tab/>
-      </w:r>
-      <w:r>
-        <w:rPr>
-          <w:lang w:val="ru-RU"/>
-        </w:rPr>
-        <w:t>О, полная святыни дева! О, дева дивной красоты! Как часто я с восторгом пева Пою</w:t>
-      </w:r>
-    </w:p>
-    <w:p>
-      <w:pPr>
-        <w:pStyle w:val="LISTINGBODY"/>
-        <w:rPr>
-          <w:lang w:val="ru-RU"/>
-        </w:rPr>
-      </w:pPr>
-      <w:r>
-        <w:rPr>
-          <w:lang w:val="ru-RU"/>
-        </w:rPr>
-        <w:tab/>
-      </w:r>
-      <w:r>
-        <w:rPr>
-          <w:lang w:val="ru-RU"/>
-        </w:rPr>
-        <w:tab/>
-      </w:r>
-      <w:r>
-        <w:rPr>
-          <w:lang w:val="ru-RU"/>
-        </w:rPr>
-        <w:tab/>
-      </w:r>
-      <w:r>
-        <w:rPr>
-          <w:lang w:val="ru-RU"/>
-        </w:rPr>
-        <w:tab/>
-        <w:t>природы мне черты! Прошу, о, дева, не скорби О мне, забытом и беда! Со мною дух</w:t>
-      </w:r>
-    </w:p>
-    <w:p>
-      <w:pPr>
-        <w:pStyle w:val="LISTINGBODY"/>
-        <w:rPr>
-          <w:lang w:val="ru-RU"/>
-        </w:rPr>
-      </w:pPr>
-      <w:r>
-        <w:rPr>
-          <w:lang w:val="ru-RU"/>
-        </w:rPr>
-        <w:tab/>
-      </w:r>
-      <w:r>
-        <w:rPr>
-          <w:lang w:val="ru-RU"/>
-        </w:rPr>
-        <w:tab/>
-      </w:r>
-      <w:r>
-        <w:rPr>
-          <w:lang w:val="ru-RU"/>
-        </w:rPr>
-        <w:tab/>
-      </w:r>
-      <w:r>
-        <w:rPr>
-          <w:lang w:val="ru-RU"/>
-        </w:rPr>
-        <w:tab/>
-        <w:t>судьбы был строг, Со мною дух судьбы мудрец. Но верь, что я в груди питаю Огонь</w:t>
-      </w:r>
-    </w:p>
-    <w:p>
-      <w:pPr>
-        <w:pStyle w:val="LISTINGBODY"/>
-        <w:rPr>
-          <w:lang w:val="ru-RU"/>
-        </w:rPr>
-      </w:pPr>
-      <w:r>
-        <w:rPr>
-          <w:lang w:val="ru-RU"/>
-        </w:rPr>
-        <w:lastRenderedPageBreak/>
-        <w:tab/>
-      </w:r>
-      <w:r>
-        <w:rPr>
-          <w:lang w:val="ru-RU"/>
-        </w:rPr>
-        <w:tab/>
-      </w:r>
-      <w:r>
-        <w:rPr>
-          <w:lang w:val="ru-RU"/>
-        </w:rPr>
-        <w:tab/>
-      </w:r>
-      <w:r>
-        <w:rPr>
-          <w:lang w:val="ru-RU"/>
-        </w:rPr>
-        <w:tab/>
-        <w:t>безсмертный и святой, Я вас, о дивные, обожаю, И скоро я приду с бедой!</w:t>
-      </w:r>
-    </w:p>
-    <w:p>
-      <w:pPr>
-        <w:pStyle w:val="LISTINGBODY"/>
-      </w:pPr>
-      <w:r>
-        <w:rPr>
-          <w:lang w:val="ru-RU"/>
-        </w:rPr>
-        <w:tab/>
-      </w:r>
-      <w:r>
-        <w:rPr>
-          <w:lang w:val="ru-RU"/>
-        </w:rPr>
-        <w:tab/>
-      </w:r>
-      <w:r>
-        <w:rPr>
-          <w:lang w:val="ru-RU"/>
-        </w:rPr>
-        <w:tab/>
-      </w:r>
-      <w:r>
-        <w:t>&lt;/div&gt;</w:t>
-      </w:r>
-    </w:p>
-    <w:p>
-      <w:pPr>
-        <w:pStyle w:val="LISTINGBODY"/>
-      </w:pPr>
-      <w:r>
-        <w:tab/>
-      </w:r>
-      <w:r>
-        <w:tab/>
-      </w:r>
-      <w:r>
-        <w:tab/>
-        <w:t>&lt;div class="poem-author"&gt;— М.Ю. Лермонтов&lt;/div&gt;</w:t>
-      </w:r>
-    </w:p>
-    <w:p>
-      <w:pPr>
-        <w:pStyle w:val="LISTINGBODY"/>
-      </w:pPr>
-      <w:r>
-        <w:tab/>
-      </w:r>
-      <w:r>
-        <w:tab/>
-        <w:t>&lt;/div&gt;</w:t>
-      </w:r>
-    </w:p>
-    <w:p>
-      <w:pPr>
-        <w:pStyle w:val="LISTINGBODY"/>
-      </w:pPr>
-    </w:p>
-    <w:p>
-      <w:pPr>
-        <w:pStyle w:val="LISTINGBODY"/>
-      </w:pPr>
-      <w:r>
-        <w:tab/>
-      </w:r>
-      <w:r>
-        <w:tab/>
-        <w:t>&lt;h2 id="parus"&gt;Парус&lt;/h2&gt;</w:t>
-      </w:r>
-    </w:p>
-    <w:p>
-      <w:pPr>
-        <w:pStyle w:val="LISTINGBODY"/>
-      </w:pPr>
-      <w:r>
-        <w:tab/>
-      </w:r>
-      <w:r>
-        <w:tab/>
-        <w:t>&lt;div class="poem"&gt;</w:t>
-      </w:r>
-    </w:p>
-    <w:p>
-      <w:pPr>
-        <w:pStyle w:val="LISTINGBODY"/>
-      </w:pPr>
-      <w:r>
-        <w:tab/>
-      </w:r>
-      <w:r>
-        <w:tab/>
-      </w:r>
-      <w:r>
-        <w:tab/>
-        <w:t>&lt;div class="poem-text"&gt;</w:t>
-      </w:r>
-    </w:p>
-    <w:p>
-      <w:pPr>
-        <w:pStyle w:val="LISTINGBODY"/>
-        <w:rPr>
-          <w:lang w:val="ru-RU"/>
-        </w:rPr>
-      </w:pPr>
-      <w:r>
-        <w:tab/>
-      </w:r>
-      <w:r>
-        <w:tab/>
-      </w:r>
-      <w:r>
-        <w:tab/>
-      </w:r>
-      <w:r>
-        <w:tab/>
-      </w:r>
-      <w:r>
-        <w:rPr>
-          <w:lang w:val="ru-RU"/>
-        </w:rPr>
-        <w:t>Белеет парус одинокой В тумане моря голубом!.. Что ищет он в стране далекой? Что</w:t>
-      </w:r>
-    </w:p>
-    <w:p>
-      <w:pPr>
-        <w:pStyle w:val="LISTINGBODY"/>
-        <w:rPr>
-          <w:lang w:val="ru-RU"/>
-        </w:rPr>
-      </w:pPr>
-      <w:r>
-        <w:rPr>
-          <w:lang w:val="ru-RU"/>
-        </w:rPr>
-        <w:tab/>
-      </w:r>
-      <w:r>
-        <w:rPr>
-          <w:lang w:val="ru-RU"/>
-        </w:rPr>
-        <w:tab/>
-      </w:r>
-      <w:r>
-        <w:rPr>
-          <w:lang w:val="ru-RU"/>
-        </w:rPr>
-        <w:tab/>
-      </w:r>
-      <w:r>
-        <w:rPr>
-          <w:lang w:val="ru-RU"/>
-        </w:rPr>
-        <w:tab/>
-        <w:t>кинул он в краю родном?.. Играют волны — ветер свищет, И мачта гнется и скрипит;</w:t>
-      </w:r>
-    </w:p>
-    <w:p>
-      <w:pPr>
-        <w:pStyle w:val="LISTINGBODY"/>
-        <w:rPr>
-          <w:lang w:val="ru-RU"/>
-        </w:rPr>
-      </w:pPr>
-      <w:r>
-        <w:rPr>
-          <w:lang w:val="ru-RU"/>
-        </w:rPr>
-        <w:tab/>
-      </w:r>
-      <w:r>
-        <w:rPr>
-          <w:lang w:val="ru-RU"/>
-        </w:rPr>
-        <w:tab/>
-      </w:r>
-      <w:r>
-        <w:rPr>
-          <w:lang w:val="ru-RU"/>
-        </w:rPr>
-        <w:tab/>
-      </w:r>
-      <w:r>
-        <w:rPr>
-          <w:lang w:val="ru-RU"/>
-        </w:rPr>
-        <w:tab/>
-        <w:t>Увы! он счастья не ищет И не от счастья он бежит! Под ним струится океан; Светилом</w:t>
-      </w:r>
-    </w:p>
-    <w:p>
-      <w:pPr>
-        <w:pStyle w:val="LISTINGBODY"/>
-        <w:rPr>
-          <w:lang w:val="ru-RU"/>
-        </w:rPr>
-      </w:pPr>
-      <w:r>
-        <w:rPr>
-          <w:lang w:val="ru-RU"/>
-        </w:rPr>
-        <w:tab/>
-      </w:r>
-      <w:r>
-        <w:rPr>
-          <w:lang w:val="ru-RU"/>
-        </w:rPr>
-        <w:tab/>
-      </w:r>
-      <w:r>
-        <w:rPr>
-          <w:lang w:val="ru-RU"/>
-        </w:rPr>
-        <w:tab/>
-      </w:r>
-      <w:r>
-        <w:rPr>
-          <w:lang w:val="ru-RU"/>
-        </w:rPr>
-        <w:tab/>
-        <w:t>звезды блещут над ним; Куда же мчится он в туман? Где медленных пучин пиит? Зачем же</w:t>
-      </w:r>
-    </w:p>
-    <w:p>
-      <w:pPr>
-        <w:pStyle w:val="LISTINGBODY"/>
-        <w:rPr>
-          <w:lang w:val="ru-RU"/>
-        </w:rPr>
-      </w:pPr>
-      <w:r>
-        <w:rPr>
-          <w:lang w:val="ru-RU"/>
-        </w:rPr>
-        <w:tab/>
-      </w:r>
-      <w:r>
-        <w:rPr>
-          <w:lang w:val="ru-RU"/>
-        </w:rPr>
-        <w:tab/>
-      </w:r>
-      <w:r>
-        <w:rPr>
-          <w:lang w:val="ru-RU"/>
-        </w:rPr>
-        <w:tab/>
-      </w:r>
-      <w:r>
-        <w:rPr>
-          <w:lang w:val="ru-RU"/>
-        </w:rPr>
-        <w:tab/>
-        <w:t>он влечен мечтою На край далекий и неведом? Иль над его судьбой такою Издевся бес, —</w:t>
-      </w:r>
-    </w:p>
-    <w:p>
-      <w:pPr>
-        <w:pStyle w:val="LISTINGBODY"/>
-        <w:rPr>
-          <w:lang w:val="ru-RU"/>
-        </w:rPr>
-      </w:pPr>
-      <w:r>
-        <w:rPr>
-          <w:lang w:val="ru-RU"/>
-        </w:rPr>
-        <w:tab/>
-      </w:r>
-      <w:r>
-        <w:rPr>
-          <w:lang w:val="ru-RU"/>
-        </w:rPr>
-        <w:tab/>
-      </w:r>
-      <w:r>
-        <w:rPr>
-          <w:lang w:val="ru-RU"/>
-        </w:rPr>
-        <w:tab/>
-      </w:r>
-      <w:r>
-        <w:rPr>
-          <w:lang w:val="ru-RU"/>
-        </w:rPr>
-        <w:tab/>
-        <w:t>не дай ей, дом!</w:t>
-      </w:r>
-    </w:p>
-    <w:p>
-      <w:pPr>
-        <w:pStyle w:val="LISTINGBODY"/>
-        <w:rPr>
-          <w:lang w:val="ru-RU"/>
-        </w:rPr>
-      </w:pPr>
-      <w:r>
-        <w:rPr>
-          <w:lang w:val="ru-RU"/>
-        </w:rPr>
-        <w:tab/>
-      </w:r>
-      <w:r>
-        <w:rPr>
-          <w:lang w:val="ru-RU"/>
-        </w:rPr>
-        <w:tab/>
-      </w:r>
-      <w:r>
-        <w:rPr>
-          <w:lang w:val="ru-RU"/>
-        </w:rPr>
-        <w:tab/>
-        <w:t>&lt;/</w:t>
-      </w:r>
-      <w:r>
-        <w:t>div</w:t>
-      </w:r>
-      <w:r>
-        <w:rPr>
-          <w:lang w:val="ru-RU"/>
-        </w:rPr>
-        <w:t>&gt;</w:t>
-      </w:r>
-    </w:p>
-    <w:p>
-      <w:pPr>
-        <w:pStyle w:val="LISTINGBODY"/>
-      </w:pPr>
-      <w:r>
-        <w:rPr>
-          <w:lang w:val="ru-RU"/>
-        </w:rPr>
-        <w:tab/>
-      </w:r>
-      <w:r>
-        <w:rPr>
-          <w:lang w:val="ru-RU"/>
-        </w:rPr>
-        <w:tab/>
-      </w:r>
-      <w:r>
-        <w:rPr>
-          <w:lang w:val="ru-RU"/>
-        </w:rPr>
-        <w:tab/>
-      </w:r>
-      <w:r>
-        <w:t>&lt;div class="poem-author"&gt;— М.Ю. Лермонтов&lt;/div&gt;</w:t>
-      </w:r>
-    </w:p>
-    <w:p>
-      <w:pPr>
-        <w:pStyle w:val="LISTINGBODY"/>
-      </w:pPr>
-      <w:r>
-        <w:tab/>
-      </w:r>
-      <w:r>
-        <w:tab/>
-        <w:t>&lt;/div&gt;</w:t>
-      </w:r>
-    </w:p>
-    <w:p>
-      <w:pPr>
-        <w:pStyle w:val="LISTINGBODY"/>
-      </w:pPr>
-    </w:p>
-    <w:p>
-      <w:pPr>
-        <w:pStyle w:val="LISTINGBODY"/>
-      </w:pPr>
-      <w:r>
-        <w:tab/>
-      </w:r>
-      <w:r>
-        <w:tab/>
-        <w:t>&lt;h2 id="kogda-volnuetsya-zhelteyushaya-niva"&gt;Когда волнуется желтеющая нива&lt;/h2&gt;</w:t>
-      </w:r>
-    </w:p>
-    <w:p>
-      <w:pPr>
-        <w:pStyle w:val="LISTINGBODY"/>
-      </w:pPr>
-      <w:r>
-        <w:tab/>
-      </w:r>
-      <w:r>
-        <w:tab/>
-        <w:t>&lt;div class="poem"&gt;</w:t>
-      </w:r>
-    </w:p>
-    <w:p>
-      <w:pPr>
-        <w:pStyle w:val="LISTINGBODY"/>
-      </w:pPr>
-      <w:r>
-        <w:tab/>
-      </w:r>
-      <w:r>
-        <w:tab/>
-      </w:r>
-      <w:r>
-        <w:tab/>
-        <w:t>&lt;div class="poem-text"&gt;</w:t>
-      </w:r>
-    </w:p>
-    <w:p>
-      <w:pPr>
-        <w:pStyle w:val="LISTINGBODY"/>
-        <w:rPr>
-          <w:lang w:val="ru-RU"/>
-        </w:rPr>
-      </w:pPr>
-      <w:r>
-        <w:tab/>
-      </w:r>
-      <w:r>
-        <w:tab/>
-      </w:r>
-      <w:r>
-        <w:tab/>
-      </w:r>
-      <w:r>
-        <w:tab/>
-      </w:r>
-      <w:r>
-        <w:rPr>
-          <w:lang w:val="ru-RU"/>
-        </w:rPr>
-        <w:t>Когда волнуется желтеющая нива, И свежий лес шумит при ветре золотом, И в синей</w:t>
-      </w:r>
-    </w:p>
-    <w:p>
-      <w:pPr>
-        <w:pStyle w:val="LISTINGBODY"/>
-        <w:rPr>
-          <w:lang w:val="ru-RU"/>
-        </w:rPr>
-      </w:pPr>
-      <w:r>
-        <w:rPr>
-          <w:lang w:val="ru-RU"/>
-        </w:rPr>
-        <w:tab/>
-      </w:r>
-      <w:r>
-        <w:rPr>
-          <w:lang w:val="ru-RU"/>
-        </w:rPr>
-        <w:tab/>
-      </w:r>
-      <w:r>
-        <w:rPr>
-          <w:lang w:val="ru-RU"/>
-        </w:rPr>
-        <w:tab/>
-      </w:r>
-      <w:r>
-        <w:rPr>
-          <w:lang w:val="ru-RU"/>
-        </w:rPr>
-        <w:tab/>
-        <w:t>вышине летают облака, — Тогда смиряется в душе моей беда, И верится, и плачет вкруг</w:t>
-      </w:r>
-    </w:p>
-    <w:p>
-      <w:pPr>
-        <w:pStyle w:val="LISTINGBODY"/>
-        <w:rPr>
-          <w:lang w:val="ru-RU"/>
-        </w:rPr>
-      </w:pPr>
-      <w:r>
-        <w:rPr>
-          <w:lang w:val="ru-RU"/>
-        </w:rPr>
-        <w:tab/>
-      </w:r>
-      <w:r>
-        <w:rPr>
-          <w:lang w:val="ru-RU"/>
-        </w:rPr>
-        <w:tab/>
-      </w:r>
-      <w:r>
-        <w:rPr>
-          <w:lang w:val="ru-RU"/>
-        </w:rPr>
-        <w:tab/>
-      </w:r>
-      <w:r>
-        <w:rPr>
-          <w:lang w:val="ru-RU"/>
-        </w:rPr>
-        <w:tab/>
-        <w:t>душа, И кажется, что радость быть должна. И на душе, и в самом возникает Святое</w:t>
-      </w:r>
-    </w:p>
-    <w:p>
-      <w:pPr>
-        <w:pStyle w:val="LISTINGBODY"/>
-        <w:rPr>
-          <w:lang w:val="ru-RU"/>
-        </w:rPr>
-      </w:pPr>
-      <w:r>
-        <w:rPr>
-          <w:lang w:val="ru-RU"/>
-        </w:rPr>
-        <w:tab/>
-      </w:r>
-      <w:r>
-        <w:rPr>
-          <w:lang w:val="ru-RU"/>
-        </w:rPr>
-        <w:tab/>
-      </w:r>
-      <w:r>
-        <w:rPr>
-          <w:lang w:val="ru-RU"/>
-        </w:rPr>
-        <w:tab/>
-      </w:r>
-      <w:r>
-        <w:rPr>
-          <w:lang w:val="ru-RU"/>
-        </w:rPr>
-        <w:tab/>
-        <w:t>ощущенье — благодать! Я слышу голос вечности, поёт, И чувствую — блаженство!</w:t>
-      </w:r>
-    </w:p>
-    <w:p>
-      <w:pPr>
-        <w:pStyle w:val="LISTINGBODY"/>
-        <w:rPr>
-          <w:lang w:val="ru-RU"/>
-        </w:rPr>
-      </w:pPr>
-      <w:r>
-        <w:rPr>
-          <w:lang w:val="ru-RU"/>
-        </w:rPr>
-        <w:tab/>
-      </w:r>
-      <w:r>
-        <w:rPr>
-          <w:lang w:val="ru-RU"/>
-        </w:rPr>
-        <w:tab/>
-      </w:r>
-      <w:r>
-        <w:rPr>
-          <w:lang w:val="ru-RU"/>
-        </w:rPr>
-        <w:tab/>
-      </w:r>
-      <w:r>
-        <w:rPr>
-          <w:lang w:val="ru-RU"/>
-        </w:rPr>
-        <w:tab/>
-        <w:t>благодать!</w:t>
-      </w:r>
-    </w:p>
-    <w:p>
-      <w:pPr>
-        <w:pStyle w:val="LISTINGBODY"/>
-        <w:rPr>
-          <w:lang w:val="ru-RU"/>
-        </w:rPr>
-      </w:pPr>
-      <w:r>
-        <w:rPr>
-          <w:lang w:val="ru-RU"/>
-        </w:rPr>
-        <w:tab/>
-      </w:r>
-      <w:r>
-        <w:rPr>
-          <w:lang w:val="ru-RU"/>
-        </w:rPr>
-        <w:tab/>
-      </w:r>
-      <w:r>
-        <w:rPr>
-          <w:lang w:val="ru-RU"/>
-        </w:rPr>
-        <w:tab/>
-        <w:t>&lt;/</w:t>
-      </w:r>
-      <w:r>
-        <w:t>div</w:t>
-      </w:r>
-      <w:r>
-        <w:rPr>
-          <w:lang w:val="ru-RU"/>
-        </w:rPr>
-        <w:t>&gt;</w:t>
-      </w:r>
-    </w:p>
-    <w:p>
-      <w:pPr>
-        <w:pStyle w:val="LISTINGBODY"/>
-        <w:rPr>
-          <w:lang w:val="ru-RU"/>
-        </w:rPr>
-      </w:pPr>
-      <w:r>
-        <w:rPr>
-          <w:lang w:val="ru-RU"/>
-        </w:rPr>
-        <w:tab/>
-      </w:r>
-      <w:r>
-        <w:rPr>
-          <w:lang w:val="ru-RU"/>
-        </w:rPr>
-        <w:tab/>
-      </w:r>
-      <w:r>
-        <w:rPr>
-          <w:lang w:val="ru-RU"/>
-        </w:rPr>
-        <w:tab/>
-        <w:t>&lt;</w:t>
-      </w:r>
-      <w:r>
-        <w:t>div</w:t>
-      </w:r>
-      <w:r>
-        <w:rPr>
-          <w:lang w:val="ru-RU"/>
-        </w:rPr>
-        <w:t xml:space="preserve"> </w:t>
-      </w:r>
-      <w:r>
-        <w:t>class</w:t>
-      </w:r>
-      <w:r>
-        <w:rPr>
-          <w:lang w:val="ru-RU"/>
-        </w:rPr>
-        <w:t>="</w:t>
-      </w:r>
-      <w:r>
-        <w:t>poem</w:t>
-      </w:r>
-      <w:r>
-        <w:rPr>
-          <w:lang w:val="ru-RU"/>
-        </w:rPr>
-        <w:t>-</w:t>
-      </w:r>
-      <w:r>
-        <w:t>author</w:t>
-      </w:r>
-      <w:r>
-        <w:rPr>
-          <w:lang w:val="ru-RU"/>
-        </w:rPr>
-        <w:t>"&gt;— М.Ю. Лермонтов&lt;/</w:t>
-      </w:r>
-      <w:r>
-        <w:t>div</w:t>
-      </w:r>
-      <w:r>
-        <w:rPr>
-          <w:lang w:val="ru-RU"/>
-        </w:rPr>
-        <w:t>&gt;</w:t>
-      </w:r>
-    </w:p>
-    <w:p>
-      <w:pPr>
-        <w:pStyle w:val="LISTINGBODY"/>
-      </w:pPr>
-      <w:r>
-        <w:rPr>
-          <w:lang w:val="ru-RU"/>
-        </w:rPr>
-        <w:tab/>
-      </w:r>
-      <w:r>
-        <w:rPr>
-          <w:lang w:val="ru-RU"/>
-        </w:rPr>
-        <w:tab/>
-      </w:r>
-      <w:r>
-        <w:t>&lt;/div&gt;</w:t>
-      </w:r>
-    </w:p>
-    <w:p>
-      <w:pPr>
-        <w:pStyle w:val="LISTINGBODY"/>
-      </w:pPr>
-    </w:p>
-    <w:p>
-      <w:pPr>
-        <w:pStyle w:val="LISTINGBODY"/>
-      </w:pPr>
-      <w:r>
-        <w:tab/>
-      </w:r>
-      <w:r>
-        <w:tab/>
-        <w:t>&lt;!-- ТЮТЧЕВ --&gt;</w:t>
-      </w:r>
-    </w:p>
-    <w:p>
-      <w:pPr>
-        <w:pStyle w:val="LISTINGBODY"/>
-      </w:pPr>
-      <w:r>
-        <w:tab/>
-      </w:r>
-      <w:r>
-        <w:tab/>
-        <w:t>&lt;h2 id="silentium"&gt;Silentium!&lt;/h2&gt;</w:t>
-      </w:r>
-    </w:p>
-    <w:p>
-      <w:pPr>
-        <w:pStyle w:val="LISTINGBODY"/>
-      </w:pPr>
-      <w:r>
-        <w:tab/>
-      </w:r>
-      <w:r>
-        <w:tab/>
-        <w:t>&lt;div class="poem"&gt;</w:t>
-      </w:r>
-    </w:p>
-    <w:p>
-      <w:pPr>
-        <w:pStyle w:val="LISTINGBODY"/>
-      </w:pPr>
-      <w:r>
-        <w:tab/>
-      </w:r>
-      <w:r>
-        <w:tab/>
-      </w:r>
-      <w:r>
-        <w:tab/>
-        <w:t>&lt;div class="poem-text"&gt;</w:t>
-      </w:r>
-    </w:p>
-    <w:p>
-      <w:pPr>
-        <w:pStyle w:val="LISTINGBODY"/>
-        <w:rPr>
-          <w:lang w:val="ru-RU"/>
-        </w:rPr>
-      </w:pPr>
-      <w:r>
-        <w:tab/>
-      </w:r>
-      <w:r>
-        <w:tab/>
-      </w:r>
-      <w:r>
-        <w:tab/>
-      </w:r>
-      <w:r>
-        <w:tab/>
-      </w:r>
-      <w:r>
-        <w:rPr>
-          <w:lang w:val="ru-RU"/>
-        </w:rPr>
-        <w:t>Молчи, скрывайся и таись, Как счастье в глубине морской, Иль как червонец под</w:t>
-      </w:r>
-    </w:p>
-    <w:p>
-      <w:pPr>
-        <w:pStyle w:val="LISTINGBODY"/>
-        <w:rPr>
-          <w:lang w:val="ru-RU"/>
-        </w:rPr>
-      </w:pPr>
-      <w:r>
-        <w:rPr>
-          <w:lang w:val="ru-RU"/>
-        </w:rPr>
-        <w:tab/>
-      </w:r>
-      <w:r>
-        <w:rPr>
-          <w:lang w:val="ru-RU"/>
-        </w:rPr>
-        <w:tab/>
-      </w:r>
-      <w:r>
-        <w:rPr>
-          <w:lang w:val="ru-RU"/>
-        </w:rPr>
-        <w:tab/>
-      </w:r>
-      <w:r>
-        <w:rPr>
-          <w:lang w:val="ru-RU"/>
-        </w:rPr>
-        <w:tab/>
-        <w:t>травой. Не выставляй в суде суждений Ни гордый взор, ни мне в виду Святого много</w:t>
-      </w:r>
-    </w:p>
-    <w:p>
-      <w:pPr>
-        <w:pStyle w:val="LISTINGBODY"/>
-        <w:rPr>
-          <w:lang w:val="ru-RU"/>
-        </w:rPr>
-      </w:pPr>
-      <w:r>
-        <w:rPr>
-          <w:lang w:val="ru-RU"/>
-        </w:rPr>
-        <w:tab/>
-      </w:r>
-      <w:r>
-        <w:rPr>
-          <w:lang w:val="ru-RU"/>
-        </w:rPr>
-        <w:tab/>
-      </w:r>
-      <w:r>
-        <w:rPr>
-          <w:lang w:val="ru-RU"/>
-        </w:rPr>
-        <w:tab/>
-      </w:r>
-      <w:r>
-        <w:rPr>
-          <w:lang w:val="ru-RU"/>
-        </w:rPr>
-        <w:tab/>
-        <w:t>откровений — Не оскорбляй их суету... О, если б ты узнать могла, Как м</w:t>
-      </w:r>
-      <w:r>
-        <w:rPr>
-          <w:rFonts w:ascii="MS Mincho" w:eastAsia="MS Mincho" w:hAnsi="MS Mincho" w:cs="MS Mincho" w:hint="eastAsia"/>
-        </w:rPr>
-        <w:t>ず</w:t>
-      </w:r>
-      <w:r>
-        <w:rPr>
-          <w:lang w:val="ru-RU"/>
-        </w:rPr>
-        <w:t xml:space="preserve"> роковая</w:t>
-      </w:r>
-    </w:p>
-    <w:p>
-      <w:pPr>
-        <w:pStyle w:val="LISTINGBODY"/>
-        <w:rPr>
-          <w:lang w:val="ru-RU"/>
-        </w:rPr>
-      </w:pPr>
-      <w:r>
-        <w:rPr>
-          <w:lang w:val="ru-RU"/>
-        </w:rPr>
-        <w:tab/>
-      </w:r>
-      <w:r>
-        <w:rPr>
-          <w:lang w:val="ru-RU"/>
-        </w:rPr>
-        <w:tab/>
-      </w:r>
-      <w:r>
-        <w:rPr>
-          <w:lang w:val="ru-RU"/>
-        </w:rPr>
-        <w:tab/>
-      </w:r>
-      <w:r>
-        <w:rPr>
-          <w:lang w:val="ru-RU"/>
-        </w:rPr>
-        <w:tab/>
-        <w:t>мощь, Когда, душа, молчишь была! И дум сокрытых полноту!</w:t>
-      </w:r>
-    </w:p>
-    <w:p>
-      <w:pPr>
-        <w:pStyle w:val="LISTINGBODY"/>
-        <w:rPr>
-          <w:lang w:val="ru-RU"/>
-        </w:rPr>
-      </w:pPr>
-      <w:r>
-        <w:rPr>
-          <w:lang w:val="ru-RU"/>
-        </w:rPr>
-        <w:tab/>
-      </w:r>
-      <w:r>
-        <w:rPr>
-          <w:lang w:val="ru-RU"/>
-        </w:rPr>
-        <w:tab/>
-      </w:r>
-      <w:r>
-        <w:rPr>
-          <w:lang w:val="ru-RU"/>
-        </w:rPr>
-        <w:tab/>
-        <w:t>&lt;/</w:t>
-      </w:r>
-      <w:r>
-        <w:t>div</w:t>
-      </w:r>
-      <w:r>
-        <w:rPr>
-          <w:lang w:val="ru-RU"/>
-        </w:rPr>
-        <w:t>&gt;</w:t>
-      </w:r>
-    </w:p>
-    <w:p>
-      <w:pPr>
-        <w:pStyle w:val="LISTINGBODY"/>
-      </w:pPr>
-      <w:r>
-        <w:rPr>
-          <w:lang w:val="ru-RU"/>
-        </w:rPr>
-        <w:tab/>
-      </w:r>
-      <w:r>
-        <w:rPr>
-          <w:lang w:val="ru-RU"/>
-        </w:rPr>
-        <w:tab/>
-      </w:r>
-      <w:r>
-        <w:rPr>
-          <w:lang w:val="ru-RU"/>
-        </w:rPr>
-        <w:tab/>
-      </w:r>
-      <w:r>
-        <w:t>&lt;div class="poem-author"&gt;— Ф.И. Тютчев&lt;/div&gt;</w:t>
-      </w:r>
-    </w:p>
-    <w:p>
-      <w:pPr>
-        <w:pStyle w:val="LISTINGBODY"/>
-        <w:rPr>
-          <w:lang w:val="ru-RU"/>
-        </w:rPr>
-      </w:pPr>
-      <w:r>
-        <w:tab/>
-      </w:r>
-      <w:r>
-        <w:tab/>
-      </w:r>
-      <w:r>
-        <w:rPr>
-          <w:lang w:val="ru-RU"/>
-        </w:rPr>
-        <w:t>&lt;/</w:t>
-      </w:r>
-      <w:r>
-        <w:t>div</w:t>
-      </w:r>
-      <w:r>
-        <w:rPr>
-          <w:lang w:val="ru-RU"/>
-        </w:rPr>
-        <w:t>&gt;</w:t>
-      </w:r>
-    </w:p>
-    <w:p>
-      <w:pPr>
-        <w:pStyle w:val="LISTINGBODY"/>
-        <w:rPr>
-          <w:lang w:val="ru-RU"/>
-        </w:rPr>
-      </w:pPr>
-    </w:p>
-    <w:p>
-      <w:pPr>
-        <w:pStyle w:val="LISTINGBODY"/>
-        <w:rPr>
-          <w:lang w:val="ru-RU"/>
-        </w:rPr>
-      </w:pPr>
-      <w:r>
-        <w:rPr>
-          <w:lang w:val="ru-RU"/>
-        </w:rPr>
-        <w:tab/>
-      </w:r>
-      <w:r>
-        <w:rPr>
-          <w:lang w:val="ru-RU"/>
-        </w:rPr>
-        <w:tab/>
-        <w:t>&lt;</w:t>
-      </w:r>
-      <w:r>
-        <w:t>h</w:t>
-      </w:r>
-      <w:r>
-        <w:rPr>
-          <w:lang w:val="ru-RU"/>
-        </w:rPr>
-        <w:t xml:space="preserve">2 </w:t>
-      </w:r>
-      <w:r>
-        <w:t>id</w:t>
-      </w:r>
-      <w:r>
-        <w:rPr>
-          <w:lang w:val="ru-RU"/>
-        </w:rPr>
-        <w:t>="весна-как-воздух-чист"&gt;Весна! Как воздух чист&lt;/</w:t>
-      </w:r>
-      <w:r>
-        <w:t>h</w:t>
-      </w:r>
-      <w:r>
-        <w:rPr>
-          <w:lang w:val="ru-RU"/>
-        </w:rPr>
-        <w:t>2&gt;</w:t>
-      </w:r>
-    </w:p>
-    <w:p>
-      <w:pPr>
-        <w:pStyle w:val="LISTINGBODY"/>
-        <w:rPr>
-          <w:lang w:val="ru-RU"/>
-        </w:rPr>
-      </w:pPr>
-      <w:r>
-        <w:rPr>
-          <w:lang w:val="ru-RU"/>
-        </w:rPr>
-        <w:tab/>
-      </w:r>
-      <w:r>
-        <w:rPr>
-          <w:lang w:val="ru-RU"/>
-        </w:rPr>
-        <w:tab/>
-        <w:t>&lt;</w:t>
-      </w:r>
-      <w:r>
-        <w:t>div</w:t>
-      </w:r>
-      <w:r>
-        <w:rPr>
-          <w:lang w:val="ru-RU"/>
-        </w:rPr>
-        <w:t xml:space="preserve"> </w:t>
-      </w:r>
-      <w:r>
-        <w:t>class</w:t>
-      </w:r>
-      <w:r>
-        <w:rPr>
-          <w:lang w:val="ru-RU"/>
-        </w:rPr>
-        <w:t>="</w:t>
-      </w:r>
-      <w:r>
-        <w:t>poem</w:t>
-      </w:r>
-      <w:r>
-        <w:rPr>
-          <w:lang w:val="ru-RU"/>
-        </w:rPr>
-        <w:t>"&gt;</w:t>
-      </w:r>
-    </w:p>
-    <w:p>
-      <w:pPr>
-        <w:pStyle w:val="LISTINGBODY"/>
-      </w:pPr>
-      <w:r>
-        <w:rPr>
-          <w:lang w:val="ru-RU"/>
-        </w:rPr>
-        <w:tab/>
-      </w:r>
-      <w:r>
-        <w:rPr>
-          <w:lang w:val="ru-RU"/>
-        </w:rPr>
-        <w:tab/>
-      </w:r>
-      <w:r>
-        <w:rPr>
-          <w:lang w:val="ru-RU"/>
-        </w:rPr>
-        <w:tab/>
-      </w:r>
-      <w:r>
-        <w:t>&lt;div class="poem-text"&gt;</w:t>
-      </w:r>
-    </w:p>
-    <w:p>
-      <w:pPr>
-        <w:pStyle w:val="LISTINGBODY"/>
-        <w:rPr>
-          <w:lang w:val="ru-RU"/>
-        </w:rPr>
-      </w:pPr>
-      <w:r>
-        <w:tab/>
-      </w:r>
-      <w:r>
-        <w:tab/>
-      </w:r>
-      <w:r>
-        <w:tab/>
-      </w:r>
-      <w:r>
-        <w:tab/>
-        <w:t xml:space="preserve">Весна! </w:t>
-      </w:r>
-      <w:r>
-        <w:rPr>
-          <w:lang w:val="ru-RU"/>
-        </w:rPr>
-        <w:t>Как воздух чист! Как ясен небосвод! Своей лаской манит Душе благодать! Земля,</w:t>
-      </w:r>
-    </w:p>
-    <w:p>
-      <w:pPr>
-        <w:pStyle w:val="LISTINGBODY"/>
-        <w:rPr>
-          <w:lang w:val="ru-RU"/>
-        </w:rPr>
-      </w:pPr>
-      <w:r>
-        <w:rPr>
-          <w:lang w:val="ru-RU"/>
-        </w:rPr>
-        <w:tab/>
-      </w:r>
-      <w:r>
-        <w:rPr>
-          <w:lang w:val="ru-RU"/>
-        </w:rPr>
-        <w:tab/>
-      </w:r>
-      <w:r>
-        <w:rPr>
-          <w:lang w:val="ru-RU"/>
-        </w:rPr>
-        <w:tab/>
-      </w:r>
-      <w:r>
-        <w:rPr>
-          <w:lang w:val="ru-RU"/>
-        </w:rPr>
-        <w:tab/>
-        <w:t>вкушая дождь, Поёт, ликует, вьётся — И вот уже цветут Поля, леса, сады! О, дивная</w:t>
-      </w:r>
-    </w:p>
-    <w:p>
-      <w:pPr>
-        <w:pStyle w:val="LISTINGBODY"/>
-        <w:rPr>
-          <w:lang w:val="ru-RU"/>
-        </w:rPr>
-      </w:pPr>
-      <w:r>
-        <w:rPr>
-          <w:lang w:val="ru-RU"/>
-        </w:rPr>
-        <w:tab/>
-      </w:r>
-      <w:r>
-        <w:rPr>
-          <w:lang w:val="ru-RU"/>
-        </w:rPr>
-        <w:tab/>
-      </w:r>
-      <w:r>
-        <w:rPr>
-          <w:lang w:val="ru-RU"/>
-        </w:rPr>
-        <w:tab/>
-      </w:r>
-      <w:r>
-        <w:rPr>
-          <w:lang w:val="ru-RU"/>
-        </w:rPr>
-        <w:tab/>
-        <w:t>пора! О, вечер ясный, светлый! О, радость бытия! О, чистота святая!</w:t>
-      </w:r>
-    </w:p>
-    <w:p>
-      <w:pPr>
-        <w:pStyle w:val="LISTINGBODY"/>
-        <w:rPr>
-          <w:lang w:val="ru-RU"/>
-        </w:rPr>
-      </w:pPr>
-      <w:r>
-        <w:rPr>
-          <w:lang w:val="ru-RU"/>
-        </w:rPr>
-        <w:tab/>
-      </w:r>
-      <w:r>
-        <w:rPr>
-          <w:lang w:val="ru-RU"/>
-        </w:rPr>
-        <w:tab/>
-      </w:r>
-      <w:r>
-        <w:rPr>
-          <w:lang w:val="ru-RU"/>
-        </w:rPr>
-        <w:tab/>
-        <w:t>&lt;/</w:t>
-      </w:r>
-      <w:r>
-        <w:t>div</w:t>
-      </w:r>
-      <w:r>
-        <w:rPr>
-          <w:lang w:val="ru-RU"/>
-        </w:rPr>
-        <w:t>&gt;</w:t>
-      </w:r>
-    </w:p>
-    <w:p>
-      <w:pPr>
-        <w:pStyle w:val="LISTINGBODY"/>
-        <w:rPr>
-          <w:lang w:val="ru-RU"/>
-        </w:rPr>
-      </w:pPr>
-      <w:r>
-        <w:rPr>
-          <w:lang w:val="ru-RU"/>
-        </w:rPr>
-        <w:lastRenderedPageBreak/>
-        <w:tab/>
-      </w:r>
-      <w:r>
-        <w:rPr>
-          <w:lang w:val="ru-RU"/>
-        </w:rPr>
-        <w:tab/>
-      </w:r>
-      <w:r>
-        <w:rPr>
-          <w:lang w:val="ru-RU"/>
-        </w:rPr>
-        <w:tab/>
-        <w:t>&lt;</w:t>
-      </w:r>
-      <w:r>
-        <w:t>div</w:t>
-      </w:r>
-      <w:r>
-        <w:rPr>
-          <w:lang w:val="ru-RU"/>
-        </w:rPr>
-        <w:t xml:space="preserve"> </w:t>
-      </w:r>
-      <w:r>
-        <w:t>class</w:t>
-      </w:r>
-      <w:r>
-        <w:rPr>
-          <w:lang w:val="ru-RU"/>
-        </w:rPr>
-        <w:t>="</w:t>
-      </w:r>
-      <w:r>
-        <w:t>poem</w:t>
-      </w:r>
-      <w:r>
-        <w:rPr>
-          <w:lang w:val="ru-RU"/>
-        </w:rPr>
-        <w:t>-</w:t>
-      </w:r>
-      <w:r>
-        <w:t>author</w:t>
-      </w:r>
-      <w:r>
-        <w:rPr>
-          <w:lang w:val="ru-RU"/>
-        </w:rPr>
-        <w:t>"&gt;— Ф.И. Тютчев&lt;/</w:t>
-      </w:r>
-      <w:r>
-        <w:t>div</w:t>
-      </w:r>
-      <w:r>
-        <w:rPr>
-          <w:lang w:val="ru-RU"/>
-        </w:rPr>
-        <w:t>&gt;</w:t>
-      </w:r>
-    </w:p>
-    <w:p>
-      <w:pPr>
-        <w:pStyle w:val="LISTINGBODY"/>
-        <w:rPr>
-          <w:lang w:val="ru-RU"/>
-        </w:rPr>
-      </w:pPr>
-      <w:r>
-        <w:rPr>
-          <w:lang w:val="ru-RU"/>
-        </w:rPr>
-        <w:tab/>
-      </w:r>
-      <w:r>
-        <w:rPr>
-          <w:lang w:val="ru-RU"/>
-        </w:rPr>
-        <w:tab/>
-        <w:t>&lt;/</w:t>
-      </w:r>
-      <w:r>
-        <w:t>div</w:t>
-      </w:r>
-      <w:r>
-        <w:rPr>
-          <w:lang w:val="ru-RU"/>
-        </w:rPr>
-        <w:t>&gt;</w:t>
-      </w:r>
-    </w:p>
-    <w:p>
-      <w:pPr>
-        <w:pStyle w:val="LISTINGBODY"/>
-        <w:rPr>
-          <w:lang w:val="ru-RU"/>
-        </w:rPr>
-      </w:pPr>
-    </w:p>
-    <w:p>
-      <w:pPr>
-        <w:pStyle w:val="LISTINGBODY"/>
-        <w:rPr>
-          <w:lang w:val="ru-RU"/>
-        </w:rPr>
-      </w:pPr>
-      <w:r>
-        <w:rPr>
-          <w:lang w:val="ru-RU"/>
-        </w:rPr>
-        <w:tab/>
-      </w:r>
-      <w:r>
-        <w:rPr>
-          <w:lang w:val="ru-RU"/>
-        </w:rPr>
-        <w:tab/>
-        <w:t>&lt;</w:t>
-      </w:r>
-      <w:r>
-        <w:t>h</w:t>
-      </w:r>
-      <w:r>
-        <w:rPr>
-          <w:lang w:val="ru-RU"/>
-        </w:rPr>
-        <w:t xml:space="preserve">2 </w:t>
-      </w:r>
-      <w:r>
-        <w:t>id</w:t>
-      </w:r>
-      <w:r>
-        <w:rPr>
-          <w:lang w:val="ru-RU"/>
-        </w:rPr>
-        <w:t>="умом-россию-не-понять"&gt;Умом Россию не понять&lt;/</w:t>
-      </w:r>
-      <w:r>
-        <w:t>h</w:t>
-      </w:r>
-      <w:r>
-        <w:rPr>
-          <w:lang w:val="ru-RU"/>
-        </w:rPr>
-        <w:t>2&gt;</w:t>
-      </w:r>
-    </w:p>
-    <w:p>
-      <w:pPr>
-        <w:pStyle w:val="LISTINGBODY"/>
-      </w:pPr>
-      <w:r>
-        <w:rPr>
-          <w:lang w:val="ru-RU"/>
-        </w:rPr>
-        <w:tab/>
-      </w:r>
-      <w:r>
-        <w:rPr>
-          <w:lang w:val="ru-RU"/>
-        </w:rPr>
-        <w:tab/>
-      </w:r>
-      <w:r>
-        <w:t>&lt;div class="poem"&gt;</w:t>
-      </w:r>
-    </w:p>
-    <w:p>
-      <w:pPr>
-        <w:pStyle w:val="LISTINGBODY"/>
-      </w:pPr>
-      <w:r>
-        <w:tab/>
-      </w:r>
-      <w:r>
-        <w:tab/>
-      </w:r>
-      <w:r>
-        <w:tab/>
-        <w:t>&lt;div class="poem-text"&gt;</w:t>
-      </w:r>
-    </w:p>
-    <w:p>
-      <w:pPr>
-        <w:pStyle w:val="LISTINGBODY"/>
-        <w:rPr>
-          <w:lang w:val="ru-RU"/>
-        </w:rPr>
-      </w:pPr>
-      <w:r>
-        <w:tab/>
-      </w:r>
-      <w:r>
-        <w:tab/>
-      </w:r>
-      <w:r>
-        <w:tab/>
-      </w:r>
-      <w:r>
-        <w:tab/>
-      </w:r>
-      <w:r>
-        <w:rPr>
-          <w:lang w:val="ru-RU"/>
-        </w:rPr>
-        <w:t>Умом Россию не понять, Аршином общим не измерить: У ней особенная стать — В Россию</w:t>
-      </w:r>
-    </w:p>
-    <w:p>
-      <w:pPr>
-        <w:pStyle w:val="LISTINGBODY"/>
-        <w:rPr>
-          <w:lang w:val="ru-RU"/>
-        </w:rPr>
-      </w:pPr>
-      <w:r>
-        <w:rPr>
-          <w:lang w:val="ru-RU"/>
-        </w:rPr>
-        <w:tab/>
-      </w:r>
-      <w:r>
-        <w:rPr>
-          <w:lang w:val="ru-RU"/>
-        </w:rPr>
-        <w:tab/>
-      </w:r>
-      <w:r>
-        <w:rPr>
-          <w:lang w:val="ru-RU"/>
-        </w:rPr>
-        <w:tab/>
-      </w:r>
-      <w:r>
-        <w:rPr>
-          <w:lang w:val="ru-RU"/>
-        </w:rPr>
-        <w:tab/>
-        <w:t>можно только верить.</w:t>
-      </w:r>
-    </w:p>
-    <w:p>
-      <w:pPr>
-        <w:pStyle w:val="LISTINGBODY"/>
-        <w:rPr>
-          <w:lang w:val="ru-RU"/>
-        </w:rPr>
-      </w:pPr>
-      <w:r>
-        <w:rPr>
-          <w:lang w:val="ru-RU"/>
-        </w:rPr>
-        <w:tab/>
-      </w:r>
-      <w:r>
-        <w:rPr>
-          <w:lang w:val="ru-RU"/>
-        </w:rPr>
-        <w:tab/>
-      </w:r>
-      <w:r>
-        <w:rPr>
-          <w:lang w:val="ru-RU"/>
-        </w:rPr>
-        <w:tab/>
-        <w:t>&lt;/</w:t>
-      </w:r>
-      <w:r>
-        <w:t>div</w:t>
-      </w:r>
-      <w:r>
-        <w:rPr>
-          <w:lang w:val="ru-RU"/>
-        </w:rPr>
-        <w:t>&gt;</w:t>
-      </w:r>
-    </w:p>
-    <w:p>
-      <w:pPr>
-        <w:pStyle w:val="LISTINGBODY"/>
-        <w:rPr>
-          <w:lang w:val="ru-RU"/>
-        </w:rPr>
-      </w:pPr>
-      <w:r>
-        <w:rPr>
-          <w:lang w:val="ru-RU"/>
-        </w:rPr>
-        <w:tab/>
-      </w:r>
-      <w:r>
-        <w:rPr>
-          <w:lang w:val="ru-RU"/>
-        </w:rPr>
-        <w:tab/>
-      </w:r>
-      <w:r>
-        <w:rPr>
-          <w:lang w:val="ru-RU"/>
-        </w:rPr>
-        <w:tab/>
-        <w:t>&lt;</w:t>
-      </w:r>
-      <w:r>
-        <w:t>div</w:t>
-      </w:r>
-      <w:r>
-        <w:rPr>
-          <w:lang w:val="ru-RU"/>
-        </w:rPr>
-        <w:t xml:space="preserve"> </w:t>
-      </w:r>
-      <w:r>
-        <w:t>class</w:t>
-      </w:r>
-      <w:r>
-        <w:rPr>
-          <w:lang w:val="ru-RU"/>
-        </w:rPr>
-        <w:t>="</w:t>
-      </w:r>
-      <w:r>
-        <w:t>poem</w:t>
-      </w:r>
-      <w:r>
-        <w:rPr>
-          <w:lang w:val="ru-RU"/>
-        </w:rPr>
-        <w:t>-</w:t>
-      </w:r>
-      <w:r>
-        <w:t>author</w:t>
-      </w:r>
-      <w:r>
-        <w:rPr>
-          <w:lang w:val="ru-RU"/>
-        </w:rPr>
-        <w:t>"&gt;— Ф.И. Тютчев&lt;/</w:t>
-      </w:r>
-      <w:r>
-        <w:t>div</w:t>
-      </w:r>
-      <w:r>
-        <w:rPr>
-          <w:lang w:val="ru-RU"/>
-        </w:rPr>
-        <w:t>&gt;</w:t>
-      </w:r>
-    </w:p>
-    <w:p>
-      <w:pPr>
-        <w:pStyle w:val="LISTINGBODY"/>
-      </w:pPr>
-      <w:r>
-        <w:rPr>
-          <w:lang w:val="ru-RU"/>
-        </w:rPr>
-        <w:tab/>
-      </w:r>
-      <w:r>
-        <w:rPr>
-          <w:lang w:val="ru-RU"/>
-        </w:rPr>
-        <w:tab/>
-      </w:r>
-      <w:r>
-        <w:t>&lt;/div&gt;</w:t>
-      </w:r>
-    </w:p>
-    <w:p>
-      <w:pPr>
-        <w:pStyle w:val="LISTINGBODY"/>
-      </w:pPr>
-    </w:p>
-    <w:p>
-      <w:pPr>
-        <w:pStyle w:val="LISTINGBODY"/>
-      </w:pPr>
-      <w:r>
-        <w:tab/>
-      </w:r>
-      <w:r>
-        <w:tab/>
-        <w:t>&lt;hr /&gt;</w:t>
-      </w:r>
-    </w:p>
-    <w:p>
-      <w:pPr>
-        <w:pStyle w:val="LISTINGBODY"/>
-      </w:pPr>
-    </w:p>
-    <w:p>
-      <w:pPr>
-        <w:pStyle w:val="LISTINGBODY"/>
-      </w:pPr>
-      <w:r>
-        <w:tab/>
-      </w:r>
-      <w:r>
-        <w:tab/>
-        <w:t>&lt;div class="back-button"&gt;</w:t>
-      </w:r>
-    </w:p>
-    <w:p>
-      <w:pPr>
-        <w:pStyle w:val="LISTINGBODY"/>
-      </w:pPr>
-      <w:r>
-        <w:tab/>
-      </w:r>
-      <w:r>
-        <w:tab/>
-      </w:r>
-      <w:r>
-        <w:tab/>
-        <w:t>&lt;a href="index.html"&gt;</w:t>
-      </w:r>
-    </w:p>
-    <w:p>
-      <w:pPr>
-        <w:pStyle w:val="LISTINGBODY"/>
-      </w:pPr>
-      <w:r>
-        <w:tab/>
-      </w:r>
-      <w:r>
-        <w:tab/>
-      </w:r>
-      <w:r>
-        <w:tab/>
-      </w:r>
-      <w:r>
-        <w:tab/>
-        <w:t>&lt;img</w:t>
-      </w:r>
-    </w:p>
-    <w:p>
-      <w:pPr>
-        <w:pStyle w:val="LISTINGBODY"/>
-      </w:pPr>
-      <w:r>
-        <w:tab/>
-      </w:r>
-      <w:r>
-        <w:tab/>
-      </w:r>
-      <w:r>
-        <w:tab/>
-      </w:r>
-      <w:r>
-        <w:tab/>
-      </w:r>
-      <w:r>
-        <w:tab/>
-        <w:t>src="avatar.jpg"</w:t>
-      </w:r>
-    </w:p>
-    <w:p>
-      <w:pPr>
-        <w:pStyle w:val="LISTINGBODY"/>
-        <w:rPr>
-          <w:lang w:val="ru-RU"/>
-        </w:rPr>
-      </w:pPr>
-      <w:r>
-        <w:tab/>
-      </w:r>
-      <w:r>
-        <w:tab/>
-      </w:r>
-      <w:r>
-        <w:tab/>
-      </w:r>
-      <w:r>
-        <w:tab/>
-      </w:r>
-      <w:r>
-        <w:tab/>
-        <w:t>alt</w:t>
-      </w:r>
-      <w:r>
-        <w:rPr>
-          <w:lang w:val="ru-RU"/>
-        </w:rPr>
-        <w:t>="Вернуться на главную страницу"</w:t>
-      </w:r>
-    </w:p>
-    <w:p>
-      <w:pPr>
-        <w:pStyle w:val="LISTINGBODY"/>
-        <w:rPr>
-          <w:lang w:val="ru-RU"/>
-        </w:rPr>
-      </w:pPr>
-      <w:r>
-        <w:rPr>
-          <w:lang w:val="ru-RU"/>
-        </w:rPr>
-        <w:tab/>
-      </w:r>
-      <w:r>
-        <w:rPr>
-          <w:lang w:val="ru-RU"/>
-        </w:rPr>
-        <w:tab/>
-      </w:r>
-      <w:r>
-        <w:rPr>
-          <w:lang w:val="ru-RU"/>
-        </w:rPr>
-        <w:tab/>
-      </w:r>
-      <w:r>
-        <w:rPr>
-          <w:lang w:val="ru-RU"/>
-        </w:rPr>
-        <w:tab/>
-      </w:r>
-      <w:r>
-        <w:rPr>
-          <w:lang w:val="ru-RU"/>
-        </w:rPr>
-        <w:tab/>
-      </w:r>
-      <w:r>
-        <w:t>title</w:t>
-      </w:r>
-      <w:r>
-        <w:rPr>
-          <w:lang w:val="ru-RU"/>
-        </w:rPr>
-        <w:t>="Вернуться на главную"</w:t>
-      </w:r>
-    </w:p>
-    <w:p>
-      <w:pPr>
-        <w:pStyle w:val="LISTINGBODY"/>
-        <w:rPr>
-          <w:lang w:val="ru-RU"/>
-        </w:rPr>
-      </w:pPr>
-      <w:r>
-        <w:rPr>
-          <w:lang w:val="ru-RU"/>
-        </w:rPr>
-        <w:tab/>
-      </w:r>
-      <w:r>
-        <w:rPr>
-          <w:lang w:val="ru-RU"/>
-        </w:rPr>
-        <w:tab/>
-      </w:r>
-      <w:r>
-        <w:rPr>
-          <w:lang w:val="ru-RU"/>
-        </w:rPr>
-        <w:tab/>
-      </w:r>
-      <w:r>
-        <w:rPr>
-          <w:lang w:val="ru-RU"/>
-        </w:rPr>
-        <w:tab/>
-        <w:t>/&gt;</w:t>
-      </w:r>
-    </w:p>
-    <w:p>
-      <w:pPr>
-        <w:pStyle w:val="LISTINGBODY"/>
-        <w:rPr>
-          <w:lang w:val="ru-RU"/>
-        </w:rPr>
-      </w:pPr>
-      <w:r>
-        <w:rPr>
-          <w:lang w:val="ru-RU"/>
-        </w:rPr>
-        <w:tab/>
-      </w:r>
-      <w:r>
-        <w:rPr>
-          <w:lang w:val="ru-RU"/>
-        </w:rPr>
-        <w:tab/>
-      </w:r>
-      <w:r>
-        <w:rPr>
-          <w:lang w:val="ru-RU"/>
-        </w:rPr>
-        <w:tab/>
-        <w:t>&lt;/</w:t>
-      </w:r>
-      <w:r>
-        <w:t>a</w:t>
-      </w:r>
-      <w:r>
-        <w:rPr>
-          <w:lang w:val="ru-RU"/>
-        </w:rPr>
-        <w:t>&gt;</w:t>
-      </w:r>
-    </w:p>
-    <w:p>
-      <w:pPr>
-        <w:pStyle w:val="LISTINGBODY"/>
-        <w:rPr>
-          <w:lang w:val="ru-RU"/>
-        </w:rPr>
-      </w:pPr>
-      <w:r>
-        <w:rPr>
-          <w:lang w:val="ru-RU"/>
-        </w:rPr>
-        <w:tab/>
-      </w:r>
-      <w:r>
-        <w:rPr>
-          <w:lang w:val="ru-RU"/>
-        </w:rPr>
-        <w:tab/>
-      </w:r>
-      <w:r>
-        <w:rPr>
-          <w:lang w:val="ru-RU"/>
-        </w:rPr>
-        <w:tab/>
-        <w:t>&lt;</w:t>
-      </w:r>
-      <w:r>
-        <w:t>p</w:t>
-      </w:r>
-      <w:r>
-        <w:rPr>
-          <w:lang w:val="ru-RU"/>
-        </w:rPr>
-        <w:t>&gt;</w:t>
-      </w:r>
-    </w:p>
-    <w:p>
-      <w:pPr>
-        <w:pStyle w:val="LISTINGBODY"/>
-        <w:rPr>
-          <w:lang w:val="ru-RU"/>
-        </w:rPr>
-      </w:pPr>
-      <w:r>
-        <w:rPr>
-          <w:lang w:val="ru-RU"/>
-        </w:rPr>
-        <w:tab/>
-      </w:r>
-      <w:r>
-        <w:rPr>
-          <w:lang w:val="ru-RU"/>
-        </w:rPr>
-        <w:tab/>
-      </w:r>
-      <w:r>
-        <w:rPr>
-          <w:lang w:val="ru-RU"/>
-        </w:rPr>
-        <w:tab/>
-      </w:r>
-      <w:r>
-        <w:rPr>
-          <w:lang w:val="ru-RU"/>
-        </w:rPr>
-        <w:tab/>
-        <w:t>&lt;</w:t>
-      </w:r>
-      <w:r>
-        <w:t>a</w:t>
-      </w:r>
-      <w:r>
-        <w:rPr>
-          <w:lang w:val="ru-RU"/>
-        </w:rPr>
-        <w:t xml:space="preserve"> </w:t>
-      </w:r>
-      <w:r>
-        <w:t>href</w:t>
-      </w:r>
-      <w:r>
-        <w:rPr>
-          <w:lang w:val="ru-RU"/>
-        </w:rPr>
-        <w:t>="</w:t>
-      </w:r>
-      <w:r>
-        <w:t>index</w:t>
-      </w:r>
-      <w:r>
-        <w:rPr>
-          <w:lang w:val="ru-RU"/>
-        </w:rPr>
-        <w:t>.</w:t>
-      </w:r>
-      <w:r>
-        <w:t>html</w:t>
-      </w:r>
-      <w:r>
-        <w:rPr>
-          <w:lang w:val="ru-RU"/>
-        </w:rPr>
-        <w:t>"&gt;← Вернуться на главную страницу&lt;/</w:t>
-      </w:r>
-      <w:r>
-        <w:t>a</w:t>
-      </w:r>
-      <w:r>
-        <w:rPr>
-          <w:lang w:val="ru-RU"/>
-        </w:rPr>
-        <w:t>&gt;</w:t>
-      </w:r>
-    </w:p>
-    <w:p>
-      <w:pPr>
-        <w:pStyle w:val="LISTINGBODY"/>
-      </w:pPr>
-      <w:r>
-        <w:rPr>
-          <w:lang w:val="ru-RU"/>
-        </w:rPr>
-        <w:tab/>
-      </w:r>
-      <w:r>
-        <w:rPr>
-          <w:lang w:val="ru-RU"/>
-        </w:rPr>
-        <w:tab/>
-      </w:r>
-      <w:r>
-        <w:rPr>
-          <w:lang w:val="ru-RU"/>
-        </w:rPr>
-        <w:tab/>
-      </w:r>
-      <w:r>
-        <w:t>&lt;/p&gt;</w:t>
-      </w:r>
-    </w:p>
-    <w:p>
-      <w:pPr>
-        <w:pStyle w:val="LISTINGBODY"/>
-      </w:pPr>
-      <w:r>
-        <w:tab/>
-      </w:r>
-      <w:r>
-        <w:tab/>
-        <w:t>&lt;/div&gt;</w:t>
-      </w:r>
-    </w:p>
-    <w:p>
-      <w:pPr>
-        <w:pStyle w:val="LISTINGBODY"/>
-      </w:pPr>
-      <w:r>
-        <w:tab/>
-        <w:t>&lt;/body&gt;</w:t>
-      </w:r>
-    </w:p>
-    <w:p>
-      <w:pPr>
-        <w:pStyle w:val="LISTINGBODY"/>
-        <w:rPr>
-          <w:lang w:val="ru-RU"/>
-        </w:rPr>
-      </w:pPr>
-      <w:r>
-        <w:t>&lt;/html&gt;</w:t>
+        <w:t>import java.util.function.DoubleUnaryOperator;</w:t>
       </w:r>
     </w:p>
     <w:sectPr>
@@ -9579,7 +3239,7 @@
   <w:abstractNum w:abstractNumId="5" w15:restartNumberingAfterBreak="0">
     <w:nsid w:val="0E5F1323"/>
     <w:multiLevelType w:val="multilevel"/>
-    <w:tmpl w:val="55120116"/>
+    <w:tmpl w:val="37344B52"/>
     <w:lvl w:ilvl="0">
       <w:start w:val="1"/>
       <w:numFmt w:val="decimal"/>
@@ -9606,6 +3266,7 @@
       </w:pPr>
       <w:rPr>
         <w:rFonts w:hint="default"/>
+        <w:lang w:val="ru-RU"/>
       </w:rPr>
     </w:lvl>
     <w:lvl w:ilvl="2">
@@ -14680,6 +8341,36 @@
   </w:num>
   <w:num w:numId="48" w16cid:durableId="1769040316">
     <w:abstractNumId w:val="24"/>
+  </w:num>
+  <w:num w:numId="49" w16cid:durableId="487937241">
+    <w:abstractNumId w:val="5"/>
+    <w:lvlOverride w:ilvl="0">
+      <w:startOverride w:val="1"/>
+    </w:lvlOverride>
+    <w:lvlOverride w:ilvl="1">
+      <w:startOverride w:val="1"/>
+    </w:lvlOverride>
+    <w:lvlOverride w:ilvl="2">
+      <w:startOverride w:val="1"/>
+    </w:lvlOverride>
+    <w:lvlOverride w:ilvl="3">
+      <w:startOverride w:val="1"/>
+    </w:lvlOverride>
+    <w:lvlOverride w:ilvl="4">
+      <w:startOverride w:val="1"/>
+    </w:lvlOverride>
+    <w:lvlOverride w:ilvl="5">
+      <w:startOverride w:val="1"/>
+    </w:lvlOverride>
+    <w:lvlOverride w:ilvl="6">
+      <w:startOverride w:val="1"/>
+    </w:lvlOverride>
+    <w:lvlOverride w:ilvl="7">
+      <w:startOverride w:val="1"/>
+    </w:lvlOverride>
+    <w:lvlOverride w:ilvl="8">
+      <w:startOverride w:val="1"/>
+    </w:lvlOverride>
   </w:num>
 </w:numbering>
 </file>
@@ -15190,7 +8881,6 @@
   <w:style w:type="character" w:default="1" w:styleId="DefaultParagraphFont">
     <w:name w:val="Default Paragraph Font"/>
     <w:uiPriority w:val="1"/>
-    <w:semiHidden/>
     <w:unhideWhenUsed/>
   </w:style>
   <w:style w:type="table" w:default="1" w:styleId="TableNormal">

--- a/web/lab01/lab01.docx
+++ b/web/lab01/lab01.docx
@@ -1040,7 +1040,13 @@
         <w:pStyle w:val="MAINTEXT1"/>
       </w:pPr>
       <w:r>
-        <w:t>В ходе выполнения лабораторной работы была разработана начальная версия учебного приложения QuestCity. Приложение задумано как агрегатор городских квестов, объединяющий сведения о предложениях разных организаторов в одном интерфейсе. На первом этапе реализован информационный каркас проекта: главная страница, страница «О проекте», навигация и представление трёх будущих возможностей сервиса.</w:t>
+        <w:t>В ходе выполнения лабораторной работы была разработана начальная версия учебного приложения QuestCity. Приложение задумано как агрегатор городских квестов, объединяющий сведения о предложениях разных организаторов в одном интерфейсе. На первом этапе реализован информационный каркас проекта: главная страница, страница «</w:t>
+      </w:r>
+      <w:r>
+        <w:t>О сервисе</w:t>
+      </w:r>
+      <w:r>
+        <w:t>», навигация и представление трёх будущих возможностей сервиса.</w:t>
       </w:r>
     </w:p>
     <w:p>
@@ -1088,55 +1094,56 @@
     <w:p>
       <w:pPr>
         <w:pStyle w:val="MAINTEXT1"/>
-      </w:pPr>
-      <w:r>
-        <w:t>Главной предметной сущностью приложения является квест. В последующих версиях с этой сущностью могут быть связаны название, описание, изображения, жанр, адрес, организатор, допустимое количество игроков, продолжительность, уровни сложности и страха, возрастное ограничение, цена, рейтинг, отзывы и доступные сеансы. В рамках лабораторной работы № 1 полноценная модель данных не создавалась.</w:t>
+        <w:rPr>
+          <w:lang w:val="en-US"/>
+        </w:rPr>
+      </w:pPr>
+      <w:r>
+        <w:t>Главной предметной сущностью приложения является квест. В последующих версиях с этой сущностью могут быть связаны название, описание, изображения, жанр, адрес, организатор, допустимое количество игроков, продолжительность, уровни сложности и страха, возрастное ограничение, цена, рейтинг, отзывы и доступные сеансы.</w:t>
       </w:r>
     </w:p>
     <w:p>
       <w:pPr>
         <w:pStyle w:val="MAINTEXT1"/>
       </w:pPr>
+      <w:r>
+        <w:t>Первоначальная концепция предусматривает следующие пользовательские возможности:</w:t>
+      </w:r>
+    </w:p>
+    <w:p>
+      <w:pPr>
+        <w:pStyle w:val="LIST2"/>
+      </w:pPr>
+      <w:r>
+        <w:lastRenderedPageBreak/>
+        <w:t>просмотр каталога городских квестов;</w:t>
+      </w:r>
+    </w:p>
+    <w:p>
+      <w:pPr>
+        <w:pStyle w:val="LIST2"/>
+      </w:pPr>
+      <w:r>
+        <w:t>поиск и подбор квестов по характеристикам;</w:t>
+      </w:r>
+    </w:p>
+    <w:p>
+      <w:pPr>
+        <w:pStyle w:val="LIST2"/>
+      </w:pPr>
+      <w:r>
+        <w:t>сохранение интересных квестов в избранное.</w:t>
+      </w:r>
     </w:p>
     <w:p>
       <w:pPr>
         <w:pStyle w:val="MAINTEXT1"/>
-      </w:pPr>
-      <w:r>
-        <w:lastRenderedPageBreak/>
-        <w:t>Первоначальная концепция предусматривает следующие пользовательские возможности:</w:t>
-      </w:r>
-    </w:p>
-    <w:p>
-      <w:pPr>
-        <w:pStyle w:val="LIST2"/>
-      </w:pPr>
-      <w:r>
-        <w:t>просмотр каталога городских квестов;</w:t>
-      </w:r>
-    </w:p>
-    <w:p>
-      <w:pPr>
-        <w:pStyle w:val="LIST2"/>
-      </w:pPr>
-      <w:r>
-        <w:t>поиск и подбор квестов по характеристикам;</w:t>
-      </w:r>
-    </w:p>
-    <w:p>
-      <w:pPr>
-        <w:pStyle w:val="LIST2"/>
-      </w:pPr>
-      <w:r>
-        <w:t>сохранение интересных квестов в избранное.</w:t>
-      </w:r>
-    </w:p>
-    <w:p>
-      <w:pPr>
-        <w:pStyle w:val="MAINTEXT1"/>
-      </w:pPr>
-      <w:r>
-        <w:t>Дальнейшее развитие проекта предполагает создание каталога, динамических страниц отдельных квестов, поиска, фильтрации, отзывов, бронирования, учётных записей и личного кабинета. Перечисленная функциональность относится к будущим лабораторным работам и в текущей версии не реализована.</w:t>
+        <w:rPr>
+          <w:lang w:val="en-US"/>
+        </w:rPr>
+      </w:pPr>
+      <w:r>
+        <w:t>Дальнейшее развитие проекта предполагает создание каталога, динамических страниц отдельных квестов, поиска, фильтрации, отзывов, бронирования, учётных записей и личного кабинета.</w:t>
       </w:r>
     </w:p>
     <w:p>
@@ -1247,1099 +1254,14 @@
     </w:p>
     <w:p>
       <w:pPr>
-        <w:pStyle w:val="MAINTEXT2"/>
-        <w:ind w:left="401"/>
-      </w:pPr>
-    </w:p>
-    <w:p>
-      <w:pPr>
-        <w:pStyle w:val="MAINTEXT2"/>
-        <w:ind w:left="401"/>
-      </w:pPr>
-      <w:r>
-        <w:t>[МЕСТО ДЛЯ РИСУНКА 1]</w:t>
-      </w:r>
-    </w:p>
-    <w:p>
-      <w:pPr>
-        <w:pStyle w:val="MAINTEXT2"/>
-        <w:ind w:left="401"/>
-      </w:pPr>
-    </w:p>
-    <w:p>
-      <w:pPr>
-        <w:pStyle w:val="MAINTEXT2"/>
-        <w:ind w:left="401"/>
-      </w:pPr>
-      <w:r>
-        <w:t xml:space="preserve">Рисунок 1 – Версии </w:t>
-      </w:r>
-      <w:r>
-        <w:rPr>
-          <w:lang w:val="en-US"/>
-        </w:rPr>
-        <w:t>Node</w:t>
-      </w:r>
-      <w:r>
-        <w:t>.</w:t>
-      </w:r>
-      <w:r>
-        <w:rPr>
-          <w:lang w:val="en-US"/>
-        </w:rPr>
-        <w:t>js</w:t>
-      </w:r>
-      <w:r>
-        <w:t xml:space="preserve"> и </w:t>
-      </w:r>
-      <w:r>
-        <w:rPr>
-          <w:lang w:val="en-US"/>
-        </w:rPr>
-        <w:t>npm</w:t>
-      </w:r>
-    </w:p>
-    <w:p>
-      <w:pPr>
-        <w:pStyle w:val="MAINTEXT2"/>
-        <w:ind w:left="401"/>
-      </w:pPr>
-    </w:p>
-    <w:p>
-      <w:pPr>
-        <w:pStyle w:val="MAINTEXT2"/>
-        <w:ind w:left="401"/>
-      </w:pPr>
-      <w:r>
-        <w:t>При создании проекта были выбраны следующие параметры</w:t>
-      </w:r>
-      <w:r>
-        <w:t xml:space="preserve"> (</w:t>
-      </w:r>
-      <w:r>
-        <w:t>рисунок 2</w:t>
-      </w:r>
-      <w:r>
-        <w:t>)</w:t>
-      </w:r>
-      <w:r>
-        <w:t>:</w:t>
-      </w:r>
-    </w:p>
-    <w:p>
-      <w:pPr>
-        <w:pStyle w:val="MAINTEXT2"/>
-        <w:ind w:left="401"/>
-      </w:pPr>
-    </w:p>
-    <w:p>
-      <w:pPr>
-        <w:pStyle w:val="MAINTEXT2"/>
-        <w:ind w:left="401"/>
-      </w:pPr>
-      <w:r>
-        <w:t>Приложение размещено в корневом каталоге</w:t>
-      </w:r>
-      <w:r>
-        <w:rPr>
-          <w:lang w:val="en-US"/>
-        </w:rPr>
-        <w:t> app</w:t>
-      </w:r>
-      <w:r>
-        <w:t>, а внутренний каталог</w:t>
-      </w:r>
-      <w:r>
-        <w:rPr>
-          <w:lang w:val="en-US"/>
-        </w:rPr>
-        <w:t> app</w:t>
-      </w:r>
-      <w:r>
-        <w:t>/</w:t>
-      </w:r>
-      <w:r>
-        <w:rPr>
-          <w:lang w:val="en-US"/>
-        </w:rPr>
-        <w:t>app </w:t>
-      </w:r>
-      <w:r>
-        <w:t xml:space="preserve">используется маршрутизатором </w:t>
-      </w:r>
-      <w:r>
-        <w:rPr>
-          <w:lang w:val="en-US"/>
-        </w:rPr>
-        <w:t>Next</w:t>
-      </w:r>
-      <w:r>
-        <w:t>.</w:t>
-      </w:r>
-      <w:r>
-        <w:rPr>
-          <w:lang w:val="en-US"/>
-        </w:rPr>
-        <w:t>js</w:t>
-      </w:r>
-      <w:r>
-        <w:t xml:space="preserve">. Такая организация отделяет исходный проект </w:t>
-      </w:r>
-      <w:r>
-        <w:rPr>
-          <w:lang w:val="en-US"/>
-        </w:rPr>
-        <w:t>QuestCity</w:t>
-      </w:r>
-      <w:r>
-        <w:t xml:space="preserve"> от материалов лабораторных работ.</w:t>
-      </w:r>
-    </w:p>
-    <w:p>
-      <w:pPr>
-        <w:pStyle w:val="DIV2"/>
-      </w:pPr>
-      <w:r>
-        <w:t>Создание файловой структуры проекта</w:t>
-      </w:r>
-    </w:p>
-    <w:p>
-      <w:pPr>
-        <w:pStyle w:val="MAINTEXT2"/>
-        <w:ind w:left="401"/>
-      </w:pPr>
-      <w:r>
-        <w:t>Основные файлы и каталоги проекта имеют следующую структуру</w:t>
-      </w:r>
-      <w:r>
-        <w:t xml:space="preserve"> (рисунок 3)</w:t>
-      </w:r>
-      <w:r>
-        <w:t>:</w:t>
-      </w:r>
-    </w:p>
-    <w:p>
-      <w:pPr>
-        <w:pStyle w:val="MAINTEXT2"/>
-        <w:ind w:left="401"/>
-      </w:pPr>
-    </w:p>
-    <w:p>
-      <w:pPr>
-        <w:pStyle w:val="MAINTEXT2"/>
-        <w:ind w:left="401"/>
-      </w:pPr>
-      <w:r>
-        <w:t>Файл</w:t>
-      </w:r>
-      <w:r>
-        <w:rPr>
-          <w:lang w:val="en-US"/>
-        </w:rPr>
-        <w:t> app</w:t>
-      </w:r>
-      <w:r>
-        <w:t>/</w:t>
-      </w:r>
-      <w:r>
-        <w:rPr>
-          <w:lang w:val="en-US"/>
-        </w:rPr>
-        <w:t>app</w:t>
-      </w:r>
-      <w:r>
-        <w:t>/</w:t>
-      </w:r>
-      <w:r>
-        <w:rPr>
-          <w:lang w:val="en-US"/>
-        </w:rPr>
-        <w:t>layout</w:t>
-      </w:r>
-      <w:r>
-        <w:t>.</w:t>
-      </w:r>
-      <w:r>
-        <w:rPr>
-          <w:lang w:val="en-US"/>
-        </w:rPr>
-        <w:t>tsx </w:t>
-      </w:r>
-      <w:r>
-        <w:t>содержит корневой макет, обязательные элементы</w:t>
-      </w:r>
-      <w:r>
-        <w:rPr>
-          <w:lang w:val="en-US"/>
-        </w:rPr>
-        <w:t> html </w:t>
-      </w:r>
-      <w:r>
-        <w:t>и</w:t>
-      </w:r>
-      <w:r>
-        <w:rPr>
-          <w:lang w:val="en-US"/>
-        </w:rPr>
-        <w:t> body</w:t>
-      </w:r>
-      <w:r>
-        <w:t>, атрибут</w:t>
-      </w:r>
-      <w:r>
-        <w:rPr>
-          <w:lang w:val="en-US"/>
-        </w:rPr>
-        <w:t> lang</w:t>
-      </w:r>
-      <w:r>
-        <w:t>="</w:t>
-      </w:r>
-      <w:r>
-        <w:rPr>
-          <w:lang w:val="en-US"/>
-        </w:rPr>
-        <w:t>ru</w:t>
-      </w:r>
-      <w:r>
-        <w:t>", импорт глобальной таблицы стилей и метаданные приложения. В метаданных указаны название</w:t>
-      </w:r>
-      <w:r>
-        <w:rPr>
-          <w:lang w:val="en-US"/>
-        </w:rPr>
-        <w:t> QuestCity </w:t>
-      </w:r>
-      <w:r>
-        <w:t>и описание «Агрегатор городских квестов». Файл</w:t>
-      </w:r>
-      <w:r>
-        <w:rPr>
-          <w:lang w:val="en-US"/>
-        </w:rPr>
-        <w:t> app</w:t>
-      </w:r>
-      <w:r>
-        <w:t>/</w:t>
-      </w:r>
-      <w:r>
-        <w:rPr>
-          <w:lang w:val="en-US"/>
-        </w:rPr>
-        <w:t>app</w:t>
-      </w:r>
-      <w:r>
-        <w:t>/</w:t>
-      </w:r>
-      <w:r>
-        <w:rPr>
-          <w:lang w:val="en-US"/>
-        </w:rPr>
-        <w:t>page</w:t>
-      </w:r>
-      <w:r>
-        <w:t>.</w:t>
-      </w:r>
-      <w:r>
-        <w:rPr>
-          <w:lang w:val="en-US"/>
-        </w:rPr>
-        <w:t>tsx </w:t>
-      </w:r>
-      <w:r>
-        <w:t>формирует маршрут</w:t>
-      </w:r>
-      <w:r>
-        <w:rPr>
-          <w:lang w:val="en-US"/>
-        </w:rPr>
-        <w:t> </w:t>
-      </w:r>
-      <w:r>
-        <w:t>/, а файл</w:t>
-      </w:r>
-      <w:r>
-        <w:rPr>
-          <w:lang w:val="en-US"/>
-        </w:rPr>
-        <w:t> app</w:t>
-      </w:r>
-      <w:r>
-        <w:t>/</w:t>
-      </w:r>
-      <w:r>
-        <w:rPr>
-          <w:lang w:val="en-US"/>
-        </w:rPr>
-        <w:t>app</w:t>
-      </w:r>
-      <w:r>
-        <w:t>/</w:t>
-      </w:r>
-      <w:r>
-        <w:rPr>
-          <w:lang w:val="en-US"/>
-        </w:rPr>
-        <w:t>about</w:t>
-      </w:r>
-      <w:r>
-        <w:t>/</w:t>
-      </w:r>
-      <w:r>
-        <w:rPr>
-          <w:lang w:val="en-US"/>
-        </w:rPr>
-        <w:t>page</w:t>
-      </w:r>
-      <w:r>
-        <w:t>.</w:t>
-      </w:r>
-      <w:r>
-        <w:rPr>
-          <w:lang w:val="en-US"/>
-        </w:rPr>
-        <w:t>tsx </w:t>
-      </w:r>
-      <w:r>
-        <w:t>— маршрут</w:t>
-      </w:r>
-      <w:r>
-        <w:rPr>
-          <w:lang w:val="en-US"/>
-        </w:rPr>
-        <w:t> </w:t>
-      </w:r>
-      <w:r>
-        <w:t>/</w:t>
-      </w:r>
-      <w:r>
-        <w:rPr>
-          <w:lang w:val="en-US"/>
-        </w:rPr>
-        <w:t>about</w:t>
-      </w:r>
-      <w:r>
-        <w:t>. Переиспользуемые элементы интерфейса размещены в каталоге</w:t>
-      </w:r>
-      <w:r>
-        <w:rPr>
-          <w:lang w:val="en-US"/>
-        </w:rPr>
-        <w:t> app</w:t>
-      </w:r>
-      <w:r>
-        <w:t>/</w:t>
-      </w:r>
-      <w:r>
-        <w:rPr>
-          <w:lang w:val="en-US"/>
-        </w:rPr>
-        <w:t>app</w:t>
-      </w:r>
-      <w:r>
-        <w:t>/</w:t>
-      </w:r>
-      <w:r>
-        <w:rPr>
-          <w:lang w:val="en-US"/>
-        </w:rPr>
-        <w:t>ui</w:t>
-      </w:r>
-      <w:r>
-        <w:t>. Оформление обеих страниц определено в</w:t>
-      </w:r>
-      <w:r>
-        <w:rPr>
-          <w:lang w:val="en-US"/>
-        </w:rPr>
-        <w:t> app</w:t>
-      </w:r>
-      <w:r>
-        <w:t>/</w:t>
-      </w:r>
-      <w:r>
-        <w:rPr>
-          <w:lang w:val="en-US"/>
-        </w:rPr>
-        <w:t>app</w:t>
-      </w:r>
-      <w:r>
-        <w:t>/</w:t>
-      </w:r>
-      <w:r>
-        <w:rPr>
-          <w:lang w:val="en-US"/>
-        </w:rPr>
-        <w:t>globals</w:t>
-      </w:r>
-      <w:r>
-        <w:t>.</w:t>
-      </w:r>
-      <w:r>
-        <w:rPr>
-          <w:lang w:val="en-US"/>
-        </w:rPr>
-        <w:t>css </w:t>
-      </w:r>
-      <w:r>
-        <w:t xml:space="preserve">без </w:t>
-      </w:r>
-      <w:r>
-        <w:rPr>
-          <w:lang w:val="en-US"/>
-        </w:rPr>
-        <w:t>Tailwind</w:t>
-      </w:r>
-      <w:r>
-        <w:t xml:space="preserve"> </w:t>
-      </w:r>
-      <w:r>
-        <w:rPr>
-          <w:lang w:val="en-US"/>
-        </w:rPr>
-        <w:t>CSS</w:t>
-      </w:r>
-      <w:r>
-        <w:t xml:space="preserve"> и сторонних </w:t>
-      </w:r>
-      <w:r>
-        <w:rPr>
-          <w:lang w:val="en-US"/>
-        </w:rPr>
-        <w:t>UI</w:t>
-      </w:r>
-      <w:r>
-        <w:t>-библиотек.</w:t>
-      </w:r>
-    </w:p>
-    <w:p>
-      <w:pPr>
-        <w:pStyle w:val="MAINTEXT2"/>
-        <w:ind w:left="401"/>
-      </w:pPr>
-      <w:r>
-        <w:t xml:space="preserve">На рисунке 2 представлена структура проекта </w:t>
-      </w:r>
-      <w:r>
-        <w:rPr>
-          <w:lang w:val="en-US"/>
-        </w:rPr>
-        <w:t>QuestCity</w:t>
-      </w:r>
-      <w:r>
-        <w:t xml:space="preserve"> после реализации лабораторной работы.</w:t>
-      </w:r>
-    </w:p>
-    <w:p>
-      <w:pPr>
-        <w:pStyle w:val="MAINTEXT2"/>
-        <w:ind w:left="401"/>
-      </w:pPr>
-      <w:r>
-        <w:t>[МЕСТО ДЛЯ РИСУНКА 2]</w:t>
-      </w:r>
-    </w:p>
-    <w:p>
-      <w:pPr>
-        <w:pStyle w:val="MAINTEXT2"/>
-        <w:ind w:left="401"/>
-      </w:pPr>
-      <w:r>
-        <w:t xml:space="preserve">Рисунок 2 – Структура проекта </w:t>
-      </w:r>
-      <w:r>
-        <w:rPr>
-          <w:lang w:val="en-US"/>
-        </w:rPr>
-        <w:t>QuestCity</w:t>
-      </w:r>
-    </w:p>
-    <w:p>
-      <w:pPr>
-        <w:pStyle w:val="DIV2"/>
-      </w:pPr>
-      <w:r>
-        <w:t xml:space="preserve">Создание первого </w:t>
-      </w:r>
-      <w:r>
-        <w:rPr>
-          <w:lang w:val="en-US"/>
-        </w:rPr>
-        <w:t>React-</w:t>
-      </w:r>
-      <w:r>
-        <w:t>компонента</w:t>
-      </w:r>
-    </w:p>
-    <w:p>
-      <w:pPr>
-        <w:pStyle w:val="MAINTEXT2"/>
-        <w:ind w:left="401"/>
-      </w:pPr>
-      <w:r>
-        <w:t>Для отображения предполагаемых возможностей сервиса был создан компонент FeatureCard. Его свойства описаны типом FeatureCardProps и обёрнуты в Readonly. Компонент принимает обязательные строковые свойства title и description, благодаря чему TypeScript проверяет корректность его использования. Семантический элемент article позволяет воспринимать каждую карточку как самостоятельный информационный блок.</w:t>
-      </w:r>
-    </w:p>
-    <w:p>
-      <w:pPr>
-        <w:pStyle w:val="MAINTEXT2"/>
-        <w:ind w:left="401"/>
-      </w:pPr>
-      <w:r>
-        <w:t>Листинг 1 содержит код компонента FeatureCard.</w:t>
-      </w:r>
-    </w:p>
-    <w:p>
-      <w:pPr>
-        <w:pStyle w:val="LISTINGCAPTION"/>
-        <w:rPr>
-          <w:lang w:val="en-US"/>
-        </w:rPr>
-      </w:pPr>
-      <w:r>
-        <w:t>Листинг</w:t>
-      </w:r>
-      <w:r>
-        <w:rPr>
-          <w:lang w:val="en-US"/>
-        </w:rPr>
-        <w:t xml:space="preserve"> </w:t>
-      </w:r>
-      <w:r>
-        <w:fldChar w:fldCharType="begin"/>
-      </w:r>
-      <w:r>
-        <w:rPr>
-          <w:lang w:val="en-US"/>
-        </w:rPr>
-        <w:instrText xml:space="preserve"> </w:instrText>
-      </w:r>
-      <w:r>
-        <w:rPr>
-          <w:lang w:val="en-US"/>
-        </w:rPr>
-        <w:instrText>SEQ</w:instrText>
-      </w:r>
-      <w:r>
-        <w:rPr>
-          <w:lang w:val="en-US"/>
-        </w:rPr>
-        <w:instrText xml:space="preserve"> </w:instrText>
-      </w:r>
-      <w:r>
-        <w:instrText>Листинг</w:instrText>
-      </w:r>
-      <w:r>
-        <w:rPr>
-          <w:lang w:val="en-US"/>
-        </w:rPr>
-        <w:instrText xml:space="preserve"> \* </w:instrText>
-      </w:r>
-      <w:r>
-        <w:rPr>
-          <w:lang w:val="en-US"/>
-        </w:rPr>
-        <w:instrText>ARABIC</w:instrText>
-      </w:r>
-      <w:r>
-        <w:rPr>
-          <w:lang w:val="en-US"/>
-        </w:rPr>
-        <w:instrText xml:space="preserve"> </w:instrText>
-      </w:r>
-      <w:r>
-        <w:fldChar w:fldCharType="separate"/>
-      </w:r>
-      <w:r>
-        <w:rPr>
-          <w:noProof/>
-          <w:lang w:val="en-US"/>
-        </w:rPr>
-        <w:t>1</w:t>
-      </w:r>
-      <w:r>
-        <w:fldChar w:fldCharType="end"/>
-      </w:r>
-      <w:r>
-        <w:rPr>
-          <w:lang w:val="en-US"/>
-        </w:rPr>
-        <w:t xml:space="preserve"> — </w:t>
-      </w:r>
-      <w:r>
-        <w:rPr>
-          <w:lang w:val="en-US"/>
-        </w:rPr>
-        <w:t>Компонент FeatureCard</w:t>
-      </w:r>
-    </w:p>
-    <w:p>
-      <w:pPr>
-        <w:pStyle w:val="LISTINGBODY"/>
-      </w:pPr>
-      <w:r>
-        <w:t>type FeatureCardProps = Readonly&lt;{</w:t>
-      </w:r>
-    </w:p>
-    <w:p>
-      <w:pPr>
-        <w:pStyle w:val="LISTINGBODY"/>
-      </w:pPr>
-      <w:r>
-        <w:t xml:space="preserve">  title: string;</w:t>
-      </w:r>
-    </w:p>
-    <w:p>
-      <w:pPr>
-        <w:pStyle w:val="LISTINGBODY"/>
-      </w:pPr>
-      <w:r>
-        <w:t xml:space="preserve">  description: string;</w:t>
-      </w:r>
-    </w:p>
-    <w:p>
-      <w:pPr>
-        <w:pStyle w:val="LISTINGBODY"/>
-      </w:pPr>
-      <w:r>
-        <w:t>}&gt;;</w:t>
-      </w:r>
-    </w:p>
-    <w:p>
-      <w:pPr>
-        <w:pStyle w:val="LISTINGBODY"/>
-      </w:pPr>
-    </w:p>
-    <w:p>
-      <w:pPr>
-        <w:pStyle w:val="LISTINGBODY"/>
-      </w:pPr>
-      <w:r>
-        <w:t>export default function FeatureCard({</w:t>
-      </w:r>
-    </w:p>
-    <w:p>
-      <w:pPr>
-        <w:pStyle w:val="LISTINGBODY"/>
-      </w:pPr>
-      <w:r>
-        <w:t xml:space="preserve">  title,</w:t>
-      </w:r>
-    </w:p>
-    <w:p>
-      <w:pPr>
-        <w:pStyle w:val="LISTINGBODY"/>
-      </w:pPr>
-      <w:r>
-        <w:t xml:space="preserve">  description,</w:t>
-      </w:r>
-    </w:p>
-    <w:p>
-      <w:pPr>
-        <w:pStyle w:val="LISTINGBODY"/>
-      </w:pPr>
-      <w:r>
-        <w:t>}: FeatureCardProps) {</w:t>
-      </w:r>
-    </w:p>
-    <w:p>
-      <w:pPr>
-        <w:pStyle w:val="LISTINGBODY"/>
-      </w:pPr>
-      <w:r>
-        <w:t xml:space="preserve">  return (</w:t>
-      </w:r>
-    </w:p>
-    <w:p>
-      <w:pPr>
-        <w:pStyle w:val="LISTINGBODY"/>
-      </w:pPr>
-      <w:r>
-        <w:t xml:space="preserve">    &lt;article className="feature-card"&gt;</w:t>
-      </w:r>
-    </w:p>
-    <w:p>
-      <w:pPr>
-        <w:pStyle w:val="LISTINGBODY"/>
-      </w:pPr>
-      <w:r>
-        <w:t xml:space="preserve">      &lt;span className="feature-card__marker" aria-hidden="true" /&gt;</w:t>
-      </w:r>
-    </w:p>
-    <w:p>
-      <w:pPr>
-        <w:pStyle w:val="LISTINGBODY"/>
-      </w:pPr>
-      <w:r>
-        <w:lastRenderedPageBreak/>
-        <w:t xml:space="preserve">      &lt;h3&gt;{title}&lt;/h3&gt;</w:t>
-      </w:r>
-    </w:p>
-    <w:p>
-      <w:pPr>
-        <w:pStyle w:val="LISTINGBODY"/>
-      </w:pPr>
-      <w:r>
-        <w:t xml:space="preserve">      &lt;p&gt;{description}&lt;/p&gt;</w:t>
-      </w:r>
-    </w:p>
-    <w:p>
-      <w:pPr>
-        <w:pStyle w:val="LISTINGBODY"/>
-      </w:pPr>
-      <w:r>
-        <w:t xml:space="preserve">    &lt;/article&gt;</w:t>
-      </w:r>
-    </w:p>
-    <w:p>
-      <w:pPr>
-        <w:pStyle w:val="LISTINGBODY"/>
-      </w:pPr>
-      <w:r>
-        <w:t xml:space="preserve">  );</w:t>
-      </w:r>
-    </w:p>
-    <w:p>
-      <w:pPr>
-        <w:pStyle w:val="LISTINGBODY"/>
-        <w:rPr>
-          <w:lang w:val="ru-RU"/>
-        </w:rPr>
-      </w:pPr>
-      <w:r>
-        <w:t>}</w:t>
-      </w:r>
-    </w:p>
-    <w:p>
-      <w:pPr>
-        <w:pStyle w:val="DIV2"/>
-      </w:pPr>
-      <w:r>
-        <w:t>Реализация главной страницы</w:t>
-      </w:r>
-    </w:p>
-    <w:p>
-      <w:pPr>
-        <w:pStyle w:val="MAINTEXT2"/>
-        <w:ind w:left="401"/>
-      </w:pPr>
-      <w:r>
-        <w:t>Главная страница оформлена как первый экран городского сервиса развлечений. В верхней части размещены название QuestCity и ссылка на страницу «О проекте». Основной блок объясняет проблему разрозненной информации о квестах, назначение агрегатора и его целевую аудиторию. Далее расположен раздел «Возможности», в котором компонент FeatureCard используется три раза для представления каталога, поиска и избранного. Информационный блок в нижней части дополнительно поясняет назначение приложения.</w:t>
-      </w:r>
-    </w:p>
-    <w:p>
-      <w:pPr>
-        <w:pStyle w:val="MAINTEXT2"/>
-        <w:ind w:left="401"/>
-      </w:pPr>
-    </w:p>
-    <w:p>
-      <w:pPr>
-        <w:pStyle w:val="MAINTEXT2"/>
-        <w:ind w:left="401"/>
-      </w:pPr>
-      <w:r>
-        <w:t>Для структуры страницы использованы семантические элементы main, section, header, nav, aside, article и footer. Переход на маршрут /about реализован компонентом Link из пакета next/link. Страница остаётся серверным компонентом, поскольку клиентское состояние и обработчики событий для требований первой лабораторной работы не нужны.</w:t>
-      </w:r>
-    </w:p>
-    <w:p>
-      <w:pPr>
-        <w:pStyle w:val="MAINTEXT2"/>
-        <w:ind w:left="401"/>
-      </w:pPr>
-    </w:p>
-    <w:p>
-      <w:pPr>
-        <w:pStyle w:val="MAINTEXT2"/>
-        <w:ind w:left="401"/>
-      </w:pPr>
-      <w:r>
-        <w:t>Листинг 2 содержит код главной страницы</w:t>
-      </w:r>
-      <w:r>
-        <w:t xml:space="preserve"> (</w:t>
-      </w:r>
-      <w:r>
-        <w:t>см. Приложение</w:t>
-      </w:r>
-      <w:r>
-        <w:t>)</w:t>
-      </w:r>
-      <w:r>
-        <w:t>.</w:t>
-      </w:r>
-    </w:p>
-    <w:p>
-      <w:pPr>
-        <w:pStyle w:val="MAINTEXT2"/>
-        <w:ind w:left="401"/>
-      </w:pPr>
-    </w:p>
-    <w:p>
-      <w:pPr>
-        <w:pStyle w:val="MAINTEXT2"/>
-        <w:ind w:left="401"/>
-      </w:pPr>
-      <w:r>
-        <w:t>Для оформления создана глобальная таблица стилей globals.css. В ней заданы нейтральная тёмная палитра первого экрана, контрастный акцентный цвет, читаемая типографика, сетки карточек, состояния наведения и focus-visible. Медиазапросы изменяют сетки и отступы на планшетной и мобильной ширине. Также учитывается системная настройка уменьшения анимации.</w:t>
-      </w:r>
-    </w:p>
-    <w:p>
-      <w:pPr>
-        <w:pStyle w:val="MAINTEXT2"/>
-        <w:ind w:left="401"/>
-      </w:pPr>
-    </w:p>
-    <w:p>
-      <w:pPr>
-        <w:pStyle w:val="MAINTEXT2"/>
-        <w:ind w:left="401"/>
-      </w:pPr>
-      <w:r>
-        <w:t>На рисунке 3 представлена главная страница приложения QuestCity.</w:t>
-      </w:r>
-    </w:p>
-    <w:p>
-      <w:pPr>
-        <w:pStyle w:val="MAINTEXT2"/>
-        <w:ind w:left="401"/>
-      </w:pPr>
-    </w:p>
-    <w:p>
-      <w:pPr>
-        <w:pStyle w:val="MAINTEXT2"/>
-        <w:ind w:left="401"/>
-      </w:pPr>
-      <w:r>
-        <w:lastRenderedPageBreak/>
-        <w:t>[МЕСТО ДЛЯ РИСУНКА 3]</w:t>
-      </w:r>
-    </w:p>
-    <w:p>
-      <w:pPr>
-        <w:pStyle w:val="MAINTEXT2"/>
-        <w:ind w:left="401"/>
-      </w:pPr>
-    </w:p>
-    <w:p>
-      <w:pPr>
-        <w:pStyle w:val="MAINTEXT2"/>
-        <w:ind w:left="401"/>
-      </w:pPr>
-      <w:r>
-        <w:t>Рисунок 3 – Главная страница приложения QuestCity</w:t>
-      </w:r>
-    </w:p>
-    <w:p>
-      <w:pPr>
-        <w:pStyle w:val="DIV2"/>
-      </w:pPr>
-      <w:r>
-        <w:rPr>
-          <w:lang w:val="en-US"/>
-        </w:rPr>
-        <w:t>Реализация страницы «О проекте»</w:t>
-      </w:r>
-    </w:p>
-    <w:p>
-      <w:pPr>
-        <w:pStyle w:val="MAINTEXT2"/>
-        <w:ind w:left="401"/>
-      </w:pPr>
-      <w:r>
-        <w:t>Информационная страница доступна по адресу /about. На ней указаны название проекта, цель разработки, ожидаемый результат по завершении курса, основная предметная сущность и предполагаемые разделы приложения. Разделы перечислены как будущие направления развития и не представлены отдельными маршрутами в текущей версии. Для возврата на главную страницу применяется Link из next/link.</w:t>
-      </w:r>
-    </w:p>
-    <w:p>
-      <w:pPr>
-        <w:pStyle w:val="MAINTEXT2"/>
-        <w:ind w:left="401"/>
-      </w:pPr>
-    </w:p>
-    <w:p>
-      <w:pPr>
-        <w:pStyle w:val="MAINTEXT2"/>
-        <w:ind w:left="401"/>
-      </w:pPr>
-      <w:r>
-        <w:t>Листинг 3 содержит код страницы «О проекте».</w:t>
-      </w:r>
-    </w:p>
-    <w:p>
-      <w:pPr>
-        <w:pStyle w:val="MAINTEXT2"/>
-        <w:ind w:left="401"/>
-      </w:pPr>
-    </w:p>
-    <w:p>
-      <w:pPr>
-        <w:pStyle w:val="MAINTEXT2"/>
-        <w:ind w:left="401"/>
-      </w:pPr>
-      <w:r>
-        <w:t>Листинг 3 – Страница «О проекте»</w:t>
-      </w:r>
-    </w:p>
-    <w:p>
-      <w:pPr>
-        <w:pStyle w:val="MAINTEXT2"/>
-        <w:ind w:left="401"/>
-      </w:pPr>
-      <w:r>
-        <w:t xml:space="preserve">На рисунке 4 представлена страница «О проекте» приложения </w:t>
-      </w:r>
-      <w:r>
-        <w:rPr>
-          <w:lang w:val="en-US"/>
-        </w:rPr>
-        <w:t>QuestCity</w:t>
-      </w:r>
-      <w:r>
-        <w:t>.</w:t>
-      </w:r>
-    </w:p>
-    <w:p>
-      <w:pPr>
-        <w:pStyle w:val="MAINTEXT2"/>
-        <w:ind w:left="401"/>
-      </w:pPr>
-      <w:r>
-        <w:t>[МЕСТО ДЛЯ РИСУНКА 4]</w:t>
-      </w:r>
-    </w:p>
-    <w:p>
-      <w:pPr>
-        <w:pStyle w:val="MAINTEXT2"/>
-        <w:ind w:left="401"/>
-      </w:pPr>
-      <w:r>
-        <w:t>Рисунок 4 – Страница «О проекте»</w:t>
-      </w:r>
-    </w:p>
-    <w:p>
-      <w:pPr>
-        <w:pStyle w:val="DIV2"/>
-      </w:pPr>
-      <w:r>
-        <w:t>Проверка и сборка</w:t>
-      </w:r>
-    </w:p>
-    <w:p>
-      <w:pPr>
-        <w:pStyle w:val="MAINTEXT2"/>
-        <w:ind w:left="401"/>
-      </w:pPr>
-      <w:r>
-        <w:t>После завершения реализации в каталоге app была выполнена статическая проверка командой:</w:t>
-      </w:r>
-      <w:r>
-        <w:t xml:space="preserve"> </w:t>
-      </w:r>
-      <w:r>
-        <w:t>npm run lint</w:t>
-      </w:r>
-      <w:r>
-        <w:t>.</w:t>
-      </w:r>
-    </w:p>
-    <w:p>
-      <w:pPr>
-        <w:pStyle w:val="MAINTEXT2"/>
-        <w:ind w:left="401"/>
-      </w:pPr>
-      <w:r>
-        <w:t>Команда завершилась успешно, ошибок ESLint обнаружено не было. Затем была запущена производственная сборка</w:t>
-      </w:r>
-      <w:r>
-        <w:t xml:space="preserve">: </w:t>
-      </w:r>
-      <w:r>
-        <w:t>npm run build</w:t>
-      </w:r>
-      <w:r>
-        <w:t>.</w:t>
-      </w:r>
-    </w:p>
-    <w:p>
-      <w:pPr>
-        <w:pStyle w:val="MAINTEXT2"/>
-        <w:ind w:left="401"/>
-      </w:pPr>
-      <w:r>
-        <w:t>Сборка завершилась успешно. Next.js скомпилировал проект, выполнил проверку TypeScript и статически сформировал маршруты / и /about. В итоговой таблице маршрутов обе страницы отмечены как статически предварительно отрисованные. На рисунке 5 представлен результат выполнения команды npm run build.</w:t>
-      </w:r>
-    </w:p>
-    <w:p>
-      <w:pPr>
-        <w:pStyle w:val="MAINTEXT2"/>
-        <w:ind w:left="401"/>
-      </w:pPr>
-    </w:p>
-    <w:p>
-      <w:pPr>
-        <w:pStyle w:val="MAINTEXT2"/>
-        <w:ind w:left="401"/>
-      </w:pPr>
-      <w:r>
-        <w:t>[МЕСТО ДЛЯ РИСУНКА 5]</w:t>
-      </w:r>
-    </w:p>
-    <w:p>
-      <w:pPr>
-        <w:pStyle w:val="MAINTEXT2"/>
-        <w:ind w:left="401"/>
-      </w:pPr>
-    </w:p>
-    <w:p>
-      <w:pPr>
-        <w:pStyle w:val="MAINTEXT2"/>
-        <w:ind w:left="401"/>
-      </w:pPr>
-      <w:r>
-        <w:t>Рисунок 5 – Результат выполнения команды npm run build</w:t>
-      </w:r>
-    </w:p>
-    <w:p>
-      <w:pPr>
-        <w:pStyle w:val="MAINTEXT2"/>
-        <w:ind w:left="401"/>
-      </w:pPr>
-    </w:p>
-    <w:p>
-      <w:pPr>
-        <w:pStyle w:val="MAINTEXT2"/>
-        <w:ind w:left="401"/>
-      </w:pPr>
-      <w:r>
-        <w:t>Дополнительно приложение было запущено в режиме разработки и проверено в браузере. Были открыты маршруты / и /about, выполнены переходы между ними по ссылкам, а также проверено отображение главной страницы на мобильной ширине 390 пикселей. Навигация и адаптивное расположение элементов работают корректно.</w:t>
-      </w:r>
-    </w:p>
-    <w:p>
-      <w:pPr>
-        <w:pStyle w:val="DIV1"/>
-      </w:pPr>
-      <w:r>
-        <w:t>Выводы</w:t>
-      </w:r>
-    </w:p>
-    <w:p>
-      <w:pPr>
-        <w:pStyle w:val="MAINTEXT1"/>
-      </w:pPr>
-      <w:r>
-        <w:t>В ходе лабораторной работы была подготовлена начальная версия веб-приложения QuestCity на основе Next.js, React и TypeScript. Маршруты главной и информационной страниц организованы с помощью App Router, переходы между ними реализованы компонентом Link. Был создан и трижды использован переиспользуемый компонент FeatureCard с типизированными свойствами. Интерфейс оформлен обычным адаптивным CSS без сторонних UI-библиотек и клиентского состояния. Успешное выполнение ESLint и производственной сборки подтверждает корректность начального каркаса проекта, который будет последовательно расширяться в следующих лабораторных работах.</w:t>
-      </w:r>
-    </w:p>
-    <w:p>
-      <w:pPr>
         <w:pStyle w:val="PICTURE"/>
       </w:pPr>
       <w:r>
         <w:drawing>
-          <wp:inline distT="0" distB="0" distL="0" distR="0" wp14:anchorId="7980BB31" wp14:editId="5A9A516B">
-            <wp:extent cx="2362200" cy="723900"/>
-            <wp:effectExtent l="0" t="0" r="0" b="0"/>
-            <wp:docPr id="1" name="Graphic 1"/>
+          <wp:inline distT="0" distB="0" distL="0" distR="0" wp14:anchorId="5AE9AFCC" wp14:editId="520A0804">
+            <wp:extent cx="2879387" cy="1697847"/>
+            <wp:effectExtent l="0" t="0" r="3810" b="4445"/>
+            <wp:docPr id="2070486774" name="Graphic 2070486774"/>
             <wp:cNvGraphicFramePr>
               <a:graphicFrameLocks xmlns:a="http://schemas.openxmlformats.org/drawingml/2006/main" noChangeAspect="1"/>
             </wp:cNvGraphicFramePr>
@@ -2347,17 +1269,11 @@
               <a:graphicData uri="http://schemas.openxmlformats.org/drawingml/2006/picture">
                 <pic:pic xmlns:pic="http://schemas.openxmlformats.org/drawingml/2006/picture">
                   <pic:nvPicPr>
-                    <pic:cNvPr id="1" name="guap.svg"/>
+                    <pic:cNvPr id="2070486774" name="Graphic 2070486774"/>
                     <pic:cNvPicPr/>
                   </pic:nvPicPr>
                   <pic:blipFill>
-                    <a:blip r:embed="rId9">
-                      <a:extLst>
-                        <a:ext uri="{96DAC541-7B7A-43D3-8B79-37D633B846F1}">
-                          <asvg:svgBlip xmlns:asvg="http://schemas.microsoft.com/office/drawing/2016/SVG/main" r:embed="rId10"/>
-                        </a:ext>
-                      </a:extLst>
-                    </a:blip>
+                    <a:blip r:embed="rId9"/>
                     <a:stretch>
                       <a:fillRect/>
                     </a:stretch>
@@ -2365,7 +1281,7 @@
                   <pic:spPr>
                     <a:xfrm>
                       <a:off x="0" y="0"/>
-                      <a:ext cx="2362200" cy="723900"/>
+                      <a:ext cx="2896449" cy="1707908"/>
                     </a:xfrm>
                     <a:prstGeom prst="rect">
                       <a:avLst/>
@@ -2415,10 +1331,1557 @@
       <w:r>
         <w:t xml:space="preserve"> </w:t>
       </w:r>
+      <w:r>
+        <w:t>Версии Node.js и npm</w:t>
+      </w:r>
+    </w:p>
+    <w:p>
+      <w:pPr>
+        <w:pStyle w:val="MAINTEXT2"/>
+        <w:ind w:left="401"/>
+      </w:pPr>
+      <w:r>
+        <w:t>При создании проекта были выбраны следующие параметры</w:t>
+      </w:r>
+      <w:r>
+        <w:t xml:space="preserve"> (</w:t>
+      </w:r>
+      <w:r>
+        <w:t>рисунок 2</w:t>
+      </w:r>
+      <w:r>
+        <w:t>)</w:t>
+      </w:r>
+      <w:r>
+        <w:t>:</w:t>
+      </w:r>
+    </w:p>
+    <w:p>
+      <w:pPr>
+        <w:pStyle w:val="PICTURE"/>
+      </w:pPr>
+      <w:r>
+        <w:drawing>
+          <wp:inline distT="0" distB="0" distL="0" distR="0" wp14:anchorId="5AE9AFCC" wp14:editId="520A0804">
+            <wp:extent cx="4759528" cy="2222091"/>
+            <wp:effectExtent l="0" t="0" r="3175" b="635"/>
+            <wp:docPr id="353026476" name="Graphic 353026476"/>
+            <wp:cNvGraphicFramePr>
+              <a:graphicFrameLocks xmlns:a="http://schemas.openxmlformats.org/drawingml/2006/main" noChangeAspect="1"/>
+            </wp:cNvGraphicFramePr>
+            <a:graphic xmlns:a="http://schemas.openxmlformats.org/drawingml/2006/main">
+              <a:graphicData uri="http://schemas.openxmlformats.org/drawingml/2006/picture">
+                <pic:pic xmlns:pic="http://schemas.openxmlformats.org/drawingml/2006/picture">
+                  <pic:nvPicPr>
+                    <pic:cNvPr id="353026476" name="Graphic 353026476"/>
+                    <pic:cNvPicPr/>
+                  </pic:nvPicPr>
+                  <pic:blipFill>
+                    <a:blip r:embed="rId10"/>
+                    <a:stretch>
+                      <a:fillRect/>
+                    </a:stretch>
+                  </pic:blipFill>
+                  <pic:spPr>
+                    <a:xfrm>
+                      <a:off x="0" y="0"/>
+                      <a:ext cx="4883523" cy="2279981"/>
+                    </a:xfrm>
+                    <a:prstGeom prst="rect">
+                      <a:avLst/>
+                    </a:prstGeom>
+                  </pic:spPr>
+                </pic:pic>
+              </a:graphicData>
+            </a:graphic>
+          </wp:inline>
+        </w:drawing>
+      </w:r>
+    </w:p>
+    <w:p>
+      <w:pPr>
+        <w:pStyle w:val="PICTURECAPTION"/>
+      </w:pPr>
+      <w:r>
+        <w:t xml:space="preserve">Рисунок </w:t>
+      </w:r>
+      <w:r>
+        <w:fldChar w:fldCharType="begin"/>
+      </w:r>
+      <w:r>
+        <w:instrText xml:space="preserve"> SEQ Рисунок \* ARABIC </w:instrText>
+      </w:r>
+      <w:r>
+        <w:fldChar w:fldCharType="separate"/>
+      </w:r>
+      <w:r>
+        <w:rPr>
+          <w:noProof/>
+        </w:rPr>
+        <w:t>2</w:t>
+      </w:r>
+      <w:r>
+        <w:rPr>
+          <w:noProof/>
+        </w:rPr>
+        <w:fldChar w:fldCharType="end"/>
+      </w:r>
+      <w:r>
+        <w:t xml:space="preserve"> </w:t>
+      </w:r>
+      <w:r>
+        <w:t>—</w:t>
+      </w:r>
+      <w:r>
+        <w:t xml:space="preserve"> </w:t>
+      </w:r>
+      <w:r>
+        <w:t xml:space="preserve">Параметры инициализатора </w:t>
+      </w:r>
+      <w:r>
+        <w:rPr>
+          <w:lang w:val="en-US"/>
+        </w:rPr>
+        <w:t>create</w:t>
+      </w:r>
+      <w:r>
+        <w:t>-</w:t>
+      </w:r>
+      <w:r>
+        <w:rPr>
+          <w:lang w:val="en-US"/>
+        </w:rPr>
+        <w:t>next</w:t>
+      </w:r>
+      <w:r>
+        <w:t>-</w:t>
+      </w:r>
+      <w:r>
+        <w:rPr>
+          <w:lang w:val="en-US"/>
+        </w:rPr>
+        <w:t>app</w:t>
+      </w:r>
+    </w:p>
+    <w:p>
+      <w:pPr>
+        <w:pStyle w:val="DIV2"/>
+      </w:pPr>
+      <w:r>
+        <w:lastRenderedPageBreak/>
+        <w:t xml:space="preserve">Определение </w:t>
+      </w:r>
+      <w:r>
+        <w:t>файловой структуры проекта</w:t>
+      </w:r>
+    </w:p>
+    <w:p>
+      <w:pPr>
+        <w:pStyle w:val="MAINTEXT2"/>
+        <w:ind w:left="401"/>
+      </w:pPr>
+      <w:r>
+        <w:t xml:space="preserve">Каталог </w:t>
+      </w:r>
+      <w:r>
+        <w:t>проекта име</w:t>
+      </w:r>
+      <w:r>
+        <w:t>е</w:t>
+      </w:r>
+      <w:r>
+        <w:t>т следующую структуру</w:t>
+      </w:r>
+      <w:r>
+        <w:t xml:space="preserve"> (рисунок 3)</w:t>
+      </w:r>
+      <w:r>
+        <w:t>:</w:t>
+      </w:r>
+    </w:p>
+    <w:p>
+      <w:pPr>
+        <w:pStyle w:val="PICTURE"/>
+      </w:pPr>
+      <w:r>
+        <w:drawing>
+          <wp:inline distT="0" distB="0" distL="0" distR="0" wp14:anchorId="5AE9AFCC" wp14:editId="520A0804">
+            <wp:extent cx="2422187" cy="4186694"/>
+            <wp:effectExtent l="0" t="0" r="3810" b="4445"/>
+            <wp:docPr id="1348917892" name="Graphic 1348917892"/>
+            <wp:cNvGraphicFramePr>
+              <a:graphicFrameLocks xmlns:a="http://schemas.openxmlformats.org/drawingml/2006/main" noChangeAspect="1"/>
+            </wp:cNvGraphicFramePr>
+            <a:graphic xmlns:a="http://schemas.openxmlformats.org/drawingml/2006/main">
+              <a:graphicData uri="http://schemas.openxmlformats.org/drawingml/2006/picture">
+                <pic:pic xmlns:pic="http://schemas.openxmlformats.org/drawingml/2006/picture">
+                  <pic:nvPicPr>
+                    <pic:cNvPr id="1348917892" name="Graphic 1348917892"/>
+                    <pic:cNvPicPr/>
+                  </pic:nvPicPr>
+                  <pic:blipFill>
+                    <a:blip r:embed="rId11"/>
+                    <a:stretch>
+                      <a:fillRect/>
+                    </a:stretch>
+                  </pic:blipFill>
+                  <pic:spPr>
+                    <a:xfrm>
+                      <a:off x="0" y="0"/>
+                      <a:ext cx="2442107" cy="4221126"/>
+                    </a:xfrm>
+                    <a:prstGeom prst="rect">
+                      <a:avLst/>
+                    </a:prstGeom>
+                  </pic:spPr>
+                </pic:pic>
+              </a:graphicData>
+            </a:graphic>
+          </wp:inline>
+        </w:drawing>
+      </w:r>
+    </w:p>
+    <w:p>
+      <w:pPr>
+        <w:pStyle w:val="PICTURECAPTION"/>
+      </w:pPr>
+      <w:r>
+        <w:t xml:space="preserve">Рисунок </w:t>
+      </w:r>
+      <w:r>
+        <w:fldChar w:fldCharType="begin"/>
+      </w:r>
+      <w:r>
+        <w:instrText xml:space="preserve"> SEQ Рисунок \* ARABIC </w:instrText>
+      </w:r>
+      <w:r>
+        <w:fldChar w:fldCharType="separate"/>
+      </w:r>
+      <w:r>
+        <w:rPr>
+          <w:noProof/>
+        </w:rPr>
+        <w:t>3</w:t>
+      </w:r>
+      <w:r>
+        <w:rPr>
+          <w:noProof/>
+        </w:rPr>
+        <w:fldChar w:fldCharType="end"/>
+      </w:r>
+      <w:r>
+        <w:t xml:space="preserve"> </w:t>
+      </w:r>
+      <w:r>
+        <w:t>—</w:t>
+      </w:r>
+      <w:r>
+        <w:t xml:space="preserve"> </w:t>
+      </w:r>
+      <w:r>
+        <w:t>Файловая с</w:t>
+      </w:r>
+      <w:r>
+        <w:t>труктура проекта</w:t>
+      </w:r>
+    </w:p>
+    <w:p>
+      <w:pPr>
+        <w:pStyle w:val="MAINTEXT2"/>
+        <w:ind w:left="401"/>
+      </w:pPr>
+      <w:r>
+        <w:t>Файл</w:t>
+      </w:r>
+      <w:r>
+        <w:rPr>
+          <w:lang w:val="en-US"/>
+        </w:rPr>
+        <w:t> app</w:t>
+      </w:r>
+      <w:r>
+        <w:t>/</w:t>
+      </w:r>
+      <w:r>
+        <w:rPr>
+          <w:lang w:val="en-US"/>
+        </w:rPr>
+        <w:t>layout</w:t>
+      </w:r>
+      <w:r>
+        <w:t>.</w:t>
+      </w:r>
+      <w:r>
+        <w:rPr>
+          <w:lang w:val="en-US"/>
+        </w:rPr>
+        <w:t>tsx </w:t>
+      </w:r>
+      <w:r>
+        <w:t>содержит корневой макет, обязательные элементы</w:t>
+      </w:r>
+      <w:r>
+        <w:rPr>
+          <w:lang w:val="en-US"/>
+        </w:rPr>
+        <w:t> html </w:t>
+      </w:r>
+      <w:r>
+        <w:t>и</w:t>
+      </w:r>
+      <w:r>
+        <w:rPr>
+          <w:lang w:val="en-US"/>
+        </w:rPr>
+        <w:t> body</w:t>
+      </w:r>
+      <w:r>
+        <w:t>, атрибут</w:t>
+      </w:r>
+      <w:r>
+        <w:rPr>
+          <w:lang w:val="en-US"/>
+        </w:rPr>
+        <w:t> </w:t>
+      </w:r>
+      <w:r>
+        <w:rPr>
+          <w:lang w:val="en-US"/>
+        </w:rPr>
+        <w:t>l</w:t>
+      </w:r>
+      <w:r>
+        <w:rPr>
+          <w:lang w:val="en-US"/>
+        </w:rPr>
+        <w:t>an</w:t>
+      </w:r>
+      <w:r>
+        <w:rPr>
+          <w:lang w:val="en-US"/>
+        </w:rPr>
+        <w:t>g</w:t>
+      </w:r>
+      <w:r>
+        <w:t>=</w:t>
+      </w:r>
+      <w:r>
+        <w:t>"ru"</w:t>
+      </w:r>
+      <w:r>
+        <w:t>, импорт глобальной таблицы стилей и метаданные приложения. В метаданных указаны название</w:t>
+      </w:r>
+      <w:r>
+        <w:rPr>
+          <w:lang w:val="en-US"/>
+        </w:rPr>
+        <w:t> QuestCity</w:t>
+      </w:r>
+      <w:r>
+        <w:t xml:space="preserve"> </w:t>
+      </w:r>
+      <w:r>
+        <w:t>и</w:t>
+      </w:r>
+      <w:r>
+        <w:t xml:space="preserve"> </w:t>
+      </w:r>
+      <w:r>
+        <w:t xml:space="preserve">описание «Агрегатор городских квестов». </w:t>
+      </w:r>
+      <w:r>
+        <w:t>Файл</w:t>
+      </w:r>
+      <w:r>
+        <w:t xml:space="preserve"> </w:t>
+      </w:r>
+      <w:r>
+        <w:rPr>
+          <w:lang w:val="en-US"/>
+        </w:rPr>
+        <w:t>app</w:t>
+      </w:r>
+      <w:r>
+        <w:t>/</w:t>
+      </w:r>
+      <w:r>
+        <w:rPr>
+          <w:lang w:val="en-US"/>
+        </w:rPr>
+        <w:t>page</w:t>
+      </w:r>
+      <w:r>
+        <w:t>.</w:t>
+      </w:r>
+      <w:r>
+        <w:rPr>
+          <w:lang w:val="en-US"/>
+        </w:rPr>
+        <w:t>tsx</w:t>
+      </w:r>
+      <w:r>
+        <w:rPr>
+          <w:lang w:val="en-US"/>
+        </w:rPr>
+        <w:t> </w:t>
+      </w:r>
+      <w:r>
+        <w:t xml:space="preserve">формирует </w:t>
+      </w:r>
+      <w:r>
+        <w:t xml:space="preserve">корневой </w:t>
+      </w:r>
+      <w:r>
+        <w:t>маршрут</w:t>
+      </w:r>
+      <w:r>
+        <w:t xml:space="preserve"> «</w:t>
+      </w:r>
+      <w:r>
+        <w:t>/</w:t>
+      </w:r>
+      <w:r>
+        <w:t>»</w:t>
+      </w:r>
+      <w:r>
+        <w:t>, а файл</w:t>
+      </w:r>
+      <w:r>
+        <w:t xml:space="preserve"> </w:t>
+      </w:r>
+      <w:r>
+        <w:rPr>
+          <w:lang w:val="en-US"/>
+        </w:rPr>
+        <w:t>app</w:t>
+      </w:r>
+      <w:r>
+        <w:t>/</w:t>
+      </w:r>
+      <w:r>
+        <w:rPr>
+          <w:lang w:val="en-US"/>
+        </w:rPr>
+        <w:t>about</w:t>
+      </w:r>
+      <w:r>
+        <w:t>/</w:t>
+      </w:r>
+      <w:r>
+        <w:rPr>
+          <w:lang w:val="en-US"/>
+        </w:rPr>
+        <w:t>page</w:t>
+      </w:r>
+      <w:r>
+        <w:t>.</w:t>
+      </w:r>
+      <w:r>
+        <w:rPr>
+          <w:lang w:val="en-US"/>
+        </w:rPr>
+        <w:t>tsx </w:t>
+      </w:r>
+      <w:r>
+        <w:t>— маршрут</w:t>
+      </w:r>
+      <w:r>
+        <w:rPr>
+          <w:lang w:val="en-US"/>
+        </w:rPr>
+        <w:t> </w:t>
+      </w:r>
+      <w:r>
+        <w:t>«</w:t>
+      </w:r>
+      <w:r>
+        <w:t>/</w:t>
+      </w:r>
+      <w:r>
+        <w:rPr>
+          <w:lang w:val="en-US"/>
+        </w:rPr>
+        <w:t>about</w:t>
+      </w:r>
+      <w:r>
+        <w:t>»</w:t>
+      </w:r>
+      <w:r>
+        <w:t>. Переиспользуемые элементы интерфейса размещены в каталоге</w:t>
+      </w:r>
+      <w:r>
+        <w:t xml:space="preserve"> </w:t>
+      </w:r>
+      <w:r>
+        <w:rPr>
+          <w:lang w:val="en-US"/>
+        </w:rPr>
+        <w:t>app</w:t>
+      </w:r>
+      <w:r>
+        <w:t>/</w:t>
+      </w:r>
+      <w:r>
+        <w:rPr>
+          <w:lang w:val="en-US"/>
+        </w:rPr>
+        <w:t>ui</w:t>
+      </w:r>
+      <w:r>
+        <w:t>. Оформление обеих страниц определено в</w:t>
+      </w:r>
+      <w:r>
+        <w:t xml:space="preserve"> </w:t>
+      </w:r>
+      <w:r>
+        <w:rPr>
+          <w:lang w:val="en-US"/>
+        </w:rPr>
+        <w:t>app</w:t>
+      </w:r>
+      <w:r>
+        <w:t>/</w:t>
+      </w:r>
+      <w:r>
+        <w:rPr>
+          <w:lang w:val="en-US"/>
+        </w:rPr>
+        <w:t>globals</w:t>
+      </w:r>
+      <w:r>
+        <w:t>.</w:t>
+      </w:r>
+      <w:r>
+        <w:rPr>
+          <w:lang w:val="en-US"/>
+        </w:rPr>
+        <w:t>css</w:t>
+      </w:r>
+      <w:r>
+        <w:t>.</w:t>
+      </w:r>
+    </w:p>
+    <w:p>
+      <w:pPr>
+        <w:pStyle w:val="DIV2"/>
+      </w:pPr>
+      <w:r>
+        <w:t xml:space="preserve">Создание первого </w:t>
+      </w:r>
+      <w:r>
+        <w:rPr>
+          <w:lang w:val="en-US"/>
+        </w:rPr>
+        <w:t>React-</w:t>
+      </w:r>
+      <w:r>
+        <w:t>компонента</w:t>
+      </w:r>
+    </w:p>
+    <w:p>
+      <w:pPr>
+        <w:pStyle w:val="MAINTEXT2"/>
+        <w:ind w:left="401"/>
+      </w:pPr>
+      <w:r>
+        <w:t xml:space="preserve">Для отображения предполагаемых возможностей сервиса был создан компонент FeatureCard. Его свойства описаны типом FeatureCardProps и обёрнуты в Readonly. Компонент принимает обязательные строковые свойства title и description, благодаря чему TypeScript проверяет корректность его использования. Семантический элемент article позволяет </w:t>
+      </w:r>
+      <w:r>
+        <w:lastRenderedPageBreak/>
+        <w:t>воспринимать каждую карточку как самостоятельный информационный блок.</w:t>
+      </w:r>
+      <w:r>
+        <w:t xml:space="preserve"> </w:t>
+      </w:r>
+      <w:r>
+        <w:t>Листинг 1 содержит код компонента FeatureCard.</w:t>
+      </w:r>
+    </w:p>
+    <w:p>
+      <w:pPr>
+        <w:pStyle w:val="LISTINGCAPTION"/>
+      </w:pPr>
+      <w:r>
+        <w:t>Листинг</w:t>
+      </w:r>
+      <w:r>
+        <w:t xml:space="preserve"> </w:t>
+      </w:r>
+      <w:r>
+        <w:fldChar w:fldCharType="begin"/>
+      </w:r>
+      <w:r>
+        <w:instrText xml:space="preserve"> </w:instrText>
+      </w:r>
+      <w:r>
+        <w:rPr>
+          <w:lang w:val="en-US"/>
+        </w:rPr>
+        <w:instrText>SEQ</w:instrText>
+      </w:r>
+      <w:r>
+        <w:instrText xml:space="preserve"> </w:instrText>
+      </w:r>
+      <w:r>
+        <w:instrText>Листинг</w:instrText>
+      </w:r>
+      <w:r>
+        <w:instrText xml:space="preserve"> \* </w:instrText>
+      </w:r>
+      <w:r>
+        <w:rPr>
+          <w:lang w:val="en-US"/>
+        </w:rPr>
+        <w:instrText>ARABIC</w:instrText>
+      </w:r>
+      <w:r>
+        <w:instrText xml:space="preserve"> </w:instrText>
+      </w:r>
+      <w:r>
+        <w:fldChar w:fldCharType="separate"/>
+      </w:r>
+      <w:r>
+        <w:rPr>
+          <w:noProof/>
+          <w:lang w:val="en-US"/>
+        </w:rPr>
+        <w:t>1</w:t>
+      </w:r>
+      <w:r>
+        <w:fldChar w:fldCharType="end"/>
+      </w:r>
+      <w:r>
+        <w:t xml:space="preserve"> — </w:t>
+      </w:r>
+      <w:r>
+        <w:t xml:space="preserve">Компонент </w:t>
+      </w:r>
+      <w:r>
+        <w:rPr>
+          <w:lang w:val="en-US"/>
+        </w:rPr>
+        <w:t>FeatureCard</w:t>
+      </w:r>
+    </w:p>
+    <w:p>
+      <w:pPr>
+        <w:pStyle w:val="LISTINGBODY"/>
+        <w:rPr>
+          <w:lang w:val="ru-RU"/>
+        </w:rPr>
+      </w:pPr>
+      <w:r>
+        <w:rPr>
+          <w:lang w:val="ru-RU"/>
+        </w:rPr>
+        <w:t xml:space="preserve">// </w:t>
+      </w:r>
+      <w:r>
+        <w:t>Readonly</w:t>
+      </w:r>
+      <w:r>
+        <w:rPr>
+          <w:lang w:val="ru-RU"/>
+        </w:rPr>
+        <w:t xml:space="preserve"> не позволяет компоненту изменять полученные свойства.</w:t>
+      </w:r>
+    </w:p>
+    <w:p>
+      <w:pPr>
+        <w:pStyle w:val="LISTINGBODY"/>
+      </w:pPr>
+      <w:r>
+        <w:t>type FeatureCardProps = Readonly&lt;{</w:t>
+      </w:r>
+    </w:p>
+    <w:p>
+      <w:pPr>
+        <w:pStyle w:val="LISTINGBODY"/>
+      </w:pPr>
+      <w:r>
+        <w:t xml:space="preserve">  title: string;</w:t>
+      </w:r>
+    </w:p>
+    <w:p>
+      <w:pPr>
+        <w:pStyle w:val="LISTINGBODY"/>
+      </w:pPr>
+      <w:r>
+        <w:t xml:space="preserve">  description: string;</w:t>
+      </w:r>
+    </w:p>
+    <w:p>
+      <w:pPr>
+        <w:pStyle w:val="LISTINGBODY"/>
+      </w:pPr>
+      <w:r>
+        <w:t>}&gt;;</w:t>
+      </w:r>
+    </w:p>
+    <w:p>
+      <w:pPr>
+        <w:pStyle w:val="LISTINGBODY"/>
+      </w:pPr>
+    </w:p>
+    <w:p>
+      <w:pPr>
+        <w:pStyle w:val="LISTINGBODY"/>
+      </w:pPr>
+      <w:r>
+        <w:t>export default function FeatureCard({</w:t>
+      </w:r>
+    </w:p>
+    <w:p>
+      <w:pPr>
+        <w:pStyle w:val="LISTINGBODY"/>
+      </w:pPr>
+      <w:r>
+        <w:t xml:space="preserve">  title,</w:t>
+      </w:r>
+    </w:p>
+    <w:p>
+      <w:pPr>
+        <w:pStyle w:val="LISTINGBODY"/>
+      </w:pPr>
+      <w:r>
+        <w:t xml:space="preserve">  description,</w:t>
+      </w:r>
+    </w:p>
+    <w:p>
+      <w:pPr>
+        <w:pStyle w:val="LISTINGBODY"/>
+        <w:rPr>
+          <w:lang w:val="ru-RU"/>
+        </w:rPr>
+      </w:pPr>
+      <w:r>
+        <w:rPr>
+          <w:lang w:val="ru-RU"/>
+        </w:rPr>
+        <w:t xml:space="preserve">}: </w:t>
+      </w:r>
+      <w:r>
+        <w:t>FeatureCardProps</w:t>
+      </w:r>
+      <w:r>
+        <w:rPr>
+          <w:lang w:val="ru-RU"/>
+        </w:rPr>
+        <w:t>) {</w:t>
+      </w:r>
+    </w:p>
+    <w:p>
+      <w:pPr>
+        <w:pStyle w:val="LISTINGBODY"/>
+        <w:rPr>
+          <w:lang w:val="ru-RU"/>
+        </w:rPr>
+      </w:pPr>
+      <w:r>
+        <w:rPr>
+          <w:lang w:val="ru-RU"/>
+        </w:rPr>
+        <w:t xml:space="preserve">  </w:t>
+      </w:r>
+      <w:r>
+        <w:t>return</w:t>
+      </w:r>
+      <w:r>
+        <w:rPr>
+          <w:lang w:val="ru-RU"/>
+        </w:rPr>
+        <w:t xml:space="preserve"> (</w:t>
+      </w:r>
+    </w:p>
+    <w:p>
+      <w:pPr>
+        <w:pStyle w:val="LISTINGBODY"/>
+        <w:rPr>
+          <w:lang w:val="ru-RU"/>
+        </w:rPr>
+      </w:pPr>
+      <w:r>
+        <w:rPr>
+          <w:lang w:val="ru-RU"/>
+        </w:rPr>
+        <w:t xml:space="preserve">    // </w:t>
+      </w:r>
+      <w:r>
+        <w:t>Article</w:t>
+      </w:r>
+      <w:r>
+        <w:rPr>
+          <w:lang w:val="ru-RU"/>
+        </w:rPr>
+        <w:t xml:space="preserve"> сохраняет смысл карточки как самостоятельного материала.</w:t>
+      </w:r>
+    </w:p>
+    <w:p>
+      <w:pPr>
+        <w:pStyle w:val="LISTINGBODY"/>
+      </w:pPr>
+      <w:r>
+        <w:rPr>
+          <w:lang w:val="ru-RU"/>
+        </w:rPr>
+        <w:t xml:space="preserve">    </w:t>
+      </w:r>
+      <w:r>
+        <w:t>&lt;article className="feature-card"&gt;</w:t>
+      </w:r>
+    </w:p>
+    <w:p>
+      <w:pPr>
+        <w:pStyle w:val="LISTINGBODY"/>
+      </w:pPr>
+      <w:r>
+        <w:t xml:space="preserve">      &lt;span className="feature-card__marker" aria-hidden="true" /&gt;</w:t>
+      </w:r>
+    </w:p>
+    <w:p>
+      <w:pPr>
+        <w:pStyle w:val="LISTINGBODY"/>
+      </w:pPr>
+      <w:r>
+        <w:t xml:space="preserve">      &lt;h3&gt;{title}&lt;/h3&gt;</w:t>
+      </w:r>
+    </w:p>
+    <w:p>
+      <w:pPr>
+        <w:pStyle w:val="LISTINGBODY"/>
+      </w:pPr>
+      <w:r>
+        <w:t xml:space="preserve">      &lt;p&gt;{description}&lt;/p&gt;</w:t>
+      </w:r>
+    </w:p>
+    <w:p>
+      <w:pPr>
+        <w:pStyle w:val="LISTINGBODY"/>
+      </w:pPr>
+      <w:r>
+        <w:t xml:space="preserve">    &lt;/article&gt;</w:t>
+      </w:r>
+    </w:p>
+    <w:p>
+      <w:pPr>
+        <w:pStyle w:val="LISTINGBODY"/>
+      </w:pPr>
+      <w:r>
+        <w:t xml:space="preserve">  );</w:t>
+      </w:r>
+    </w:p>
+    <w:p>
+      <w:pPr>
+        <w:pStyle w:val="LISTINGBODY"/>
+        <w:rPr>
+          <w:lang w:val="ru-RU"/>
+        </w:rPr>
+      </w:pPr>
+      <w:r>
+        <w:t>}</w:t>
+      </w:r>
+    </w:p>
+    <w:p>
+      <w:pPr>
+        <w:pStyle w:val="DIV2"/>
+      </w:pPr>
+      <w:r>
+        <w:t>Реализация главной страницы</w:t>
+      </w:r>
+    </w:p>
+    <w:p>
+      <w:pPr>
+        <w:pStyle w:val="MAINTEXT2"/>
+        <w:ind w:left="401"/>
+      </w:pPr>
+      <w:r>
+        <w:t>Главная страница приложения QuestCity реализована в файле app/page.tsx и доступна по маршруту /. Она представляет собой основной информационный экран агрегатора городских квестов.</w:t>
+      </w:r>
+    </w:p>
+    <w:p>
+      <w:pPr>
+        <w:pStyle w:val="MAINTEXT2"/>
+        <w:ind w:left="401"/>
+      </w:pPr>
+      <w:r>
+        <w:t>В верхней части страницы расположен заголовочный блок с названием QuestCity и навигационной ссылкой на страницу «</w:t>
+      </w:r>
+      <w:r>
+        <w:t>О сервисе</w:t>
+      </w:r>
+      <w:r>
+        <w:t>». Для перехода между маршрутами используется компонент Link из библиотеки next/link, обеспечивающий навигацию без полной перезагрузки страницы.</w:t>
+      </w:r>
+    </w:p>
+    <w:p>
+      <w:pPr>
+        <w:pStyle w:val="MAINTEXT2"/>
+        <w:ind w:left="401"/>
+      </w:pPr>
+      <w:r>
+        <w:t>Главный экран содержит название сервиса, краткое описание его назначения и кнопку перехода к дополнительной информации. Справа размещено тематическое изображение участников квеста. Изображение хранится в каталоге public, подключается с помощью компонента Image из Next.js и загружается приоритетно, поскольку находится в первом видимом блоке страницы. Для него также заданы альтернативный текст и адаптивные размеры.</w:t>
+      </w:r>
+    </w:p>
+    <w:p>
+      <w:pPr>
+        <w:pStyle w:val="MAINTEXT2"/>
+        <w:ind w:left="401"/>
+      </w:pPr>
+      <w:r>
+        <w:t xml:space="preserve">Ниже расположен раздел «Возможности». В нём представлены </w:t>
+      </w:r>
+      <w:r>
+        <w:lastRenderedPageBreak/>
+        <w:t>просмотр каталога квестов, поиск подходящего варианта и сохранение понравившихся квестов. Для отображения этих возможностей трижды используется переиспользуемый компонент FeatureCard, которому передаются различные значения типизированных свойств title и description.</w:t>
+      </w:r>
+    </w:p>
+    <w:p>
+      <w:pPr>
+        <w:pStyle w:val="MAINTEXT2"/>
+        <w:ind w:left="401"/>
+      </w:pPr>
+      <w:r>
+        <w:t>В нижней части страницы находится информационный блок, объясняющий пользу сервиса, и подвал со ссылкой на страницу «</w:t>
+      </w:r>
+      <w:r>
+        <w:t>О сервисе</w:t>
+      </w:r>
+      <w:r>
+        <w:t>». Для разметки применены семантические элементы main, section, header, nav, figure, article и footer.</w:t>
+      </w:r>
+    </w:p>
+    <w:p>
+      <w:pPr>
+        <w:pStyle w:val="MAINTEXT2"/>
+        <w:ind w:left="401"/>
+      </w:pPr>
+      <w:r>
+        <w:t>Главная страница является серверным компонентом. Использование директивы "use client" не требуется, поскольку страница не содержит сложного состояния, обработчиков событий или другой клиентской логики.</w:t>
+      </w:r>
+    </w:p>
+    <w:p>
+      <w:pPr>
+        <w:pStyle w:val="MAINTEXT2"/>
+        <w:ind w:left="401"/>
+      </w:pPr>
+      <w:r>
+        <w:t xml:space="preserve">На рисунке </w:t>
+      </w:r>
+      <w:r>
+        <w:t>4</w:t>
+      </w:r>
+      <w:r>
+        <w:t xml:space="preserve"> представлена главная страница приложения QuestCity.</w:t>
+      </w:r>
+    </w:p>
+    <w:p>
+      <w:pPr>
+        <w:pStyle w:val="PICTURE"/>
+      </w:pPr>
+      <w:r>
+        <w:drawing>
+          <wp:inline distT="0" distB="0" distL="0" distR="0" wp14:anchorId="5AE9AFCC" wp14:editId="520A0804">
+            <wp:extent cx="3171217" cy="5052770"/>
+            <wp:effectExtent l="0" t="0" r="3810" b="1905"/>
+            <wp:docPr id="1874734741" name="Graphic 1874734741"/>
+            <wp:cNvGraphicFramePr>
+              <a:graphicFrameLocks xmlns:a="http://schemas.openxmlformats.org/drawingml/2006/main" noChangeAspect="1"/>
+            </wp:cNvGraphicFramePr>
+            <a:graphic xmlns:a="http://schemas.openxmlformats.org/drawingml/2006/main">
+              <a:graphicData uri="http://schemas.openxmlformats.org/drawingml/2006/picture">
+                <pic:pic xmlns:pic="http://schemas.openxmlformats.org/drawingml/2006/picture">
+                  <pic:nvPicPr>
+                    <pic:cNvPr id="1874734741" name="Graphic 1874734741"/>
+                    <pic:cNvPicPr/>
+                  </pic:nvPicPr>
+                  <pic:blipFill>
+                    <a:blip r:embed="rId12"/>
+                    <a:stretch>
+                      <a:fillRect/>
+                    </a:stretch>
+                  </pic:blipFill>
+                  <pic:spPr>
+                    <a:xfrm>
+                      <a:off x="0" y="0"/>
+                      <a:ext cx="3194930" cy="5090553"/>
+                    </a:xfrm>
+                    <a:prstGeom prst="rect">
+                      <a:avLst/>
+                    </a:prstGeom>
+                  </pic:spPr>
+                </pic:pic>
+              </a:graphicData>
+            </a:graphic>
+          </wp:inline>
+        </w:drawing>
+      </w:r>
+      <w:r>
+        <w:drawing>
+          <wp:inline distT="0" distB="0" distL="0" distR="0" wp14:anchorId="7E7949C1" wp14:editId="0E0F7211">
+            <wp:extent cx="2348843" cy="5090553"/>
+            <wp:effectExtent l="0" t="0" r="1270" b="2540"/>
+            <wp:docPr id="121683747" name="Graphic 1874734741" descr="A screenshot of a website&#10;&#10;Description automatically generated"/>
+            <wp:cNvGraphicFramePr>
+              <a:graphicFrameLocks xmlns:a="http://schemas.openxmlformats.org/drawingml/2006/main" noChangeAspect="1"/>
+            </wp:cNvGraphicFramePr>
+            <a:graphic xmlns:a="http://schemas.openxmlformats.org/drawingml/2006/main">
+              <a:graphicData uri="http://schemas.openxmlformats.org/drawingml/2006/picture">
+                <pic:pic xmlns:pic="http://schemas.openxmlformats.org/drawingml/2006/picture">
+                  <pic:nvPicPr>
+                    <pic:cNvPr id="121683747" name="Graphic 1874734741" descr="A screenshot of a website&#10;&#10;Description automatically generated"/>
+                    <pic:cNvPicPr/>
+                  </pic:nvPicPr>
+                  <pic:blipFill>
+                    <a:blip r:embed="rId13"/>
+                    <a:stretch>
+                      <a:fillRect/>
+                    </a:stretch>
+                  </pic:blipFill>
+                  <pic:spPr>
+                    <a:xfrm>
+                      <a:off x="0" y="0"/>
+                      <a:ext cx="2348843" cy="5090553"/>
+                    </a:xfrm>
+                    <a:prstGeom prst="rect">
+                      <a:avLst/>
+                    </a:prstGeom>
+                  </pic:spPr>
+                </pic:pic>
+              </a:graphicData>
+            </a:graphic>
+          </wp:inline>
+        </w:drawing>
+      </w:r>
+    </w:p>
+    <w:p>
+      <w:pPr>
+        <w:pStyle w:val="PICTURECAPTION"/>
+      </w:pPr>
+      <w:r>
+        <w:lastRenderedPageBreak/>
+        <w:t xml:space="preserve">Рисунок </w:t>
+      </w:r>
+      <w:r>
+        <w:fldChar w:fldCharType="begin"/>
+      </w:r>
+      <w:r>
+        <w:instrText xml:space="preserve"> SEQ Рисунок \* ARABIC </w:instrText>
+      </w:r>
+      <w:r>
+        <w:fldChar w:fldCharType="separate"/>
+      </w:r>
+      <w:r>
+        <w:rPr>
+          <w:noProof/>
+        </w:rPr>
+        <w:t>4</w:t>
+      </w:r>
+      <w:r>
+        <w:rPr>
+          <w:noProof/>
+        </w:rPr>
+        <w:fldChar w:fldCharType="end"/>
+      </w:r>
+      <w:r>
+        <w:t xml:space="preserve"> </w:t>
+      </w:r>
+      <w:r>
+        <w:t>—</w:t>
+      </w:r>
+      <w:r>
+        <w:t xml:space="preserve"> </w:t>
+      </w:r>
+      <w:r>
+        <w:t>Главная страница</w:t>
+      </w:r>
+    </w:p>
+    <w:p>
+      <w:pPr>
+        <w:pStyle w:val="DIV2"/>
+      </w:pPr>
+      <w:r>
+        <w:rPr>
+          <w:lang w:val="en-US"/>
+        </w:rPr>
+        <w:t>Реализация страницы «</w:t>
+      </w:r>
+      <w:r>
+        <w:rPr>
+          <w:lang w:val="en-US"/>
+        </w:rPr>
+        <w:t>О сервисе</w:t>
+      </w:r>
+      <w:r>
+        <w:rPr>
+          <w:lang w:val="en-US"/>
+        </w:rPr>
+        <w:t>»</w:t>
+      </w:r>
+    </w:p>
+    <w:p>
+      <w:pPr>
+        <w:pStyle w:val="MAINTEXT2"/>
+        <w:ind w:left="401"/>
+      </w:pPr>
+      <w:r>
+        <w:t>Страница «</w:t>
+      </w:r>
+      <w:r>
+        <w:t>О сервисе</w:t>
+      </w:r>
+      <w:r>
+        <w:t>» реализована в файле app/about/page.tsx и доступна по маршруту /about. Она содержит дополнительную информацию о назначении и преимуществах сервиса QuestCity.</w:t>
+      </w:r>
+    </w:p>
+    <w:p>
+      <w:pPr>
+        <w:pStyle w:val="MAINTEXT2"/>
+        <w:ind w:left="401"/>
+      </w:pPr>
+    </w:p>
+    <w:p>
+      <w:pPr>
+        <w:pStyle w:val="MAINTEXT2"/>
+        <w:ind w:left="401"/>
+      </w:pPr>
+      <w:r>
+        <w:t>В заголовочной части страницы размещены название приложения и навигационная ссылка для возврата на главную страницу. Переход также реализован с помощью компонента Link из next/link.</w:t>
+      </w:r>
+    </w:p>
+    <w:p>
+      <w:pPr>
+        <w:pStyle w:val="MAINTEXT2"/>
+        <w:ind w:left="401"/>
+      </w:pPr>
+    </w:p>
+    <w:p>
+      <w:pPr>
+        <w:pStyle w:val="MAINTEXT2"/>
+        <w:ind w:left="401"/>
+      </w:pPr>
+      <w:r>
+        <w:t>Основной блок объясняет идею QuestCity как единого сервиса, собирающего информацию о городских квестах разных организаторов. Содержимое страницы ориентировано на пользователя и рассказывает о преимуществах поиска квестов через единый интерфейс.</w:t>
+      </w:r>
+    </w:p>
+    <w:p>
+      <w:pPr>
+        <w:pStyle w:val="MAINTEXT2"/>
+        <w:ind w:left="401"/>
+      </w:pPr>
+    </w:p>
+    <w:p>
+      <w:pPr>
+        <w:pStyle w:val="MAINTEXT2"/>
+        <w:ind w:left="401"/>
+      </w:pPr>
+      <w:r>
+        <w:t>Далее представлены три тематических блока. Первый описывает возможность сравнивать предложения разных организаторов в одном месте. Второй посвящён выбору подходящего приключения для пары, семьи или компании друзей. Третий содержит характеристики, на которые рекомендуется обращать внимание при выборе квеста: жанр и атмосфера, состав команды, уровень сложности, продолжительность, расположение и возрастные ограничения.</w:t>
+      </w:r>
+    </w:p>
+    <w:p>
+      <w:pPr>
+        <w:pStyle w:val="MAINTEXT2"/>
+        <w:ind w:left="401"/>
+      </w:pPr>
+    </w:p>
+    <w:p>
+      <w:pPr>
+        <w:pStyle w:val="MAINTEXT2"/>
+        <w:ind w:left="401"/>
+      </w:pPr>
+      <w:r>
+        <w:t>Перечень характеристик хранится в массиве selectionTips. Элементы списка создаются с помощью метода map, что позволяет избежать повторения одинаковой JSX-разметки. Текст каждого пункта используется в качестве уникального ключа key.</w:t>
+      </w:r>
+    </w:p>
+    <w:p>
+      <w:pPr>
+        <w:pStyle w:val="MAINTEXT2"/>
+        <w:ind w:left="401"/>
+      </w:pPr>
+    </w:p>
+    <w:p>
+      <w:pPr>
+        <w:pStyle w:val="MAINTEXT2"/>
+        <w:ind w:left="401"/>
+      </w:pPr>
+      <w:r>
+        <w:t xml:space="preserve">Страница построена с применением семантических элементов и остаётся серверным компонентом. В нижней части размещена ссылка для </w:t>
+      </w:r>
+      <w:r>
+        <w:lastRenderedPageBreak/>
+        <w:t>возврата на главную страницу приложения.</w:t>
+      </w:r>
+    </w:p>
+    <w:p>
+      <w:pPr>
+        <w:pStyle w:val="MAINTEXT2"/>
+        <w:ind w:left="401"/>
+      </w:pPr>
+      <w:r>
+        <w:t xml:space="preserve">На рисунке </w:t>
+      </w:r>
+      <w:r>
+        <w:t>5</w:t>
+      </w:r>
+      <w:r>
+        <w:t xml:space="preserve"> представлена страница «О </w:t>
+      </w:r>
+      <w:r>
+        <w:t>сервисе</w:t>
+      </w:r>
+      <w:r>
+        <w:t>»</w:t>
+      </w:r>
+      <w:r>
+        <w:t>.</w:t>
+      </w:r>
+    </w:p>
+    <w:p>
+      <w:pPr>
+        <w:pStyle w:val="PICTURE"/>
+      </w:pPr>
+      <w:r>
+        <w:drawing>
+          <wp:inline distT="0" distB="0" distL="0" distR="0" wp14:anchorId="5AE9AFCC" wp14:editId="520A0804">
+            <wp:extent cx="3745149" cy="4109584"/>
+            <wp:effectExtent l="0" t="0" r="1905" b="5715"/>
+            <wp:docPr id="1151277790" name="Graphic 1151277790"/>
+            <wp:cNvGraphicFramePr>
+              <a:graphicFrameLocks xmlns:a="http://schemas.openxmlformats.org/drawingml/2006/main" noChangeAspect="1"/>
+            </wp:cNvGraphicFramePr>
+            <a:graphic xmlns:a="http://schemas.openxmlformats.org/drawingml/2006/main">
+              <a:graphicData uri="http://schemas.openxmlformats.org/drawingml/2006/picture">
+                <pic:pic xmlns:pic="http://schemas.openxmlformats.org/drawingml/2006/picture">
+                  <pic:nvPicPr>
+                    <pic:cNvPr id="1151277790" name="Graphic 1151277790"/>
+                    <pic:cNvPicPr/>
+                  </pic:nvPicPr>
+                  <pic:blipFill>
+                    <a:blip r:embed="rId14"/>
+                    <a:stretch>
+                      <a:fillRect/>
+                    </a:stretch>
+                  </pic:blipFill>
+                  <pic:spPr>
+                    <a:xfrm>
+                      <a:off x="0" y="0"/>
+                      <a:ext cx="3811996" cy="4182936"/>
+                    </a:xfrm>
+                    <a:prstGeom prst="rect">
+                      <a:avLst/>
+                    </a:prstGeom>
+                  </pic:spPr>
+                </pic:pic>
+              </a:graphicData>
+            </a:graphic>
+          </wp:inline>
+        </w:drawing>
+      </w:r>
+      <w:r>
+        <w:drawing>
+          <wp:inline distT="0" distB="0" distL="0" distR="0" wp14:anchorId="1F0F5025" wp14:editId="29826480">
+            <wp:extent cx="1930057" cy="4182936"/>
+            <wp:effectExtent l="0" t="0" r="635" b="0"/>
+            <wp:docPr id="1194423581" name="Graphic 1151277790" descr="A screenshot of a white and black page&#10;&#10;Description automatically generated"/>
+            <wp:cNvGraphicFramePr>
+              <a:graphicFrameLocks xmlns:a="http://schemas.openxmlformats.org/drawingml/2006/main" noChangeAspect="1"/>
+            </wp:cNvGraphicFramePr>
+            <a:graphic xmlns:a="http://schemas.openxmlformats.org/drawingml/2006/main">
+              <a:graphicData uri="http://schemas.openxmlformats.org/drawingml/2006/picture">
+                <pic:pic xmlns:pic="http://schemas.openxmlformats.org/drawingml/2006/picture">
+                  <pic:nvPicPr>
+                    <pic:cNvPr id="1194423581" name="Graphic 1151277790" descr="A screenshot of a white and black page&#10;&#10;Description automatically generated"/>
+                    <pic:cNvPicPr/>
+                  </pic:nvPicPr>
+                  <pic:blipFill>
+                    <a:blip r:embed="rId15"/>
+                    <a:stretch>
+                      <a:fillRect/>
+                    </a:stretch>
+                  </pic:blipFill>
+                  <pic:spPr>
+                    <a:xfrm>
+                      <a:off x="0" y="0"/>
+                      <a:ext cx="1930057" cy="4182936"/>
+                    </a:xfrm>
+                    <a:prstGeom prst="rect">
+                      <a:avLst/>
+                    </a:prstGeom>
+                  </pic:spPr>
+                </pic:pic>
+              </a:graphicData>
+            </a:graphic>
+          </wp:inline>
+        </w:drawing>
+      </w:r>
+    </w:p>
+    <w:p>
+      <w:pPr>
+        <w:pStyle w:val="PICTURECAPTION"/>
+      </w:pPr>
+      <w:r>
+        <w:t xml:space="preserve">Рисунок </w:t>
+      </w:r>
+      <w:r>
+        <w:fldChar w:fldCharType="begin"/>
+      </w:r>
+      <w:r>
+        <w:instrText xml:space="preserve"> SEQ Рисунок \* ARABIC </w:instrText>
+      </w:r>
+      <w:r>
+        <w:fldChar w:fldCharType="separate"/>
+      </w:r>
+      <w:r>
+        <w:rPr>
+          <w:noProof/>
+        </w:rPr>
+        <w:t>5</w:t>
+      </w:r>
+      <w:r>
+        <w:rPr>
+          <w:noProof/>
+        </w:rPr>
+        <w:fldChar w:fldCharType="end"/>
+      </w:r>
+      <w:r>
+        <w:t xml:space="preserve"> </w:t>
+      </w:r>
+      <w:r>
+        <w:t>—</w:t>
+      </w:r>
+      <w:r>
+        <w:t xml:space="preserve"> </w:t>
+      </w:r>
+      <w:r>
+        <w:t>Страница «О сервисе»</w:t>
+      </w:r>
+    </w:p>
+    <w:p>
+      <w:pPr>
+        <w:pStyle w:val="DIV2"/>
+      </w:pPr>
+      <w:r>
+        <w:t>Проверка и сборка</w:t>
+      </w:r>
+    </w:p>
+    <w:p>
+      <w:pPr>
+        <w:pStyle w:val="MAINTEXT2"/>
+        <w:ind w:left="401"/>
+      </w:pPr>
+      <w:r>
+        <w:t>После завершения реализации в каталоге app была выполнена статическая проверка командой:</w:t>
+      </w:r>
+      <w:r>
+        <w:t xml:space="preserve"> </w:t>
+      </w:r>
+      <w:r>
+        <w:t>npm run lint</w:t>
+      </w:r>
+      <w:r>
+        <w:t>.</w:t>
+      </w:r>
+      <w:r>
+        <w:t xml:space="preserve"> </w:t>
+      </w:r>
+      <w:r>
+        <w:t>Команда завершилась успешно, ошибок ESLint обнаружено не было. Затем была запущена производственная сборка</w:t>
+      </w:r>
+      <w:r>
+        <w:t xml:space="preserve">: </w:t>
+      </w:r>
+      <w:r>
+        <w:t>npm run build</w:t>
+      </w:r>
+      <w:r>
+        <w:t>.</w:t>
+      </w:r>
+    </w:p>
+    <w:p>
+      <w:pPr>
+        <w:pStyle w:val="MAINTEXT2"/>
+        <w:ind w:left="401"/>
+      </w:pPr>
+      <w:r>
+        <w:t xml:space="preserve">Сборка завершилась успешно. Next.js скомпилировал проект, выполнил проверку TypeScript и статически сформировал маршруты </w:t>
+      </w:r>
+      <w:r>
+        <w:t>«</w:t>
+      </w:r>
+      <w:r>
+        <w:t>/</w:t>
+      </w:r>
+      <w:r>
+        <w:t>»</w:t>
+      </w:r>
+      <w:r>
+        <w:t xml:space="preserve"> и </w:t>
+      </w:r>
+      <w:r>
+        <w:t>«</w:t>
+      </w:r>
+      <w:r>
+        <w:t>/about</w:t>
+      </w:r>
+      <w:r>
+        <w:t>»</w:t>
+      </w:r>
+      <w:r>
+        <w:t>. В итоговой таблице маршрутов обе страницы отмечены как статически предварительно отрисованные. На рисунке 5 представлен результат выполнения команды npm run build.</w:t>
+      </w:r>
+    </w:p>
+    <w:p>
+      <w:pPr>
+        <w:pStyle w:val="PICTURE"/>
+      </w:pPr>
+      <w:r>
+        <w:lastRenderedPageBreak/>
+        <w:drawing>
+          <wp:inline distT="0" distB="0" distL="0" distR="0" wp14:anchorId="5AE9AFCC" wp14:editId="520A0804">
+            <wp:extent cx="3264309" cy="2651517"/>
+            <wp:effectExtent l="0" t="0" r="0" b="3175"/>
+            <wp:docPr id="455620201" name="Graphic 455620201"/>
+            <wp:cNvGraphicFramePr>
+              <a:graphicFrameLocks xmlns:a="http://schemas.openxmlformats.org/drawingml/2006/main" noChangeAspect="1"/>
+            </wp:cNvGraphicFramePr>
+            <a:graphic xmlns:a="http://schemas.openxmlformats.org/drawingml/2006/main">
+              <a:graphicData uri="http://schemas.openxmlformats.org/drawingml/2006/picture">
+                <pic:pic xmlns:pic="http://schemas.openxmlformats.org/drawingml/2006/picture">
+                  <pic:nvPicPr>
+                    <pic:cNvPr id="455620201" name="Graphic 455620201"/>
+                    <pic:cNvPicPr/>
+                  </pic:nvPicPr>
+                  <pic:blipFill>
+                    <a:blip r:embed="rId16"/>
+                    <a:stretch>
+                      <a:fillRect/>
+                    </a:stretch>
+                  </pic:blipFill>
+                  <pic:spPr>
+                    <a:xfrm>
+                      <a:off x="0" y="0"/>
+                      <a:ext cx="3278150" cy="2662760"/>
+                    </a:xfrm>
+                    <a:prstGeom prst="rect">
+                      <a:avLst/>
+                    </a:prstGeom>
+                  </pic:spPr>
+                </pic:pic>
+              </a:graphicData>
+            </a:graphic>
+          </wp:inline>
+        </w:drawing>
+      </w:r>
+    </w:p>
+    <w:p>
+      <w:pPr>
+        <w:pStyle w:val="PICTURECAPTION"/>
+      </w:pPr>
+      <w:r>
+        <w:t xml:space="preserve">Рисунок </w:t>
+      </w:r>
+      <w:r>
+        <w:fldChar w:fldCharType="begin"/>
+      </w:r>
+      <w:r>
+        <w:instrText xml:space="preserve"> SEQ Рисунок \* ARABIC </w:instrText>
+      </w:r>
+      <w:r>
+        <w:fldChar w:fldCharType="separate"/>
+      </w:r>
+      <w:r>
+        <w:rPr>
+          <w:noProof/>
+        </w:rPr>
+        <w:t>6</w:t>
+      </w:r>
+      <w:r>
+        <w:rPr>
+          <w:noProof/>
+        </w:rPr>
+        <w:fldChar w:fldCharType="end"/>
+      </w:r>
+      <w:r>
+        <w:t xml:space="preserve"> </w:t>
+      </w:r>
+      <w:r>
+        <w:t>—</w:t>
+      </w:r>
+      <w:r>
+        <w:t xml:space="preserve"> </w:t>
+      </w:r>
+      <w:r>
+        <w:t>Сборка приложения</w:t>
+      </w:r>
+    </w:p>
+    <w:p>
+      <w:pPr>
+        <w:pStyle w:val="DIV1"/>
+      </w:pPr>
+      <w:r>
+        <w:t>Выводы</w:t>
+      </w:r>
     </w:p>
     <w:p>
       <w:pPr>
         <w:pStyle w:val="MAINTEXT1"/>
+      </w:pPr>
+      <w:r>
+        <w:t>В ходе лабораторной работы была подготовлена начальная версия веб-приложения QuestCity на основе Next.js, React и TypeScript. Маршруты главной и информационной страниц организованы с помощью App Router, переходы между ними реализованы компонентом Link. Был создан и трижды использован переиспользуемый компонент FeatureCard с типизированными свойствами. Интерфейс оформлен обычным адаптивным CSS без сторонних UI-библиотек и клиентского состояния. Успешное выполнение ESLint и производственной сборки подтверждает корректность начального каркаса проекта, который будет последовательно расширяться в следующих лабораторных работах.</w:t>
+      </w:r>
+    </w:p>
+    <w:p>
+      <w:pPr>
+        <w:pStyle w:val="MAINTEXT1"/>
+      </w:pPr>
+      <w:r>
+        <w:br w:type="page"/>
+      </w:r>
+    </w:p>
+    <w:p>
+      <w:pPr>
+        <w:pStyle w:val="H1"/>
+      </w:pPr>
+      <w:bookmarkStart w:id="0" w:name="_Toc211061123"/>
+      <w:r>
+        <w:lastRenderedPageBreak/>
+        <w:t>СПИСОК ИСПОЛЬЗОВАННЫХ ИСТОЧНИКОВ</w:t>
+      </w:r>
+      <w:bookmarkEnd w:id="0"/>
+    </w:p>
+    <w:p>
+      <w:pPr>
+        <w:pStyle w:val="RESOURCESLIST"/>
+      </w:pPr>
+      <w:r>
+        <w:t>Боев, С. В. Проектирование информационных систем: учебник для вузов / С. В. Боев. — М.: КНОРУС, 2021. — 368 с.</w:t>
+      </w:r>
+    </w:p>
+    <w:p>
+      <w:pPr>
+        <w:pStyle w:val="RESOURCESLIST"/>
+      </w:pPr>
+      <w:r>
+        <w:t>Сергеев, А. В. Базы данных. Проектирование, реализация и сопровождение: учебник / А. В. Сергеев. — 6-е изд. — СПб.: Питер, 2020. — 512 с.</w:t>
+      </w:r>
+    </w:p>
+    <w:p>
+      <w:pPr>
+        <w:pStyle w:val="RESOURCESLIST"/>
+      </w:pPr>
+      <w:r>
+        <w:t>Франшизы кофеен: плюсы и минусы, что предлагает франчайзи / Деловая платформа Dasreda.ru, 2024. — URL: https://dasreda.ru/learn/blog/article/2789-franshizy-kofeen-kak-vybrat-podhodyashuyu-i-otkryt-biznes (дата обращения: 22.07.2025).</w:t>
+      </w:r>
+    </w:p>
+    <w:p>
+      <w:pPr>
+        <w:spacing w:after="200" w:line="276" w:lineRule="auto"/>
+        <w:rPr>
+          <w:b/>
+          <w:bCs/>
+          <w:sz w:val="28"/>
+          <w:szCs w:val="28"/>
+        </w:rPr>
       </w:pPr>
       <w:r>
         <w:br w:type="page"/>
@@ -2444,17 +2907,26 @@
     <w:p>
       <w:pPr>
         <w:pStyle w:val="LISTINGCAPTION"/>
+        <w:rPr>
+          <w:lang w:val="en-US"/>
+        </w:rPr>
       </w:pPr>
       <w:r>
         <w:t>Листинг</w:t>
       </w:r>
       <w:r>
+        <w:rPr>
+          <w:lang w:val="en-US"/>
+        </w:rPr>
         <w:t xml:space="preserve"> </w:t>
       </w:r>
       <w:r>
         <w:fldChar w:fldCharType="begin"/>
       </w:r>
       <w:r>
+        <w:rPr>
+          <w:lang w:val="en-US"/>
+        </w:rPr>
         <w:instrText xml:space="preserve"> </w:instrText>
       </w:r>
       <w:r>
@@ -2464,12 +2936,18 @@
         <w:instrText>SEQ</w:instrText>
       </w:r>
       <w:r>
+        <w:rPr>
+          <w:lang w:val="en-US"/>
+        </w:rPr>
         <w:instrText xml:space="preserve"> </w:instrText>
       </w:r>
       <w:r>
         <w:instrText>Листинг</w:instrText>
       </w:r>
       <w:r>
+        <w:rPr>
+          <w:lang w:val="en-US"/>
+        </w:rPr>
         <w:instrText xml:space="preserve"> \* </w:instrText>
       </w:r>
       <w:r>
@@ -2479,6 +2957,9 @@
         <w:instrText>ARABIC</w:instrText>
       </w:r>
       <w:r>
+        <w:rPr>
+          <w:lang w:val="en-US"/>
+        </w:rPr>
         <w:instrText xml:space="preserve"> </w:instrText>
       </w:r>
       <w:r>
@@ -2487,69 +2968,2330 @@
       <w:r>
         <w:rPr>
           <w:noProof/>
-        </w:rPr>
-        <w:t>1</w:t>
+          <w:lang w:val="en-US"/>
+        </w:rPr>
+        <w:t>2</w:t>
       </w:r>
       <w:r>
         <w:fldChar w:fldCharType="end"/>
       </w:r>
       <w:r>
+        <w:rPr>
+          <w:lang w:val="en-US"/>
+        </w:rPr>
+        <w:t xml:space="preserve"> — </w:t>
+      </w:r>
+      <w:r>
+        <w:t>Главная</w:t>
+      </w:r>
+      <w:r>
+        <w:rPr>
+          <w:lang w:val="en-US"/>
+        </w:rPr>
         <w:t xml:space="preserve"> </w:t>
       </w:r>
       <w:r>
-        <w:t>—</w:t>
-      </w:r>
-      <w:r>
+        <w:t>страница</w:t>
+      </w:r>
+      <w:r>
+        <w:rPr>
+          <w:lang w:val="en-US"/>
+        </w:rPr>
         <w:t xml:space="preserve"> </w:t>
       </w:r>
       <w:r>
-        <w:t>Главная страница приложения QuestCity</w:t>
-      </w:r>
-    </w:p>
-    <w:p>
-      <w:pPr>
-        <w:pStyle w:val="LISTINGBODY"/>
-      </w:pPr>
-      <w:r>
-        <w:t>import</w:t>
-      </w:r>
-      <w:r>
+        <w:t>приложения</w:t>
+      </w:r>
+      <w:r>
+        <w:rPr>
+          <w:lang w:val="en-US"/>
+        </w:rPr>
+        <w:t xml:space="preserve"> QuestCity</w:t>
+      </w:r>
+    </w:p>
+    <w:p>
+      <w:pPr>
+        <w:pStyle w:val="LISTINGBODY"/>
+      </w:pPr>
+      <w:r>
+        <w:t>import Image from "next/image";</w:t>
+      </w:r>
+    </w:p>
+    <w:p>
+      <w:pPr>
+        <w:pStyle w:val="LISTINGBODY"/>
+      </w:pPr>
+      <w:r>
+        <w:t>import Link from "next/link";</w:t>
+      </w:r>
+    </w:p>
+    <w:p>
+      <w:pPr>
+        <w:pStyle w:val="LISTINGBODY"/>
+      </w:pPr>
+    </w:p>
+    <w:p>
+      <w:pPr>
+        <w:pStyle w:val="LISTINGBODY"/>
+      </w:pPr>
+      <w:r>
+        <w:t>import FeatureCard from "@/app/ui/FeatureCard";</w:t>
+      </w:r>
+    </w:p>
+    <w:p>
+      <w:pPr>
+        <w:pStyle w:val="LISTINGBODY"/>
+      </w:pPr>
+    </w:p>
+    <w:p>
+      <w:pPr>
+        <w:pStyle w:val="LISTINGBODY"/>
+      </w:pPr>
+      <w:r>
+        <w:t>export default function Home() {</w:t>
+      </w:r>
+    </w:p>
+    <w:p>
+      <w:pPr>
+        <w:pStyle w:val="LISTINGBODY"/>
+      </w:pPr>
+      <w:r>
+        <w:t xml:space="preserve">  return (</w:t>
+      </w:r>
+    </w:p>
+    <w:p>
+      <w:pPr>
+        <w:pStyle w:val="LISTINGBODY"/>
+      </w:pPr>
+      <w:r>
+        <w:t xml:space="preserve">    &lt;main&gt;</w:t>
+      </w:r>
+    </w:p>
+    <w:p>
+      <w:pPr>
+        <w:pStyle w:val="LISTINGBODY"/>
+      </w:pPr>
+      <w:r>
+        <w:t xml:space="preserve">      &lt;section className="hero"&gt;</w:t>
+      </w:r>
+    </w:p>
+    <w:p>
+      <w:pPr>
+        <w:pStyle w:val="LISTINGBODY"/>
+      </w:pPr>
+      <w:r>
+        <w:t xml:space="preserve">        &lt;header className="site-header container"&gt;</w:t>
+      </w:r>
+    </w:p>
+    <w:p>
+      <w:pPr>
+        <w:pStyle w:val="LISTINGBODY"/>
+      </w:pPr>
+      <w:r>
+        <w:t xml:space="preserve">          &lt;Link className="brand" href="/" aria-label="QuestCity — на главную"&gt;</w:t>
+      </w:r>
+    </w:p>
+    <w:p>
+      <w:pPr>
+        <w:pStyle w:val="LISTINGBODY"/>
+      </w:pPr>
+      <w:r>
+        <w:t xml:space="preserve">            Quest&lt;span&gt;City&lt;/span&gt;</w:t>
+      </w:r>
+    </w:p>
+    <w:p>
+      <w:pPr>
+        <w:pStyle w:val="LISTINGBODY"/>
+      </w:pPr>
+      <w:r>
+        <w:t xml:space="preserve">          &lt;/Link&gt;</w:t>
+      </w:r>
+    </w:p>
+    <w:p>
+      <w:pPr>
+        <w:pStyle w:val="LISTINGBODY"/>
+        <w:rPr>
+          <w:lang w:val="ru-RU"/>
+        </w:rPr>
+      </w:pPr>
+      <w:r>
+        <w:t xml:space="preserve">          </w:t>
+      </w:r>
+      <w:r>
+        <w:rPr>
+          <w:lang w:val="ru-RU"/>
+        </w:rPr>
+        <w:t>&lt;</w:t>
+      </w:r>
+      <w:r>
+        <w:t>nav</w:t>
+      </w:r>
+      <w:r>
+        <w:rPr>
+          <w:lang w:val="ru-RU"/>
+        </w:rPr>
         <w:t xml:space="preserve"> </w:t>
       </w:r>
       <w:r>
-        <w:t>java</w:t>
-      </w:r>
-      <w:r>
+        <w:t>aria</w:t>
+      </w:r>
+      <w:r>
+        <w:rPr>
+          <w:lang w:val="ru-RU"/>
+        </w:rPr>
+        <w:t>-</w:t>
+      </w:r>
+      <w:r>
+        <w:t>label</w:t>
+      </w:r>
+      <w:r>
+        <w:rPr>
+          <w:lang w:val="ru-RU"/>
+        </w:rPr>
+        <w:t>="Основная навигация"&gt;</w:t>
+      </w:r>
+    </w:p>
+    <w:p>
+      <w:pPr>
+        <w:pStyle w:val="LISTINGBODY"/>
+      </w:pPr>
+      <w:r>
+        <w:rPr>
+          <w:lang w:val="ru-RU"/>
+        </w:rPr>
+        <w:t xml:space="preserve">            </w:t>
+      </w:r>
+      <w:r>
+        <w:t>&lt;Link className="nav-link" href="/about"&gt;</w:t>
+      </w:r>
+    </w:p>
+    <w:p>
+      <w:pPr>
+        <w:pStyle w:val="LISTINGBODY"/>
+      </w:pPr>
+      <w:r>
+        <w:t xml:space="preserve">              О сервисе</w:t>
+      </w:r>
+    </w:p>
+    <w:p>
+      <w:pPr>
+        <w:pStyle w:val="LISTINGBODY"/>
+      </w:pPr>
+      <w:r>
+        <w:t xml:space="preserve">            &lt;/Link&gt;</w:t>
+      </w:r>
+    </w:p>
+    <w:p>
+      <w:pPr>
+        <w:pStyle w:val="LISTINGBODY"/>
+      </w:pPr>
+      <w:r>
+        <w:t xml:space="preserve">          &lt;/nav&gt;</w:t>
+      </w:r>
+    </w:p>
+    <w:p>
+      <w:pPr>
+        <w:pStyle w:val="LISTINGBODY"/>
+      </w:pPr>
+      <w:r>
+        <w:t xml:space="preserve">        &lt;/header&gt;</w:t>
+      </w:r>
+    </w:p>
+    <w:p>
+      <w:pPr>
+        <w:pStyle w:val="LISTINGBODY"/>
+      </w:pPr>
+    </w:p>
+    <w:p>
+      <w:pPr>
+        <w:pStyle w:val="LISTINGBODY"/>
+      </w:pPr>
+      <w:r>
+        <w:t xml:space="preserve">        </w:t>
+      </w:r>
+      <w:r>
+        <w:rPr>
+          <w:lang w:val="ru-RU"/>
+        </w:rPr>
+        <w:t xml:space="preserve">{/* </w:t>
+      </w:r>
+      <w:r>
+        <w:t>Hero</w:t>
+      </w:r>
+      <w:r>
+        <w:rPr>
+          <w:lang w:val="ru-RU"/>
+        </w:rPr>
+        <w:t xml:space="preserve"> объединяет основное предложение сервиса и тематический визуал. </w:t>
+      </w:r>
+      <w:r>
+        <w:t>*/}</w:t>
+      </w:r>
+    </w:p>
+    <w:p>
+      <w:pPr>
+        <w:pStyle w:val="LISTINGBODY"/>
+      </w:pPr>
+      <w:r>
+        <w:t xml:space="preserve">        &lt;div className="hero__content container"&gt;</w:t>
+      </w:r>
+    </w:p>
+    <w:p>
+      <w:pPr>
+        <w:pStyle w:val="LISTINGBODY"/>
+      </w:pPr>
+      <w:r>
+        <w:t xml:space="preserve">          &lt;div className="hero__copy"&gt;</w:t>
+      </w:r>
+    </w:p>
+    <w:p>
+      <w:pPr>
+        <w:pStyle w:val="LISTINGBODY"/>
+      </w:pPr>
+      <w:r>
+        <w:t xml:space="preserve">            &lt;p className="eyebrow"&gt;Город становится приключением&lt;/p&gt;</w:t>
+      </w:r>
+    </w:p>
+    <w:p>
+      <w:pPr>
+        <w:pStyle w:val="LISTINGBODY"/>
+        <w:rPr>
+          <w:lang w:val="ru-RU"/>
+        </w:rPr>
+      </w:pPr>
+      <w:r>
+        <w:t xml:space="preserve">            </w:t>
+      </w:r>
+      <w:r>
+        <w:rPr>
+          <w:lang w:val="ru-RU"/>
+        </w:rPr>
+        <w:t>&lt;</w:t>
+      </w:r>
+      <w:r>
+        <w:t>h</w:t>
+      </w:r>
+      <w:r>
+        <w:rPr>
+          <w:lang w:val="ru-RU"/>
+        </w:rPr>
+        <w:t>1&gt;</w:t>
+      </w:r>
+    </w:p>
+    <w:p>
+      <w:pPr>
+        <w:pStyle w:val="LISTINGBODY"/>
+        <w:rPr>
+          <w:lang w:val="ru-RU"/>
+        </w:rPr>
+      </w:pPr>
+      <w:r>
+        <w:rPr>
+          <w:lang w:val="ru-RU"/>
+        </w:rPr>
+        <w:t xml:space="preserve">              Найдите квест,</w:t>
+      </w:r>
+    </w:p>
+    <w:p>
+      <w:pPr>
+        <w:pStyle w:val="LISTINGBODY"/>
+        <w:rPr>
+          <w:lang w:val="ru-RU"/>
+        </w:rPr>
+      </w:pPr>
+      <w:r>
+        <w:rPr>
+          <w:lang w:val="ru-RU"/>
+        </w:rPr>
+        <w:t xml:space="preserve">              &lt;</w:t>
+      </w:r>
+      <w:r>
+        <w:t>span</w:t>
+      </w:r>
+      <w:r>
+        <w:rPr>
+          <w:lang w:val="ru-RU"/>
+        </w:rPr>
+        <w:t>&gt; который запомнится.&lt;/</w:t>
+      </w:r>
+      <w:r>
+        <w:t>span</w:t>
+      </w:r>
+      <w:r>
+        <w:rPr>
+          <w:lang w:val="ru-RU"/>
+        </w:rPr>
+        <w:t>&gt;</w:t>
+      </w:r>
+    </w:p>
+    <w:p>
+      <w:pPr>
+        <w:pStyle w:val="LISTINGBODY"/>
+      </w:pPr>
+      <w:r>
+        <w:rPr>
+          <w:lang w:val="ru-RU"/>
+        </w:rPr>
+        <w:t xml:space="preserve">            </w:t>
+      </w:r>
+      <w:r>
+        <w:t>&lt;/h1&gt;</w:t>
+      </w:r>
+    </w:p>
+    <w:p>
+      <w:pPr>
+        <w:pStyle w:val="LISTINGBODY"/>
+      </w:pPr>
+      <w:r>
+        <w:t xml:space="preserve">            &lt;p className="hero__description"&gt;</w:t>
+      </w:r>
+    </w:p>
+    <w:p>
+      <w:pPr>
+        <w:pStyle w:val="LISTINGBODY"/>
+        <w:rPr>
+          <w:lang w:val="ru-RU"/>
+        </w:rPr>
+      </w:pPr>
+      <w:r>
+        <w:t xml:space="preserve">              QuestCity</w:t>
+      </w:r>
+      <w:r>
+        <w:rPr>
+          <w:lang w:val="ru-RU"/>
+        </w:rPr>
+        <w:t xml:space="preserve"> объединяет городские квесты в одном интерфейсе, чтобы</w:t>
+      </w:r>
+    </w:p>
+    <w:p>
+      <w:pPr>
+        <w:pStyle w:val="LISTINGBODY"/>
+        <w:rPr>
+          <w:lang w:val="ru-RU"/>
+        </w:rPr>
+      </w:pPr>
+      <w:r>
+        <w:rPr>
+          <w:lang w:val="ru-RU"/>
+        </w:rPr>
+        <w:t xml:space="preserve">              не искать площадки по разным сайтам и было проще сравнить</w:t>
+      </w:r>
+    </w:p>
+    <w:p>
+      <w:pPr>
+        <w:pStyle w:val="LISTINGBODY"/>
+      </w:pPr>
+      <w:r>
+        <w:rPr>
+          <w:lang w:val="ru-RU"/>
+        </w:rPr>
+        <w:t xml:space="preserve">              </w:t>
+      </w:r>
+      <w:r>
+        <w:t>подходящие варианты.</w:t>
+      </w:r>
+    </w:p>
+    <w:p>
+      <w:pPr>
+        <w:pStyle w:val="LISTINGBODY"/>
+      </w:pPr>
+      <w:r>
+        <w:t xml:space="preserve">            &lt;/p&gt;</w:t>
+      </w:r>
+    </w:p>
+    <w:p>
+      <w:pPr>
+        <w:pStyle w:val="LISTINGBODY"/>
+      </w:pPr>
+      <w:r>
+        <w:t xml:space="preserve">            &lt;Link className="primary-link" href="/about"&gt;</w:t>
+      </w:r>
+    </w:p>
+    <w:p>
+      <w:pPr>
+        <w:pStyle w:val="LISTINGBODY"/>
+      </w:pPr>
+      <w:r>
+        <w:t xml:space="preserve">              Как это работает &lt;span aria-hidden="true"&gt;</w:t>
+      </w:r>
+      <w:r>
+        <w:rPr>
+          <w:rFonts w:ascii="Apple Color Emoji" w:hAnsi="Apple Color Emoji" w:cs="Apple Color Emoji"/>
+        </w:rPr>
+        <w:t>↗</w:t>
+      </w:r>
+      <w:r>
+        <w:t>&lt;/span&gt;</w:t>
+      </w:r>
+    </w:p>
+    <w:p>
+      <w:pPr>
+        <w:pStyle w:val="LISTINGBODY"/>
+      </w:pPr>
+      <w:r>
+        <w:t xml:space="preserve">            &lt;/Link&gt;</w:t>
+      </w:r>
+    </w:p>
+    <w:p>
+      <w:pPr>
+        <w:pStyle w:val="LISTINGBODY"/>
+      </w:pPr>
+      <w:r>
+        <w:t xml:space="preserve">          &lt;/div&gt;</w:t>
+      </w:r>
+    </w:p>
+    <w:p>
+      <w:pPr>
+        <w:pStyle w:val="LISTINGBODY"/>
+      </w:pPr>
+    </w:p>
+    <w:p>
+      <w:pPr>
+        <w:pStyle w:val="LISTINGBODY"/>
+      </w:pPr>
+      <w:r>
+        <w:t xml:space="preserve">          &lt;figure className="hero__visual"&gt;</w:t>
+      </w:r>
+    </w:p>
+    <w:p>
+      <w:pPr>
+        <w:pStyle w:val="LISTINGBODY"/>
+        <w:rPr>
+          <w:lang w:val="ru-RU"/>
+        </w:rPr>
+      </w:pPr>
+      <w:r>
+        <w:t xml:space="preserve">            </w:t>
+      </w:r>
+      <w:r>
+        <w:rPr>
+          <w:lang w:val="ru-RU"/>
+        </w:rPr>
+        <w:t xml:space="preserve">{/* </w:t>
+      </w:r>
+      <w:r>
+        <w:t>Priority</w:t>
+      </w:r>
+      <w:r>
+        <w:rPr>
+          <w:lang w:val="ru-RU"/>
+        </w:rPr>
+        <w:t xml:space="preserve"> ускоряет загрузку изображения в первом экране. */}</w:t>
+      </w:r>
+    </w:p>
+    <w:p>
+      <w:pPr>
+        <w:pStyle w:val="LISTINGBODY"/>
+        <w:rPr>
+          <w:lang w:val="ru-RU"/>
+        </w:rPr>
+      </w:pPr>
+      <w:r>
+        <w:rPr>
+          <w:lang w:val="ru-RU"/>
+        </w:rPr>
+        <w:t xml:space="preserve">            &lt;</w:t>
+      </w:r>
+      <w:r>
+        <w:t>Image</w:t>
+      </w:r>
+    </w:p>
+    <w:p>
+      <w:pPr>
+        <w:pStyle w:val="LISTINGBODY"/>
+        <w:rPr>
+          <w:lang w:val="ru-RU"/>
+        </w:rPr>
+      </w:pPr>
+      <w:r>
+        <w:rPr>
+          <w:lang w:val="ru-RU"/>
+        </w:rPr>
+        <w:t xml:space="preserve">              </w:t>
+      </w:r>
+      <w:r>
+        <w:t>src</w:t>
+      </w:r>
+      <w:r>
+        <w:rPr>
+          <w:lang w:val="ru-RU"/>
+        </w:rPr>
+        <w:t>="/</w:t>
+      </w:r>
+      <w:r>
+        <w:t>hero</w:t>
+      </w:r>
+      <w:r>
+        <w:rPr>
+          <w:lang w:val="ru-RU"/>
+        </w:rPr>
         <w:t>.</w:t>
       </w:r>
       <w:r>
-        <w:t>text</w:t>
-      </w:r>
-      <w:r>
-        <w:t>.</w:t>
-      </w:r>
-      <w:r>
-        <w:t>DecimalFormat</w:t>
-      </w:r>
-      <w:r>
-        <w:t>;</w:t>
-      </w:r>
-    </w:p>
-    <w:p>
-      <w:pPr>
-        <w:pStyle w:val="LISTINGBODY"/>
-      </w:pPr>
-      <w:r>
-        <w:t>import java.util.Scanner;</w:t>
-      </w:r>
-    </w:p>
-    <w:p>
-      <w:pPr>
-        <w:pStyle w:val="LISTINGBODY"/>
-      </w:pPr>
-      <w:r>
-        <w:t>import java.util.function.DoubleUnaryOperator;</w:t>
-      </w:r>
+        <w:t>jpg</w:t>
+      </w:r>
+      <w:r>
+        <w:rPr>
+          <w:lang w:val="ru-RU"/>
+        </w:rPr>
+        <w:t>"</w:t>
+      </w:r>
+    </w:p>
+    <w:p>
+      <w:pPr>
+        <w:pStyle w:val="LISTINGBODY"/>
+        <w:rPr>
+          <w:lang w:val="ru-RU"/>
+        </w:rPr>
+      </w:pPr>
+      <w:r>
+        <w:rPr>
+          <w:lang w:val="ru-RU"/>
+        </w:rPr>
+        <w:t xml:space="preserve">              </w:t>
+      </w:r>
+      <w:r>
+        <w:t>alt</w:t>
+      </w:r>
+      <w:r>
+        <w:rPr>
+          <w:lang w:val="ru-RU"/>
+        </w:rPr>
+        <w:t>="Команда участников разгадывает тайну квеста"</w:t>
+      </w:r>
+    </w:p>
+    <w:p>
+      <w:pPr>
+        <w:pStyle w:val="LISTINGBODY"/>
+      </w:pPr>
+      <w:r>
+        <w:rPr>
+          <w:lang w:val="ru-RU"/>
+        </w:rPr>
+        <w:t xml:space="preserve">              </w:t>
+      </w:r>
+      <w:r>
+        <w:t>fill</w:t>
+      </w:r>
+    </w:p>
+    <w:p>
+      <w:pPr>
+        <w:pStyle w:val="LISTINGBODY"/>
+      </w:pPr>
+      <w:r>
+        <w:t xml:space="preserve">              priority</w:t>
+      </w:r>
+    </w:p>
+    <w:p>
+      <w:pPr>
+        <w:pStyle w:val="LISTINGBODY"/>
+      </w:pPr>
+      <w:r>
+        <w:t xml:space="preserve">              sizes="(max-width: 820px) 100vw, 42vw"</w:t>
+      </w:r>
+    </w:p>
+    <w:p>
+      <w:pPr>
+        <w:pStyle w:val="LISTINGBODY"/>
+        <w:rPr>
+          <w:lang w:val="ru-RU"/>
+        </w:rPr>
+      </w:pPr>
+      <w:r>
+        <w:t xml:space="preserve">            </w:t>
+      </w:r>
+      <w:r>
+        <w:rPr>
+          <w:lang w:val="ru-RU"/>
+        </w:rPr>
+        <w:t>/&gt;</w:t>
+      </w:r>
+    </w:p>
+    <w:p>
+      <w:pPr>
+        <w:pStyle w:val="LISTINGBODY"/>
+        <w:rPr>
+          <w:lang w:val="ru-RU"/>
+        </w:rPr>
+      </w:pPr>
+      <w:r>
+        <w:rPr>
+          <w:lang w:val="ru-RU"/>
+        </w:rPr>
+        <w:t xml:space="preserve">            &lt;</w:t>
+      </w:r>
+      <w:r>
+        <w:t>figcaption</w:t>
+      </w:r>
+      <w:r>
+        <w:rPr>
+          <w:lang w:val="ru-RU"/>
+        </w:rPr>
+        <w:t>&gt;</w:t>
+      </w:r>
+    </w:p>
+    <w:p>
+      <w:pPr>
+        <w:pStyle w:val="LISTINGBODY"/>
+        <w:rPr>
+          <w:lang w:val="ru-RU"/>
+        </w:rPr>
+      </w:pPr>
+      <w:r>
+        <w:rPr>
+          <w:lang w:val="ru-RU"/>
+        </w:rPr>
+        <w:t xml:space="preserve">              &lt;</w:t>
+      </w:r>
+      <w:r>
+        <w:t>span</w:t>
+      </w:r>
+      <w:r>
+        <w:rPr>
+          <w:lang w:val="ru-RU"/>
+        </w:rPr>
+        <w:t>&gt;Подберите приключение&lt;/</w:t>
+      </w:r>
+      <w:r>
+        <w:t>span</w:t>
+      </w:r>
+      <w:r>
+        <w:rPr>
+          <w:lang w:val="ru-RU"/>
+        </w:rPr>
+        <w:t>&gt;</w:t>
+      </w:r>
+    </w:p>
+    <w:p>
+      <w:pPr>
+        <w:pStyle w:val="LISTINGBODY"/>
+        <w:rPr>
+          <w:lang w:val="ru-RU"/>
+        </w:rPr>
+      </w:pPr>
+      <w:r>
+        <w:rPr>
+          <w:lang w:val="ru-RU"/>
+        </w:rPr>
+        <w:t xml:space="preserve">              Для друзей, пары или всей семьи</w:t>
+      </w:r>
+    </w:p>
+    <w:p>
+      <w:pPr>
+        <w:pStyle w:val="LISTINGBODY"/>
+      </w:pPr>
+      <w:r>
+        <w:rPr>
+          <w:lang w:val="ru-RU"/>
+        </w:rPr>
+        <w:t xml:space="preserve">            </w:t>
+      </w:r>
+      <w:r>
+        <w:t>&lt;/figcaption&gt;</w:t>
+      </w:r>
+    </w:p>
+    <w:p>
+      <w:pPr>
+        <w:pStyle w:val="LISTINGBODY"/>
+      </w:pPr>
+      <w:r>
+        <w:t xml:space="preserve">          &lt;/figure&gt;</w:t>
+      </w:r>
+    </w:p>
+    <w:p>
+      <w:pPr>
+        <w:pStyle w:val="LISTINGBODY"/>
+      </w:pPr>
+      <w:r>
+        <w:t xml:space="preserve">        &lt;/div&gt;</w:t>
+      </w:r>
+    </w:p>
+    <w:p>
+      <w:pPr>
+        <w:pStyle w:val="LISTINGBODY"/>
+      </w:pPr>
+      <w:r>
+        <w:t xml:space="preserve">      &lt;/section&gt;</w:t>
+      </w:r>
+    </w:p>
+    <w:p>
+      <w:pPr>
+        <w:pStyle w:val="LISTINGBODY"/>
+      </w:pPr>
+    </w:p>
+    <w:p>
+      <w:pPr>
+        <w:pStyle w:val="LISTINGBODY"/>
+      </w:pPr>
+      <w:r>
+        <w:lastRenderedPageBreak/>
+        <w:t xml:space="preserve">      &lt;section className="features container" aria-labelledby="features-title"&gt;</w:t>
+      </w:r>
+    </w:p>
+    <w:p>
+      <w:pPr>
+        <w:pStyle w:val="LISTINGBODY"/>
+      </w:pPr>
+      <w:r>
+        <w:t xml:space="preserve">        &lt;div className="section-heading"&gt;</w:t>
+      </w:r>
+    </w:p>
+    <w:p>
+      <w:pPr>
+        <w:pStyle w:val="LISTINGBODY"/>
+      </w:pPr>
+      <w:r>
+        <w:t xml:space="preserve">          &lt;p className="eyebrow"&gt;Возможности&lt;/p&gt;</w:t>
+      </w:r>
+    </w:p>
+    <w:p>
+      <w:pPr>
+        <w:pStyle w:val="LISTINGBODY"/>
+        <w:rPr>
+          <w:lang w:val="ru-RU"/>
+        </w:rPr>
+      </w:pPr>
+      <w:r>
+        <w:t xml:space="preserve">          </w:t>
+      </w:r>
+      <w:r>
+        <w:rPr>
+          <w:lang w:val="ru-RU"/>
+        </w:rPr>
+        <w:t>&lt;</w:t>
+      </w:r>
+      <w:r>
+        <w:t>h</w:t>
+      </w:r>
+      <w:r>
+        <w:rPr>
+          <w:lang w:val="ru-RU"/>
+        </w:rPr>
+        <w:t xml:space="preserve">2 </w:t>
+      </w:r>
+      <w:r>
+        <w:t>id</w:t>
+      </w:r>
+      <w:r>
+        <w:rPr>
+          <w:lang w:val="ru-RU"/>
+        </w:rPr>
+        <w:t>="</w:t>
+      </w:r>
+      <w:r>
+        <w:t>features</w:t>
+      </w:r>
+      <w:r>
+        <w:rPr>
+          <w:lang w:val="ru-RU"/>
+        </w:rPr>
+        <w:t>-</w:t>
+      </w:r>
+      <w:r>
+        <w:t>title</w:t>
+      </w:r>
+      <w:r>
+        <w:rPr>
+          <w:lang w:val="ru-RU"/>
+        </w:rPr>
+        <w:t>"&gt;Всё нужное для выбора — в одном месте&lt;/</w:t>
+      </w:r>
+      <w:r>
+        <w:t>h</w:t>
+      </w:r>
+      <w:r>
+        <w:rPr>
+          <w:lang w:val="ru-RU"/>
+        </w:rPr>
+        <w:t>2&gt;</w:t>
+      </w:r>
+    </w:p>
+    <w:p>
+      <w:pPr>
+        <w:pStyle w:val="LISTINGBODY"/>
+        <w:rPr>
+          <w:lang w:val="ru-RU"/>
+        </w:rPr>
+      </w:pPr>
+      <w:r>
+        <w:rPr>
+          <w:lang w:val="ru-RU"/>
+        </w:rPr>
+        <w:t xml:space="preserve">          &lt;</w:t>
+      </w:r>
+      <w:r>
+        <w:t>p</w:t>
+      </w:r>
+      <w:r>
+        <w:rPr>
+          <w:lang w:val="ru-RU"/>
+        </w:rPr>
+        <w:t>&gt;</w:t>
+      </w:r>
+    </w:p>
+    <w:p>
+      <w:pPr>
+        <w:pStyle w:val="LISTINGBODY"/>
+        <w:rPr>
+          <w:lang w:val="ru-RU"/>
+        </w:rPr>
+      </w:pPr>
+      <w:r>
+        <w:rPr>
+          <w:lang w:val="ru-RU"/>
+        </w:rPr>
+        <w:t xml:space="preserve">            Детектив, хоррор, приключение или семейная история — сравните</w:t>
+      </w:r>
+    </w:p>
+    <w:p>
+      <w:pPr>
+        <w:pStyle w:val="LISTINGBODY"/>
+        <w:rPr>
+          <w:lang w:val="ru-RU"/>
+        </w:rPr>
+      </w:pPr>
+      <w:r>
+        <w:rPr>
+          <w:lang w:val="ru-RU"/>
+        </w:rPr>
+        <w:t xml:space="preserve">            варианты и найдите тот самый сценарий для вашей команды.</w:t>
+      </w:r>
+    </w:p>
+    <w:p>
+      <w:pPr>
+        <w:pStyle w:val="LISTINGBODY"/>
+      </w:pPr>
+      <w:r>
+        <w:rPr>
+          <w:lang w:val="ru-RU"/>
+        </w:rPr>
+        <w:t xml:space="preserve">          </w:t>
+      </w:r>
+      <w:r>
+        <w:t>&lt;/p&gt;</w:t>
+      </w:r>
+    </w:p>
+    <w:p>
+      <w:pPr>
+        <w:pStyle w:val="LISTINGBODY"/>
+      </w:pPr>
+      <w:r>
+        <w:t xml:space="preserve">        &lt;/div&gt;</w:t>
+      </w:r>
+    </w:p>
+    <w:p>
+      <w:pPr>
+        <w:pStyle w:val="LISTINGBODY"/>
+      </w:pPr>
+    </w:p>
+    <w:p>
+      <w:pPr>
+        <w:pStyle w:val="LISTINGBODY"/>
+        <w:rPr>
+          <w:lang w:val="ru-RU"/>
+        </w:rPr>
+      </w:pPr>
+      <w:r>
+        <w:t xml:space="preserve">        </w:t>
+      </w:r>
+      <w:r>
+        <w:rPr>
+          <w:lang w:val="ru-RU"/>
+        </w:rPr>
+        <w:t xml:space="preserve">{/* Один компонент получает разные данные через типизированные </w:t>
+      </w:r>
+      <w:r>
+        <w:t>props</w:t>
+      </w:r>
+      <w:r>
+        <w:rPr>
+          <w:lang w:val="ru-RU"/>
+        </w:rPr>
+        <w:t xml:space="preserve">. </w:t>
+      </w:r>
+      <w:r>
+        <w:rPr>
+          <w:lang w:val="ru-RU"/>
+        </w:rPr>
+        <w:t>*/}</w:t>
+      </w:r>
+    </w:p>
+    <w:p>
+      <w:pPr>
+        <w:pStyle w:val="LISTINGBODY"/>
+        <w:rPr>
+          <w:lang w:val="ru-RU"/>
+        </w:rPr>
+      </w:pPr>
+      <w:r>
+        <w:rPr>
+          <w:lang w:val="ru-RU"/>
+        </w:rPr>
+        <w:t xml:space="preserve">        &lt;</w:t>
+      </w:r>
+      <w:r>
+        <w:t>div</w:t>
+      </w:r>
+      <w:r>
+        <w:rPr>
+          <w:lang w:val="ru-RU"/>
+        </w:rPr>
+        <w:t xml:space="preserve"> </w:t>
+      </w:r>
+      <w:r>
+        <w:t>className</w:t>
+      </w:r>
+      <w:r>
+        <w:rPr>
+          <w:lang w:val="ru-RU"/>
+        </w:rPr>
+        <w:t>="</w:t>
+      </w:r>
+      <w:r>
+        <w:t>feature</w:t>
+      </w:r>
+      <w:r>
+        <w:rPr>
+          <w:lang w:val="ru-RU"/>
+        </w:rPr>
+        <w:t>-</w:t>
+      </w:r>
+      <w:r>
+        <w:t>grid</w:t>
+      </w:r>
+      <w:r>
+        <w:rPr>
+          <w:lang w:val="ru-RU"/>
+        </w:rPr>
+        <w:t>"&gt;</w:t>
+      </w:r>
+    </w:p>
+    <w:p>
+      <w:pPr>
+        <w:pStyle w:val="LISTINGBODY"/>
+        <w:rPr>
+          <w:lang w:val="ru-RU"/>
+        </w:rPr>
+      </w:pPr>
+      <w:r>
+        <w:rPr>
+          <w:lang w:val="ru-RU"/>
+        </w:rPr>
+        <w:t xml:space="preserve">          &lt;</w:t>
+      </w:r>
+      <w:r>
+        <w:t>FeatureCard</w:t>
+      </w:r>
+    </w:p>
+    <w:p>
+      <w:pPr>
+        <w:pStyle w:val="LISTINGBODY"/>
+        <w:rPr>
+          <w:lang w:val="ru-RU"/>
+        </w:rPr>
+      </w:pPr>
+      <w:r>
+        <w:rPr>
+          <w:lang w:val="ru-RU"/>
+        </w:rPr>
+        <w:t xml:space="preserve">            </w:t>
+      </w:r>
+      <w:r>
+        <w:t>title</w:t>
+      </w:r>
+      <w:r>
+        <w:rPr>
+          <w:lang w:val="ru-RU"/>
+        </w:rPr>
+        <w:t>="Каталог квестов"</w:t>
+      </w:r>
+    </w:p>
+    <w:p>
+      <w:pPr>
+        <w:pStyle w:val="LISTINGBODY"/>
+        <w:rPr>
+          <w:lang w:val="ru-RU"/>
+        </w:rPr>
+      </w:pPr>
+      <w:r>
+        <w:rPr>
+          <w:lang w:val="ru-RU"/>
+        </w:rPr>
+        <w:t xml:space="preserve">            </w:t>
+      </w:r>
+      <w:r>
+        <w:t>description</w:t>
+      </w:r>
+      <w:r>
+        <w:rPr>
+          <w:lang w:val="ru-RU"/>
+        </w:rPr>
+        <w:t>="Изучайте городские квесты и всю важную информацию о каждом варианте."</w:t>
+      </w:r>
+    </w:p>
+    <w:p>
+      <w:pPr>
+        <w:pStyle w:val="LISTINGBODY"/>
+      </w:pPr>
+      <w:r>
+        <w:rPr>
+          <w:lang w:val="ru-RU"/>
+        </w:rPr>
+        <w:t xml:space="preserve">          </w:t>
+      </w:r>
+      <w:r>
+        <w:t>/&gt;</w:t>
+      </w:r>
+    </w:p>
+    <w:p>
+      <w:pPr>
+        <w:pStyle w:val="LISTINGBODY"/>
+      </w:pPr>
+      <w:r>
+        <w:t xml:space="preserve">          &lt;FeatureCard</w:t>
+      </w:r>
+    </w:p>
+    <w:p>
+      <w:pPr>
+        <w:pStyle w:val="LISTINGBODY"/>
+        <w:rPr>
+          <w:lang w:val="ru-RU"/>
+        </w:rPr>
+      </w:pPr>
+      <w:r>
+        <w:t xml:space="preserve">            title</w:t>
+      </w:r>
+      <w:r>
+        <w:rPr>
+          <w:lang w:val="ru-RU"/>
+        </w:rPr>
+        <w:t>="Удобный поиск"</w:t>
+      </w:r>
+    </w:p>
+    <w:p>
+      <w:pPr>
+        <w:pStyle w:val="LISTINGBODY"/>
+        <w:rPr>
+          <w:lang w:val="ru-RU"/>
+        </w:rPr>
+      </w:pPr>
+      <w:r>
+        <w:rPr>
+          <w:lang w:val="ru-RU"/>
+        </w:rPr>
+        <w:t xml:space="preserve">            </w:t>
+      </w:r>
+      <w:r>
+        <w:t>description</w:t>
+      </w:r>
+      <w:r>
+        <w:rPr>
+          <w:lang w:val="ru-RU"/>
+        </w:rPr>
+        <w:t>="Подбирайте приключения по жанру, сложности и составу вашей команды."</w:t>
+      </w:r>
+    </w:p>
+    <w:p>
+      <w:pPr>
+        <w:pStyle w:val="LISTINGBODY"/>
+        <w:rPr>
+          <w:lang w:val="ru-RU"/>
+        </w:rPr>
+      </w:pPr>
+      <w:r>
+        <w:rPr>
+          <w:lang w:val="ru-RU"/>
+        </w:rPr>
+        <w:t xml:space="preserve">          /&gt;</w:t>
+      </w:r>
+    </w:p>
+    <w:p>
+      <w:pPr>
+        <w:pStyle w:val="LISTINGBODY"/>
+        <w:rPr>
+          <w:lang w:val="ru-RU"/>
+        </w:rPr>
+      </w:pPr>
+      <w:r>
+        <w:rPr>
+          <w:lang w:val="ru-RU"/>
+        </w:rPr>
+        <w:t xml:space="preserve">          &lt;</w:t>
+      </w:r>
+      <w:r>
+        <w:t>FeatureCard</w:t>
+      </w:r>
+    </w:p>
+    <w:p>
+      <w:pPr>
+        <w:pStyle w:val="LISTINGBODY"/>
+        <w:rPr>
+          <w:lang w:val="ru-RU"/>
+        </w:rPr>
+      </w:pPr>
+      <w:r>
+        <w:rPr>
+          <w:lang w:val="ru-RU"/>
+        </w:rPr>
+        <w:t xml:space="preserve">            </w:t>
+      </w:r>
+      <w:r>
+        <w:t>title</w:t>
+      </w:r>
+      <w:r>
+        <w:rPr>
+          <w:lang w:val="ru-RU"/>
+        </w:rPr>
+        <w:t>="Избранные квесты"</w:t>
+      </w:r>
+    </w:p>
+    <w:p>
+      <w:pPr>
+        <w:pStyle w:val="LISTINGBODY"/>
+        <w:rPr>
+          <w:lang w:val="ru-RU"/>
+        </w:rPr>
+      </w:pPr>
+      <w:r>
+        <w:rPr>
+          <w:lang w:val="ru-RU"/>
+        </w:rPr>
+        <w:t xml:space="preserve">            </w:t>
+      </w:r>
+      <w:r>
+        <w:t>description</w:t>
+      </w:r>
+      <w:r>
+        <w:rPr>
+          <w:lang w:val="ru-RU"/>
+        </w:rPr>
+        <w:t>="Сохраняйте понравившиеся варианты, чтобы спокойно сравнить их позже."</w:t>
+      </w:r>
+    </w:p>
+    <w:p>
+      <w:pPr>
+        <w:pStyle w:val="LISTINGBODY"/>
+      </w:pPr>
+      <w:r>
+        <w:rPr>
+          <w:lang w:val="ru-RU"/>
+        </w:rPr>
+        <w:t xml:space="preserve">          </w:t>
+      </w:r>
+      <w:r>
+        <w:t>/&gt;</w:t>
+      </w:r>
+    </w:p>
+    <w:p>
+      <w:pPr>
+        <w:pStyle w:val="LISTINGBODY"/>
+      </w:pPr>
+      <w:r>
+        <w:t xml:space="preserve">        &lt;/div&gt;</w:t>
+      </w:r>
+    </w:p>
+    <w:p>
+      <w:pPr>
+        <w:pStyle w:val="LISTINGBODY"/>
+      </w:pPr>
+      <w:r>
+        <w:t xml:space="preserve">      &lt;/section&gt;</w:t>
+      </w:r>
+    </w:p>
+    <w:p>
+      <w:pPr>
+        <w:pStyle w:val="LISTINGBODY"/>
+      </w:pPr>
+    </w:p>
+    <w:p>
+      <w:pPr>
+        <w:pStyle w:val="LISTINGBODY"/>
+      </w:pPr>
+      <w:r>
+        <w:t xml:space="preserve">      &lt;section className="mission container" aria-labelledby="mission-title"&gt;</w:t>
+      </w:r>
+    </w:p>
+    <w:p>
+      <w:pPr>
+        <w:pStyle w:val="LISTINGBODY"/>
+      </w:pPr>
+      <w:r>
+        <w:t xml:space="preserve">        &lt;p className="mission__index"&gt;01&lt;/p&gt;</w:t>
+      </w:r>
+    </w:p>
+    <w:p>
+      <w:pPr>
+        <w:pStyle w:val="LISTINGBODY"/>
+      </w:pPr>
+      <w:r>
+        <w:t xml:space="preserve">        &lt;div&gt;</w:t>
+      </w:r>
+    </w:p>
+    <w:p>
+      <w:pPr>
+        <w:pStyle w:val="LISTINGBODY"/>
+      </w:pPr>
+      <w:r>
+        <w:t xml:space="preserve">          &lt;p className="eyebrow"&gt;Зачем нужен QuestCity&lt;/p&gt;</w:t>
+      </w:r>
+    </w:p>
+    <w:p>
+      <w:pPr>
+        <w:pStyle w:val="LISTINGBODY"/>
+        <w:rPr>
+          <w:lang w:val="ru-RU"/>
+        </w:rPr>
+      </w:pPr>
+      <w:r>
+        <w:t xml:space="preserve">          </w:t>
+      </w:r>
+      <w:r>
+        <w:rPr>
+          <w:lang w:val="ru-RU"/>
+        </w:rPr>
+        <w:t>&lt;</w:t>
+      </w:r>
+      <w:r>
+        <w:t>h</w:t>
+      </w:r>
+      <w:r>
+        <w:rPr>
+          <w:lang w:val="ru-RU"/>
+        </w:rPr>
+        <w:t xml:space="preserve">2 </w:t>
+      </w:r>
+      <w:r>
+        <w:t>id</w:t>
+      </w:r>
+      <w:r>
+        <w:rPr>
+          <w:lang w:val="ru-RU"/>
+        </w:rPr>
+        <w:t>="</w:t>
+      </w:r>
+      <w:r>
+        <w:t>mission</w:t>
+      </w:r>
+      <w:r>
+        <w:rPr>
+          <w:lang w:val="ru-RU"/>
+        </w:rPr>
+        <w:t>-</w:t>
+      </w:r>
+      <w:r>
+        <w:t>title</w:t>
+      </w:r>
+      <w:r>
+        <w:rPr>
+          <w:lang w:val="ru-RU"/>
+        </w:rPr>
+        <w:t>"&gt;</w:t>
+      </w:r>
+    </w:p>
+    <w:p>
+      <w:pPr>
+        <w:pStyle w:val="LISTINGBODY"/>
+        <w:rPr>
+          <w:lang w:val="ru-RU"/>
+        </w:rPr>
+      </w:pPr>
+      <w:r>
+        <w:rPr>
+          <w:lang w:val="ru-RU"/>
+        </w:rPr>
+        <w:t xml:space="preserve">            Меньше времени на поиск. </w:t>
+      </w:r>
+      <w:r>
+        <w:rPr>
+          <w:lang w:val="ru-RU"/>
+        </w:rPr>
+        <w:t>Больше — на впечатления.</w:t>
+      </w:r>
+    </w:p>
+    <w:p>
+      <w:pPr>
+        <w:pStyle w:val="LISTINGBODY"/>
+        <w:rPr>
+          <w:lang w:val="ru-RU"/>
+        </w:rPr>
+      </w:pPr>
+      <w:r>
+        <w:rPr>
+          <w:lang w:val="ru-RU"/>
+        </w:rPr>
+        <w:t xml:space="preserve">          &lt;/</w:t>
+      </w:r>
+      <w:r>
+        <w:t>h</w:t>
+      </w:r>
+      <w:r>
+        <w:rPr>
+          <w:lang w:val="ru-RU"/>
+        </w:rPr>
+        <w:t>2&gt;</w:t>
+      </w:r>
+    </w:p>
+    <w:p>
+      <w:pPr>
+        <w:pStyle w:val="LISTINGBODY"/>
+        <w:rPr>
+          <w:lang w:val="ru-RU"/>
+        </w:rPr>
+      </w:pPr>
+      <w:r>
+        <w:rPr>
+          <w:lang w:val="ru-RU"/>
+        </w:rPr>
+        <w:t xml:space="preserve">        &lt;/</w:t>
+      </w:r>
+      <w:r>
+        <w:t>div</w:t>
+      </w:r>
+      <w:r>
+        <w:rPr>
+          <w:lang w:val="ru-RU"/>
+        </w:rPr>
+        <w:t>&gt;</w:t>
+      </w:r>
+    </w:p>
+    <w:p>
+      <w:pPr>
+        <w:pStyle w:val="LISTINGBODY"/>
+        <w:rPr>
+          <w:lang w:val="ru-RU"/>
+        </w:rPr>
+      </w:pPr>
+      <w:r>
+        <w:rPr>
+          <w:lang w:val="ru-RU"/>
+        </w:rPr>
+        <w:t xml:space="preserve">        &lt;</w:t>
+      </w:r>
+      <w:r>
+        <w:t>p</w:t>
+      </w:r>
+      <w:r>
+        <w:rPr>
+          <w:lang w:val="ru-RU"/>
+        </w:rPr>
+        <w:t>&gt;</w:t>
+      </w:r>
+    </w:p>
+    <w:p>
+      <w:pPr>
+        <w:pStyle w:val="LISTINGBODY"/>
+        <w:rPr>
+          <w:lang w:val="ru-RU"/>
+        </w:rPr>
+      </w:pPr>
+      <w:r>
+        <w:rPr>
+          <w:lang w:val="ru-RU"/>
+        </w:rPr>
+        <w:t xml:space="preserve">          Сервис поможет собрать разрозненную информацию об организаторах и</w:t>
+      </w:r>
+    </w:p>
+    <w:p>
+      <w:pPr>
+        <w:pStyle w:val="LISTINGBODY"/>
+        <w:rPr>
+          <w:lang w:val="ru-RU"/>
+        </w:rPr>
+      </w:pPr>
+      <w:r>
+        <w:rPr>
+          <w:lang w:val="ru-RU"/>
+        </w:rPr>
+        <w:t xml:space="preserve">          площадках, сравнить подходящие варианты и уверенно выбрать квест под</w:t>
+      </w:r>
+    </w:p>
+    <w:p>
+      <w:pPr>
+        <w:pStyle w:val="LISTINGBODY"/>
+      </w:pPr>
+      <w:r>
+        <w:rPr>
+          <w:lang w:val="ru-RU"/>
+        </w:rPr>
+        <w:t xml:space="preserve">          </w:t>
+      </w:r>
+      <w:r>
+        <w:t>конкретную компанию.</w:t>
+      </w:r>
+    </w:p>
+    <w:p>
+      <w:pPr>
+        <w:pStyle w:val="LISTINGBODY"/>
+      </w:pPr>
+      <w:r>
+        <w:t xml:space="preserve">        &lt;/p&gt;</w:t>
+      </w:r>
+    </w:p>
+    <w:p>
+      <w:pPr>
+        <w:pStyle w:val="LISTINGBODY"/>
+      </w:pPr>
+      <w:r>
+        <w:t xml:space="preserve">      &lt;/section&gt;</w:t>
+      </w:r>
+    </w:p>
+    <w:p>
+      <w:pPr>
+        <w:pStyle w:val="LISTINGBODY"/>
+      </w:pPr>
+    </w:p>
+    <w:p>
+      <w:pPr>
+        <w:pStyle w:val="LISTINGBODY"/>
+      </w:pPr>
+      <w:r>
+        <w:t xml:space="preserve">      &lt;footer className="site-footer container"&gt;</w:t>
+      </w:r>
+    </w:p>
+    <w:p>
+      <w:pPr>
+        <w:pStyle w:val="LISTINGBODY"/>
+        <w:rPr>
+          <w:lang w:val="ru-RU"/>
+        </w:rPr>
+      </w:pPr>
+      <w:r>
+        <w:t xml:space="preserve">        </w:t>
+      </w:r>
+      <w:r>
+        <w:rPr>
+          <w:lang w:val="ru-RU"/>
+        </w:rPr>
+        <w:t>&lt;</w:t>
+      </w:r>
+      <w:r>
+        <w:t>p</w:t>
+      </w:r>
+      <w:r>
+        <w:rPr>
+          <w:lang w:val="ru-RU"/>
+        </w:rPr>
+        <w:t>&gt;</w:t>
+      </w:r>
+      <w:r>
+        <w:t>QuestCity</w:t>
+      </w:r>
+      <w:r>
+        <w:rPr>
+          <w:lang w:val="ru-RU"/>
+        </w:rPr>
+        <w:t xml:space="preserve"> · городские квесты в одном месте&lt;/</w:t>
+      </w:r>
+      <w:r>
+        <w:t>p</w:t>
+      </w:r>
+      <w:r>
+        <w:rPr>
+          <w:lang w:val="ru-RU"/>
+        </w:rPr>
+        <w:t>&gt;</w:t>
+      </w:r>
+    </w:p>
+    <w:p>
+      <w:pPr>
+        <w:pStyle w:val="LISTINGBODY"/>
+      </w:pPr>
+      <w:r>
+        <w:rPr>
+          <w:lang w:val="ru-RU"/>
+        </w:rPr>
+        <w:t xml:space="preserve">        </w:t>
+      </w:r>
+      <w:r>
+        <w:t>&lt;Link className="text-link" href="/about"&gt;</w:t>
+      </w:r>
+    </w:p>
+    <w:p>
+      <w:pPr>
+        <w:pStyle w:val="LISTINGBODY"/>
+      </w:pPr>
+      <w:r>
+        <w:t xml:space="preserve">          О сервисе &lt;span aria-hidden="true"&gt;→&lt;/span&gt;</w:t>
+      </w:r>
+    </w:p>
+    <w:p>
+      <w:pPr>
+        <w:pStyle w:val="LISTINGBODY"/>
+        <w:rPr>
+          <w:lang w:val="ru-RU"/>
+        </w:rPr>
+      </w:pPr>
+      <w:r>
+        <w:t xml:space="preserve">        </w:t>
+      </w:r>
+      <w:r>
+        <w:rPr>
+          <w:lang w:val="ru-RU"/>
+        </w:rPr>
+        <w:t>&lt;/</w:t>
+      </w:r>
+      <w:r>
+        <w:t>Link</w:t>
+      </w:r>
+      <w:r>
+        <w:rPr>
+          <w:lang w:val="ru-RU"/>
+        </w:rPr>
+        <w:t>&gt;</w:t>
+      </w:r>
+    </w:p>
+    <w:p>
+      <w:pPr>
+        <w:pStyle w:val="LISTINGBODY"/>
+        <w:rPr>
+          <w:lang w:val="ru-RU"/>
+        </w:rPr>
+      </w:pPr>
+      <w:r>
+        <w:rPr>
+          <w:lang w:val="ru-RU"/>
+        </w:rPr>
+        <w:t xml:space="preserve">      &lt;/</w:t>
+      </w:r>
+      <w:r>
+        <w:t>footer</w:t>
+      </w:r>
+      <w:r>
+        <w:rPr>
+          <w:lang w:val="ru-RU"/>
+        </w:rPr>
+        <w:t>&gt;</w:t>
+      </w:r>
+    </w:p>
+    <w:p>
+      <w:pPr>
+        <w:pStyle w:val="LISTINGBODY"/>
+        <w:rPr>
+          <w:lang w:val="ru-RU"/>
+        </w:rPr>
+      </w:pPr>
+      <w:r>
+        <w:rPr>
+          <w:lang w:val="ru-RU"/>
+        </w:rPr>
+        <w:t xml:space="preserve">    &lt;/</w:t>
+      </w:r>
+      <w:r>
+        <w:t>main</w:t>
+      </w:r>
+      <w:r>
+        <w:rPr>
+          <w:lang w:val="ru-RU"/>
+        </w:rPr>
+        <w:t>&gt;</w:t>
+      </w:r>
+    </w:p>
+    <w:p>
+      <w:pPr>
+        <w:pStyle w:val="LISTINGBODY"/>
+        <w:rPr>
+          <w:lang w:val="ru-RU"/>
+        </w:rPr>
+      </w:pPr>
+      <w:r>
+        <w:rPr>
+          <w:lang w:val="ru-RU"/>
+        </w:rPr>
+        <w:t xml:space="preserve">  );</w:t>
+      </w:r>
+    </w:p>
+    <w:p>
+      <w:pPr>
+        <w:pStyle w:val="LISTINGBODY"/>
+        <w:rPr>
+          <w:lang w:val="ru-RU"/>
+        </w:rPr>
+      </w:pPr>
+      <w:r>
+        <w:rPr>
+          <w:lang w:val="ru-RU"/>
+        </w:rPr>
+        <w:t>}</w:t>
+      </w:r>
+    </w:p>
+    <w:p>
+      <w:pPr>
+        <w:pStyle w:val="LISTINGCAPTION"/>
+      </w:pPr>
+      <w:r>
+        <w:t>Листинг</w:t>
+      </w:r>
+      <w:r>
+        <w:t xml:space="preserve"> </w:t>
+      </w:r>
+      <w:r>
+        <w:fldChar w:fldCharType="begin"/>
+      </w:r>
+      <w:r>
+        <w:instrText xml:space="preserve"> </w:instrText>
+      </w:r>
+      <w:r>
+        <w:rPr>
+          <w:lang w:val="en-US"/>
+        </w:rPr>
+        <w:instrText>SEQ</w:instrText>
+      </w:r>
+      <w:r>
+        <w:instrText xml:space="preserve"> </w:instrText>
+      </w:r>
+      <w:r>
+        <w:instrText>Листинг</w:instrText>
+      </w:r>
+      <w:r>
+        <w:instrText xml:space="preserve"> \* </w:instrText>
+      </w:r>
+      <w:r>
+        <w:rPr>
+          <w:lang w:val="en-US"/>
+        </w:rPr>
+        <w:instrText>ARABIC</w:instrText>
+      </w:r>
+      <w:r>
+        <w:instrText xml:space="preserve"> </w:instrText>
+      </w:r>
+      <w:r>
+        <w:fldChar w:fldCharType="separate"/>
+      </w:r>
+      <w:r>
+        <w:rPr>
+          <w:noProof/>
+        </w:rPr>
+        <w:t>2</w:t>
+      </w:r>
+      <w:r>
+        <w:fldChar w:fldCharType="end"/>
+      </w:r>
+      <w:r>
+        <w:t xml:space="preserve"> — </w:t>
+      </w:r>
+      <w:r>
+        <w:t>Страница «О сервисе»</w:t>
+      </w:r>
+    </w:p>
+    <w:p>
+      <w:pPr>
+        <w:pStyle w:val="LISTINGBODY"/>
+      </w:pPr>
+      <w:r>
+        <w:t>import Link from "next/link";</w:t>
+      </w:r>
+    </w:p>
+    <w:p>
+      <w:pPr>
+        <w:pStyle w:val="LISTINGBODY"/>
+      </w:pPr>
+    </w:p>
+    <w:p>
+      <w:pPr>
+        <w:pStyle w:val="LISTINGBODY"/>
+        <w:rPr>
+          <w:lang w:val="ru-RU"/>
+        </w:rPr>
+      </w:pPr>
+      <w:r>
+        <w:rPr>
+          <w:lang w:val="ru-RU"/>
+        </w:rPr>
+        <w:t>// Массив позволяет выводить однотипные пункты без повторения разметки.</w:t>
+      </w:r>
+    </w:p>
+    <w:p>
+      <w:pPr>
+        <w:pStyle w:val="LISTINGBODY"/>
+      </w:pPr>
+      <w:r>
+        <w:t>const selectionTips = [</w:t>
+      </w:r>
+    </w:p>
+    <w:p>
+      <w:pPr>
+        <w:pStyle w:val="LISTINGBODY"/>
+      </w:pPr>
+      <w:r>
+        <w:t xml:space="preserve">  "Жанр и атмосфера",</w:t>
+      </w:r>
+    </w:p>
+    <w:p>
+      <w:pPr>
+        <w:pStyle w:val="LISTINGBODY"/>
+      </w:pPr>
+      <w:r>
+        <w:lastRenderedPageBreak/>
+        <w:t xml:space="preserve">  "Состав команды",</w:t>
+      </w:r>
+    </w:p>
+    <w:p>
+      <w:pPr>
+        <w:pStyle w:val="LISTINGBODY"/>
+      </w:pPr>
+      <w:r>
+        <w:t xml:space="preserve">  "Уровень сложности",</w:t>
+      </w:r>
+    </w:p>
+    <w:p>
+      <w:pPr>
+        <w:pStyle w:val="LISTINGBODY"/>
+      </w:pPr>
+      <w:r>
+        <w:t xml:space="preserve">  "Продолжительность",</w:t>
+      </w:r>
+    </w:p>
+    <w:p>
+      <w:pPr>
+        <w:pStyle w:val="LISTINGBODY"/>
+      </w:pPr>
+      <w:r>
+        <w:t xml:space="preserve">  "Расположение",</w:t>
+      </w:r>
+    </w:p>
+    <w:p>
+      <w:pPr>
+        <w:pStyle w:val="LISTINGBODY"/>
+      </w:pPr>
+      <w:r>
+        <w:t xml:space="preserve">  "Возрастные ограничения",</w:t>
+      </w:r>
+    </w:p>
+    <w:p>
+      <w:pPr>
+        <w:pStyle w:val="LISTINGBODY"/>
+      </w:pPr>
+      <w:r>
+        <w:t>];</w:t>
+      </w:r>
+    </w:p>
+    <w:p>
+      <w:pPr>
+        <w:pStyle w:val="LISTINGBODY"/>
+      </w:pPr>
+    </w:p>
+    <w:p>
+      <w:pPr>
+        <w:pStyle w:val="LISTINGBODY"/>
+      </w:pPr>
+      <w:r>
+        <w:t>export default function AboutPage() {</w:t>
+      </w:r>
+    </w:p>
+    <w:p>
+      <w:pPr>
+        <w:pStyle w:val="LISTINGBODY"/>
+      </w:pPr>
+      <w:r>
+        <w:t xml:space="preserve">  return (</w:t>
+      </w:r>
+    </w:p>
+    <w:p>
+      <w:pPr>
+        <w:pStyle w:val="LISTINGBODY"/>
+      </w:pPr>
+      <w:r>
+        <w:t xml:space="preserve">    &lt;main className="about-page"&gt;</w:t>
+      </w:r>
+    </w:p>
+    <w:p>
+      <w:pPr>
+        <w:pStyle w:val="LISTINGBODY"/>
+      </w:pPr>
+      <w:r>
+        <w:t xml:space="preserve">      &lt;header className="site-header container"&gt;</w:t>
+      </w:r>
+    </w:p>
+    <w:p>
+      <w:pPr>
+        <w:pStyle w:val="LISTINGBODY"/>
+      </w:pPr>
+      <w:r>
+        <w:t xml:space="preserve">        &lt;Link className="brand" href="/" aria-label="QuestCity — на главную"&gt;</w:t>
+      </w:r>
+    </w:p>
+    <w:p>
+      <w:pPr>
+        <w:pStyle w:val="LISTINGBODY"/>
+      </w:pPr>
+      <w:r>
+        <w:t xml:space="preserve">          Quest&lt;span&gt;City&lt;/span&gt;</w:t>
+      </w:r>
+    </w:p>
+    <w:p>
+      <w:pPr>
+        <w:pStyle w:val="LISTINGBODY"/>
+      </w:pPr>
+      <w:r>
+        <w:t xml:space="preserve">        &lt;/Link&gt;</w:t>
+      </w:r>
+    </w:p>
+    <w:p>
+      <w:pPr>
+        <w:pStyle w:val="LISTINGBODY"/>
+      </w:pPr>
+      <w:r>
+        <w:t xml:space="preserve">        &lt;nav aria-label="Основная навигация"&gt;</w:t>
+      </w:r>
+    </w:p>
+    <w:p>
+      <w:pPr>
+        <w:pStyle w:val="LISTINGBODY"/>
+      </w:pPr>
+      <w:r>
+        <w:t xml:space="preserve">          &lt;Link className="nav-link" href="/"&gt;</w:t>
+      </w:r>
+    </w:p>
+    <w:p>
+      <w:pPr>
+        <w:pStyle w:val="LISTINGBODY"/>
+      </w:pPr>
+      <w:r>
+        <w:t xml:space="preserve">            Главная</w:t>
+      </w:r>
+    </w:p>
+    <w:p>
+      <w:pPr>
+        <w:pStyle w:val="LISTINGBODY"/>
+      </w:pPr>
+      <w:r>
+        <w:t xml:space="preserve">          &lt;/Link&gt;</w:t>
+      </w:r>
+    </w:p>
+    <w:p>
+      <w:pPr>
+        <w:pStyle w:val="LISTINGBODY"/>
+      </w:pPr>
+      <w:r>
+        <w:t xml:space="preserve">        &lt;/nav&gt;</w:t>
+      </w:r>
+    </w:p>
+    <w:p>
+      <w:pPr>
+        <w:pStyle w:val="LISTINGBODY"/>
+      </w:pPr>
+      <w:r>
+        <w:t xml:space="preserve">      &lt;/header&gt;</w:t>
+      </w:r>
+    </w:p>
+    <w:p>
+      <w:pPr>
+        <w:pStyle w:val="LISTINGBODY"/>
+      </w:pPr>
+    </w:p>
+    <w:p>
+      <w:pPr>
+        <w:pStyle w:val="LISTINGBODY"/>
+      </w:pPr>
+      <w:r>
+        <w:t xml:space="preserve">      &lt;section className="about-hero container"&gt;</w:t>
+      </w:r>
+    </w:p>
+    <w:p>
+      <w:pPr>
+        <w:pStyle w:val="LISTINGBODY"/>
+      </w:pPr>
+      <w:r>
+        <w:t xml:space="preserve">        &lt;p className="eyebrow"&gt;О сервисе&lt;/p&gt;</w:t>
+      </w:r>
+    </w:p>
+    <w:p>
+      <w:pPr>
+        <w:pStyle w:val="LISTINGBODY"/>
+      </w:pPr>
+      <w:r>
+        <w:t xml:space="preserve">        &lt;h1&gt;Мы собираем городские приключения на одной карте.&lt;/h1&gt;</w:t>
+      </w:r>
+    </w:p>
+    <w:p>
+      <w:pPr>
+        <w:pStyle w:val="LISTINGBODY"/>
+      </w:pPr>
+      <w:r>
+        <w:t xml:space="preserve">        &lt;p className="about-lead"&gt;</w:t>
+      </w:r>
+    </w:p>
+    <w:p>
+      <w:pPr>
+        <w:pStyle w:val="LISTINGBODY"/>
+      </w:pPr>
+      <w:r>
+        <w:t xml:space="preserve">          Один вечер может стать детективом, экспедицией или путешествием в</w:t>
+      </w:r>
+    </w:p>
+    <w:p>
+      <w:pPr>
+        <w:pStyle w:val="LISTINGBODY"/>
+      </w:pPr>
+      <w:r>
+        <w:t xml:space="preserve">          другую эпоху. QuestCity помогает выбрать подходящую историю без</w:t>
+      </w:r>
+    </w:p>
+    <w:p>
+      <w:pPr>
+        <w:pStyle w:val="LISTINGBODY"/>
+      </w:pPr>
+      <w:r>
+        <w:t xml:space="preserve">          долгих поисков по сайтам разных организаторов.</w:t>
+      </w:r>
+    </w:p>
+    <w:p>
+      <w:pPr>
+        <w:pStyle w:val="LISTINGBODY"/>
+      </w:pPr>
+      <w:r>
+        <w:t xml:space="preserve">        &lt;/p&gt;</w:t>
+      </w:r>
+    </w:p>
+    <w:p>
+      <w:pPr>
+        <w:pStyle w:val="LISTINGBODY"/>
+      </w:pPr>
+      <w:r>
+        <w:t xml:space="preserve">      &lt;/section&gt;</w:t>
+      </w:r>
+    </w:p>
+    <w:p>
+      <w:pPr>
+        <w:pStyle w:val="LISTINGBODY"/>
+      </w:pPr>
+    </w:p>
+    <w:p>
+      <w:pPr>
+        <w:pStyle w:val="LISTINGBODY"/>
+      </w:pPr>
+      <w:r>
+        <w:t xml:space="preserve">      {/* Карточки группируют преимущества и ориентиры для выбора квеста. */}</w:t>
+      </w:r>
+    </w:p>
+    <w:p>
+      <w:pPr>
+        <w:pStyle w:val="LISTINGBODY"/>
+      </w:pPr>
+      <w:r>
+        <w:t xml:space="preserve">      &lt;section className="about-grid container" aria-label="Преимущества сервиса"&gt;</w:t>
+      </w:r>
+    </w:p>
+    <w:p>
+      <w:pPr>
+        <w:pStyle w:val="LISTINGBODY"/>
+      </w:pPr>
+      <w:r>
+        <w:t xml:space="preserve">        &lt;article className="about-card about-card--wide"&gt;</w:t>
+      </w:r>
+    </w:p>
+    <w:p>
+      <w:pPr>
+        <w:pStyle w:val="LISTINGBODY"/>
+      </w:pPr>
+      <w:r>
+        <w:t xml:space="preserve">          &lt;p className="section-number"&gt;01&lt;/p&gt;</w:t>
+      </w:r>
+    </w:p>
+    <w:p>
+      <w:pPr>
+        <w:pStyle w:val="LISTINGBODY"/>
+      </w:pPr>
+      <w:r>
+        <w:t xml:space="preserve">          &lt;h2&gt;Один сервис вместо десятка сайтов&lt;/h2&gt;</w:t>
+      </w:r>
+    </w:p>
+    <w:p>
+      <w:pPr>
+        <w:pStyle w:val="LISTINGBODY"/>
+      </w:pPr>
+      <w:r>
+        <w:t xml:space="preserve">          &lt;p&gt;</w:t>
+      </w:r>
+    </w:p>
+    <w:p>
+      <w:pPr>
+        <w:pStyle w:val="LISTINGBODY"/>
+      </w:pPr>
+      <w:r>
+        <w:t xml:space="preserve">            QuestCity объединяет предложения городских квестов и помогает</w:t>
+      </w:r>
+    </w:p>
+    <w:p>
+      <w:pPr>
+        <w:pStyle w:val="LISTINGBODY"/>
+      </w:pPr>
+      <w:r>
+        <w:t xml:space="preserve">            быстро сопоставить формат, атмосферу и условия участия. Всё важное</w:t>
+      </w:r>
+    </w:p>
+    <w:p>
+      <w:pPr>
+        <w:pStyle w:val="LISTINGBODY"/>
+      </w:pPr>
+      <w:r>
+        <w:t xml:space="preserve">            для выбора находится рядом и представлено в понятном виде.</w:t>
+      </w:r>
+    </w:p>
+    <w:p>
+      <w:pPr>
+        <w:pStyle w:val="LISTINGBODY"/>
+      </w:pPr>
+      <w:r>
+        <w:t xml:space="preserve">          &lt;/p&gt;</w:t>
+      </w:r>
+    </w:p>
+    <w:p>
+      <w:pPr>
+        <w:pStyle w:val="LISTINGBODY"/>
+      </w:pPr>
+      <w:r>
+        <w:t xml:space="preserve">        &lt;/article&gt;</w:t>
+      </w:r>
+    </w:p>
+    <w:p>
+      <w:pPr>
+        <w:pStyle w:val="LISTINGBODY"/>
+      </w:pPr>
+    </w:p>
+    <w:p>
+      <w:pPr>
+        <w:pStyle w:val="LISTINGBODY"/>
+      </w:pPr>
+      <w:r>
+        <w:t xml:space="preserve">        &lt;article className="about-card"&gt;</w:t>
+      </w:r>
+    </w:p>
+    <w:p>
+      <w:pPr>
+        <w:pStyle w:val="LISTINGBODY"/>
+      </w:pPr>
+      <w:r>
+        <w:t xml:space="preserve">          &lt;p className="section-number"&gt;02&lt;/p&gt;</w:t>
+      </w:r>
+    </w:p>
+    <w:p>
+      <w:pPr>
+        <w:pStyle w:val="LISTINGBODY"/>
+      </w:pPr>
+      <w:r>
+        <w:t xml:space="preserve">          &lt;h2&gt;Приключение для вашей компании&lt;/h2&gt;</w:t>
+      </w:r>
+    </w:p>
+    <w:p>
+      <w:pPr>
+        <w:pStyle w:val="LISTINGBODY"/>
+      </w:pPr>
+      <w:r>
+        <w:t xml:space="preserve">          &lt;p className="entity-name"&gt;Ваш ход&lt;/p&gt;</w:t>
+      </w:r>
+    </w:p>
+    <w:p>
+      <w:pPr>
+        <w:pStyle w:val="LISTINGBODY"/>
+      </w:pPr>
+      <w:r>
+        <w:t xml:space="preserve">          &lt;p&gt;</w:t>
+      </w:r>
+    </w:p>
+    <w:p>
+      <w:pPr>
+        <w:pStyle w:val="LISTINGBODY"/>
+      </w:pPr>
+      <w:r>
+        <w:t xml:space="preserve">            Выбирайте камерную загадку для двоих, семейное приключение или</w:t>
+      </w:r>
+    </w:p>
+    <w:p>
+      <w:pPr>
+        <w:pStyle w:val="LISTINGBODY"/>
+      </w:pPr>
+      <w:r>
+        <w:t xml:space="preserve">            напряжённую игру для большой компании друзей.</w:t>
+      </w:r>
+    </w:p>
+    <w:p>
+      <w:pPr>
+        <w:pStyle w:val="LISTINGBODY"/>
+      </w:pPr>
+      <w:r>
+        <w:t xml:space="preserve">          &lt;/p&gt;</w:t>
+      </w:r>
+    </w:p>
+    <w:p>
+      <w:pPr>
+        <w:pStyle w:val="LISTINGBODY"/>
+      </w:pPr>
+      <w:r>
+        <w:t xml:space="preserve">        &lt;/article&gt;</w:t>
+      </w:r>
+    </w:p>
+    <w:p>
+      <w:pPr>
+        <w:pStyle w:val="LISTINGBODY"/>
+      </w:pPr>
+    </w:p>
+    <w:p>
+      <w:pPr>
+        <w:pStyle w:val="LISTINGBODY"/>
+      </w:pPr>
+      <w:r>
+        <w:t xml:space="preserve">        &lt;article className="about-card"&gt;</w:t>
+      </w:r>
+    </w:p>
+    <w:p>
+      <w:pPr>
+        <w:pStyle w:val="LISTINGBODY"/>
+      </w:pPr>
+      <w:r>
+        <w:t xml:space="preserve">          &lt;p className="section-number"&gt;03&lt;/p&gt;</w:t>
+      </w:r>
+    </w:p>
+    <w:p>
+      <w:pPr>
+        <w:pStyle w:val="LISTINGBODY"/>
+      </w:pPr>
+      <w:r>
+        <w:t xml:space="preserve">          &lt;h2&gt;На что обратить внимание&lt;/h2&gt;</w:t>
+      </w:r>
+    </w:p>
+    <w:p>
+      <w:pPr>
+        <w:pStyle w:val="LISTINGBODY"/>
+      </w:pPr>
+      <w:r>
+        <w:t xml:space="preserve">          &lt;ul className="section-list"&gt;</w:t>
+      </w:r>
+    </w:p>
+    <w:p>
+      <w:pPr>
+        <w:pStyle w:val="LISTINGBODY"/>
+      </w:pPr>
+      <w:r>
+        <w:t xml:space="preserve">            {/* Текст пункта уникален, поэтому используется как стабильный key. */}</w:t>
+      </w:r>
+    </w:p>
+    <w:p>
+      <w:pPr>
+        <w:pStyle w:val="LISTINGBODY"/>
+      </w:pPr>
+      <w:r>
+        <w:t xml:space="preserve">            {selectionTips.map((tip) =&gt; (</w:t>
+      </w:r>
+    </w:p>
+    <w:p>
+      <w:pPr>
+        <w:pStyle w:val="LISTINGBODY"/>
+      </w:pPr>
+      <w:r>
+        <w:t xml:space="preserve">              &lt;li key={tip}&gt;{tip}&lt;/li&gt;</w:t>
+      </w:r>
+    </w:p>
+    <w:p>
+      <w:pPr>
+        <w:pStyle w:val="LISTINGBODY"/>
+      </w:pPr>
+      <w:r>
+        <w:t xml:space="preserve">            ))}</w:t>
+      </w:r>
+    </w:p>
+    <w:p>
+      <w:pPr>
+        <w:pStyle w:val="LISTINGBODY"/>
+      </w:pPr>
+      <w:r>
+        <w:t xml:space="preserve">          &lt;/ul&gt;</w:t>
+      </w:r>
+    </w:p>
+    <w:p>
+      <w:pPr>
+        <w:pStyle w:val="LISTINGBODY"/>
+      </w:pPr>
+      <w:r>
+        <w:lastRenderedPageBreak/>
+        <w:t xml:space="preserve">        &lt;/article&gt;</w:t>
+      </w:r>
+    </w:p>
+    <w:p>
+      <w:pPr>
+        <w:pStyle w:val="LISTINGBODY"/>
+      </w:pPr>
+      <w:r>
+        <w:t xml:space="preserve">      &lt;/section&gt;</w:t>
+      </w:r>
+    </w:p>
+    <w:p>
+      <w:pPr>
+        <w:pStyle w:val="LISTINGBODY"/>
+      </w:pPr>
+    </w:p>
+    <w:p>
+      <w:pPr>
+        <w:pStyle w:val="LISTINGBODY"/>
+      </w:pPr>
+      <w:r>
+        <w:t xml:space="preserve">      &lt;footer className="about-footer container"&gt;</w:t>
+      </w:r>
+    </w:p>
+    <w:p>
+      <w:pPr>
+        <w:pStyle w:val="LISTINGBODY"/>
+      </w:pPr>
+      <w:r>
+        <w:t xml:space="preserve">        &lt;Link className="text-link" href="/"&gt;</w:t>
+      </w:r>
+    </w:p>
+    <w:p>
+      <w:pPr>
+        <w:pStyle w:val="LISTINGBODY"/>
+      </w:pPr>
+      <w:r>
+        <w:t xml:space="preserve">          &lt;span aria-hidden="true"&gt;←&lt;/span&gt; Вернуться на главную</w:t>
+      </w:r>
+    </w:p>
+    <w:p>
+      <w:pPr>
+        <w:pStyle w:val="LISTINGBODY"/>
+      </w:pPr>
+      <w:r>
+        <w:t xml:space="preserve">        &lt;/Link&gt;</w:t>
+      </w:r>
+    </w:p>
+    <w:p>
+      <w:pPr>
+        <w:pStyle w:val="LISTINGBODY"/>
+      </w:pPr>
+      <w:r>
+        <w:t xml:space="preserve">      &lt;/footer&gt;</w:t>
+      </w:r>
+    </w:p>
+    <w:p>
+      <w:pPr>
+        <w:pStyle w:val="LISTINGBODY"/>
+      </w:pPr>
+      <w:r>
+        <w:t xml:space="preserve">    &lt;/main&gt;</w:t>
+      </w:r>
+    </w:p>
+    <w:p>
+      <w:pPr>
+        <w:pStyle w:val="LISTINGBODY"/>
+      </w:pPr>
+      <w:r>
+        <w:t xml:space="preserve">  );</w:t>
+      </w:r>
+    </w:p>
+    <w:p>
+      <w:pPr>
+        <w:pStyle w:val="LISTINGBODY"/>
+      </w:pPr>
+      <w:r>
+        <w:t>}</w:t>
+      </w:r>
+    </w:p>
+    <w:p>
+      <w:pPr>
+        <w:pStyle w:val="MAINTEXT1"/>
+        <w:ind w:firstLine="0"/>
+        <w:rPr>
+          <w:lang w:val="en-US"/>
+        </w:rPr>
+      </w:pPr>
     </w:p>
     <w:sectPr>
       <w:type w:val="continuous"/>

--- a/web/lab01/lab01.docx
+++ b/web/lab01/lab01.docx
@@ -101,12 +101,42 @@
               <w:adjustRightInd w:val="0"/>
               <w:jc w:val="center"/>
             </w:pPr>
+            <w:proofErr w:type="spellStart"/>
             <w:r>
               <w:rPr>
                 <w:lang w:val="en-US"/>
               </w:rPr>
-              <w:t>канд. техн. наук</w:t>
+              <w:t>канд</w:t>
             </w:r>
+            <w:proofErr w:type="spellEnd"/>
+            <w:r>
+              <w:rPr>
+                <w:lang w:val="en-US"/>
+              </w:rPr>
+              <w:t xml:space="preserve">. </w:t>
+            </w:r>
+            <w:proofErr w:type="spellStart"/>
+            <w:r>
+              <w:rPr>
+                <w:lang w:val="en-US"/>
+              </w:rPr>
+              <w:t>техн</w:t>
+            </w:r>
+            <w:proofErr w:type="spellEnd"/>
+            <w:r>
+              <w:rPr>
+                <w:lang w:val="en-US"/>
+              </w:rPr>
+              <w:t xml:space="preserve">. </w:t>
+            </w:r>
+            <w:proofErr w:type="spellStart"/>
+            <w:r>
+              <w:rPr>
+                <w:lang w:val="en-US"/>
+              </w:rPr>
+              <w:t>наук</w:t>
+            </w:r>
+            <w:proofErr w:type="spellEnd"/>
             <w:r>
               <w:t xml:space="preserve">, </w:t>
             </w:r>
@@ -203,9 +233,11 @@
             <w:r>
               <w:t xml:space="preserve">Е. Л. </w:t>
             </w:r>
+            <w:proofErr w:type="spellStart"/>
             <w:r>
               <w:t>Турнецкая</w:t>
             </w:r>
+            <w:proofErr w:type="spellEnd"/>
           </w:p>
         </w:tc>
       </w:tr>
@@ -1021,7 +1053,39 @@
         <w:t xml:space="preserve">Цель работы: </w:t>
       </w:r>
       <w:r>
-        <w:t>подготовить среду разработки и создать начальную версию веб-приложения на основе Next.js, React и TypeScript с использованием App Router.</w:t>
+        <w:t xml:space="preserve">подготовить среду разработки и создать начальную версию веб-приложения на основе Next.js, </w:t>
+      </w:r>
+      <w:proofErr w:type="spellStart"/>
+      <w:r>
+        <w:t>React</w:t>
+      </w:r>
+      <w:proofErr w:type="spellEnd"/>
+      <w:r>
+        <w:t xml:space="preserve"> и </w:t>
+      </w:r>
+      <w:proofErr w:type="spellStart"/>
+      <w:r>
+        <w:t>TypeScript</w:t>
+      </w:r>
+      <w:proofErr w:type="spellEnd"/>
+      <w:r>
+        <w:t xml:space="preserve"> с использованием </w:t>
+      </w:r>
+      <w:proofErr w:type="spellStart"/>
+      <w:r>
+        <w:t>App</w:t>
+      </w:r>
+      <w:proofErr w:type="spellEnd"/>
+      <w:r>
+        <w:t xml:space="preserve"> </w:t>
+      </w:r>
+      <w:proofErr w:type="spellStart"/>
+      <w:r>
+        <w:t>Router</w:t>
+      </w:r>
+      <w:proofErr w:type="spellEnd"/>
+      <w:r>
+        <w:t>.</w:t>
       </w:r>
     </w:p>
     <w:p>
@@ -1040,7 +1104,15 @@
         <w:pStyle w:val="MAINTEXT1"/>
       </w:pPr>
       <w:r>
-        <w:t>В ходе выполнения лабораторной работы была разработана начальная версия учебного приложения QuestCity. Приложение задумано как агрегатор городских квестов, объединяющий сведения о предложениях разных организаторов в одном интерфейсе. На первом этапе реализован информационный каркас проекта: главная страница, страница «</w:t>
+        <w:t xml:space="preserve">В ходе выполнения лабораторной работы была разработана начальная версия учебного приложения </w:t>
+      </w:r>
+      <w:proofErr w:type="spellStart"/>
+      <w:r>
+        <w:t>QuestCity</w:t>
+      </w:r>
+      <w:proofErr w:type="spellEnd"/>
+      <w:r>
+        <w:t>. Приложение задумано как агрегатор городских квестов, объединяющий сведения о предложениях разных организаторов в одном интерфейсе. На первом этапе реализован информационный каркас проекта: главная страница, страница «</w:t>
       </w:r>
       <w:r>
         <w:t>О сервисе</w:t>
@@ -1080,7 +1152,15 @@
         </w:rPr>
       </w:pPr>
       <w:r>
-        <w:t>Информация о городских квестах часто распределена между сайтами отдельных организаторов. Из-за этого пользователю приходится самостоятельно искать площадки, открывать несколько ресурсов и сравнивать жанры, стоимость, сложность, продолжительность, число игроков и другие характеристики. QuestCity должен сократить количество таких действий: собрать предложения в одном веб-приложении и предоставить понятный интерфейс для поиска и выбора подходящего варианта.</w:t>
+        <w:t xml:space="preserve">Информация о городских квестах часто распределена между сайтами отдельных организаторов. Из-за этого пользователю приходится самостоятельно искать площадки, открывать несколько ресурсов и сравнивать жанры, стоимость, сложность, продолжительность, число игроков и другие характеристики. </w:t>
+      </w:r>
+      <w:proofErr w:type="spellStart"/>
+      <w:r>
+        <w:t>QuestCity</w:t>
+      </w:r>
+      <w:proofErr w:type="spellEnd"/>
+      <w:r>
+        <w:t xml:space="preserve"> должен сократить количество таких действий: собрать предложения в одном веб-приложении и предоставить понятный интерфейс для поиска и выбора подходящего варианта.</w:t>
       </w:r>
     </w:p>
     <w:p>
@@ -1173,12 +1253,14 @@
       <w:r>
         <w:t>.</w:t>
       </w:r>
+      <w:proofErr w:type="spellStart"/>
       <w:r>
         <w:rPr>
           <w:lang w:val="en-US"/>
         </w:rPr>
         <w:t>js</w:t>
       </w:r>
+      <w:proofErr w:type="spellEnd"/>
     </w:p>
     <w:p>
       <w:pPr>
@@ -1197,12 +1279,14 @@
       <w:r>
         <w:t>.</w:t>
       </w:r>
+      <w:proofErr w:type="spellStart"/>
       <w:r>
         <w:rPr>
           <w:lang w:val="en-US"/>
         </w:rPr>
         <w:t>js</w:t>
       </w:r>
+      <w:proofErr w:type="spellEnd"/>
       <w:r>
         <w:t xml:space="preserve"> версии </w:t>
       </w:r>
@@ -1215,12 +1299,14 @@
       <w:r>
         <w:t xml:space="preserve">22.13.1 и пакетный менеджер </w:t>
       </w:r>
+      <w:proofErr w:type="spellStart"/>
       <w:r>
         <w:rPr>
           <w:lang w:val="en-US"/>
         </w:rPr>
         <w:t>npm</w:t>
       </w:r>
+      <w:proofErr w:type="spellEnd"/>
       <w:r>
         <w:t xml:space="preserve"> версии 11.19.1. На рисунке 1 представлено отображение версий </w:t>
       </w:r>
@@ -1233,21 +1319,25 @@
       <w:r>
         <w:t>.</w:t>
       </w:r>
+      <w:proofErr w:type="spellStart"/>
       <w:r>
         <w:rPr>
           <w:lang w:val="en-US"/>
         </w:rPr>
         <w:t>js</w:t>
       </w:r>
+      <w:proofErr w:type="spellEnd"/>
       <w:r>
         <w:t xml:space="preserve"> и </w:t>
       </w:r>
+      <w:proofErr w:type="spellStart"/>
       <w:r>
         <w:rPr>
           <w:lang w:val="en-US"/>
         </w:rPr>
         <w:t>npm</w:t>
       </w:r>
+      <w:proofErr w:type="spellEnd"/>
       <w:r>
         <w:t>, использованных при выполнении работы.</w:t>
       </w:r>
@@ -1332,8 +1422,13 @@
         <w:t xml:space="preserve"> </w:t>
       </w:r>
       <w:r>
-        <w:t>Версии Node.js и npm</w:t>
-      </w:r>
+        <w:t xml:space="preserve">Версии Node.js и </w:t>
+      </w:r>
+      <w:proofErr w:type="spellStart"/>
+      <w:r>
+        <w:t>npm</w:t>
+      </w:r>
+      <w:proofErr w:type="spellEnd"/>
     </w:p>
     <w:p>
       <w:pPr>
@@ -1611,11 +1706,19 @@
       <w:r>
         <w:t>.</w:t>
       </w:r>
+      <w:proofErr w:type="spellStart"/>
       <w:r>
         <w:rPr>
           <w:lang w:val="en-US"/>
         </w:rPr>
-        <w:t>tsx </w:t>
+        <w:t>tsx</w:t>
+      </w:r>
+      <w:proofErr w:type="spellEnd"/>
+      <w:r>
+        <w:rPr>
+          <w:lang w:val="en-US"/>
+        </w:rPr>
+        <w:t> </w:t>
       </w:r>
       <w:r>
         <w:t>содержит корневой макет, обязательные элементы</w:t>
@@ -1666,7 +1769,15 @@
         <w:t>=</w:t>
       </w:r>
       <w:r>
-        <w:t>"ru"</w:t>
+        <w:t>"</w:t>
+      </w:r>
+      <w:proofErr w:type="spellStart"/>
+      <w:r>
+        <w:t>ru</w:t>
+      </w:r>
+      <w:proofErr w:type="spellEnd"/>
+      <w:r>
+        <w:t>"</w:t>
       </w:r>
       <w:r>
         <w:t>, импорт глобальной таблицы стилей и метаданные приложения. В метаданных указаны название</w:t>
@@ -1675,8 +1786,16 @@
         <w:rPr>
           <w:lang w:val="en-US"/>
         </w:rPr>
-        <w:t> QuestCity</w:t>
-      </w:r>
+        <w:t> </w:t>
+      </w:r>
+      <w:proofErr w:type="spellStart"/>
+      <w:r>
+        <w:rPr>
+          <w:lang w:val="en-US"/>
+        </w:rPr>
+        <w:t>QuestCity</w:t>
+      </w:r>
+      <w:proofErr w:type="spellEnd"/>
       <w:r>
         <w:t xml:space="preserve"> </w:t>
       </w:r>
@@ -1713,12 +1832,14 @@
       <w:r>
         <w:t>.</w:t>
       </w:r>
+      <w:proofErr w:type="spellStart"/>
       <w:r>
         <w:rPr>
           <w:lang w:val="en-US"/>
         </w:rPr>
         <w:t>tsx</w:t>
       </w:r>
+      <w:proofErr w:type="spellEnd"/>
       <w:r>
         <w:rPr>
           <w:lang w:val="en-US"/>
@@ -1776,11 +1897,19 @@
       <w:r>
         <w:t>.</w:t>
       </w:r>
+      <w:proofErr w:type="spellStart"/>
       <w:r>
         <w:rPr>
           <w:lang w:val="en-US"/>
         </w:rPr>
-        <w:t>tsx </w:t>
+        <w:t>tsx</w:t>
+      </w:r>
+      <w:proofErr w:type="spellEnd"/>
+      <w:r>
+        <w:rPr>
+          <w:lang w:val="en-US"/>
+        </w:rPr>
+        <w:t> </w:t>
       </w:r>
       <w:r>
         <w:t>— маршрут</w:t>
@@ -1807,7 +1936,15 @@
         <w:t>»</w:t>
       </w:r>
       <w:r>
-        <w:t>. Переиспользуемые элементы интерфейса размещены в каталоге</w:t>
+        <w:t xml:space="preserve">. </w:t>
+      </w:r>
+      <w:proofErr w:type="spellStart"/>
+      <w:r>
+        <w:t>Переиспользуемые</w:t>
+      </w:r>
+      <w:proofErr w:type="spellEnd"/>
+      <w:r>
+        <w:t xml:space="preserve"> элементы интерфейса размещены в каталоге</w:t>
       </w:r>
       <w:r>
         <w:t xml:space="preserve"> </w:t>
@@ -1821,12 +1958,14 @@
       <w:r>
         <w:t>/</w:t>
       </w:r>
+      <w:proofErr w:type="spellStart"/>
       <w:r>
         <w:rPr>
           <w:lang w:val="en-US"/>
         </w:rPr>
         <w:t>ui</w:t>
       </w:r>
+      <w:proofErr w:type="spellEnd"/>
       <w:r>
         <w:t>. Оформление обеих страниц определено в</w:t>
       </w:r>
@@ -1842,21 +1981,25 @@
       <w:r>
         <w:t>/</w:t>
       </w:r>
+      <w:proofErr w:type="spellStart"/>
       <w:r>
         <w:rPr>
           <w:lang w:val="en-US"/>
         </w:rPr>
         <w:t>globals</w:t>
       </w:r>
+      <w:proofErr w:type="spellEnd"/>
       <w:r>
         <w:t>.</w:t>
       </w:r>
+      <w:proofErr w:type="spellStart"/>
       <w:r>
         <w:rPr>
           <w:lang w:val="en-US"/>
         </w:rPr>
         <w:t>css</w:t>
       </w:r>
+      <w:proofErr w:type="spellEnd"/>
       <w:r>
         <w:t>.</w:t>
       </w:r>
@@ -1884,7 +2027,63 @@
         <w:ind w:left="401"/>
       </w:pPr>
       <w:r>
-        <w:t xml:space="preserve">Для отображения предполагаемых возможностей сервиса был создан компонент FeatureCard. Его свойства описаны типом FeatureCardProps и обёрнуты в Readonly. Компонент принимает обязательные строковые свойства title и description, благодаря чему TypeScript проверяет корректность его использования. Семантический элемент article позволяет </w:t>
+        <w:t xml:space="preserve">Для отображения предполагаемых возможностей сервиса был создан компонент </w:t>
+      </w:r>
+      <w:proofErr w:type="spellStart"/>
+      <w:r>
+        <w:t>FeatureCard</w:t>
+      </w:r>
+      <w:proofErr w:type="spellEnd"/>
+      <w:r>
+        <w:t xml:space="preserve">. Его свойства описаны типом </w:t>
+      </w:r>
+      <w:proofErr w:type="spellStart"/>
+      <w:r>
+        <w:t>FeatureCardProps</w:t>
+      </w:r>
+      <w:proofErr w:type="spellEnd"/>
+      <w:r>
+        <w:t xml:space="preserve"> и обёрнуты в </w:t>
+      </w:r>
+      <w:proofErr w:type="spellStart"/>
+      <w:r>
+        <w:t>Readonly</w:t>
+      </w:r>
+      <w:proofErr w:type="spellEnd"/>
+      <w:r>
+        <w:t xml:space="preserve">. Компонент принимает обязательные строковые свойства </w:t>
+      </w:r>
+      <w:proofErr w:type="spellStart"/>
+      <w:r>
+        <w:t>title</w:t>
+      </w:r>
+      <w:proofErr w:type="spellEnd"/>
+      <w:r>
+        <w:t xml:space="preserve"> и </w:t>
+      </w:r>
+      <w:proofErr w:type="spellStart"/>
+      <w:r>
+        <w:t>description</w:t>
+      </w:r>
+      <w:proofErr w:type="spellEnd"/>
+      <w:r>
+        <w:t xml:space="preserve">, благодаря чему </w:t>
+      </w:r>
+      <w:proofErr w:type="spellStart"/>
+      <w:r>
+        <w:t>TypeScript</w:t>
+      </w:r>
+      <w:proofErr w:type="spellEnd"/>
+      <w:r>
+        <w:t xml:space="preserve"> проверяет корректность его использования. Семантический элемент </w:t>
+      </w:r>
+      <w:proofErr w:type="spellStart"/>
+      <w:r>
+        <w:t>article</w:t>
+      </w:r>
+      <w:proofErr w:type="spellEnd"/>
+      <w:r>
+        <w:t xml:space="preserve"> позволяет </w:t>
       </w:r>
       <w:r>
         <w:lastRenderedPageBreak/>
@@ -1894,7 +2093,15 @@
         <w:t xml:space="preserve"> </w:t>
       </w:r>
       <w:r>
-        <w:t>Листинг 1 содержит код компонента FeatureCard.</w:t>
+        <w:t xml:space="preserve">Листинг 1 содержит код компонента </w:t>
+      </w:r>
+      <w:proofErr w:type="spellStart"/>
+      <w:r>
+        <w:t>FeatureCard</w:t>
+      </w:r>
+      <w:proofErr w:type="spellEnd"/>
+      <w:r>
+        <w:t>.</w:t>
       </w:r>
     </w:p>
     <w:p>
@@ -1956,12 +2163,14 @@
       <w:r>
         <w:t xml:space="preserve">Компонент </w:t>
       </w:r>
+      <w:proofErr w:type="spellStart"/>
       <w:r>
         <w:rPr>
           <w:lang w:val="en-US"/>
         </w:rPr>
         <w:t>FeatureCard</w:t>
       </w:r>
+      <w:proofErr w:type="spellEnd"/>
     </w:p>
     <w:p>
       <w:pPr>
@@ -1976,9 +2185,11 @@
         </w:rPr>
         <w:t xml:space="preserve">// </w:t>
       </w:r>
+      <w:proofErr w:type="spellStart"/>
       <w:r>
         <w:t>Readonly</w:t>
       </w:r>
+      <w:proofErr w:type="spellEnd"/>
       <w:r>
         <w:rPr>
           <w:lang w:val="ru-RU"/>
@@ -1991,8 +2202,26 @@
         <w:pStyle w:val="LISTINGBODY"/>
       </w:pPr>
       <w:r>
-        <w:t>type FeatureCardProps = Readonly&lt;{</w:t>
-      </w:r>
+        <w:t xml:space="preserve">type </w:t>
+      </w:r>
+      <w:proofErr w:type="spellStart"/>
+      <w:r>
+        <w:t>FeatureCardProps</w:t>
+      </w:r>
+      <w:proofErr w:type="spellEnd"/>
+      <w:r>
+        <w:t xml:space="preserve"> = </w:t>
+      </w:r>
+      <w:proofErr w:type="spellStart"/>
+      <w:r>
+        <w:t>Readonly</w:t>
+      </w:r>
+      <w:proofErr w:type="spellEnd"/>
+      <w:proofErr w:type="gramStart"/>
+      <w:r>
+        <w:t>&lt;{</w:t>
+      </w:r>
+      <w:proofErr w:type="gramEnd"/>
     </w:p>
     <w:p>
       <w:pPr>
@@ -2028,7 +2257,20 @@
         <w:pStyle w:val="LISTINGBODY"/>
       </w:pPr>
       <w:r>
-        <w:t>export default function FeatureCard({</w:t>
+        <w:t xml:space="preserve">export default function </w:t>
+      </w:r>
+      <w:proofErr w:type="spellStart"/>
+      <w:proofErr w:type="gramStart"/>
+      <w:r>
+        <w:t>FeatureCard</w:t>
+      </w:r>
+      <w:proofErr w:type="spellEnd"/>
+      <w:r>
+        <w:t>(</w:t>
+      </w:r>
+      <w:proofErr w:type="gramEnd"/>
+      <w:r>
+        <w:t>{</w:t>
       </w:r>
     </w:p>
     <w:p>
@@ -2060,9 +2302,11 @@
         </w:rPr>
         <w:t xml:space="preserve">}: </w:t>
       </w:r>
+      <w:proofErr w:type="spellStart"/>
       <w:r>
         <w:t>FeatureCardProps</w:t>
       </w:r>
+      <w:proofErr w:type="spellEnd"/>
       <w:r>
         <w:rPr>
           <w:lang w:val="ru-RU"/>
@@ -2127,15 +2371,39 @@
         <w:t xml:space="preserve">    </w:t>
       </w:r>
       <w:r>
-        <w:t>&lt;article className="feature-card"&gt;</w:t>
-      </w:r>
-    </w:p>
-    <w:p>
-      <w:pPr>
-        <w:pStyle w:val="LISTINGBODY"/>
-      </w:pPr>
-      <w:r>
-        <w:t xml:space="preserve">      &lt;span className="feature-card__marker" aria-hidden="true" /&gt;</w:t>
+        <w:t xml:space="preserve">&lt;article </w:t>
+      </w:r>
+      <w:proofErr w:type="spellStart"/>
+      <w:r>
+        <w:t>className</w:t>
+      </w:r>
+      <w:proofErr w:type="spellEnd"/>
+      <w:r>
+        <w:t>="feature-card"&gt;</w:t>
+      </w:r>
+    </w:p>
+    <w:p>
+      <w:pPr>
+        <w:pStyle w:val="LISTINGBODY"/>
+      </w:pPr>
+      <w:r>
+        <w:t xml:space="preserve">      &lt;span </w:t>
+      </w:r>
+      <w:proofErr w:type="spellStart"/>
+      <w:r>
+        <w:t>className</w:t>
+      </w:r>
+      <w:proofErr w:type="spellEnd"/>
+      <w:r>
+        <w:t>="feature-</w:t>
+      </w:r>
+      <w:proofErr w:type="spellStart"/>
+      <w:r>
+        <w:t>card__marker</w:t>
+      </w:r>
+      <w:proofErr w:type="spellEnd"/>
+      <w:r>
+        <w:t>" aria-hidden="true" /&gt;</w:t>
       </w:r>
     </w:p>
     <w:p>
@@ -2195,7 +2463,31 @@
         <w:ind w:left="401"/>
       </w:pPr>
       <w:r>
-        <w:t>Главная страница приложения QuestCity реализована в файле app/page.tsx и доступна по маршруту /. Она представляет собой основной информационный экран агрегатора городских квестов.</w:t>
+        <w:t xml:space="preserve">Главная страница приложения </w:t>
+      </w:r>
+      <w:proofErr w:type="spellStart"/>
+      <w:r>
+        <w:t>QuestCity</w:t>
+      </w:r>
+      <w:proofErr w:type="spellEnd"/>
+      <w:r>
+        <w:t xml:space="preserve"> реализована в файле </w:t>
+      </w:r>
+      <w:proofErr w:type="spellStart"/>
+      <w:r>
+        <w:t>app</w:t>
+      </w:r>
+      <w:proofErr w:type="spellEnd"/>
+      <w:r>
+        <w:t>/</w:t>
+      </w:r>
+      <w:proofErr w:type="spellStart"/>
+      <w:r>
+        <w:t>page.tsx</w:t>
+      </w:r>
+      <w:proofErr w:type="spellEnd"/>
+      <w:r>
+        <w:t xml:space="preserve"> и доступна по маршруту /. Она представляет собой основной информационный экран агрегатора городских квестов.</w:t>
       </w:r>
     </w:p>
     <w:p>
@@ -2204,13 +2496,37 @@
         <w:ind w:left="401"/>
       </w:pPr>
       <w:r>
-        <w:t>В верхней части страницы расположен заголовочный блок с названием QuestCity и навигационной ссылкой на страницу «</w:t>
+        <w:t xml:space="preserve">В верхней части страницы расположен заголовочный блок с названием </w:t>
+      </w:r>
+      <w:proofErr w:type="spellStart"/>
+      <w:r>
+        <w:t>QuestCity</w:t>
+      </w:r>
+      <w:proofErr w:type="spellEnd"/>
+      <w:r>
+        <w:t xml:space="preserve"> и навигационной ссылкой на страницу «</w:t>
       </w:r>
       <w:r>
         <w:t>О сервисе</w:t>
       </w:r>
       <w:r>
-        <w:t>». Для перехода между маршрутами используется компонент Link из библиотеки next/link, обеспечивающий навигацию без полной перезагрузки страницы.</w:t>
+        <w:t xml:space="preserve">». Для перехода между маршрутами используется компонент Link из библиотеки </w:t>
+      </w:r>
+      <w:proofErr w:type="spellStart"/>
+      <w:r>
+        <w:t>next</w:t>
+      </w:r>
+      <w:proofErr w:type="spellEnd"/>
+      <w:r>
+        <w:t>/</w:t>
+      </w:r>
+      <w:proofErr w:type="spellStart"/>
+      <w:r>
+        <w:t>link</w:t>
+      </w:r>
+      <w:proofErr w:type="spellEnd"/>
+      <w:r>
+        <w:t>, обеспечивающий навигацию без полной перезагрузки страницы.</w:t>
       </w:r>
     </w:p>
     <w:p>
@@ -2219,7 +2535,15 @@
         <w:ind w:left="401"/>
       </w:pPr>
       <w:r>
-        <w:t>Главный экран содержит название сервиса, краткое описание его назначения и кнопку перехода к дополнительной информации. Справа размещено тематическое изображение участников квеста. Изображение хранится в каталоге public, подключается с помощью компонента Image из Next.js и загружается приоритетно, поскольку находится в первом видимом блоке страницы. Для него также заданы альтернативный текст и адаптивные размеры.</w:t>
+        <w:t xml:space="preserve">Главный экран содержит название сервиса, краткое описание его назначения и кнопку перехода к дополнительной информации. Справа размещено тематическое изображение участников квеста. Изображение хранится в каталоге </w:t>
+      </w:r>
+      <w:proofErr w:type="spellStart"/>
+      <w:r>
+        <w:t>public</w:t>
+      </w:r>
+      <w:proofErr w:type="spellEnd"/>
+      <w:r>
+        <w:t>, подключается с помощью компонента Image из Next.js и загружается приоритетно, поскольку находится в первом видимом блоке страницы. Для него также заданы альтернативный текст и адаптивные размеры.</w:t>
       </w:r>
     </w:p>
     <w:p>
@@ -2232,7 +2556,39 @@
       </w:r>
       <w:r>
         <w:lastRenderedPageBreak/>
-        <w:t>просмотр каталога квестов, поиск подходящего варианта и сохранение понравившихся квестов. Для отображения этих возможностей трижды используется переиспользуемый компонент FeatureCard, которому передаются различные значения типизированных свойств title и description.</w:t>
+        <w:t xml:space="preserve">просмотр каталога квестов, поиск подходящего варианта и сохранение понравившихся квестов. Для отображения этих возможностей трижды используется </w:t>
+      </w:r>
+      <w:proofErr w:type="spellStart"/>
+      <w:r>
+        <w:t>переиспользуемый</w:t>
+      </w:r>
+      <w:proofErr w:type="spellEnd"/>
+      <w:r>
+        <w:t xml:space="preserve"> компонент </w:t>
+      </w:r>
+      <w:proofErr w:type="spellStart"/>
+      <w:r>
+        <w:t>FeatureCard</w:t>
+      </w:r>
+      <w:proofErr w:type="spellEnd"/>
+      <w:r>
+        <w:t xml:space="preserve">, которому передаются различные значения типизированных свойств </w:t>
+      </w:r>
+      <w:proofErr w:type="spellStart"/>
+      <w:r>
+        <w:t>title</w:t>
+      </w:r>
+      <w:proofErr w:type="spellEnd"/>
+      <w:r>
+        <w:t xml:space="preserve"> и </w:t>
+      </w:r>
+      <w:proofErr w:type="spellStart"/>
+      <w:r>
+        <w:t>description</w:t>
+      </w:r>
+      <w:proofErr w:type="spellEnd"/>
+      <w:r>
+        <w:t>.</w:t>
       </w:r>
     </w:p>
     <w:p>
@@ -2247,7 +2603,63 @@
         <w:t>О сервисе</w:t>
       </w:r>
       <w:r>
-        <w:t>». Для разметки применены семантические элементы main, section, header, nav, figure, article и footer.</w:t>
+        <w:t xml:space="preserve">». Для разметки применены семантические элементы </w:t>
+      </w:r>
+      <w:proofErr w:type="spellStart"/>
+      <w:r>
+        <w:t>main</w:t>
+      </w:r>
+      <w:proofErr w:type="spellEnd"/>
+      <w:r>
+        <w:t xml:space="preserve">, </w:t>
+      </w:r>
+      <w:proofErr w:type="spellStart"/>
+      <w:r>
+        <w:t>section</w:t>
+      </w:r>
+      <w:proofErr w:type="spellEnd"/>
+      <w:r>
+        <w:t xml:space="preserve">, </w:t>
+      </w:r>
+      <w:proofErr w:type="spellStart"/>
+      <w:r>
+        <w:t>header</w:t>
+      </w:r>
+      <w:proofErr w:type="spellEnd"/>
+      <w:r>
+        <w:t xml:space="preserve">, </w:t>
+      </w:r>
+      <w:proofErr w:type="spellStart"/>
+      <w:r>
+        <w:t>nav</w:t>
+      </w:r>
+      <w:proofErr w:type="spellEnd"/>
+      <w:r>
+        <w:t xml:space="preserve">, </w:t>
+      </w:r>
+      <w:proofErr w:type="spellStart"/>
+      <w:r>
+        <w:t>figure</w:t>
+      </w:r>
+      <w:proofErr w:type="spellEnd"/>
+      <w:r>
+        <w:t xml:space="preserve">, </w:t>
+      </w:r>
+      <w:proofErr w:type="spellStart"/>
+      <w:r>
+        <w:t>article</w:t>
+      </w:r>
+      <w:proofErr w:type="spellEnd"/>
+      <w:r>
+        <w:t xml:space="preserve"> и </w:t>
+      </w:r>
+      <w:proofErr w:type="spellStart"/>
+      <w:r>
+        <w:t>footer</w:t>
+      </w:r>
+      <w:proofErr w:type="spellEnd"/>
+      <w:r>
+        <w:t>.</w:t>
       </w:r>
     </w:p>
     <w:p>
@@ -2256,7 +2668,23 @@
         <w:ind w:left="401"/>
       </w:pPr>
       <w:r>
-        <w:t>Главная страница является серверным компонентом. Использование директивы "use client" не требуется, поскольку страница не содержит сложного состояния, обработчиков событий или другой клиентской логики.</w:t>
+        <w:t>Главная страница является серверным компонентом. Использование директивы "</w:t>
+      </w:r>
+      <w:proofErr w:type="spellStart"/>
+      <w:r>
+        <w:t>use</w:t>
+      </w:r>
+      <w:proofErr w:type="spellEnd"/>
+      <w:r>
+        <w:t xml:space="preserve"> </w:t>
+      </w:r>
+      <w:proofErr w:type="spellStart"/>
+      <w:r>
+        <w:t>client</w:t>
+      </w:r>
+      <w:proofErr w:type="spellEnd"/>
+      <w:r>
+        <w:t>" не требуется, поскольку страница не содержит сложного состояния, обработчиков событий или другой клиентской логики.</w:t>
       </w:r>
     </w:p>
     <w:p>
@@ -2271,7 +2699,15 @@
         <w:t>4</w:t>
       </w:r>
       <w:r>
-        <w:t xml:space="preserve"> представлена главная страница приложения QuestCity.</w:t>
+        <w:t xml:space="preserve"> представлена главная страница приложения </w:t>
+      </w:r>
+      <w:proofErr w:type="spellStart"/>
+      <w:r>
+        <w:t>QuestCity</w:t>
+      </w:r>
+      <w:proofErr w:type="spellEnd"/>
+      <w:r>
+        <w:t>.</w:t>
       </w:r>
     </w:p>
     <w:p>
@@ -2281,8 +2717,8 @@
       <w:r>
         <w:drawing>
           <wp:inline distT="0" distB="0" distL="0" distR="0" wp14:anchorId="5AE9AFCC" wp14:editId="520A0804">
-            <wp:extent cx="3171217" cy="5052770"/>
-            <wp:effectExtent l="0" t="0" r="3810" b="1905"/>
+            <wp:extent cx="2894160" cy="4611329"/>
+            <wp:effectExtent l="0" t="0" r="1905" b="0"/>
             <wp:docPr id="1874734741" name="Graphic 1874734741"/>
             <wp:cNvGraphicFramePr>
               <a:graphicFrameLocks xmlns:a="http://schemas.openxmlformats.org/drawingml/2006/main" noChangeAspect="1"/>
@@ -2303,7 +2739,7 @@
                   <pic:spPr>
                     <a:xfrm>
                       <a:off x="0" y="0"/>
-                      <a:ext cx="3194930" cy="5090553"/>
+                      <a:ext cx="2928906" cy="4666690"/>
                     </a:xfrm>
                     <a:prstGeom prst="rect">
                       <a:avLst/>
@@ -2318,8 +2754,8 @@
       <w:r>
         <w:drawing>
           <wp:inline distT="0" distB="0" distL="0" distR="0" wp14:anchorId="7E7949C1" wp14:editId="0E0F7211">
-            <wp:extent cx="2348843" cy="5090553"/>
-            <wp:effectExtent l="0" t="0" r="1270" b="2540"/>
+            <wp:extent cx="2132260" cy="4621161"/>
+            <wp:effectExtent l="0" t="0" r="1905" b="1905"/>
             <wp:docPr id="121683747" name="Graphic 1874734741" descr="A screenshot of a website&#10;&#10;Description automatically generated"/>
             <wp:cNvGraphicFramePr>
               <a:graphicFrameLocks xmlns:a="http://schemas.openxmlformats.org/drawingml/2006/main" noChangeAspect="1"/>
@@ -2340,7 +2776,7 @@
                   <pic:spPr>
                     <a:xfrm>
                       <a:off x="0" y="0"/>
-                      <a:ext cx="2348843" cy="5090553"/>
+                      <a:ext cx="2154018" cy="4668316"/>
                     </a:xfrm>
                     <a:prstGeom prst="rect">
                       <a:avLst/>
@@ -2358,59 +2794,89 @@
         <w:pStyle w:val="PICTURECAPTION"/>
       </w:pPr>
       <w:r>
+        <w:t xml:space="preserve">Рисунок </w:t>
+      </w:r>
+      <w:r>
+        <w:fldChar w:fldCharType="begin"/>
+      </w:r>
+      <w:r>
+        <w:instrText xml:space="preserve"> SEQ Рисунок \* ARABIC </w:instrText>
+      </w:r>
+      <w:r>
+        <w:fldChar w:fldCharType="separate"/>
+      </w:r>
+      <w:r>
+        <w:rPr>
+          <w:noProof/>
+        </w:rPr>
+        <w:t>4</w:t>
+      </w:r>
+      <w:r>
+        <w:rPr>
+          <w:noProof/>
+        </w:rPr>
+        <w:fldChar w:fldCharType="end"/>
+      </w:r>
+      <w:r>
+        <w:t xml:space="preserve"> </w:t>
+      </w:r>
+      <w:r>
+        <w:t>—</w:t>
+      </w:r>
+      <w:r>
+        <w:t xml:space="preserve"> </w:t>
+      </w:r>
+      <w:r>
+        <w:t>Главная страница</w:t>
+      </w:r>
+    </w:p>
+    <w:p>
+      <w:pPr>
+        <w:pStyle w:val="DIV2"/>
+      </w:pPr>
+      <w:proofErr w:type="spellStart"/>
+      <w:r>
+        <w:rPr>
+          <w:lang w:val="en-US"/>
+        </w:rPr>
         <w:lastRenderedPageBreak/>
-        <w:t xml:space="preserve">Рисунок </w:t>
-      </w:r>
-      <w:r>
-        <w:fldChar w:fldCharType="begin"/>
-      </w:r>
-      <w:r>
-        <w:instrText xml:space="preserve"> SEQ Рисунок \* ARABIC </w:instrText>
-      </w:r>
-      <w:r>
-        <w:fldChar w:fldCharType="separate"/>
-      </w:r>
-      <w:r>
-        <w:rPr>
-          <w:noProof/>
-        </w:rPr>
-        <w:t>4</w:t>
-      </w:r>
-      <w:r>
-        <w:rPr>
-          <w:noProof/>
-        </w:rPr>
-        <w:fldChar w:fldCharType="end"/>
-      </w:r>
-      <w:r>
+        <w:t>Реализация</w:t>
+      </w:r>
+      <w:proofErr w:type="spellEnd"/>
+      <w:r>
+        <w:rPr>
+          <w:lang w:val="en-US"/>
+        </w:rPr>
         <w:t xml:space="preserve"> </w:t>
       </w:r>
-      <w:r>
-        <w:t>—</w:t>
-      </w:r>
-      <w:r>
-        <w:t xml:space="preserve"> </w:t>
-      </w:r>
-      <w:r>
-        <w:t>Главная страница</w:t>
-      </w:r>
-    </w:p>
-    <w:p>
-      <w:pPr>
-        <w:pStyle w:val="DIV2"/>
-      </w:pPr>
+      <w:proofErr w:type="spellStart"/>
       <w:r>
         <w:rPr>
           <w:lang w:val="en-US"/>
         </w:rPr>
-        <w:t>Реализация страницы «</w:t>
-      </w:r>
+        <w:t>страницы</w:t>
+      </w:r>
+      <w:proofErr w:type="spellEnd"/>
       <w:r>
         <w:rPr>
           <w:lang w:val="en-US"/>
         </w:rPr>
-        <w:t>О сервисе</w:t>
-      </w:r>
+        <w:t xml:space="preserve"> «</w:t>
+      </w:r>
+      <w:r>
+        <w:rPr>
+          <w:lang w:val="en-US"/>
+        </w:rPr>
+        <w:t xml:space="preserve">О </w:t>
+      </w:r>
+      <w:proofErr w:type="spellStart"/>
+      <w:r>
+        <w:rPr>
+          <w:lang w:val="en-US"/>
+        </w:rPr>
+        <w:t>сервисе</w:t>
+      </w:r>
+      <w:proofErr w:type="spellEnd"/>
       <w:r>
         <w:rPr>
           <w:lang w:val="en-US"/>
@@ -2430,7 +2896,47 @@
         <w:t>О сервисе</w:t>
       </w:r>
       <w:r>
-        <w:t>» реализована в файле app/about/page.tsx и доступна по маршруту /about. Она содержит дополнительную информацию о назначении и преимуществах сервиса QuestCity.</w:t>
+        <w:t xml:space="preserve">» реализована в файле </w:t>
+      </w:r>
+      <w:proofErr w:type="spellStart"/>
+      <w:r>
+        <w:t>app</w:t>
+      </w:r>
+      <w:proofErr w:type="spellEnd"/>
+      <w:r>
+        <w:t>/</w:t>
+      </w:r>
+      <w:proofErr w:type="spellStart"/>
+      <w:r>
+        <w:t>about</w:t>
+      </w:r>
+      <w:proofErr w:type="spellEnd"/>
+      <w:r>
+        <w:t>/</w:t>
+      </w:r>
+      <w:proofErr w:type="spellStart"/>
+      <w:r>
+        <w:t>page.tsx</w:t>
+      </w:r>
+      <w:proofErr w:type="spellEnd"/>
+      <w:r>
+        <w:t xml:space="preserve"> и доступна по маршруту /</w:t>
+      </w:r>
+      <w:proofErr w:type="spellStart"/>
+      <w:r>
+        <w:t>about</w:t>
+      </w:r>
+      <w:proofErr w:type="spellEnd"/>
+      <w:r>
+        <w:t xml:space="preserve">. Она содержит дополнительную информацию о назначении и преимуществах сервиса </w:t>
+      </w:r>
+      <w:proofErr w:type="spellStart"/>
+      <w:r>
+        <w:t>QuestCity</w:t>
+      </w:r>
+      <w:proofErr w:type="spellEnd"/>
+      <w:r>
+        <w:t>.</w:t>
       </w:r>
     </w:p>
     <w:p>
@@ -2438,6 +2944,25 @@
         <w:pStyle w:val="MAINTEXT2"/>
         <w:ind w:left="401"/>
       </w:pPr>
+      <w:r>
+        <w:t xml:space="preserve">В заголовочной части страницы размещены название приложения и навигационная ссылка для возврата на главную страницу. Переход также реализован с помощью компонента Link из </w:t>
+      </w:r>
+      <w:proofErr w:type="spellStart"/>
+      <w:r>
+        <w:t>next</w:t>
+      </w:r>
+      <w:proofErr w:type="spellEnd"/>
+      <w:r>
+        <w:t>/</w:t>
+      </w:r>
+      <w:proofErr w:type="spellStart"/>
+      <w:r>
+        <w:t>link</w:t>
+      </w:r>
+      <w:proofErr w:type="spellEnd"/>
+      <w:r>
+        <w:t>.</w:t>
+      </w:r>
     </w:p>
     <w:p>
       <w:pPr>
@@ -2445,7 +2970,15 @@
         <w:ind w:left="401"/>
       </w:pPr>
       <w:r>
-        <w:t>В заголовочной части страницы размещены название приложения и навигационная ссылка для возврата на главную страницу. Переход также реализован с помощью компонента Link из next/link.</w:t>
+        <w:t xml:space="preserve">Основной блок объясняет идею </w:t>
+      </w:r>
+      <w:proofErr w:type="spellStart"/>
+      <w:r>
+        <w:t>QuestCity</w:t>
+      </w:r>
+      <w:proofErr w:type="spellEnd"/>
+      <w:r>
+        <w:t xml:space="preserve"> как единого сервиса, собирающего информацию о городских квестах разных организаторов. Содержимое страницы ориентировано на пользователя и рассказывает о преимуществах поиска квестов через единый интерфейс.</w:t>
       </w:r>
     </w:p>
     <w:p>
@@ -2453,6 +2986,9 @@
         <w:pStyle w:val="MAINTEXT2"/>
         <w:ind w:left="401"/>
       </w:pPr>
+      <w:r>
+        <w:t>Далее представлены три тематических блока. Первый описывает возможность сравнивать предложения разных организаторов в одном месте. Второй посвящён выбору подходящего приключения для пары, семьи или компании друзей. Третий содержит характеристики, на которые рекомендуется обращать внимание при выборе квеста: жанр и атмосфера, состав команды, уровень сложности, продолжительность, расположение и возрастные ограничения.</w:t>
+      </w:r>
     </w:p>
     <w:p>
       <w:pPr>
@@ -2460,7 +2996,31 @@
         <w:ind w:left="401"/>
       </w:pPr>
       <w:r>
-        <w:t>Основной блок объясняет идею QuestCity как единого сервиса, собирающего информацию о городских квестах разных организаторов. Содержимое страницы ориентировано на пользователя и рассказывает о преимуществах поиска квестов через единый интерфейс.</w:t>
+        <w:t xml:space="preserve">Перечень характеристик хранится в массиве </w:t>
+      </w:r>
+      <w:proofErr w:type="spellStart"/>
+      <w:r>
+        <w:t>selectionTips</w:t>
+      </w:r>
+      <w:proofErr w:type="spellEnd"/>
+      <w:r>
+        <w:t xml:space="preserve">. Элементы списка создаются с помощью метода </w:t>
+      </w:r>
+      <w:proofErr w:type="spellStart"/>
+      <w:r>
+        <w:t>map</w:t>
+      </w:r>
+      <w:proofErr w:type="spellEnd"/>
+      <w:r>
+        <w:t xml:space="preserve">, что позволяет избежать повторения одинаковой JSX-разметки. Текст каждого пункта используется в качестве уникального ключа </w:t>
+      </w:r>
+      <w:proofErr w:type="spellStart"/>
+      <w:r>
+        <w:t>key</w:t>
+      </w:r>
+      <w:proofErr w:type="spellEnd"/>
+      <w:r>
+        <w:t>.</w:t>
       </w:r>
     </w:p>
     <w:p>
@@ -2468,6 +3028,9 @@
         <w:pStyle w:val="MAINTEXT2"/>
         <w:ind w:left="401"/>
       </w:pPr>
+      <w:r>
+        <w:t>Страница построена с применением семантических элементов и остаётся серверным компонентом. В нижней части размещена ссылка для возврата на главную страницу приложения.</w:t>
+      </w:r>
     </w:p>
     <w:p>
       <w:pPr>
@@ -2475,72 +3038,30 @@
         <w:ind w:left="401"/>
       </w:pPr>
       <w:r>
-        <w:t>Далее представлены три тематических блока. Первый описывает возможность сравнивать предложения разных организаторов в одном месте. Второй посвящён выбору подходящего приключения для пары, семьи или компании друзей. Третий содержит характеристики, на которые рекомендуется обращать внимание при выборе квеста: жанр и атмосфера, состав команды, уровень сложности, продолжительность, расположение и возрастные ограничения.</w:t>
-      </w:r>
-    </w:p>
-    <w:p>
-      <w:pPr>
-        <w:pStyle w:val="MAINTEXT2"/>
-        <w:ind w:left="401"/>
-      </w:pPr>
-    </w:p>
-    <w:p>
-      <w:pPr>
-        <w:pStyle w:val="MAINTEXT2"/>
-        <w:ind w:left="401"/>
-      </w:pPr>
-      <w:r>
-        <w:t>Перечень характеристик хранится в массиве selectionTips. Элементы списка создаются с помощью метода map, что позволяет избежать повторения одинаковой JSX-разметки. Текст каждого пункта используется в качестве уникального ключа key.</w:t>
-      </w:r>
-    </w:p>
-    <w:p>
-      <w:pPr>
-        <w:pStyle w:val="MAINTEXT2"/>
-        <w:ind w:left="401"/>
-      </w:pPr>
-    </w:p>
-    <w:p>
-      <w:pPr>
-        <w:pStyle w:val="MAINTEXT2"/>
-        <w:ind w:left="401"/>
-      </w:pPr>
-      <w:r>
-        <w:t xml:space="preserve">Страница построена с применением семантических элементов и остаётся серверным компонентом. В нижней части размещена ссылка для </w:t>
-      </w:r>
+        <w:t xml:space="preserve">На рисунке </w:t>
+      </w:r>
+      <w:r>
+        <w:t>5</w:t>
+      </w:r>
+      <w:r>
+        <w:t xml:space="preserve"> представлена страница «О </w:t>
+      </w:r>
+      <w:r>
+        <w:t>сервисе</w:t>
+      </w:r>
+      <w:r>
+        <w:t>»</w:t>
+      </w:r>
+      <w:r>
+        <w:t>.</w:t>
+      </w:r>
+    </w:p>
+    <w:p>
+      <w:pPr>
+        <w:pStyle w:val="PICTURE"/>
+      </w:pPr>
       <w:r>
         <w:lastRenderedPageBreak/>
-        <w:t>возврата на главную страницу приложения.</w:t>
-      </w:r>
-    </w:p>
-    <w:p>
-      <w:pPr>
-        <w:pStyle w:val="MAINTEXT2"/>
-        <w:ind w:left="401"/>
-      </w:pPr>
-      <w:r>
-        <w:t xml:space="preserve">На рисунке </w:t>
-      </w:r>
-      <w:r>
-        <w:t>5</w:t>
-      </w:r>
-      <w:r>
-        <w:t xml:space="preserve"> представлена страница «О </w:t>
-      </w:r>
-      <w:r>
-        <w:t>сервисе</w:t>
-      </w:r>
-      <w:r>
-        <w:t>»</w:t>
-      </w:r>
-      <w:r>
-        <w:t>.</w:t>
-      </w:r>
-    </w:p>
-    <w:p>
-      <w:pPr>
-        <w:pStyle w:val="PICTURE"/>
-      </w:pPr>
-      <w:r>
         <w:drawing>
           <wp:inline distT="0" distB="0" distL="0" distR="0" wp14:anchorId="5AE9AFCC" wp14:editId="520A0804">
             <wp:extent cx="3745149" cy="4109584"/>
@@ -2670,14 +3191,40 @@
         <w:ind w:left="401"/>
       </w:pPr>
       <w:r>
-        <w:t>После завершения реализации в каталоге app была выполнена статическая проверка командой:</w:t>
+        <w:t xml:space="preserve">После завершения реализации в каталоге </w:t>
+      </w:r>
+      <w:proofErr w:type="spellStart"/>
+      <w:r>
+        <w:t>app</w:t>
+      </w:r>
+      <w:proofErr w:type="spellEnd"/>
+      <w:r>
+        <w:t xml:space="preserve"> была выполнена статическая проверка командой:</w:t>
       </w:r>
       <w:r>
         <w:t xml:space="preserve"> </w:t>
       </w:r>
-      <w:r>
-        <w:t>npm run lint</w:t>
-      </w:r>
+      <w:proofErr w:type="spellStart"/>
+      <w:r>
+        <w:t>npm</w:t>
+      </w:r>
+      <w:proofErr w:type="spellEnd"/>
+      <w:r>
+        <w:t xml:space="preserve"> </w:t>
+      </w:r>
+      <w:proofErr w:type="spellStart"/>
+      <w:r>
+        <w:t>run</w:t>
+      </w:r>
+      <w:proofErr w:type="spellEnd"/>
+      <w:r>
+        <w:t xml:space="preserve"> </w:t>
+      </w:r>
+      <w:proofErr w:type="spellStart"/>
+      <w:r>
+        <w:t>lint</w:t>
+      </w:r>
+      <w:proofErr w:type="spellEnd"/>
       <w:r>
         <w:t>.</w:t>
       </w:r>
@@ -2685,14 +3232,40 @@
         <w:t xml:space="preserve"> </w:t>
       </w:r>
       <w:r>
-        <w:t>Команда завершилась успешно, ошибок ESLint обнаружено не было. Затем была запущена производственная сборка</w:t>
+        <w:t xml:space="preserve">Команда завершилась успешно, ошибок </w:t>
+      </w:r>
+      <w:proofErr w:type="spellStart"/>
+      <w:r>
+        <w:t>ESLint</w:t>
+      </w:r>
+      <w:proofErr w:type="spellEnd"/>
+      <w:r>
+        <w:t xml:space="preserve"> обнаружено не было. Затем была запущена производственная сборка</w:t>
       </w:r>
       <w:r>
         <w:t xml:space="preserve">: </w:t>
       </w:r>
-      <w:r>
-        <w:t>npm run build</w:t>
-      </w:r>
+      <w:proofErr w:type="spellStart"/>
+      <w:r>
+        <w:t>npm</w:t>
+      </w:r>
+      <w:proofErr w:type="spellEnd"/>
+      <w:r>
+        <w:t xml:space="preserve"> </w:t>
+      </w:r>
+      <w:proofErr w:type="spellStart"/>
+      <w:r>
+        <w:t>run</w:t>
+      </w:r>
+      <w:proofErr w:type="spellEnd"/>
+      <w:r>
+        <w:t xml:space="preserve"> </w:t>
+      </w:r>
+      <w:proofErr w:type="spellStart"/>
+      <w:r>
+        <w:t>build</w:t>
+      </w:r>
+      <w:proofErr w:type="spellEnd"/>
       <w:r>
         <w:t>.</w:t>
       </w:r>
@@ -2703,7 +3276,15 @@
         <w:ind w:left="401"/>
       </w:pPr>
       <w:r>
-        <w:t xml:space="preserve">Сборка завершилась успешно. Next.js скомпилировал проект, выполнил проверку TypeScript и статически сформировал маршруты </w:t>
+        <w:t xml:space="preserve">Сборка завершилась успешно. Next.js скомпилировал проект, выполнил проверку </w:t>
+      </w:r>
+      <w:proofErr w:type="spellStart"/>
+      <w:r>
+        <w:t>TypeScript</w:t>
+      </w:r>
+      <w:proofErr w:type="spellEnd"/>
+      <w:r>
+        <w:t xml:space="preserve"> и статически сформировал маршруты </w:t>
       </w:r>
       <w:r>
         <w:t>«</w:t>
@@ -2721,13 +3302,42 @@
         <w:t>«</w:t>
       </w:r>
       <w:r>
-        <w:t>/about</w:t>
-      </w:r>
+        <w:t>/</w:t>
+      </w:r>
+      <w:proofErr w:type="spellStart"/>
+      <w:r>
+        <w:t>about</w:t>
+      </w:r>
+      <w:proofErr w:type="spellEnd"/>
       <w:r>
         <w:t>»</w:t>
       </w:r>
       <w:r>
-        <w:t>. В итоговой таблице маршрутов обе страницы отмечены как статически предварительно отрисованные. На рисунке 5 представлен результат выполнения команды npm run build.</w:t>
+        <w:t xml:space="preserve">. В итоговой таблице маршрутов обе страницы отмечены как статически предварительно отрисованные. На рисунке 5 представлен результат выполнения команды </w:t>
+      </w:r>
+      <w:proofErr w:type="spellStart"/>
+      <w:r>
+        <w:t>npm</w:t>
+      </w:r>
+      <w:proofErr w:type="spellEnd"/>
+      <w:r>
+        <w:t xml:space="preserve"> </w:t>
+      </w:r>
+      <w:proofErr w:type="spellStart"/>
+      <w:r>
+        <w:t>run</w:t>
+      </w:r>
+      <w:proofErr w:type="spellEnd"/>
+      <w:r>
+        <w:t xml:space="preserve"> </w:t>
+      </w:r>
+      <w:proofErr w:type="spellStart"/>
+      <w:r>
+        <w:t>build</w:t>
+      </w:r>
+      <w:proofErr w:type="spellEnd"/>
+      <w:r>
+        <w:t>.</w:t>
       </w:r>
     </w:p>
     <w:p>
@@ -2827,7 +3437,71 @@
         <w:pStyle w:val="MAINTEXT1"/>
       </w:pPr>
       <w:r>
-        <w:t>В ходе лабораторной работы была подготовлена начальная версия веб-приложения QuestCity на основе Next.js, React и TypeScript. Маршруты главной и информационной страниц организованы с помощью App Router, переходы между ними реализованы компонентом Link. Был создан и трижды использован переиспользуемый компонент FeatureCard с типизированными свойствами. Интерфейс оформлен обычным адаптивным CSS без сторонних UI-библиотек и клиентского состояния. Успешное выполнение ESLint и производственной сборки подтверждает корректность начального каркаса проекта, который будет последовательно расширяться в следующих лабораторных работах.</w:t>
+        <w:t xml:space="preserve">В ходе лабораторной работы была подготовлена начальная версия веб-приложения </w:t>
+      </w:r>
+      <w:proofErr w:type="spellStart"/>
+      <w:r>
+        <w:t>QuestCity</w:t>
+      </w:r>
+      <w:proofErr w:type="spellEnd"/>
+      <w:r>
+        <w:t xml:space="preserve"> на основе Next.js, </w:t>
+      </w:r>
+      <w:proofErr w:type="spellStart"/>
+      <w:r>
+        <w:t>React</w:t>
+      </w:r>
+      <w:proofErr w:type="spellEnd"/>
+      <w:r>
+        <w:t xml:space="preserve"> и </w:t>
+      </w:r>
+      <w:proofErr w:type="spellStart"/>
+      <w:r>
+        <w:t>TypeScript</w:t>
+      </w:r>
+      <w:proofErr w:type="spellEnd"/>
+      <w:r>
+        <w:t xml:space="preserve">. Маршруты главной и информационной страниц организованы с помощью </w:t>
+      </w:r>
+      <w:proofErr w:type="spellStart"/>
+      <w:r>
+        <w:t>App</w:t>
+      </w:r>
+      <w:proofErr w:type="spellEnd"/>
+      <w:r>
+        <w:t xml:space="preserve"> </w:t>
+      </w:r>
+      <w:proofErr w:type="spellStart"/>
+      <w:r>
+        <w:t>Router</w:t>
+      </w:r>
+      <w:proofErr w:type="spellEnd"/>
+      <w:r>
+        <w:t xml:space="preserve">, переходы между ними реализованы компонентом Link. Был создан и трижды использован </w:t>
+      </w:r>
+      <w:proofErr w:type="spellStart"/>
+      <w:r>
+        <w:t>переиспользуемый</w:t>
+      </w:r>
+      <w:proofErr w:type="spellEnd"/>
+      <w:r>
+        <w:t xml:space="preserve"> компонент </w:t>
+      </w:r>
+      <w:proofErr w:type="spellStart"/>
+      <w:r>
+        <w:t>FeatureCard</w:t>
+      </w:r>
+      <w:proofErr w:type="spellEnd"/>
+      <w:r>
+        <w:t xml:space="preserve"> с типизированными свойствами. Интерфейс оформлен обычным адаптивным CSS без сторонних UI-библиотек и клиентского состояния. Успешное выполнение </w:t>
+      </w:r>
+      <w:proofErr w:type="spellStart"/>
+      <w:r>
+        <w:t>ESLint</w:t>
+      </w:r>
+      <w:proofErr w:type="spellEnd"/>
+      <w:r>
+        <w:t xml:space="preserve"> и производственной сборки подтверждает корректность начального каркаса проекта, который будет последовательно расширяться в следующих лабораторных работах.</w:t>
       </w:r>
     </w:p>
     <w:p>
@@ -2854,35 +3528,94 @@
         <w:pStyle w:val="RESOURCESLIST"/>
       </w:pPr>
       <w:r>
-        <w:t>Боев, С. В. Проектирование информационных систем: учебник для вузов / С. В. Боев. — М.: КНОРУС, 2021. — 368 с.</w:t>
+        <w:t xml:space="preserve">Next.js. </w:t>
+      </w:r>
+      <w:proofErr w:type="spellStart"/>
+      <w:r>
+        <w:t>Installation</w:t>
+      </w:r>
+      <w:proofErr w:type="spellEnd"/>
+      <w:r>
+        <w:t xml:space="preserve">: официальная документация / </w:t>
+      </w:r>
+      <w:proofErr w:type="spellStart"/>
+      <w:r>
+        <w:t>Vercel</w:t>
+      </w:r>
+      <w:proofErr w:type="spellEnd"/>
+      <w:r>
+        <w:t>. — URL: https://nextjs.org/docs/app/getting-started/installation (дата обращения: 10.09.2026).</w:t>
       </w:r>
     </w:p>
     <w:p>
       <w:pPr>
         <w:pStyle w:val="RESOURCESLIST"/>
       </w:pPr>
-      <w:r>
-        <w:t>Сергеев, А. В. Базы данных. Проектирование, реализация и сопровождение: учебник / А. В. Сергеев. — 6-е изд. — СПб.: Питер, 2020. — 512 с.</w:t>
+      <w:proofErr w:type="spellStart"/>
+      <w:r>
+        <w:t>React</w:t>
+      </w:r>
+      <w:proofErr w:type="spellEnd"/>
+      <w:r>
+        <w:t xml:space="preserve">. </w:t>
+      </w:r>
+      <w:proofErr w:type="spellStart"/>
+      <w:r>
+        <w:t>Describing</w:t>
+      </w:r>
+      <w:proofErr w:type="spellEnd"/>
+      <w:r>
+        <w:t xml:space="preserve"> </w:t>
+      </w:r>
+      <w:proofErr w:type="spellStart"/>
+      <w:r>
+        <w:t>the</w:t>
+      </w:r>
+      <w:proofErr w:type="spellEnd"/>
+      <w:r>
+        <w:t xml:space="preserve"> UI: официальная документация / </w:t>
+      </w:r>
+      <w:proofErr w:type="spellStart"/>
+      <w:r>
+        <w:t>Meta</w:t>
+      </w:r>
+      <w:proofErr w:type="spellEnd"/>
+      <w:r>
+        <w:t xml:space="preserve"> </w:t>
+      </w:r>
+      <w:proofErr w:type="spellStart"/>
+      <w:r>
+        <w:t>Platforms</w:t>
+      </w:r>
+      <w:proofErr w:type="spellEnd"/>
+      <w:r>
+        <w:t>, Inc. — URL: https://react.dev/learn/describing-the-ui (дата обращения: 10.09.2026).</w:t>
       </w:r>
     </w:p>
     <w:p>
       <w:pPr>
         <w:pStyle w:val="RESOURCESLIST"/>
-      </w:pPr>
-      <w:r>
-        <w:t>Франшизы кофеен: плюсы и минусы, что предлагает франчайзи / Деловая платформа Dasreda.ru, 2024. — URL: https://dasreda.ru/learn/blog/article/2789-franshizy-kofeen-kak-vybrat-podhodyashuyu-i-otkryt-biznes (дата обращения: 22.07.2025).</w:t>
-      </w:r>
-    </w:p>
-    <w:p>
-      <w:pPr>
-        <w:spacing w:after="200" w:line="276" w:lineRule="auto"/>
         <w:rPr>
           <w:b/>
           <w:bCs/>
-          <w:sz w:val="28"/>
-          <w:szCs w:val="28"/>
-        </w:rPr>
-      </w:pPr>
+        </w:rPr>
+      </w:pPr>
+      <w:proofErr w:type="spellStart"/>
+      <w:r>
+        <w:t>TypeScript</w:t>
+      </w:r>
+      <w:proofErr w:type="spellEnd"/>
+      <w:r>
+        <w:t xml:space="preserve"> </w:t>
+      </w:r>
+      <w:proofErr w:type="spellStart"/>
+      <w:r>
+        <w:t>Handbook</w:t>
+      </w:r>
+      <w:proofErr w:type="spellEnd"/>
+      <w:r>
+        <w:t>: официальная документация / Microsoft. — URL: https://www.typescriptlang.org/docs/handbook/intro.html (дата обращения: 10.09.2026).</w:t>
+      </w:r>
       <w:r>
         <w:br w:type="page"/>
       </w:r>
@@ -3006,8 +3739,16 @@
         <w:rPr>
           <w:lang w:val="en-US"/>
         </w:rPr>
-        <w:t xml:space="preserve"> QuestCity</w:t>
-      </w:r>
+        <w:t xml:space="preserve"> </w:t>
+      </w:r>
+      <w:proofErr w:type="spellStart"/>
+      <w:r>
+        <w:rPr>
+          <w:lang w:val="en-US"/>
+        </w:rPr>
+        <w:t>QuestCity</w:t>
+      </w:r>
+      <w:proofErr w:type="spellEnd"/>
     </w:p>
     <w:p>
       <w:pPr>
@@ -3035,20 +3776,52 @@
         <w:pStyle w:val="LISTINGBODY"/>
       </w:pPr>
       <w:r>
-        <w:t>import FeatureCard from "@/app/ui/FeatureCard";</w:t>
-      </w:r>
-    </w:p>
-    <w:p>
-      <w:pPr>
-        <w:pStyle w:val="LISTINGBODY"/>
-      </w:pPr>
-    </w:p>
-    <w:p>
-      <w:pPr>
-        <w:pStyle w:val="LISTINGBODY"/>
-      </w:pPr>
-      <w:r>
-        <w:t>export default function Home() {</w:t>
+        <w:t xml:space="preserve">import </w:t>
+      </w:r>
+      <w:proofErr w:type="spellStart"/>
+      <w:r>
+        <w:t>FeatureCard</w:t>
+      </w:r>
+      <w:proofErr w:type="spellEnd"/>
+      <w:r>
+        <w:t xml:space="preserve"> from "@/app/</w:t>
+      </w:r>
+      <w:proofErr w:type="spellStart"/>
+      <w:r>
+        <w:t>ui</w:t>
+      </w:r>
+      <w:proofErr w:type="spellEnd"/>
+      <w:r>
+        <w:t>/</w:t>
+      </w:r>
+      <w:proofErr w:type="spellStart"/>
+      <w:r>
+        <w:t>FeatureCard</w:t>
+      </w:r>
+      <w:proofErr w:type="spellEnd"/>
+      <w:r>
+        <w:t>";</w:t>
+      </w:r>
+    </w:p>
+    <w:p>
+      <w:pPr>
+        <w:pStyle w:val="LISTINGBODY"/>
+      </w:pPr>
+    </w:p>
+    <w:p>
+      <w:pPr>
+        <w:pStyle w:val="LISTINGBODY"/>
+      </w:pPr>
+      <w:r>
+        <w:t xml:space="preserve">export default function </w:t>
+      </w:r>
+      <w:proofErr w:type="gramStart"/>
+      <w:r>
+        <w:t>Home(</w:t>
+      </w:r>
+      <w:proofErr w:type="gramEnd"/>
+      <w:r>
+        <w:t>) {</w:t>
       </w:r>
     </w:p>
     <w:p>
@@ -3072,23 +3845,79 @@
         <w:pStyle w:val="LISTINGBODY"/>
       </w:pPr>
       <w:r>
-        <w:t xml:space="preserve">      &lt;section className="hero"&gt;</w:t>
-      </w:r>
-    </w:p>
-    <w:p>
-      <w:pPr>
-        <w:pStyle w:val="LISTINGBODY"/>
-      </w:pPr>
-      <w:r>
-        <w:t xml:space="preserve">        &lt;header className="site-header container"&gt;</w:t>
-      </w:r>
-    </w:p>
-    <w:p>
-      <w:pPr>
-        <w:pStyle w:val="LISTINGBODY"/>
-      </w:pPr>
-      <w:r>
-        <w:t xml:space="preserve">          &lt;Link className="brand" href="/" aria-label="QuestCity — на главную"&gt;</w:t>
+        <w:t xml:space="preserve">      &lt;section </w:t>
+      </w:r>
+      <w:proofErr w:type="spellStart"/>
+      <w:r>
+        <w:t>className</w:t>
+      </w:r>
+      <w:proofErr w:type="spellEnd"/>
+      <w:r>
+        <w:t>="hero"&gt;</w:t>
+      </w:r>
+    </w:p>
+    <w:p>
+      <w:pPr>
+        <w:pStyle w:val="LISTINGBODY"/>
+      </w:pPr>
+      <w:r>
+        <w:t xml:space="preserve">        &lt;header </w:t>
+      </w:r>
+      <w:proofErr w:type="spellStart"/>
+      <w:r>
+        <w:t>className</w:t>
+      </w:r>
+      <w:proofErr w:type="spellEnd"/>
+      <w:r>
+        <w:t>="site-header container"&gt;</w:t>
+      </w:r>
+    </w:p>
+    <w:p>
+      <w:pPr>
+        <w:pStyle w:val="LISTINGBODY"/>
+      </w:pPr>
+      <w:r>
+        <w:t xml:space="preserve">          &lt;Link </w:t>
+      </w:r>
+      <w:proofErr w:type="spellStart"/>
+      <w:r>
+        <w:t>className</w:t>
+      </w:r>
+      <w:proofErr w:type="spellEnd"/>
+      <w:r>
+        <w:t xml:space="preserve">="brand" </w:t>
+      </w:r>
+      <w:proofErr w:type="spellStart"/>
+      <w:r>
+        <w:t>href</w:t>
+      </w:r>
+      <w:proofErr w:type="spellEnd"/>
+      <w:r>
+        <w:t>="/" aria-label="</w:t>
+      </w:r>
+      <w:proofErr w:type="spellStart"/>
+      <w:r>
+        <w:t>QuestCity</w:t>
+      </w:r>
+      <w:proofErr w:type="spellEnd"/>
+      <w:r>
+        <w:t xml:space="preserve"> — </w:t>
+      </w:r>
+      <w:proofErr w:type="spellStart"/>
+      <w:r>
+        <w:t>на</w:t>
+      </w:r>
+      <w:proofErr w:type="spellEnd"/>
+      <w:r>
+        <w:t xml:space="preserve"> </w:t>
+      </w:r>
+      <w:proofErr w:type="spellStart"/>
+      <w:r>
+        <w:t>главную</w:t>
+      </w:r>
+      <w:proofErr w:type="spellEnd"/>
+      <w:r>
+        <w:t>"&gt;</w:t>
       </w:r>
     </w:p>
     <w:p>
@@ -3162,16 +3991,37 @@
         <w:t xml:space="preserve">            </w:t>
       </w:r>
       <w:r>
-        <w:t>&lt;Link className="nav-link" href="/about"&gt;</w:t>
-      </w:r>
-    </w:p>
-    <w:p>
-      <w:pPr>
-        <w:pStyle w:val="LISTINGBODY"/>
-      </w:pPr>
-      <w:r>
-        <w:t xml:space="preserve">              О сервисе</w:t>
-      </w:r>
+        <w:t xml:space="preserve">&lt;Link </w:t>
+      </w:r>
+      <w:proofErr w:type="spellStart"/>
+      <w:r>
+        <w:t>className</w:t>
+      </w:r>
+      <w:proofErr w:type="spellEnd"/>
+      <w:r>
+        <w:t xml:space="preserve">="nav-link" </w:t>
+      </w:r>
+      <w:proofErr w:type="spellStart"/>
+      <w:r>
+        <w:t>href</w:t>
+      </w:r>
+      <w:proofErr w:type="spellEnd"/>
+      <w:r>
+        <w:t>="/about"&gt;</w:t>
+      </w:r>
+    </w:p>
+    <w:p>
+      <w:pPr>
+        <w:pStyle w:val="LISTINGBODY"/>
+      </w:pPr>
+      <w:r>
+        <w:t xml:space="preserve">              О </w:t>
+      </w:r>
+      <w:proofErr w:type="spellStart"/>
+      <w:r>
+        <w:t>сервисе</w:t>
+      </w:r>
+      <w:proofErr w:type="spellEnd"/>
     </w:p>
     <w:p>
       <w:pPr>
@@ -3233,23 +4083,87 @@
         <w:pStyle w:val="LISTINGBODY"/>
       </w:pPr>
       <w:r>
-        <w:t xml:space="preserve">        &lt;div className="hero__content container"&gt;</w:t>
-      </w:r>
-    </w:p>
-    <w:p>
-      <w:pPr>
-        <w:pStyle w:val="LISTINGBODY"/>
-      </w:pPr>
-      <w:r>
-        <w:t xml:space="preserve">          &lt;div className="hero__copy"&gt;</w:t>
-      </w:r>
-    </w:p>
-    <w:p>
-      <w:pPr>
-        <w:pStyle w:val="LISTINGBODY"/>
-      </w:pPr>
-      <w:r>
-        <w:t xml:space="preserve">            &lt;p className="eyebrow"&gt;Город становится приключением&lt;/p&gt;</w:t>
+        <w:t xml:space="preserve">        &lt;div </w:t>
+      </w:r>
+      <w:proofErr w:type="spellStart"/>
+      <w:r>
+        <w:t>className</w:t>
+      </w:r>
+      <w:proofErr w:type="spellEnd"/>
+      <w:r>
+        <w:t>="</w:t>
+      </w:r>
+      <w:proofErr w:type="spellStart"/>
+      <w:r>
+        <w:t>hero__content</w:t>
+      </w:r>
+      <w:proofErr w:type="spellEnd"/>
+      <w:r>
+        <w:t xml:space="preserve"> container"&gt;</w:t>
+      </w:r>
+    </w:p>
+    <w:p>
+      <w:pPr>
+        <w:pStyle w:val="LISTINGBODY"/>
+      </w:pPr>
+      <w:r>
+        <w:t xml:space="preserve">          &lt;div </w:t>
+      </w:r>
+      <w:proofErr w:type="spellStart"/>
+      <w:r>
+        <w:t>className</w:t>
+      </w:r>
+      <w:proofErr w:type="spellEnd"/>
+      <w:r>
+        <w:t>="</w:t>
+      </w:r>
+      <w:proofErr w:type="spellStart"/>
+      <w:r>
+        <w:t>hero__copy</w:t>
+      </w:r>
+      <w:proofErr w:type="spellEnd"/>
+      <w:r>
+        <w:t>"&gt;</w:t>
+      </w:r>
+    </w:p>
+    <w:p>
+      <w:pPr>
+        <w:pStyle w:val="LISTINGBODY"/>
+      </w:pPr>
+      <w:r>
+        <w:t xml:space="preserve">            &lt;p </w:t>
+      </w:r>
+      <w:proofErr w:type="spellStart"/>
+      <w:r>
+        <w:t>className</w:t>
+      </w:r>
+      <w:proofErr w:type="spellEnd"/>
+      <w:r>
+        <w:t>="eyebrow"&gt;</w:t>
+      </w:r>
+      <w:proofErr w:type="spellStart"/>
+      <w:r>
+        <w:t>Город</w:t>
+      </w:r>
+      <w:proofErr w:type="spellEnd"/>
+      <w:r>
+        <w:t xml:space="preserve"> </w:t>
+      </w:r>
+      <w:proofErr w:type="spellStart"/>
+      <w:r>
+        <w:t>становится</w:t>
+      </w:r>
+      <w:proofErr w:type="spellEnd"/>
+      <w:r>
+        <w:t xml:space="preserve"> </w:t>
+      </w:r>
+      <w:proofErr w:type="spellStart"/>
+      <w:r>
+        <w:t>приключением</w:t>
+      </w:r>
+      <w:proofErr w:type="spellEnd"/>
+      <w:r>
+        <w:t>&lt;/p&gt;</w:t>
       </w:r>
     </w:p>
     <w:p>
@@ -3312,7 +4226,21 @@
         <w:rPr>
           <w:lang w:val="ru-RU"/>
         </w:rPr>
-        <w:t>&gt; который запомнится.&lt;/</w:t>
+        <w:t xml:space="preserve">&gt; который </w:t>
+      </w:r>
+      <w:proofErr w:type="gramStart"/>
+      <w:r>
+        <w:rPr>
+          <w:lang w:val="ru-RU"/>
+        </w:rPr>
+        <w:t>запомнится.&lt;</w:t>
+      </w:r>
+      <w:proofErr w:type="gramEnd"/>
+      <w:r>
+        <w:rPr>
+          <w:lang w:val="ru-RU"/>
+        </w:rPr>
+        <w:t>/</w:t>
       </w:r>
       <w:r>
         <w:t>span</w:t>
@@ -3343,19 +4271,40 @@
         <w:pStyle w:val="LISTINGBODY"/>
       </w:pPr>
       <w:r>
-        <w:t xml:space="preserve">            &lt;p className="hero__description"&gt;</w:t>
-      </w:r>
-    </w:p>
-    <w:p>
-      <w:pPr>
-        <w:pStyle w:val="LISTINGBODY"/>
-        <w:rPr>
-          <w:lang w:val="ru-RU"/>
-        </w:rPr>
-      </w:pPr>
-      <w:r>
-        <w:t xml:space="preserve">              QuestCity</w:t>
-      </w:r>
+        <w:t xml:space="preserve">            &lt;p </w:t>
+      </w:r>
+      <w:proofErr w:type="spellStart"/>
+      <w:r>
+        <w:t>className</w:t>
+      </w:r>
+      <w:proofErr w:type="spellEnd"/>
+      <w:r>
+        <w:t>="</w:t>
+      </w:r>
+      <w:proofErr w:type="spellStart"/>
+      <w:r>
+        <w:t>hero__description</w:t>
+      </w:r>
+      <w:proofErr w:type="spellEnd"/>
+      <w:r>
+        <w:t>"&gt;</w:t>
+      </w:r>
+    </w:p>
+    <w:p>
+      <w:pPr>
+        <w:pStyle w:val="LISTINGBODY"/>
+        <w:rPr>
+          <w:lang w:val="ru-RU"/>
+        </w:rPr>
+      </w:pPr>
+      <w:r>
+        <w:t xml:space="preserve">              </w:t>
+      </w:r>
+      <w:proofErr w:type="spellStart"/>
+      <w:r>
+        <w:t>QuestCity</w:t>
+      </w:r>
+      <w:proofErr w:type="spellEnd"/>
       <w:r>
         <w:rPr>
           <w:lang w:val="ru-RU"/>
@@ -3387,8 +4336,13 @@
         </w:rPr>
         <w:t xml:space="preserve">              </w:t>
       </w:r>
-      <w:r>
-        <w:t>подходящие варианты.</w:t>
+      <w:proofErr w:type="spellStart"/>
+      <w:r>
+        <w:t>подходящие</w:t>
+      </w:r>
+      <w:proofErr w:type="spellEnd"/>
+      <w:r>
+        <w:t xml:space="preserve"> варианты.</w:t>
       </w:r>
     </w:p>
     <w:p>
@@ -3404,15 +4358,55 @@
         <w:pStyle w:val="LISTINGBODY"/>
       </w:pPr>
       <w:r>
-        <w:t xml:space="preserve">            &lt;Link className="primary-link" href="/about"&gt;</w:t>
-      </w:r>
-    </w:p>
-    <w:p>
-      <w:pPr>
-        <w:pStyle w:val="LISTINGBODY"/>
-      </w:pPr>
-      <w:r>
-        <w:t xml:space="preserve">              Как это работает &lt;span aria-hidden="true"&gt;</w:t>
+        <w:t xml:space="preserve">            &lt;Link </w:t>
+      </w:r>
+      <w:proofErr w:type="spellStart"/>
+      <w:r>
+        <w:t>className</w:t>
+      </w:r>
+      <w:proofErr w:type="spellEnd"/>
+      <w:r>
+        <w:t xml:space="preserve">="primary-link" </w:t>
+      </w:r>
+      <w:proofErr w:type="spellStart"/>
+      <w:r>
+        <w:t>href</w:t>
+      </w:r>
+      <w:proofErr w:type="spellEnd"/>
+      <w:r>
+        <w:t>="/about"&gt;</w:t>
+      </w:r>
+    </w:p>
+    <w:p>
+      <w:pPr>
+        <w:pStyle w:val="LISTINGBODY"/>
+      </w:pPr>
+      <w:r>
+        <w:t xml:space="preserve">              </w:t>
+      </w:r>
+      <w:proofErr w:type="spellStart"/>
+      <w:r>
+        <w:t>Как</w:t>
+      </w:r>
+      <w:proofErr w:type="spellEnd"/>
+      <w:r>
+        <w:t xml:space="preserve"> </w:t>
+      </w:r>
+      <w:proofErr w:type="spellStart"/>
+      <w:r>
+        <w:t>это</w:t>
+      </w:r>
+      <w:proofErr w:type="spellEnd"/>
+      <w:r>
+        <w:t xml:space="preserve"> </w:t>
+      </w:r>
+      <w:proofErr w:type="spellStart"/>
+      <w:r>
+        <w:t>работает</w:t>
+      </w:r>
+      <w:proofErr w:type="spellEnd"/>
+      <w:r>
+        <w:t xml:space="preserve"> &lt;span aria-hidden="true"&gt;</w:t>
       </w:r>
       <w:r>
         <w:rPr>
@@ -3450,7 +4444,23 @@
         <w:pStyle w:val="LISTINGBODY"/>
       </w:pPr>
       <w:r>
-        <w:t xml:space="preserve">          &lt;figure className="hero__visual"&gt;</w:t>
+        <w:t xml:space="preserve">          &lt;figure </w:t>
+      </w:r>
+      <w:proofErr w:type="spellStart"/>
+      <w:r>
+        <w:t>className</w:t>
+      </w:r>
+      <w:proofErr w:type="spellEnd"/>
+      <w:r>
+        <w:t>="</w:t>
+      </w:r>
+      <w:proofErr w:type="spellStart"/>
+      <w:r>
+        <w:t>hero__visual</w:t>
+      </w:r>
+      <w:proofErr w:type="spellEnd"/>
+      <w:r>
+        <w:t>"&gt;</w:t>
       </w:r>
     </w:p>
     <w:p>
@@ -3509,9 +4519,11 @@
         </w:rPr>
         <w:t xml:space="preserve">              </w:t>
       </w:r>
+      <w:proofErr w:type="spellStart"/>
       <w:r>
         <w:t>src</w:t>
       </w:r>
+      <w:proofErr w:type="spellEnd"/>
       <w:r>
         <w:rPr>
           <w:lang w:val="ru-RU"/>
@@ -3620,9 +4632,11 @@
         </w:rPr>
         <w:t xml:space="preserve">            &lt;</w:t>
       </w:r>
+      <w:proofErr w:type="spellStart"/>
       <w:r>
         <w:t>figcaption</w:t>
       </w:r>
+      <w:proofErr w:type="spellEnd"/>
       <w:r>
         <w:rPr>
           <w:lang w:val="ru-RU"/>
@@ -3687,7 +4701,15 @@
         <w:t xml:space="preserve">            </w:t>
       </w:r>
       <w:r>
-        <w:t>&lt;/figcaption&gt;</w:t>
+        <w:t>&lt;/</w:t>
+      </w:r>
+      <w:proofErr w:type="spellStart"/>
+      <w:r>
+        <w:t>figcaption</w:t>
+      </w:r>
+      <w:proofErr w:type="spellEnd"/>
+      <w:r>
+        <w:t>&gt;</w:t>
       </w:r>
     </w:p>
     <w:p>
@@ -3725,23 +4747,63 @@
       </w:pPr>
       <w:r>
         <w:lastRenderedPageBreak/>
-        <w:t xml:space="preserve">      &lt;section className="features container" aria-labelledby="features-title"&gt;</w:t>
-      </w:r>
-    </w:p>
-    <w:p>
-      <w:pPr>
-        <w:pStyle w:val="LISTINGBODY"/>
-      </w:pPr>
-      <w:r>
-        <w:t xml:space="preserve">        &lt;div className="section-heading"&gt;</w:t>
-      </w:r>
-    </w:p>
-    <w:p>
-      <w:pPr>
-        <w:pStyle w:val="LISTINGBODY"/>
-      </w:pPr>
-      <w:r>
-        <w:t xml:space="preserve">          &lt;p className="eyebrow"&gt;Возможности&lt;/p&gt;</w:t>
+        <w:t xml:space="preserve">      &lt;section </w:t>
+      </w:r>
+      <w:proofErr w:type="spellStart"/>
+      <w:r>
+        <w:t>className</w:t>
+      </w:r>
+      <w:proofErr w:type="spellEnd"/>
+      <w:r>
+        <w:t>="features container" aria-</w:t>
+      </w:r>
+      <w:proofErr w:type="spellStart"/>
+      <w:r>
+        <w:t>labelledby</w:t>
+      </w:r>
+      <w:proofErr w:type="spellEnd"/>
+      <w:r>
+        <w:t>="features-title"&gt;</w:t>
+      </w:r>
+    </w:p>
+    <w:p>
+      <w:pPr>
+        <w:pStyle w:val="LISTINGBODY"/>
+      </w:pPr>
+      <w:r>
+        <w:t xml:space="preserve">        &lt;div </w:t>
+      </w:r>
+      <w:proofErr w:type="spellStart"/>
+      <w:r>
+        <w:t>className</w:t>
+      </w:r>
+      <w:proofErr w:type="spellEnd"/>
+      <w:r>
+        <w:t>="section-heading"&gt;</w:t>
+      </w:r>
+    </w:p>
+    <w:p>
+      <w:pPr>
+        <w:pStyle w:val="LISTINGBODY"/>
+      </w:pPr>
+      <w:r>
+        <w:t xml:space="preserve">          &lt;p </w:t>
+      </w:r>
+      <w:proofErr w:type="spellStart"/>
+      <w:r>
+        <w:t>className</w:t>
+      </w:r>
+      <w:proofErr w:type="spellEnd"/>
+      <w:r>
+        <w:t>="eyebrow"&gt;</w:t>
+      </w:r>
+      <w:proofErr w:type="spellStart"/>
+      <w:r>
+        <w:t>Возможности</w:t>
+      </w:r>
+      <w:proofErr w:type="spellEnd"/>
+      <w:r>
+        <w:t>&lt;/p&gt;</w:t>
       </w:r>
     </w:p>
     <w:p>
@@ -3790,11 +4852,19 @@
       <w:r>
         <w:t>title</w:t>
       </w:r>
-      <w:r>
-        <w:rPr>
-          <w:lang w:val="ru-RU"/>
-        </w:rPr>
-        <w:t>"&gt;Всё нужное для выбора — в одном месте&lt;/</w:t>
+      <w:proofErr w:type="gramStart"/>
+      <w:r>
+        <w:rPr>
+          <w:lang w:val="ru-RU"/>
+        </w:rPr>
+        <w:t>"&gt;Всё</w:t>
+      </w:r>
+      <w:proofErr w:type="gramEnd"/>
+      <w:r>
+        <w:rPr>
+          <w:lang w:val="ru-RU"/>
+        </w:rPr>
+        <w:t xml:space="preserve"> нужное для выбора — в одном месте&lt;/</w:t>
       </w:r>
       <w:r>
         <w:t>h</w:t>
@@ -3938,9 +5008,11 @@
         </w:rPr>
         <w:t xml:space="preserve"> </w:t>
       </w:r>
+      <w:proofErr w:type="spellStart"/>
       <w:r>
         <w:t>className</w:t>
       </w:r>
+      <w:proofErr w:type="spellEnd"/>
       <w:r>
         <w:rPr>
           <w:lang w:val="ru-RU"/>
@@ -3979,9 +5051,11 @@
         </w:rPr>
         <w:t xml:space="preserve">          &lt;</w:t>
       </w:r>
+      <w:proofErr w:type="spellStart"/>
       <w:r>
         <w:t>FeatureCard</w:t>
       </w:r>
+      <w:proofErr w:type="spellEnd"/>
     </w:p>
     <w:p>
       <w:pPr>
@@ -4048,8 +5122,13 @@
         <w:pStyle w:val="LISTINGBODY"/>
       </w:pPr>
       <w:r>
-        <w:t xml:space="preserve">          &lt;FeatureCard</w:t>
-      </w:r>
+        <w:t xml:space="preserve">          &lt;</w:t>
+      </w:r>
+      <w:proofErr w:type="spellStart"/>
+      <w:r>
+        <w:t>FeatureCard</w:t>
+      </w:r>
+      <w:proofErr w:type="spellEnd"/>
     </w:p>
     <w:p>
       <w:pPr>
@@ -4118,9 +5197,11 @@
         </w:rPr>
         <w:t xml:space="preserve">          &lt;</w:t>
       </w:r>
+      <w:proofErr w:type="spellStart"/>
       <w:r>
         <w:t>FeatureCard</w:t>
       </w:r>
+      <w:proofErr w:type="spellEnd"/>
     </w:p>
     <w:p>
       <w:pPr>
@@ -4208,15 +5289,47 @@
         <w:pStyle w:val="LISTINGBODY"/>
       </w:pPr>
       <w:r>
-        <w:t xml:space="preserve">      &lt;section className="mission container" aria-labelledby="mission-title"&gt;</w:t>
-      </w:r>
-    </w:p>
-    <w:p>
-      <w:pPr>
-        <w:pStyle w:val="LISTINGBODY"/>
-      </w:pPr>
-      <w:r>
-        <w:t xml:space="preserve">        &lt;p className="mission__index"&gt;01&lt;/p&gt;</w:t>
+        <w:t xml:space="preserve">      &lt;section </w:t>
+      </w:r>
+      <w:proofErr w:type="spellStart"/>
+      <w:r>
+        <w:t>className</w:t>
+      </w:r>
+      <w:proofErr w:type="spellEnd"/>
+      <w:r>
+        <w:t>="mission container" aria-</w:t>
+      </w:r>
+      <w:proofErr w:type="spellStart"/>
+      <w:r>
+        <w:t>labelledby</w:t>
+      </w:r>
+      <w:proofErr w:type="spellEnd"/>
+      <w:r>
+        <w:t>="mission-title"&gt;</w:t>
+      </w:r>
+    </w:p>
+    <w:p>
+      <w:pPr>
+        <w:pStyle w:val="LISTINGBODY"/>
+      </w:pPr>
+      <w:r>
+        <w:t xml:space="preserve">        &lt;p </w:t>
+      </w:r>
+      <w:proofErr w:type="spellStart"/>
+      <w:r>
+        <w:t>className</w:t>
+      </w:r>
+      <w:proofErr w:type="spellEnd"/>
+      <w:r>
+        <w:t>="</w:t>
+      </w:r>
+      <w:proofErr w:type="spellStart"/>
+      <w:r>
+        <w:t>mission__index</w:t>
+      </w:r>
+      <w:proofErr w:type="spellEnd"/>
+      <w:r>
+        <w:t>"&gt;01&lt;/p&gt;</w:t>
       </w:r>
     </w:p>
     <w:p>
@@ -4232,7 +5345,39 @@
         <w:pStyle w:val="LISTINGBODY"/>
       </w:pPr>
       <w:r>
-        <w:t xml:space="preserve">          &lt;p className="eyebrow"&gt;Зачем нужен QuestCity&lt;/p&gt;</w:t>
+        <w:t xml:space="preserve">          &lt;p </w:t>
+      </w:r>
+      <w:proofErr w:type="spellStart"/>
+      <w:r>
+        <w:t>className</w:t>
+      </w:r>
+      <w:proofErr w:type="spellEnd"/>
+      <w:r>
+        <w:t>="eyebrow"&gt;</w:t>
+      </w:r>
+      <w:proofErr w:type="spellStart"/>
+      <w:r>
+        <w:t>Зачем</w:t>
+      </w:r>
+      <w:proofErr w:type="spellEnd"/>
+      <w:r>
+        <w:t xml:space="preserve"> </w:t>
+      </w:r>
+      <w:proofErr w:type="spellStart"/>
+      <w:r>
+        <w:t>нужен</w:t>
+      </w:r>
+      <w:proofErr w:type="spellEnd"/>
+      <w:r>
+        <w:t xml:space="preserve"> </w:t>
+      </w:r>
+      <w:proofErr w:type="spellStart"/>
+      <w:r>
+        <w:t>QuestCity</w:t>
+      </w:r>
+      <w:proofErr w:type="spellEnd"/>
+      <w:r>
+        <w:t>&lt;/p&gt;</w:t>
       </w:r>
     </w:p>
     <w:p>
@@ -4415,8 +5560,21 @@
         </w:rPr>
         <w:t xml:space="preserve">          </w:t>
       </w:r>
-      <w:r>
-        <w:t>конкретную компанию.</w:t>
+      <w:proofErr w:type="spellStart"/>
+      <w:r>
+        <w:t>конкретную</w:t>
+      </w:r>
+      <w:proofErr w:type="spellEnd"/>
+      <w:r>
+        <w:t xml:space="preserve"> </w:t>
+      </w:r>
+      <w:proofErr w:type="spellStart"/>
+      <w:r>
+        <w:t>компанию</w:t>
+      </w:r>
+      <w:proofErr w:type="spellEnd"/>
+      <w:r>
+        <w:t>.</w:t>
       </w:r>
     </w:p>
     <w:p>
@@ -4445,7 +5603,15 @@
         <w:pStyle w:val="LISTINGBODY"/>
       </w:pPr>
       <w:r>
-        <w:t xml:space="preserve">      &lt;footer className="site-footer container"&gt;</w:t>
+        <w:t xml:space="preserve">      &lt;footer </w:t>
+      </w:r>
+      <w:proofErr w:type="spellStart"/>
+      <w:r>
+        <w:t>className</w:t>
+      </w:r>
+      <w:proofErr w:type="spellEnd"/>
+      <w:r>
+        <w:t>="site-footer container"&gt;</w:t>
       </w:r>
     </w:p>
     <w:p>
@@ -4473,9 +5639,11 @@
         </w:rPr>
         <w:t>&gt;</w:t>
       </w:r>
+      <w:proofErr w:type="spellStart"/>
       <w:r>
         <w:t>QuestCity</w:t>
       </w:r>
+      <w:proofErr w:type="spellEnd"/>
       <w:r>
         <w:rPr>
           <w:lang w:val="ru-RU"/>
@@ -4503,15 +5671,39 @@
         <w:t xml:space="preserve">        </w:t>
       </w:r>
       <w:r>
-        <w:t>&lt;Link className="text-link" href="/about"&gt;</w:t>
-      </w:r>
-    </w:p>
-    <w:p>
-      <w:pPr>
-        <w:pStyle w:val="LISTINGBODY"/>
-      </w:pPr>
-      <w:r>
-        <w:t xml:space="preserve">          О сервисе &lt;span aria-hidden="true"&gt;→&lt;/span&gt;</w:t>
+        <w:t xml:space="preserve">&lt;Link </w:t>
+      </w:r>
+      <w:proofErr w:type="spellStart"/>
+      <w:r>
+        <w:t>className</w:t>
+      </w:r>
+      <w:proofErr w:type="spellEnd"/>
+      <w:r>
+        <w:t xml:space="preserve">="text-link" </w:t>
+      </w:r>
+      <w:proofErr w:type="spellStart"/>
+      <w:r>
+        <w:t>href</w:t>
+      </w:r>
+      <w:proofErr w:type="spellEnd"/>
+      <w:r>
+        <w:t>="/about"&gt;</w:t>
+      </w:r>
+    </w:p>
+    <w:p>
+      <w:pPr>
+        <w:pStyle w:val="LISTINGBODY"/>
+      </w:pPr>
+      <w:r>
+        <w:t xml:space="preserve">          О </w:t>
+      </w:r>
+      <w:proofErr w:type="spellStart"/>
+      <w:r>
+        <w:t>сервисе</w:t>
+      </w:r>
+      <w:proofErr w:type="spellEnd"/>
+      <w:r>
+        <w:t xml:space="preserve"> &lt;span aria-hidden="true"&gt;→&lt;/span&gt;</w:t>
       </w:r>
     </w:p>
     <w:p>
@@ -4660,8 +5852,9 @@
       <w:r>
         <w:rPr>
           <w:noProof/>
-        </w:rPr>
-        <w:t>2</w:t>
+          <w:lang w:val="en-US"/>
+        </w:rPr>
+        <w:t>3</w:t>
       </w:r>
       <w:r>
         <w:fldChar w:fldCharType="end"/>
@@ -4705,109 +5898,283 @@
         <w:pStyle w:val="LISTINGBODY"/>
       </w:pPr>
       <w:r>
-        <w:t>const selectionTips = [</w:t>
-      </w:r>
-    </w:p>
-    <w:p>
-      <w:pPr>
-        <w:pStyle w:val="LISTINGBODY"/>
-      </w:pPr>
-      <w:r>
-        <w:t xml:space="preserve">  "Жанр и атмосфера",</w:t>
-      </w:r>
-    </w:p>
-    <w:p>
-      <w:pPr>
-        <w:pStyle w:val="LISTINGBODY"/>
+        <w:t xml:space="preserve">const </w:t>
+      </w:r>
+      <w:proofErr w:type="spellStart"/>
+      <w:r>
+        <w:t>selectionTips</w:t>
+      </w:r>
+      <w:proofErr w:type="spellEnd"/>
+      <w:r>
+        <w:t xml:space="preserve"> = [</w:t>
+      </w:r>
+    </w:p>
+    <w:p>
+      <w:pPr>
+        <w:pStyle w:val="LISTINGBODY"/>
+      </w:pPr>
+      <w:r>
+        <w:t xml:space="preserve">  "</w:t>
+      </w:r>
+      <w:proofErr w:type="spellStart"/>
+      <w:r>
+        <w:t>Жанр</w:t>
+      </w:r>
+      <w:proofErr w:type="spellEnd"/>
+      <w:r>
+        <w:t xml:space="preserve"> и </w:t>
+      </w:r>
+      <w:proofErr w:type="spellStart"/>
+      <w:r>
+        <w:t>атмосфера</w:t>
+      </w:r>
+      <w:proofErr w:type="spellEnd"/>
+      <w:r>
+        <w:t>",</w:t>
+      </w:r>
+    </w:p>
+    <w:p>
+      <w:pPr>
+        <w:pStyle w:val="LISTINGBODY"/>
+        <w:rPr>
+          <w:lang w:val="ru-RU"/>
+        </w:rPr>
       </w:pPr>
       <w:r>
         <w:lastRenderedPageBreak/>
-        <w:t xml:space="preserve">  "Состав команды",</w:t>
-      </w:r>
-    </w:p>
-    <w:p>
-      <w:pPr>
-        <w:pStyle w:val="LISTINGBODY"/>
-      </w:pPr>
-      <w:r>
+        <w:t xml:space="preserve">  </w:t>
+      </w:r>
+      <w:r>
+        <w:rPr>
+          <w:lang w:val="ru-RU"/>
+        </w:rPr>
+        <w:t>"Состав команды",</w:t>
+      </w:r>
+    </w:p>
+    <w:p>
+      <w:pPr>
+        <w:pStyle w:val="LISTINGBODY"/>
+        <w:rPr>
+          <w:lang w:val="ru-RU"/>
+        </w:rPr>
+      </w:pPr>
+      <w:r>
+        <w:rPr>
+          <w:lang w:val="ru-RU"/>
+        </w:rPr>
         <w:t xml:space="preserve">  "Уровень сложности",</w:t>
       </w:r>
     </w:p>
     <w:p>
       <w:pPr>
         <w:pStyle w:val="LISTINGBODY"/>
-      </w:pPr>
-      <w:r>
+        <w:rPr>
+          <w:lang w:val="ru-RU"/>
+        </w:rPr>
+      </w:pPr>
+      <w:r>
+        <w:rPr>
+          <w:lang w:val="ru-RU"/>
+        </w:rPr>
         <w:t xml:space="preserve">  "Продолжительность",</w:t>
       </w:r>
     </w:p>
     <w:p>
       <w:pPr>
         <w:pStyle w:val="LISTINGBODY"/>
-      </w:pPr>
-      <w:r>
+        <w:rPr>
+          <w:lang w:val="ru-RU"/>
+        </w:rPr>
+      </w:pPr>
+      <w:r>
+        <w:rPr>
+          <w:lang w:val="ru-RU"/>
+        </w:rPr>
         <w:t xml:space="preserve">  "Расположение",</w:t>
       </w:r>
     </w:p>
     <w:p>
       <w:pPr>
         <w:pStyle w:val="LISTINGBODY"/>
-      </w:pPr>
-      <w:r>
+        <w:rPr>
+          <w:lang w:val="ru-RU"/>
+        </w:rPr>
+      </w:pPr>
+      <w:r>
+        <w:rPr>
+          <w:lang w:val="ru-RU"/>
+        </w:rPr>
         <w:t xml:space="preserve">  "Возрастные ограничения",</w:t>
       </w:r>
     </w:p>
     <w:p>
       <w:pPr>
         <w:pStyle w:val="LISTINGBODY"/>
-      </w:pPr>
-      <w:r>
+        <w:rPr>
+          <w:lang w:val="ru-RU"/>
+        </w:rPr>
+      </w:pPr>
+      <w:r>
+        <w:rPr>
+          <w:lang w:val="ru-RU"/>
+        </w:rPr>
         <w:t>];</w:t>
       </w:r>
     </w:p>
     <w:p>
       <w:pPr>
         <w:pStyle w:val="LISTINGBODY"/>
-      </w:pPr>
-    </w:p>
-    <w:p>
-      <w:pPr>
-        <w:pStyle w:val="LISTINGBODY"/>
-      </w:pPr>
-      <w:r>
-        <w:t>export default function AboutPage() {</w:t>
-      </w:r>
-    </w:p>
-    <w:p>
-      <w:pPr>
-        <w:pStyle w:val="LISTINGBODY"/>
-      </w:pPr>
-      <w:r>
-        <w:t xml:space="preserve">  return (</w:t>
-      </w:r>
-    </w:p>
-    <w:p>
-      <w:pPr>
-        <w:pStyle w:val="LISTINGBODY"/>
-      </w:pPr>
-      <w:r>
-        <w:t xml:space="preserve">    &lt;main className="about-page"&gt;</w:t>
-      </w:r>
-    </w:p>
-    <w:p>
-      <w:pPr>
-        <w:pStyle w:val="LISTINGBODY"/>
-      </w:pPr>
-      <w:r>
-        <w:t xml:space="preserve">      &lt;header className="site-header container"&gt;</w:t>
-      </w:r>
-    </w:p>
-    <w:p>
-      <w:pPr>
-        <w:pStyle w:val="LISTINGBODY"/>
-      </w:pPr>
-      <w:r>
-        <w:t xml:space="preserve">        &lt;Link className="brand" href="/" aria-label="QuestCity — на главную"&gt;</w:t>
+        <w:rPr>
+          <w:lang w:val="ru-RU"/>
+        </w:rPr>
+      </w:pPr>
+    </w:p>
+    <w:p>
+      <w:pPr>
+        <w:pStyle w:val="LISTINGBODY"/>
+        <w:rPr>
+          <w:lang w:val="ru-RU"/>
+        </w:rPr>
+      </w:pPr>
+      <w:r>
+        <w:t>export</w:t>
+      </w:r>
+      <w:r>
+        <w:rPr>
+          <w:lang w:val="ru-RU"/>
+        </w:rPr>
+        <w:t xml:space="preserve"> </w:t>
+      </w:r>
+      <w:r>
+        <w:t>default</w:t>
+      </w:r>
+      <w:r>
+        <w:rPr>
+          <w:lang w:val="ru-RU"/>
+        </w:rPr>
+        <w:t xml:space="preserve"> </w:t>
+      </w:r>
+      <w:r>
+        <w:t>function</w:t>
+      </w:r>
+      <w:r>
+        <w:rPr>
+          <w:lang w:val="ru-RU"/>
+        </w:rPr>
+        <w:t xml:space="preserve"> </w:t>
+      </w:r>
+      <w:proofErr w:type="spellStart"/>
+      <w:proofErr w:type="gramStart"/>
+      <w:r>
+        <w:t>AboutPage</w:t>
+      </w:r>
+      <w:proofErr w:type="spellEnd"/>
+      <w:r>
+        <w:rPr>
+          <w:lang w:val="ru-RU"/>
+        </w:rPr>
+        <w:t>(</w:t>
+      </w:r>
+      <w:proofErr w:type="gramEnd"/>
+      <w:r>
+        <w:rPr>
+          <w:lang w:val="ru-RU"/>
+        </w:rPr>
+        <w:t>) {</w:t>
+      </w:r>
+    </w:p>
+    <w:p>
+      <w:pPr>
+        <w:pStyle w:val="LISTINGBODY"/>
+      </w:pPr>
+      <w:r>
+        <w:rPr>
+          <w:lang w:val="ru-RU"/>
+        </w:rPr>
+        <w:t xml:space="preserve">  </w:t>
+      </w:r>
+      <w:r>
+        <w:t>return (</w:t>
+      </w:r>
+    </w:p>
+    <w:p>
+      <w:pPr>
+        <w:pStyle w:val="LISTINGBODY"/>
+      </w:pPr>
+      <w:r>
+        <w:t xml:space="preserve">    &lt;main </w:t>
+      </w:r>
+      <w:proofErr w:type="spellStart"/>
+      <w:r>
+        <w:t>className</w:t>
+      </w:r>
+      <w:proofErr w:type="spellEnd"/>
+      <w:r>
+        <w:t>="about-page"&gt;</w:t>
+      </w:r>
+    </w:p>
+    <w:p>
+      <w:pPr>
+        <w:pStyle w:val="LISTINGBODY"/>
+      </w:pPr>
+      <w:r>
+        <w:t xml:space="preserve">      &lt;header </w:t>
+      </w:r>
+      <w:proofErr w:type="spellStart"/>
+      <w:r>
+        <w:t>className</w:t>
+      </w:r>
+      <w:proofErr w:type="spellEnd"/>
+      <w:r>
+        <w:t>="site-header container"&gt;</w:t>
+      </w:r>
+    </w:p>
+    <w:p>
+      <w:pPr>
+        <w:pStyle w:val="LISTINGBODY"/>
+      </w:pPr>
+      <w:r>
+        <w:t xml:space="preserve">        &lt;Link </w:t>
+      </w:r>
+      <w:proofErr w:type="spellStart"/>
+      <w:r>
+        <w:t>className</w:t>
+      </w:r>
+      <w:proofErr w:type="spellEnd"/>
+      <w:r>
+        <w:t xml:space="preserve">="brand" </w:t>
+      </w:r>
+      <w:proofErr w:type="spellStart"/>
+      <w:r>
+        <w:t>href</w:t>
+      </w:r>
+      <w:proofErr w:type="spellEnd"/>
+      <w:r>
+        <w:t>="/" aria-label="</w:t>
+      </w:r>
+      <w:proofErr w:type="spellStart"/>
+      <w:r>
+        <w:t>QuestCity</w:t>
+      </w:r>
+      <w:proofErr w:type="spellEnd"/>
+      <w:r>
+        <w:t xml:space="preserve"> — </w:t>
+      </w:r>
+      <w:proofErr w:type="spellStart"/>
+      <w:r>
+        <w:t>на</w:t>
+      </w:r>
+      <w:proofErr w:type="spellEnd"/>
+      <w:r>
+        <w:t xml:space="preserve"> </w:t>
+      </w:r>
+      <w:proofErr w:type="spellStart"/>
+      <w:r>
+        <w:t>главную</w:t>
+      </w:r>
+      <w:proofErr w:type="spellEnd"/>
+      <w:r>
+        <w:t>"&gt;</w:t>
       </w:r>
     </w:p>
     <w:p>
@@ -4829,26 +6196,89 @@
     <w:p>
       <w:pPr>
         <w:pStyle w:val="LISTINGBODY"/>
-      </w:pPr>
-      <w:r>
-        <w:t xml:space="preserve">        &lt;nav aria-label="Основная навигация"&gt;</w:t>
-      </w:r>
-    </w:p>
-    <w:p>
-      <w:pPr>
-        <w:pStyle w:val="LISTINGBODY"/>
-      </w:pPr>
-      <w:r>
-        <w:t xml:space="preserve">          &lt;Link className="nav-link" href="/"&gt;</w:t>
-      </w:r>
-    </w:p>
-    <w:p>
-      <w:pPr>
-        <w:pStyle w:val="LISTINGBODY"/>
-      </w:pPr>
-      <w:r>
-        <w:t xml:space="preserve">            Главная</w:t>
-      </w:r>
+        <w:rPr>
+          <w:lang w:val="ru-RU"/>
+        </w:rPr>
+      </w:pPr>
+      <w:r>
+        <w:t xml:space="preserve">        </w:t>
+      </w:r>
+      <w:r>
+        <w:rPr>
+          <w:lang w:val="ru-RU"/>
+        </w:rPr>
+        <w:t>&lt;</w:t>
+      </w:r>
+      <w:r>
+        <w:t>nav</w:t>
+      </w:r>
+      <w:r>
+        <w:rPr>
+          <w:lang w:val="ru-RU"/>
+        </w:rPr>
+        <w:t xml:space="preserve"> </w:t>
+      </w:r>
+      <w:r>
+        <w:t>aria</w:t>
+      </w:r>
+      <w:r>
+        <w:rPr>
+          <w:lang w:val="ru-RU"/>
+        </w:rPr>
+        <w:t>-</w:t>
+      </w:r>
+      <w:r>
+        <w:t>label</w:t>
+      </w:r>
+      <w:r>
+        <w:rPr>
+          <w:lang w:val="ru-RU"/>
+        </w:rPr>
+        <w:t>="Основная навигация"&gt;</w:t>
+      </w:r>
+    </w:p>
+    <w:p>
+      <w:pPr>
+        <w:pStyle w:val="LISTINGBODY"/>
+      </w:pPr>
+      <w:r>
+        <w:rPr>
+          <w:lang w:val="ru-RU"/>
+        </w:rPr>
+        <w:t xml:space="preserve">          </w:t>
+      </w:r>
+      <w:r>
+        <w:t xml:space="preserve">&lt;Link </w:t>
+      </w:r>
+      <w:proofErr w:type="spellStart"/>
+      <w:r>
+        <w:t>className</w:t>
+      </w:r>
+      <w:proofErr w:type="spellEnd"/>
+      <w:r>
+        <w:t xml:space="preserve">="nav-link" </w:t>
+      </w:r>
+      <w:proofErr w:type="spellStart"/>
+      <w:r>
+        <w:t>href</w:t>
+      </w:r>
+      <w:proofErr w:type="spellEnd"/>
+      <w:r>
+        <w:t>="/"&gt;</w:t>
+      </w:r>
+    </w:p>
+    <w:p>
+      <w:pPr>
+        <w:pStyle w:val="LISTINGBODY"/>
+      </w:pPr>
+      <w:r>
+        <w:t xml:space="preserve">            </w:t>
+      </w:r>
+      <w:proofErr w:type="spellStart"/>
+      <w:r>
+        <w:t>Главная</w:t>
+      </w:r>
+      <w:proofErr w:type="spellEnd"/>
     </w:p>
     <w:p>
       <w:pPr>
@@ -4884,147 +6314,437 @@
         <w:pStyle w:val="LISTINGBODY"/>
       </w:pPr>
       <w:r>
-        <w:t xml:space="preserve">      &lt;section className="about-hero container"&gt;</w:t>
-      </w:r>
-    </w:p>
-    <w:p>
-      <w:pPr>
-        <w:pStyle w:val="LISTINGBODY"/>
-      </w:pPr>
-      <w:r>
-        <w:t xml:space="preserve">        &lt;p className="eyebrow"&gt;О сервисе&lt;/p&gt;</w:t>
-      </w:r>
-    </w:p>
-    <w:p>
-      <w:pPr>
-        <w:pStyle w:val="LISTINGBODY"/>
-      </w:pPr>
-      <w:r>
-        <w:t xml:space="preserve">        &lt;h1&gt;Мы собираем городские приключения на одной карте.&lt;/h1&gt;</w:t>
-      </w:r>
-    </w:p>
-    <w:p>
-      <w:pPr>
-        <w:pStyle w:val="LISTINGBODY"/>
-      </w:pPr>
-      <w:r>
-        <w:t xml:space="preserve">        &lt;p className="about-lead"&gt;</w:t>
-      </w:r>
-    </w:p>
-    <w:p>
-      <w:pPr>
-        <w:pStyle w:val="LISTINGBODY"/>
-      </w:pPr>
-      <w:r>
+        <w:t xml:space="preserve">      &lt;section </w:t>
+      </w:r>
+      <w:proofErr w:type="spellStart"/>
+      <w:r>
+        <w:t>className</w:t>
+      </w:r>
+      <w:proofErr w:type="spellEnd"/>
+      <w:r>
+        <w:t>="about-hero container"&gt;</w:t>
+      </w:r>
+    </w:p>
+    <w:p>
+      <w:pPr>
+        <w:pStyle w:val="LISTINGBODY"/>
+      </w:pPr>
+      <w:r>
+        <w:t xml:space="preserve">        &lt;p </w:t>
+      </w:r>
+      <w:proofErr w:type="spellStart"/>
+      <w:r>
+        <w:t>className</w:t>
+      </w:r>
+      <w:proofErr w:type="spellEnd"/>
+      <w:r>
+        <w:t xml:space="preserve">="eyebrow"&gt;О </w:t>
+      </w:r>
+      <w:proofErr w:type="spellStart"/>
+      <w:r>
+        <w:t>сервисе</w:t>
+      </w:r>
+      <w:proofErr w:type="spellEnd"/>
+      <w:r>
+        <w:t>&lt;/p&gt;</w:t>
+      </w:r>
+    </w:p>
+    <w:p>
+      <w:pPr>
+        <w:pStyle w:val="LISTINGBODY"/>
+        <w:rPr>
+          <w:lang w:val="ru-RU"/>
+        </w:rPr>
+      </w:pPr>
+      <w:r>
+        <w:t xml:space="preserve">        </w:t>
+      </w:r>
+      <w:r>
+        <w:rPr>
+          <w:lang w:val="ru-RU"/>
+        </w:rPr>
+        <w:t>&lt;</w:t>
+      </w:r>
+      <w:r>
+        <w:t>h</w:t>
+      </w:r>
+      <w:proofErr w:type="gramStart"/>
+      <w:r>
+        <w:rPr>
+          <w:lang w:val="ru-RU"/>
+        </w:rPr>
+        <w:t>1&gt;Мы</w:t>
+      </w:r>
+      <w:proofErr w:type="gramEnd"/>
+      <w:r>
+        <w:rPr>
+          <w:lang w:val="ru-RU"/>
+        </w:rPr>
+        <w:t xml:space="preserve"> собираем городские приключения на одной карте.&lt;/</w:t>
+      </w:r>
+      <w:r>
+        <w:t>h</w:t>
+      </w:r>
+      <w:r>
+        <w:rPr>
+          <w:lang w:val="ru-RU"/>
+        </w:rPr>
+        <w:t>1&gt;</w:t>
+      </w:r>
+    </w:p>
+    <w:p>
+      <w:pPr>
+        <w:pStyle w:val="LISTINGBODY"/>
+        <w:rPr>
+          <w:lang w:val="ru-RU"/>
+        </w:rPr>
+      </w:pPr>
+      <w:r>
+        <w:rPr>
+          <w:lang w:val="ru-RU"/>
+        </w:rPr>
+        <w:t xml:space="preserve">        &lt;</w:t>
+      </w:r>
+      <w:r>
+        <w:t>p</w:t>
+      </w:r>
+      <w:r>
+        <w:rPr>
+          <w:lang w:val="ru-RU"/>
+        </w:rPr>
+        <w:t xml:space="preserve"> </w:t>
+      </w:r>
+      <w:proofErr w:type="spellStart"/>
+      <w:r>
+        <w:t>className</w:t>
+      </w:r>
+      <w:proofErr w:type="spellEnd"/>
+      <w:r>
+        <w:rPr>
+          <w:lang w:val="ru-RU"/>
+        </w:rPr>
+        <w:t>="</w:t>
+      </w:r>
+      <w:r>
+        <w:t>about</w:t>
+      </w:r>
+      <w:r>
+        <w:rPr>
+          <w:lang w:val="ru-RU"/>
+        </w:rPr>
+        <w:t>-</w:t>
+      </w:r>
+      <w:r>
+        <w:t>lead</w:t>
+      </w:r>
+      <w:r>
+        <w:rPr>
+          <w:lang w:val="ru-RU"/>
+        </w:rPr>
+        <w:t>"&gt;</w:t>
+      </w:r>
+    </w:p>
+    <w:p>
+      <w:pPr>
+        <w:pStyle w:val="LISTINGBODY"/>
+        <w:rPr>
+          <w:lang w:val="ru-RU"/>
+        </w:rPr>
+      </w:pPr>
+      <w:r>
+        <w:rPr>
+          <w:lang w:val="ru-RU"/>
+        </w:rPr>
         <w:t xml:space="preserve">          Один вечер может стать детективом, экспедицией или путешествием в</w:t>
       </w:r>
     </w:p>
     <w:p>
       <w:pPr>
         <w:pStyle w:val="LISTINGBODY"/>
-      </w:pPr>
-      <w:r>
-        <w:t xml:space="preserve">          другую эпоху. QuestCity помогает выбрать подходящую историю без</w:t>
-      </w:r>
-    </w:p>
-    <w:p>
-      <w:pPr>
-        <w:pStyle w:val="LISTINGBODY"/>
-      </w:pPr>
-      <w:r>
+        <w:rPr>
+          <w:lang w:val="ru-RU"/>
+        </w:rPr>
+      </w:pPr>
+      <w:r>
+        <w:rPr>
+          <w:lang w:val="ru-RU"/>
+        </w:rPr>
+        <w:t xml:space="preserve">          другую эпоху. </w:t>
+      </w:r>
+      <w:proofErr w:type="spellStart"/>
+      <w:r>
+        <w:t>QuestCity</w:t>
+      </w:r>
+      <w:proofErr w:type="spellEnd"/>
+      <w:r>
+        <w:rPr>
+          <w:lang w:val="ru-RU"/>
+        </w:rPr>
+        <w:t xml:space="preserve"> помогает выбрать подходящую историю без</w:t>
+      </w:r>
+    </w:p>
+    <w:p>
+      <w:pPr>
+        <w:pStyle w:val="LISTINGBODY"/>
+        <w:rPr>
+          <w:lang w:val="ru-RU"/>
+        </w:rPr>
+      </w:pPr>
+      <w:r>
+        <w:rPr>
+          <w:lang w:val="ru-RU"/>
+        </w:rPr>
         <w:t xml:space="preserve">          долгих поисков по сайтам разных организаторов.</w:t>
       </w:r>
     </w:p>
     <w:p>
       <w:pPr>
         <w:pStyle w:val="LISTINGBODY"/>
-      </w:pPr>
-      <w:r>
-        <w:t xml:space="preserve">        &lt;/p&gt;</w:t>
-      </w:r>
-    </w:p>
-    <w:p>
-      <w:pPr>
-        <w:pStyle w:val="LISTINGBODY"/>
-      </w:pPr>
-      <w:r>
-        <w:t xml:space="preserve">      &lt;/section&gt;</w:t>
-      </w:r>
-    </w:p>
-    <w:p>
-      <w:pPr>
-        <w:pStyle w:val="LISTINGBODY"/>
-      </w:pPr>
-    </w:p>
-    <w:p>
-      <w:pPr>
-        <w:pStyle w:val="LISTINGBODY"/>
-      </w:pPr>
-      <w:r>
-        <w:t xml:space="preserve">      {/* Карточки группируют преимущества и ориентиры для выбора квеста. */}</w:t>
-      </w:r>
-    </w:p>
-    <w:p>
-      <w:pPr>
-        <w:pStyle w:val="LISTINGBODY"/>
-      </w:pPr>
-      <w:r>
-        <w:t xml:space="preserve">      &lt;section className="about-grid container" aria-label="Преимущества сервиса"&gt;</w:t>
-      </w:r>
-    </w:p>
-    <w:p>
-      <w:pPr>
-        <w:pStyle w:val="LISTINGBODY"/>
-      </w:pPr>
-      <w:r>
-        <w:t xml:space="preserve">        &lt;article className="about-card about-card--wide"&gt;</w:t>
-      </w:r>
-    </w:p>
-    <w:p>
-      <w:pPr>
-        <w:pStyle w:val="LISTINGBODY"/>
-      </w:pPr>
-      <w:r>
-        <w:t xml:space="preserve">          &lt;p className="section-number"&gt;01&lt;/p&gt;</w:t>
-      </w:r>
-    </w:p>
-    <w:p>
-      <w:pPr>
-        <w:pStyle w:val="LISTINGBODY"/>
-      </w:pPr>
-      <w:r>
-        <w:t xml:space="preserve">          &lt;h2&gt;Один сервис вместо десятка сайтов&lt;/h2&gt;</w:t>
-      </w:r>
-    </w:p>
-    <w:p>
-      <w:pPr>
-        <w:pStyle w:val="LISTINGBODY"/>
-      </w:pPr>
-      <w:r>
-        <w:t xml:space="preserve">          &lt;p&gt;</w:t>
-      </w:r>
-    </w:p>
-    <w:p>
-      <w:pPr>
-        <w:pStyle w:val="LISTINGBODY"/>
-      </w:pPr>
-      <w:r>
-        <w:t xml:space="preserve">            QuestCity объединяет предложения городских квестов и помогает</w:t>
-      </w:r>
-    </w:p>
-    <w:p>
-      <w:pPr>
-        <w:pStyle w:val="LISTINGBODY"/>
-      </w:pPr>
-      <w:r>
+        <w:rPr>
+          <w:lang w:val="ru-RU"/>
+        </w:rPr>
+      </w:pPr>
+      <w:r>
+        <w:rPr>
+          <w:lang w:val="ru-RU"/>
+        </w:rPr>
+        <w:t xml:space="preserve">        &lt;/</w:t>
+      </w:r>
+      <w:r>
+        <w:t>p</w:t>
+      </w:r>
+      <w:r>
+        <w:rPr>
+          <w:lang w:val="ru-RU"/>
+        </w:rPr>
+        <w:t>&gt;</w:t>
+      </w:r>
+    </w:p>
+    <w:p>
+      <w:pPr>
+        <w:pStyle w:val="LISTINGBODY"/>
+        <w:rPr>
+          <w:lang w:val="ru-RU"/>
+        </w:rPr>
+      </w:pPr>
+      <w:r>
+        <w:rPr>
+          <w:lang w:val="ru-RU"/>
+        </w:rPr>
+        <w:t xml:space="preserve">      &lt;/</w:t>
+      </w:r>
+      <w:r>
+        <w:t>section</w:t>
+      </w:r>
+      <w:r>
+        <w:rPr>
+          <w:lang w:val="ru-RU"/>
+        </w:rPr>
+        <w:t>&gt;</w:t>
+      </w:r>
+    </w:p>
+    <w:p>
+      <w:pPr>
+        <w:pStyle w:val="LISTINGBODY"/>
+        <w:rPr>
+          <w:lang w:val="ru-RU"/>
+        </w:rPr>
+      </w:pPr>
+    </w:p>
+    <w:p>
+      <w:pPr>
+        <w:pStyle w:val="LISTINGBODY"/>
+      </w:pPr>
+      <w:r>
+        <w:rPr>
+          <w:lang w:val="ru-RU"/>
+        </w:rPr>
+        <w:t xml:space="preserve">      {/* Карточки группируют преимущества и ориентиры для выбора квеста. </w:t>
+      </w:r>
+      <w:r>
+        <w:t>*/}</w:t>
+      </w:r>
+    </w:p>
+    <w:p>
+      <w:pPr>
+        <w:pStyle w:val="LISTINGBODY"/>
+      </w:pPr>
+      <w:r>
+        <w:t xml:space="preserve">      &lt;section </w:t>
+      </w:r>
+      <w:proofErr w:type="spellStart"/>
+      <w:r>
+        <w:t>className</w:t>
+      </w:r>
+      <w:proofErr w:type="spellEnd"/>
+      <w:r>
+        <w:t>="about-grid container" aria-label="</w:t>
+      </w:r>
+      <w:proofErr w:type="spellStart"/>
+      <w:r>
+        <w:t>Преимущества</w:t>
+      </w:r>
+      <w:proofErr w:type="spellEnd"/>
+      <w:r>
+        <w:t xml:space="preserve"> </w:t>
+      </w:r>
+      <w:proofErr w:type="spellStart"/>
+      <w:r>
+        <w:t>сервиса</w:t>
+      </w:r>
+      <w:proofErr w:type="spellEnd"/>
+      <w:r>
+        <w:t>"&gt;</w:t>
+      </w:r>
+    </w:p>
+    <w:p>
+      <w:pPr>
+        <w:pStyle w:val="LISTINGBODY"/>
+      </w:pPr>
+      <w:r>
+        <w:t xml:space="preserve">        &lt;article </w:t>
+      </w:r>
+      <w:proofErr w:type="spellStart"/>
+      <w:r>
+        <w:t>className</w:t>
+      </w:r>
+      <w:proofErr w:type="spellEnd"/>
+      <w:r>
+        <w:t>="about-card about-card--wide"&gt;</w:t>
+      </w:r>
+    </w:p>
+    <w:p>
+      <w:pPr>
+        <w:pStyle w:val="LISTINGBODY"/>
+      </w:pPr>
+      <w:r>
+        <w:t xml:space="preserve">          &lt;p </w:t>
+      </w:r>
+      <w:proofErr w:type="spellStart"/>
+      <w:r>
+        <w:t>className</w:t>
+      </w:r>
+      <w:proofErr w:type="spellEnd"/>
+      <w:r>
+        <w:t>="section-number"&gt;01&lt;/p&gt;</w:t>
+      </w:r>
+    </w:p>
+    <w:p>
+      <w:pPr>
+        <w:pStyle w:val="LISTINGBODY"/>
+        <w:rPr>
+          <w:lang w:val="ru-RU"/>
+        </w:rPr>
+      </w:pPr>
+      <w:r>
+        <w:t xml:space="preserve">          </w:t>
+      </w:r>
+      <w:r>
+        <w:rPr>
+          <w:lang w:val="ru-RU"/>
+        </w:rPr>
+        <w:t>&lt;</w:t>
+      </w:r>
+      <w:r>
+        <w:t>h</w:t>
+      </w:r>
+      <w:proofErr w:type="gramStart"/>
+      <w:r>
+        <w:rPr>
+          <w:lang w:val="ru-RU"/>
+        </w:rPr>
+        <w:t>2&gt;Один</w:t>
+      </w:r>
+      <w:proofErr w:type="gramEnd"/>
+      <w:r>
+        <w:rPr>
+          <w:lang w:val="ru-RU"/>
+        </w:rPr>
+        <w:t xml:space="preserve"> сервис вместо десятка сайтов&lt;/</w:t>
+      </w:r>
+      <w:r>
+        <w:t>h</w:t>
+      </w:r>
+      <w:r>
+        <w:rPr>
+          <w:lang w:val="ru-RU"/>
+        </w:rPr>
+        <w:t>2&gt;</w:t>
+      </w:r>
+    </w:p>
+    <w:p>
+      <w:pPr>
+        <w:pStyle w:val="LISTINGBODY"/>
+        <w:rPr>
+          <w:lang w:val="ru-RU"/>
+        </w:rPr>
+      </w:pPr>
+      <w:r>
+        <w:rPr>
+          <w:lang w:val="ru-RU"/>
+        </w:rPr>
+        <w:t xml:space="preserve">          &lt;</w:t>
+      </w:r>
+      <w:r>
+        <w:t>p</w:t>
+      </w:r>
+      <w:r>
+        <w:rPr>
+          <w:lang w:val="ru-RU"/>
+        </w:rPr>
+        <w:t>&gt;</w:t>
+      </w:r>
+    </w:p>
+    <w:p>
+      <w:pPr>
+        <w:pStyle w:val="LISTINGBODY"/>
+        <w:rPr>
+          <w:lang w:val="ru-RU"/>
+        </w:rPr>
+      </w:pPr>
+      <w:r>
+        <w:rPr>
+          <w:lang w:val="ru-RU"/>
+        </w:rPr>
+        <w:t xml:space="preserve">            </w:t>
+      </w:r>
+      <w:proofErr w:type="spellStart"/>
+      <w:r>
+        <w:t>QuestCity</w:t>
+      </w:r>
+      <w:proofErr w:type="spellEnd"/>
+      <w:r>
+        <w:rPr>
+          <w:lang w:val="ru-RU"/>
+        </w:rPr>
+        <w:t xml:space="preserve"> объединяет предложения городских квестов и помогает</w:t>
+      </w:r>
+    </w:p>
+    <w:p>
+      <w:pPr>
+        <w:pStyle w:val="LISTINGBODY"/>
+        <w:rPr>
+          <w:lang w:val="ru-RU"/>
+        </w:rPr>
+      </w:pPr>
+      <w:r>
+        <w:rPr>
+          <w:lang w:val="ru-RU"/>
+        </w:rPr>
         <w:t xml:space="preserve">            быстро сопоставить формат, атмосферу и условия участия. Всё важное</w:t>
       </w:r>
     </w:p>
     <w:p>
       <w:pPr>
         <w:pStyle w:val="LISTINGBODY"/>
-      </w:pPr>
-      <w:r>
+        <w:rPr>
+          <w:lang w:val="ru-RU"/>
+        </w:rPr>
+      </w:pPr>
+      <w:r>
+        <w:rPr>
+          <w:lang w:val="ru-RU"/>
+        </w:rPr>
         <w:t xml:space="preserve">            для выбора находится рядом и представлено в понятном виде.</w:t>
       </w:r>
     </w:p>
@@ -5033,7 +6753,13 @@
         <w:pStyle w:val="LISTINGBODY"/>
       </w:pPr>
       <w:r>
-        <w:t xml:space="preserve">          &lt;/p&gt;</w:t>
+        <w:rPr>
+          <w:lang w:val="ru-RU"/>
+        </w:rPr>
+        <w:t xml:space="preserve">          </w:t>
+      </w:r>
+      <w:r>
+        <w:t>&lt;/p&gt;</w:t>
       </w:r>
     </w:p>
     <w:p>
@@ -5054,54 +6780,165 @@
         <w:pStyle w:val="LISTINGBODY"/>
       </w:pPr>
       <w:r>
-        <w:t xml:space="preserve">        &lt;article className="about-card"&gt;</w:t>
-      </w:r>
-    </w:p>
-    <w:p>
-      <w:pPr>
-        <w:pStyle w:val="LISTINGBODY"/>
-      </w:pPr>
-      <w:r>
-        <w:t xml:space="preserve">          &lt;p className="section-number"&gt;02&lt;/p&gt;</w:t>
-      </w:r>
-    </w:p>
-    <w:p>
-      <w:pPr>
-        <w:pStyle w:val="LISTINGBODY"/>
-      </w:pPr>
-      <w:r>
-        <w:t xml:space="preserve">          &lt;h2&gt;Приключение для вашей компании&lt;/h2&gt;</w:t>
-      </w:r>
-    </w:p>
-    <w:p>
-      <w:pPr>
-        <w:pStyle w:val="LISTINGBODY"/>
-      </w:pPr>
-      <w:r>
-        <w:t xml:space="preserve">          &lt;p className="entity-name"&gt;Ваш ход&lt;/p&gt;</w:t>
-      </w:r>
-    </w:p>
-    <w:p>
-      <w:pPr>
-        <w:pStyle w:val="LISTINGBODY"/>
-      </w:pPr>
-      <w:r>
-        <w:t xml:space="preserve">          &lt;p&gt;</w:t>
-      </w:r>
-    </w:p>
-    <w:p>
-      <w:pPr>
-        <w:pStyle w:val="LISTINGBODY"/>
-      </w:pPr>
-      <w:r>
+        <w:t xml:space="preserve">        &lt;article </w:t>
+      </w:r>
+      <w:proofErr w:type="spellStart"/>
+      <w:r>
+        <w:t>className</w:t>
+      </w:r>
+      <w:proofErr w:type="spellEnd"/>
+      <w:r>
+        <w:t>="about-card"&gt;</w:t>
+      </w:r>
+    </w:p>
+    <w:p>
+      <w:pPr>
+        <w:pStyle w:val="LISTINGBODY"/>
+      </w:pPr>
+      <w:r>
+        <w:t xml:space="preserve">          &lt;p </w:t>
+      </w:r>
+      <w:proofErr w:type="spellStart"/>
+      <w:r>
+        <w:t>className</w:t>
+      </w:r>
+      <w:proofErr w:type="spellEnd"/>
+      <w:r>
+        <w:t>="section-number"&gt;02&lt;/p&gt;</w:t>
+      </w:r>
+    </w:p>
+    <w:p>
+      <w:pPr>
+        <w:pStyle w:val="LISTINGBODY"/>
+        <w:rPr>
+          <w:lang w:val="ru-RU"/>
+        </w:rPr>
+      </w:pPr>
+      <w:r>
+        <w:t xml:space="preserve">          </w:t>
+      </w:r>
+      <w:r>
+        <w:rPr>
+          <w:lang w:val="ru-RU"/>
+        </w:rPr>
+        <w:t>&lt;</w:t>
+      </w:r>
+      <w:r>
+        <w:t>h</w:t>
+      </w:r>
+      <w:proofErr w:type="gramStart"/>
+      <w:r>
+        <w:rPr>
+          <w:lang w:val="ru-RU"/>
+        </w:rPr>
+        <w:t>2&gt;Приключение</w:t>
+      </w:r>
+      <w:proofErr w:type="gramEnd"/>
+      <w:r>
+        <w:rPr>
+          <w:lang w:val="ru-RU"/>
+        </w:rPr>
+        <w:t xml:space="preserve"> для вашей компании&lt;/</w:t>
+      </w:r>
+      <w:r>
+        <w:t>h</w:t>
+      </w:r>
+      <w:r>
+        <w:rPr>
+          <w:lang w:val="ru-RU"/>
+        </w:rPr>
+        <w:t>2&gt;</w:t>
+      </w:r>
+    </w:p>
+    <w:p>
+      <w:pPr>
+        <w:pStyle w:val="LISTINGBODY"/>
+      </w:pPr>
+      <w:r>
+        <w:rPr>
+          <w:lang w:val="ru-RU"/>
+        </w:rPr>
+        <w:t xml:space="preserve">          </w:t>
+      </w:r>
+      <w:r>
+        <w:t xml:space="preserve">&lt;p </w:t>
+      </w:r>
+      <w:proofErr w:type="spellStart"/>
+      <w:r>
+        <w:t>className</w:t>
+      </w:r>
+      <w:proofErr w:type="spellEnd"/>
+      <w:r>
+        <w:t>="entity-name"&gt;</w:t>
+      </w:r>
+      <w:proofErr w:type="spellStart"/>
+      <w:r>
+        <w:t>Ваш</w:t>
+      </w:r>
+      <w:proofErr w:type="spellEnd"/>
+      <w:r>
+        <w:t xml:space="preserve"> </w:t>
+      </w:r>
+      <w:proofErr w:type="spellStart"/>
+      <w:r>
+        <w:t>ход</w:t>
+      </w:r>
+      <w:proofErr w:type="spellEnd"/>
+      <w:r>
+        <w:t>&lt;/p&gt;</w:t>
+      </w:r>
+    </w:p>
+    <w:p>
+      <w:pPr>
+        <w:pStyle w:val="LISTINGBODY"/>
+        <w:rPr>
+          <w:lang w:val="ru-RU"/>
+        </w:rPr>
+      </w:pPr>
+      <w:r>
+        <w:t xml:space="preserve">          </w:t>
+      </w:r>
+      <w:r>
+        <w:rPr>
+          <w:lang w:val="ru-RU"/>
+        </w:rPr>
+        <w:t>&lt;</w:t>
+      </w:r>
+      <w:r>
+        <w:t>p</w:t>
+      </w:r>
+      <w:r>
+        <w:rPr>
+          <w:lang w:val="ru-RU"/>
+        </w:rPr>
+        <w:t>&gt;</w:t>
+      </w:r>
+    </w:p>
+    <w:p>
+      <w:pPr>
+        <w:pStyle w:val="LISTINGBODY"/>
+        <w:rPr>
+          <w:lang w:val="ru-RU"/>
+        </w:rPr>
+      </w:pPr>
+      <w:r>
+        <w:rPr>
+          <w:lang w:val="ru-RU"/>
+        </w:rPr>
         <w:t xml:space="preserve">            Выбирайте камерную загадку для двоих, семейное приключение или</w:t>
       </w:r>
     </w:p>
     <w:p>
       <w:pPr>
         <w:pStyle w:val="LISTINGBODY"/>
-      </w:pPr>
-      <w:r>
+        <w:rPr>
+          <w:lang w:val="ru-RU"/>
+        </w:rPr>
+      </w:pPr>
+      <w:r>
+        <w:rPr>
+          <w:lang w:val="ru-RU"/>
+        </w:rPr>
         <w:t xml:space="preserve">            напряжённую игру для большой компании друзей.</w:t>
       </w:r>
     </w:p>
@@ -5110,7 +6947,13 @@
         <w:pStyle w:val="LISTINGBODY"/>
       </w:pPr>
       <w:r>
-        <w:t xml:space="preserve">          &lt;/p&gt;</w:t>
+        <w:rPr>
+          <w:lang w:val="ru-RU"/>
+        </w:rPr>
+        <w:t xml:space="preserve">          </w:t>
+      </w:r>
+      <w:r>
+        <w:t>&lt;/p&gt;</w:t>
       </w:r>
     </w:p>
     <w:p>
@@ -5131,47 +6974,167 @@
         <w:pStyle w:val="LISTINGBODY"/>
       </w:pPr>
       <w:r>
-        <w:t xml:space="preserve">        &lt;article className="about-card"&gt;</w:t>
-      </w:r>
-    </w:p>
-    <w:p>
-      <w:pPr>
-        <w:pStyle w:val="LISTINGBODY"/>
-      </w:pPr>
-      <w:r>
-        <w:t xml:space="preserve">          &lt;p className="section-number"&gt;03&lt;/p&gt;</w:t>
-      </w:r>
-    </w:p>
-    <w:p>
-      <w:pPr>
-        <w:pStyle w:val="LISTINGBODY"/>
-      </w:pPr>
-      <w:r>
-        <w:t xml:space="preserve">          &lt;h2&gt;На что обратить внимание&lt;/h2&gt;</w:t>
-      </w:r>
-    </w:p>
-    <w:p>
-      <w:pPr>
-        <w:pStyle w:val="LISTINGBODY"/>
-      </w:pPr>
-      <w:r>
-        <w:t xml:space="preserve">          &lt;ul className="section-list"&gt;</w:t>
-      </w:r>
-    </w:p>
-    <w:p>
-      <w:pPr>
-        <w:pStyle w:val="LISTINGBODY"/>
-      </w:pPr>
-      <w:r>
-        <w:t xml:space="preserve">            {/* Текст пункта уникален, поэтому используется как стабильный key. */}</w:t>
-      </w:r>
-    </w:p>
-    <w:p>
-      <w:pPr>
-        <w:pStyle w:val="LISTINGBODY"/>
-      </w:pPr>
-      <w:r>
-        <w:t xml:space="preserve">            {selectionTips.map((tip) =&gt; (</w:t>
+        <w:t xml:space="preserve">        &lt;article </w:t>
+      </w:r>
+      <w:proofErr w:type="spellStart"/>
+      <w:r>
+        <w:t>className</w:t>
+      </w:r>
+      <w:proofErr w:type="spellEnd"/>
+      <w:r>
+        <w:t>="about-card"&gt;</w:t>
+      </w:r>
+    </w:p>
+    <w:p>
+      <w:pPr>
+        <w:pStyle w:val="LISTINGBODY"/>
+      </w:pPr>
+      <w:r>
+        <w:t xml:space="preserve">          &lt;p </w:t>
+      </w:r>
+      <w:proofErr w:type="spellStart"/>
+      <w:r>
+        <w:t>className</w:t>
+      </w:r>
+      <w:proofErr w:type="spellEnd"/>
+      <w:r>
+        <w:t>="section-number"&gt;03&lt;/p&gt;</w:t>
+      </w:r>
+    </w:p>
+    <w:p>
+      <w:pPr>
+        <w:pStyle w:val="LISTINGBODY"/>
+        <w:rPr>
+          <w:lang w:val="ru-RU"/>
+        </w:rPr>
+      </w:pPr>
+      <w:r>
+        <w:t xml:space="preserve">          </w:t>
+      </w:r>
+      <w:r>
+        <w:rPr>
+          <w:lang w:val="ru-RU"/>
+        </w:rPr>
+        <w:t>&lt;</w:t>
+      </w:r>
+      <w:r>
+        <w:t>h</w:t>
+      </w:r>
+      <w:proofErr w:type="gramStart"/>
+      <w:r>
+        <w:rPr>
+          <w:lang w:val="ru-RU"/>
+        </w:rPr>
+        <w:t>2&gt;На</w:t>
+      </w:r>
+      <w:proofErr w:type="gramEnd"/>
+      <w:r>
+        <w:rPr>
+          <w:lang w:val="ru-RU"/>
+        </w:rPr>
+        <w:t xml:space="preserve"> что обратить внимание&lt;/</w:t>
+      </w:r>
+      <w:r>
+        <w:t>h</w:t>
+      </w:r>
+      <w:r>
+        <w:rPr>
+          <w:lang w:val="ru-RU"/>
+        </w:rPr>
+        <w:t>2&gt;</w:t>
+      </w:r>
+    </w:p>
+    <w:p>
+      <w:pPr>
+        <w:pStyle w:val="LISTINGBODY"/>
+        <w:rPr>
+          <w:lang w:val="ru-RU"/>
+        </w:rPr>
+      </w:pPr>
+      <w:r>
+        <w:rPr>
+          <w:lang w:val="ru-RU"/>
+        </w:rPr>
+        <w:t xml:space="preserve">          &lt;</w:t>
+      </w:r>
+      <w:proofErr w:type="spellStart"/>
+      <w:r>
+        <w:t>ul</w:t>
+      </w:r>
+      <w:proofErr w:type="spellEnd"/>
+      <w:r>
+        <w:rPr>
+          <w:lang w:val="ru-RU"/>
+        </w:rPr>
+        <w:t xml:space="preserve"> </w:t>
+      </w:r>
+      <w:proofErr w:type="spellStart"/>
+      <w:r>
+        <w:t>className</w:t>
+      </w:r>
+      <w:proofErr w:type="spellEnd"/>
+      <w:r>
+        <w:rPr>
+          <w:lang w:val="ru-RU"/>
+        </w:rPr>
+        <w:t>="</w:t>
+      </w:r>
+      <w:r>
+        <w:t>section</w:t>
+      </w:r>
+      <w:r>
+        <w:rPr>
+          <w:lang w:val="ru-RU"/>
+        </w:rPr>
+        <w:t>-</w:t>
+      </w:r>
+      <w:r>
+        <w:t>list</w:t>
+      </w:r>
+      <w:r>
+        <w:rPr>
+          <w:lang w:val="ru-RU"/>
+        </w:rPr>
+        <w:t>"&gt;</w:t>
+      </w:r>
+    </w:p>
+    <w:p>
+      <w:pPr>
+        <w:pStyle w:val="LISTINGBODY"/>
+      </w:pPr>
+      <w:r>
+        <w:rPr>
+          <w:lang w:val="ru-RU"/>
+        </w:rPr>
+        <w:t xml:space="preserve">            {/* Текст пункта уникален, поэтому используется как стабильный </w:t>
+      </w:r>
+      <w:r>
+        <w:t>key</w:t>
+      </w:r>
+      <w:r>
+        <w:rPr>
+          <w:lang w:val="ru-RU"/>
+        </w:rPr>
+        <w:t xml:space="preserve">. </w:t>
+      </w:r>
+      <w:r>
+        <w:t>*/}</w:t>
+      </w:r>
+    </w:p>
+    <w:p>
+      <w:pPr>
+        <w:pStyle w:val="LISTINGBODY"/>
+      </w:pPr>
+      <w:r>
+        <w:t xml:space="preserve">            {</w:t>
+      </w:r>
+      <w:proofErr w:type="spellStart"/>
+      <w:r>
+        <w:t>selectionTips.map</w:t>
+      </w:r>
+      <w:proofErr w:type="spellEnd"/>
+      <w:r>
+        <w:t>((tip) =&gt; (</w:t>
       </w:r>
     </w:p>
     <w:p>
@@ -5195,7 +7158,15 @@
         <w:pStyle w:val="LISTINGBODY"/>
       </w:pPr>
       <w:r>
-        <w:t xml:space="preserve">          &lt;/ul&gt;</w:t>
+        <w:t xml:space="preserve">          &lt;/</w:t>
+      </w:r>
+      <w:proofErr w:type="spellStart"/>
+      <w:r>
+        <w:t>ul</w:t>
+      </w:r>
+      <w:proofErr w:type="spellEnd"/>
+      <w:r>
+        <w:t>&gt;</w:t>
       </w:r>
     </w:p>
     <w:p>
@@ -5225,24 +7196,69 @@
         <w:pStyle w:val="LISTINGBODY"/>
       </w:pPr>
       <w:r>
-        <w:t xml:space="preserve">      &lt;footer className="about-footer container"&gt;</w:t>
-      </w:r>
-    </w:p>
-    <w:p>
-      <w:pPr>
-        <w:pStyle w:val="LISTINGBODY"/>
-      </w:pPr>
-      <w:r>
-        <w:t xml:space="preserve">        &lt;Link className="text-link" href="/"&gt;</w:t>
-      </w:r>
-    </w:p>
-    <w:p>
-      <w:pPr>
-        <w:pStyle w:val="LISTINGBODY"/>
-      </w:pPr>
-      <w:r>
-        <w:t xml:space="preserve">          &lt;span aria-hidden="true"&gt;←&lt;/span&gt; Вернуться на главную</w:t>
-      </w:r>
+        <w:t xml:space="preserve">      &lt;footer </w:t>
+      </w:r>
+      <w:proofErr w:type="spellStart"/>
+      <w:r>
+        <w:t>className</w:t>
+      </w:r>
+      <w:proofErr w:type="spellEnd"/>
+      <w:r>
+        <w:t>="about-footer container"&gt;</w:t>
+      </w:r>
+    </w:p>
+    <w:p>
+      <w:pPr>
+        <w:pStyle w:val="LISTINGBODY"/>
+      </w:pPr>
+      <w:r>
+        <w:t xml:space="preserve">        &lt;Link </w:t>
+      </w:r>
+      <w:proofErr w:type="spellStart"/>
+      <w:r>
+        <w:t>className</w:t>
+      </w:r>
+      <w:proofErr w:type="spellEnd"/>
+      <w:r>
+        <w:t xml:space="preserve">="text-link" </w:t>
+      </w:r>
+      <w:proofErr w:type="spellStart"/>
+      <w:r>
+        <w:t>href</w:t>
+      </w:r>
+      <w:proofErr w:type="spellEnd"/>
+      <w:r>
+        <w:t>="/"&gt;</w:t>
+      </w:r>
+    </w:p>
+    <w:p>
+      <w:pPr>
+        <w:pStyle w:val="LISTINGBODY"/>
+      </w:pPr>
+      <w:r>
+        <w:t xml:space="preserve">          &lt;span aria-hidden="true"&gt;←&lt;/span&gt; </w:t>
+      </w:r>
+      <w:proofErr w:type="spellStart"/>
+      <w:r>
+        <w:t>Вернуться</w:t>
+      </w:r>
+      <w:proofErr w:type="spellEnd"/>
+      <w:r>
+        <w:t xml:space="preserve"> </w:t>
+      </w:r>
+      <w:proofErr w:type="spellStart"/>
+      <w:r>
+        <w:t>на</w:t>
+      </w:r>
+      <w:proofErr w:type="spellEnd"/>
+      <w:r>
+        <w:t xml:space="preserve"> </w:t>
+      </w:r>
+      <w:proofErr w:type="spellStart"/>
+      <w:r>
+        <w:t>главную</w:t>
+      </w:r>
+      <w:proofErr w:type="spellEnd"/>
     </w:p>
     <w:p>
       <w:pPr>
